--- a/Research Proposal.docx
+++ b/Research Proposal.docx
@@ -1,6 +1,6 @@
 
 <file path=word/document.xml><?xml version="1.0" encoding="utf-8"?>
-<w:document xmlns:wpc="http://schemas.microsoft.com/office/word/2010/wordprocessingCanvas" xmlns:cx="http://schemas.microsoft.com/office/drawing/2014/chartex" xmlns:cx1="http://schemas.microsoft.com/office/drawing/2015/9/8/chartex" xmlns:cx2="http://schemas.microsoft.com/office/drawing/2015/10/21/chartex" xmlns:cx3="http://schemas.microsoft.com/office/drawing/2016/5/9/chartex" xmlns:cx4="http://schemas.microsoft.com/office/drawing/2016/5/10/chartex" xmlns:cx5="http://schemas.microsoft.com/office/drawing/2016/5/11/chartex" xmlns:cx6="http://schemas.microsoft.com/office/drawing/2016/5/12/chartex" xmlns:cx7="http://schemas.microsoft.com/office/drawing/2016/5/13/chartex" xmlns:cx8="http://schemas.microsoft.com/office/drawing/2016/5/14/chartex" xmlns:mc="http://schemas.openxmlformats.org/markup-compatibility/2006" xmlns:aink="http://schemas.microsoft.com/office/drawing/2016/ink" xmlns:am3d="http://schemas.microsoft.com/office/drawing/2017/model3d" xmlns:o="urn:schemas-microsoft-com:office:office" xmlns:oel="http://schemas.microsoft.com/office/2019/extlst" xmlns:r="http://schemas.openxmlformats.org/officeDocument/2006/relationships" xmlns:m="http://schemas.openxmlformats.org/officeDocument/2006/math" xmlns:v="urn:schemas-microsoft-com:vml" xmlns:wp14="http://schemas.microsoft.com/office/word/2010/wordprocessingDrawing" xmlns:wp="http://schemas.openxmlformats.org/drawingml/2006/wordprocessingDrawing" xmlns:w10="urn:schemas-microsoft-com:office:word" xmlns:w="http://schemas.openxmlformats.org/wordprocessingml/2006/main" xmlns:w14="http://schemas.microsoft.com/office/word/2010/wordml" xmlns:w15="http://schemas.microsoft.com/office/word/2012/wordml" xmlns:w16cex="http://schemas.microsoft.com/office/word/2018/wordml/cex" xmlns:w16cid="http://schemas.microsoft.com/office/word/2016/wordml/cid" xmlns:w16="http://schemas.microsoft.com/office/word/2018/wordml" xmlns:w16du="http://schemas.microsoft.com/office/word/2023/wordml/word16du" xmlns:w16sdtdh="http://schemas.microsoft.com/office/word/2020/wordml/sdtdatahash" xmlns:w16sdtfl="http://schemas.microsoft.com/office/word/2024/wordml/sdtformatlock" xmlns:w16se="http://schemas.microsoft.com/office/word/2015/wordml/symex" xmlns:wpg="http://schemas.microsoft.com/office/word/2010/wordprocessingGroup" xmlns:wpi="http://schemas.microsoft.com/office/word/2010/wordprocessingInk" xmlns:wne="http://schemas.microsoft.com/office/word/2006/wordml" xmlns:wps="http://schemas.microsoft.com/office/word/2010/wordprocessingShape" mc:Ignorable="w14 w15 w16se w16cid w16 w16cex w16sdtdh w16sdtfl w16du wp14">
+<w:document xmlns:wpc="http://schemas.microsoft.com/office/word/2010/wordprocessingCanvas" xmlns:cx="http://schemas.microsoft.com/office/drawing/2014/chartex" xmlns:cx1="http://schemas.microsoft.com/office/drawing/2015/9/8/chartex" xmlns:cx2="http://schemas.microsoft.com/office/drawing/2015/10/21/chartex" xmlns:cx3="http://schemas.microsoft.com/office/drawing/2016/5/9/chartex" xmlns:cx4="http://schemas.microsoft.com/office/drawing/2016/5/10/chartex" xmlns:cx5="http://schemas.microsoft.com/office/drawing/2016/5/11/chartex" xmlns:cx6="http://schemas.microsoft.com/office/drawing/2016/5/12/chartex" xmlns:cx7="http://schemas.microsoft.com/office/drawing/2016/5/13/chartex" xmlns:cx8="http://schemas.microsoft.com/office/drawing/2016/5/14/chartex" xmlns:mc="http://schemas.openxmlformats.org/markup-compatibility/2006" xmlns:aink="http://schemas.microsoft.com/office/drawing/2016/ink" xmlns:am3d="http://schemas.microsoft.com/office/drawing/2017/model3d" xmlns:o="urn:schemas-microsoft-com:office:office" xmlns:oel="http://schemas.microsoft.com/office/2019/extlst" xmlns:r="http://schemas.openxmlformats.org/officeDocument/2006/relationships" xmlns:m="http://schemas.openxmlformats.org/officeDocument/2006/math" xmlns:v="urn:schemas-microsoft-com:vml" xmlns:wp14="http://schemas.microsoft.com/office/word/2010/wordprocessingDrawing" xmlns:wp="http://schemas.openxmlformats.org/drawingml/2006/wordprocessingDrawing" xmlns:w10="urn:schemas-microsoft-com:office:word" xmlns:w="http://schemas.openxmlformats.org/wordprocessingml/2006/main" xmlns:w14="http://schemas.microsoft.com/office/word/2010/wordml" xmlns:w15="http://schemas.microsoft.com/office/word/2012/wordml" xmlns:w16cei="http://schemas.microsoft.com/office/word/2026/wordml/cei" xmlns:w16cex="http://schemas.microsoft.com/office/word/2018/wordml/cex" xmlns:w16cid="http://schemas.microsoft.com/office/word/2016/wordml/cid" xmlns:w16="http://schemas.microsoft.com/office/word/2018/wordml" xmlns:w16du="http://schemas.microsoft.com/office/word/2023/wordml/word16du" xmlns:w16sdtdh="http://schemas.microsoft.com/office/word/2020/wordml/sdtdatahash" xmlns:w16sdtfl="http://schemas.microsoft.com/office/word/2024/wordml/sdtformatlock" xmlns:w16se="http://schemas.microsoft.com/office/word/2015/wordml/symex" xmlns:wpg="http://schemas.microsoft.com/office/word/2010/wordprocessingGroup" xmlns:wpi="http://schemas.microsoft.com/office/word/2010/wordprocessingInk" xmlns:wne="http://schemas.microsoft.com/office/word/2006/wordml" xmlns:wps="http://schemas.microsoft.com/office/word/2010/wordprocessingShape" mc:Ignorable="w14 w15 w16se w16cid w16 w16cex w16sdtdh w16sdtfl w16du wp14">
   <w:body>
     <w:p>
       <w:pPr>
@@ -172,33 +172,11 @@
           <w:lang w:val="en-GB"/>
         </w:rPr>
       </w:pPr>
-      <w:proofErr w:type="spellStart"/>
-      <w:r>
-        <w:rPr>
-          <w:lang w:val="en-GB"/>
-        </w:rPr>
-        <w:t>RetrievalScore</w:t>
-      </w:r>
-      <w:proofErr w:type="spellEnd"/>
-      <w:r>
-        <w:rPr>
-          <w:lang w:val="en-GB"/>
-        </w:rPr>
-        <w:t>(m) = Similarity(</w:t>
-      </w:r>
-      <w:proofErr w:type="spellStart"/>
-      <w:r>
-        <w:rPr>
-          <w:lang w:val="en-GB"/>
-        </w:rPr>
-        <w:t>current_context</w:t>
-      </w:r>
-      <w:proofErr w:type="spellEnd"/>
-      <w:r>
-        <w:rPr>
-          <w:lang w:val="en-GB"/>
-        </w:rPr>
-        <w:t>, m)</w:t>
+      <w:r>
+        <w:rPr>
+          <w:lang w:val="en-GB"/>
+        </w:rPr>
+        <w:t>RetrievalScore(m) = Similarity(current_context, m)</w:t>
       </w:r>
     </w:p>
     <w:p>
@@ -227,47 +205,11 @@
           <w:lang w:val="en-GB"/>
         </w:rPr>
       </w:pPr>
-      <w:proofErr w:type="spellStart"/>
-      <w:r>
-        <w:rPr>
-          <w:lang w:val="en-GB"/>
-        </w:rPr>
-        <w:t>RetrievalScore</w:t>
-      </w:r>
-      <w:proofErr w:type="spellEnd"/>
-      <w:r>
-        <w:rPr>
-          <w:lang w:val="en-GB"/>
-        </w:rPr>
-        <w:t>(m) = 0.7 * Similarity(</w:t>
-      </w:r>
-      <w:proofErr w:type="spellStart"/>
-      <w:r>
-        <w:rPr>
-          <w:lang w:val="en-GB"/>
-        </w:rPr>
-        <w:t>current_context</w:t>
-      </w:r>
-      <w:proofErr w:type="spellEnd"/>
-      <w:r>
-        <w:rPr>
-          <w:lang w:val="en-GB"/>
-        </w:rPr>
-        <w:t xml:space="preserve">, m) + 0.3 * </w:t>
-      </w:r>
-      <w:proofErr w:type="spellStart"/>
-      <w:r>
-        <w:rPr>
-          <w:lang w:val="en-GB"/>
-        </w:rPr>
-        <w:t>NormalizedRuleImportance</w:t>
-      </w:r>
-      <w:proofErr w:type="spellEnd"/>
-      <w:r>
-        <w:rPr>
-          <w:lang w:val="en-GB"/>
-        </w:rPr>
-        <w:t>(m)</w:t>
+      <w:r>
+        <w:rPr>
+          <w:lang w:val="en-GB"/>
+        </w:rPr>
+        <w:t>RetrievalScore(m) = 0.7 * Similarity(current_context, m) + 0.3 * NormalizedRuleImportance(m)</w:t>
       </w:r>
     </w:p>
     <w:p>
@@ -296,47 +238,11 @@
           <w:lang w:val="en-GB"/>
         </w:rPr>
       </w:pPr>
-      <w:proofErr w:type="spellStart"/>
-      <w:r>
-        <w:rPr>
-          <w:lang w:val="en-GB"/>
-        </w:rPr>
-        <w:t>RetrievalScore</w:t>
-      </w:r>
-      <w:proofErr w:type="spellEnd"/>
-      <w:r>
-        <w:rPr>
-          <w:lang w:val="en-GB"/>
-        </w:rPr>
-        <w:t>(m) = 0.7 * Similarity(</w:t>
-      </w:r>
-      <w:proofErr w:type="spellStart"/>
-      <w:r>
-        <w:rPr>
-          <w:lang w:val="en-GB"/>
-        </w:rPr>
-        <w:t>current_context</w:t>
-      </w:r>
-      <w:proofErr w:type="spellEnd"/>
-      <w:r>
-        <w:rPr>
-          <w:lang w:val="en-GB"/>
-        </w:rPr>
-        <w:t xml:space="preserve">, m) + 0.3 * </w:t>
-      </w:r>
-      <w:proofErr w:type="spellStart"/>
-      <w:r>
-        <w:rPr>
-          <w:lang w:val="en-GB"/>
-        </w:rPr>
-        <w:t>NormalizedModelImportance</w:t>
-      </w:r>
-      <w:proofErr w:type="spellEnd"/>
-      <w:r>
-        <w:rPr>
-          <w:lang w:val="en-GB"/>
-        </w:rPr>
-        <w:t>(m)</w:t>
+      <w:r>
+        <w:rPr>
+          <w:lang w:val="en-GB"/>
+        </w:rPr>
+        <w:t>RetrievalScore(m) = 0.7 * Similarity(current_context, m) + 0.3 * NormalizedModelImportance(m)</w:t>
       </w:r>
     </w:p>
     <w:p>
@@ -852,14 +758,27 @@
         <w:rPr>
           <w:lang w:val="en-GB"/>
         </w:rPr>
-        <w:t xml:space="preserve">  "event": "Player defeated </w:t>
-      </w:r>
-      <w:r>
-        <w:rPr>
-          <w:rFonts w:hint="eastAsia"/>
-          <w:lang w:val="en-GB"/>
-        </w:rPr>
-        <w:t>guard</w:t>
+        <w:t xml:space="preserve">  "</w:t>
+      </w:r>
+      <w:r>
+        <w:rPr>
+          <w:rFonts w:hint="eastAsia"/>
+          <w:lang w:val="en-GB"/>
+        </w:rPr>
+        <w:t>BattleId</w:t>
+      </w:r>
+      <w:r>
+        <w:rPr>
+          <w:lang w:val="en-GB"/>
+        </w:rPr>
+        <w:t>": "</w:t>
+      </w:r>
+      <w:r>
+        <w:rPr>
+          <w:rFonts w:hint="eastAsia"/>
+          <w:lang w:val="en-GB"/>
+        </w:rPr>
+        <w:t>1</w:t>
       </w:r>
       <w:r>
         <w:rPr>
@@ -882,19 +801,31 @@
         <w:lastRenderedPageBreak/>
         <w:t xml:space="preserve">  "</w:t>
       </w:r>
-      <w:proofErr w:type="spellStart"/>
-      <w:r>
-        <w:rPr>
-          <w:lang w:val="en-GB"/>
-        </w:rPr>
-        <w:t>eventType</w:t>
-      </w:r>
-      <w:proofErr w:type="spellEnd"/>
-      <w:r>
-        <w:rPr>
-          <w:lang w:val="en-GB"/>
-        </w:rPr>
-        <w:t>": "Combat",</w:t>
+      <w:r>
+        <w:rPr>
+          <w:rFonts w:hint="eastAsia"/>
+          <w:lang w:val="en-GB"/>
+        </w:rPr>
+        <w:t>Category</w:t>
+      </w:r>
+      <w:r>
+        <w:rPr>
+          <w:lang w:val="en-GB"/>
+        </w:rPr>
+        <w:t>": "Combat</w:t>
+      </w:r>
+      <w:r>
+        <w:rPr>
+          <w:rFonts w:hint="eastAsia"/>
+          <w:lang w:val="en-GB"/>
+        </w:rPr>
+        <w:t>Pattern</w:t>
+      </w:r>
+      <w:r>
+        <w:rPr>
+          <w:lang w:val="en-GB"/>
+        </w:rPr>
+        <w:t>",</w:t>
       </w:r>
     </w:p>
     <w:p>
@@ -910,19 +841,51 @@
         </w:rPr>
         <w:t xml:space="preserve">  "</w:t>
       </w:r>
-      <w:proofErr w:type="spellStart"/>
-      <w:r>
-        <w:rPr>
-          <w:lang w:val="en-GB"/>
-        </w:rPr>
-        <w:t>relatedCharacter</w:t>
-      </w:r>
-      <w:proofErr w:type="spellEnd"/>
-      <w:r>
-        <w:rPr>
-          <w:lang w:val="en-GB"/>
-        </w:rPr>
-        <w:t>": "Captain Rowan",</w:t>
+      <w:r>
+        <w:rPr>
+          <w:rFonts w:hint="eastAsia"/>
+          <w:lang w:val="en-GB"/>
+        </w:rPr>
+        <w:t>Text</w:t>
+      </w:r>
+      <w:r>
+        <w:rPr>
+          <w:lang w:val="en-GB"/>
+        </w:rPr>
+        <w:t>”</w:t>
+      </w:r>
+      <w:r>
+        <w:rPr>
+          <w:rFonts w:hint="eastAsia"/>
+          <w:lang w:val="en-GB"/>
+        </w:rPr>
+        <w:t xml:space="preserve">: </w:t>
+      </w:r>
+      <w:r>
+        <w:rPr>
+          <w:lang w:val="en-GB"/>
+        </w:rPr>
+        <w:t>“</w:t>
+      </w:r>
+      <w:r>
+        <w:rPr>
+          <w:rFonts w:hint="eastAsia"/>
+          <w:lang w:val="en-GB"/>
+        </w:rPr>
+        <w:t>player run out of cards, he is master of strategy</w:t>
+      </w:r>
+      <w:r>
+        <w:rPr>
+          <w:lang w:val="en-GB"/>
+        </w:rPr>
+        <w:t>”</w:t>
+      </w:r>
+      <w:r>
+        <w:rPr>
+          <w:rFonts w:hint="eastAsia"/>
+          <w:lang w:val="en-GB"/>
+        </w:rPr>
+        <w:t>,</w:t>
       </w:r>
     </w:p>
     <w:p>
@@ -934,115 +897,190 @@
       </w:pPr>
       <w:r>
         <w:rPr>
-          <w:lang w:val="en-GB"/>
-        </w:rPr>
-        <w:t xml:space="preserve">  "</w:t>
-      </w:r>
-      <w:proofErr w:type="spellStart"/>
-      <w:r>
-        <w:rPr>
-          <w:lang w:val="en-GB"/>
-        </w:rPr>
-        <w:t>relationToBoss</w:t>
-      </w:r>
-      <w:proofErr w:type="spellEnd"/>
-      <w:r>
-        <w:rPr>
-          <w:lang w:val="en-GB"/>
-        </w:rPr>
-        <w:t>": "</w:t>
-      </w:r>
-      <w:proofErr w:type="spellStart"/>
-      <w:r>
-        <w:rPr>
-          <w:lang w:val="en-GB"/>
-        </w:rPr>
-        <w:t>BossSubordinate</w:t>
-      </w:r>
-      <w:proofErr w:type="spellEnd"/>
-      <w:r>
-        <w:rPr>
-          <w:lang w:val="en-GB"/>
-        </w:rPr>
-        <w:t>",</w:t>
-      </w:r>
-    </w:p>
-    <w:p>
-      <w:pPr>
-        <w:ind w:firstLine="120"/>
-        <w:rPr>
-          <w:lang w:val="en-GB"/>
-        </w:rPr>
-      </w:pPr>
-      <w:r>
-        <w:rPr>
-          <w:lang w:val="en-GB"/>
-        </w:rPr>
-        <w:t xml:space="preserve">  "</w:t>
-      </w:r>
-      <w:proofErr w:type="spellStart"/>
-      <w:r>
-        <w:rPr>
-          <w:lang w:val="en-GB"/>
-        </w:rPr>
-        <w:t>narrativeRole</w:t>
-      </w:r>
-      <w:proofErr w:type="spellEnd"/>
-      <w:r>
-        <w:rPr>
-          <w:lang w:val="en-GB"/>
-        </w:rPr>
-        <w:t>": "</w:t>
-      </w:r>
-      <w:proofErr w:type="spellStart"/>
-      <w:r>
-        <w:rPr>
-          <w:lang w:val="en-GB"/>
-        </w:rPr>
-        <w:t>MainStory</w:t>
-      </w:r>
-      <w:proofErr w:type="spellEnd"/>
-      <w:r>
-        <w:rPr>
-          <w:lang w:val="en-GB"/>
-        </w:rPr>
-        <w:t>",</w:t>
-      </w:r>
-    </w:p>
-    <w:p>
-      <w:pPr>
-        <w:ind w:firstLine="120"/>
-        <w:rPr>
-          <w:lang w:val="en-GB"/>
-        </w:rPr>
-      </w:pPr>
-      <w:r>
-        <w:rPr>
-          <w:lang w:val="en-GB"/>
-        </w:rPr>
-        <w:t xml:space="preserve">  "timestamp": "Scene 2"</w:t>
-      </w:r>
-      <w:r>
-        <w:rPr>
-          <w:rFonts w:hint="eastAsia"/>
-          <w:lang w:val="en-GB"/>
-        </w:rPr>
-        <w:t>，</w:t>
-      </w:r>
-    </w:p>
-    <w:p>
-      <w:pPr>
-        <w:ind w:firstLine="120"/>
-        <w:rPr>
-          <w:lang w:val="en-GB"/>
-        </w:rPr>
-      </w:pPr>
-      <w:r>
-        <w:rPr>
-          <w:rFonts w:hint="eastAsia"/>
-          <w:lang w:val="en-GB"/>
-        </w:rPr>
-        <w:t xml:space="preserve">  “importance”：9</w:t>
+          <w:rFonts w:hint="eastAsia"/>
+          <w:lang w:val="en-GB"/>
+        </w:rPr>
+        <w:t xml:space="preserve">  </w:t>
+      </w:r>
+      <w:r>
+        <w:rPr>
+          <w:lang w:val="en-GB"/>
+        </w:rPr>
+        <w:t>“</w:t>
+      </w:r>
+      <w:r>
+        <w:rPr>
+          <w:rFonts w:hint="eastAsia"/>
+          <w:lang w:val="en-GB"/>
+        </w:rPr>
+        <w:t>RelatedContext</w:t>
+      </w:r>
+      <w:r>
+        <w:rPr>
+          <w:lang w:val="en-GB"/>
+        </w:rPr>
+        <w:t>”</w:t>
+      </w:r>
+      <w:r>
+        <w:rPr>
+          <w:rFonts w:hint="eastAsia"/>
+          <w:lang w:val="en-GB"/>
+        </w:rPr>
+        <w:t>: {</w:t>
+      </w:r>
+    </w:p>
+    <w:p>
+      <w:pPr>
+        <w:ind w:firstLine="420"/>
+        <w:rPr>
+          <w:lang w:val="en-GB"/>
+        </w:rPr>
+      </w:pPr>
+      <w:r>
+        <w:rPr>
+          <w:lang w:val="en-GB"/>
+        </w:rPr>
+        <w:tab/>
+        <w:t>“</w:t>
+      </w:r>
+      <w:r>
+        <w:rPr>
+          <w:rFonts w:hint="eastAsia"/>
+          <w:lang w:val="en-GB"/>
+        </w:rPr>
+        <w:t>choice</w:t>
+      </w:r>
+      <w:r>
+        <w:rPr>
+          <w:lang w:val="en-GB"/>
+        </w:rPr>
+        <w:t>”</w:t>
+      </w:r>
+      <w:r>
+        <w:rPr>
+          <w:rFonts w:hint="eastAsia"/>
+          <w:lang w:val="en-GB"/>
+        </w:rPr>
+        <w:t xml:space="preserve">: </w:t>
+      </w:r>
+      <w:r>
+        <w:rPr>
+          <w:lang w:val="en-GB"/>
+        </w:rPr>
+        <w:t>”</w:t>
+      </w:r>
+      <w:r>
+        <w:rPr>
+          <w:rFonts w:hint="eastAsia"/>
+          <w:lang w:val="en-GB"/>
+        </w:rPr>
+        <w:t>spare him</w:t>
+      </w:r>
+      <w:r>
+        <w:rPr>
+          <w:lang w:val="en-GB"/>
+        </w:rPr>
+        <w:t>”</w:t>
+      </w:r>
+      <w:r>
+        <w:rPr>
+          <w:rFonts w:hint="eastAsia"/>
+          <w:lang w:val="en-GB"/>
+        </w:rPr>
+        <w:t>,</w:t>
+      </w:r>
+    </w:p>
+    <w:p>
+      <w:pPr>
+        <w:ind w:firstLine="420"/>
+        <w:rPr>
+          <w:lang w:val="en-GB"/>
+        </w:rPr>
+      </w:pPr>
+      <w:r>
+        <w:rPr>
+          <w:lang w:val="en-GB"/>
+        </w:rPr>
+        <w:tab/>
+        <w:t>“</w:t>
+      </w:r>
+      <w:r>
+        <w:rPr>
+          <w:rFonts w:hint="eastAsia"/>
+          <w:lang w:val="en-GB"/>
+        </w:rPr>
+        <w:t>TurnUsed</w:t>
+      </w:r>
+      <w:r>
+        <w:rPr>
+          <w:lang w:val="en-GB"/>
+        </w:rPr>
+        <w:t>”</w:t>
+      </w:r>
+      <w:r>
+        <w:rPr>
+          <w:rFonts w:hint="eastAsia"/>
+          <w:lang w:val="en-GB"/>
+        </w:rPr>
+        <w:t xml:space="preserve">: </w:t>
+      </w:r>
+      <w:r>
+        <w:rPr>
+          <w:lang w:val="en-GB"/>
+        </w:rPr>
+        <w:t>“</w:t>
+      </w:r>
+      <w:r>
+        <w:rPr>
+          <w:rFonts w:hint="eastAsia"/>
+          <w:lang w:val="en-GB"/>
+        </w:rPr>
+        <w:t>5</w:t>
+      </w:r>
+      <w:r>
+        <w:rPr>
+          <w:lang w:val="en-GB"/>
+        </w:rPr>
+        <w:t>”</w:t>
+      </w:r>
+      <w:r>
+        <w:rPr>
+          <w:rFonts w:hint="eastAsia"/>
+          <w:lang w:val="en-GB"/>
+        </w:rPr>
+        <w:t>,</w:t>
+      </w:r>
+    </w:p>
+    <w:p>
+      <w:pPr>
+        <w:ind w:firstLine="420"/>
+        <w:rPr>
+          <w:rFonts w:hint="eastAsia"/>
+          <w:lang w:val="en-GB"/>
+        </w:rPr>
+      </w:pPr>
+      <w:r>
+        <w:rPr>
+          <w:lang w:val="en-GB"/>
+        </w:rPr>
+        <w:tab/>
+        <w:t>…</w:t>
+      </w:r>
+    </w:p>
+    <w:p>
+      <w:pPr>
+        <w:ind w:firstLine="420"/>
+        <w:rPr>
+          <w:rFonts w:hint="eastAsia"/>
+          <w:lang w:val="en-GB"/>
+        </w:rPr>
+      </w:pPr>
+      <w:r>
+        <w:rPr>
+          <w:rFonts w:hint="eastAsia"/>
+          <w:lang w:val="en-GB"/>
+        </w:rPr>
+        <w:t>}</w:t>
       </w:r>
     </w:p>
     <w:p>
@@ -1168,7 +1206,6 @@
                 <w:bCs/>
                 <w:lang w:val="en-GB"/>
               </w:rPr>
-              <w:lastRenderedPageBreak/>
               <w:t>Score</w:t>
             </w:r>
           </w:p>
@@ -1699,33 +1736,11 @@
           <w:lang w:val="en-GB"/>
         </w:rPr>
       </w:pPr>
-      <w:proofErr w:type="spellStart"/>
-      <w:r>
-        <w:rPr>
-          <w:lang w:val="en-GB"/>
-        </w:rPr>
-        <w:t>DecayedImportance</w:t>
-      </w:r>
-      <w:proofErr w:type="spellEnd"/>
-      <w:r>
-        <w:rPr>
-          <w:lang w:val="en-GB"/>
-        </w:rPr>
-        <w:t xml:space="preserve">(t) = </w:t>
-      </w:r>
-      <w:proofErr w:type="spellStart"/>
-      <w:r>
-        <w:rPr>
-          <w:lang w:val="en-GB"/>
-        </w:rPr>
-        <w:t>InitialImportance</w:t>
-      </w:r>
-      <w:proofErr w:type="spellEnd"/>
-      <w:r>
-        <w:rPr>
-          <w:lang w:val="en-GB"/>
-        </w:rPr>
-        <w:t xml:space="preserve"> * e^(-lambda * t)</w:t>
+      <w:r>
+        <w:rPr>
+          <w:lang w:val="en-GB"/>
+        </w:rPr>
+        <w:t>DecayedImportance(t) = InitialImportance * e^(-lambda * t)</w:t>
       </w:r>
     </w:p>
     <w:p>
@@ -2148,7 +2163,36 @@
           <w:rFonts w:hint="eastAsia"/>
           <w:lang w:val="fr-FR"/>
         </w:rPr>
-        <w:t>Game Scenes</w:t>
+        <w:t xml:space="preserve">Related </w:t>
+      </w:r>
+      <w:r>
+        <w:rPr>
+          <w:rFonts w:hint="eastAsia"/>
+          <w:lang w:val="fr-FR"/>
+        </w:rPr>
+        <w:t xml:space="preserve">Game </w:t>
+      </w:r>
+      <w:r>
+        <w:rPr>
+          <w:rFonts w:hint="eastAsia"/>
+          <w:lang w:val="fr-FR"/>
+        </w:rPr>
+        <w:t>Design</w:t>
+      </w:r>
+    </w:p>
+    <w:p>
+      <w:pPr>
+        <w:pStyle w:val="Heading2"/>
+        <w:rPr>
+          <w:lang w:val="fr-FR"/>
+        </w:rPr>
+      </w:pPr>
+      <w:r>
+        <w:rPr>
+          <w:rFonts w:hint="eastAsia"/>
+          <w:lang w:val="fr-FR"/>
+        </w:rPr>
+        <w:t>Boss Scenes</w:t>
       </w:r>
     </w:p>
     <w:p>
@@ -2201,55 +2245,1397 @@
         <w:rPr>
           <w:lang w:val="en-GB"/>
         </w:rPr>
+        <w:t>He is the Boss's inorganic creation, serving as the guardian of the snow mountain; he is devoid of emotion but utterly loyal.</w:t>
+      </w:r>
+    </w:p>
+    <w:p>
+      <w:pPr>
+        <w:rPr>
+          <w:lang w:val="en-GB"/>
+        </w:rPr>
+      </w:pPr>
+    </w:p>
+    <w:p>
+      <w:pPr>
+        <w:rPr>
+          <w:lang w:val="en-GB"/>
+        </w:rPr>
+      </w:pPr>
+      <w:r>
+        <w:rPr>
+          <w:rFonts w:hint="eastAsia"/>
+          <w:lang w:val="en-GB"/>
+        </w:rPr>
+        <w:lastRenderedPageBreak/>
+        <w:t>Scene2:</w:t>
+      </w:r>
+      <w:r>
+        <w:rPr>
+          <w:lang w:val="en-GB"/>
+        </w:rPr>
+        <w:t xml:space="preserve"> </w:t>
+      </w:r>
+      <w:r>
+        <w:rPr>
+          <w:lang w:val="en-GB"/>
+        </w:rPr>
+        <w:t>Captured</w:t>
+      </w:r>
+      <w:r>
+        <w:rPr>
+          <w:lang w:val="en-GB"/>
+        </w:rPr>
+        <w:t xml:space="preserve"> </w:t>
+      </w:r>
+      <w:r>
+        <w:rPr>
+          <w:rFonts w:hint="eastAsia"/>
+          <w:lang w:val="en-GB"/>
+        </w:rPr>
+        <w:t xml:space="preserve">&amp; </w:t>
+      </w:r>
+      <w:r>
+        <w:rPr>
+          <w:lang w:val="en-GB"/>
+        </w:rPr>
+        <w:t xml:space="preserve">Coerced </w:t>
+      </w:r>
+      <w:r>
+        <w:rPr>
+          <w:rFonts w:hint="eastAsia"/>
+          <w:lang w:val="en-GB"/>
+        </w:rPr>
+        <w:t>Ally</w:t>
+      </w:r>
+      <w:r>
+        <w:rPr>
+          <w:lang w:val="en-GB"/>
+        </w:rPr>
+        <w:t xml:space="preserve"> Member</w:t>
+      </w:r>
+    </w:p>
+    <w:p>
+      <w:pPr>
+        <w:rPr>
+          <w:lang w:val="en-GB"/>
+        </w:rPr>
+      </w:pPr>
+      <w:r>
+        <w:rPr>
+          <w:lang w:val="en-GB"/>
+        </w:rPr>
+        <w:t>The boss looked after his family, and he reluctantly helped guard the snow mountain.</w:t>
+      </w:r>
+    </w:p>
+    <w:p>
+      <w:pPr>
+        <w:rPr>
+          <w:lang w:val="en-GB"/>
+        </w:rPr>
+      </w:pPr>
+    </w:p>
+    <w:p>
+      <w:pPr>
+        <w:rPr>
+          <w:lang w:val="en-GB"/>
+        </w:rPr>
+      </w:pPr>
+      <w:r>
+        <w:rPr>
+          <w:rFonts w:hint="eastAsia"/>
+          <w:lang w:val="en-GB"/>
+        </w:rPr>
+        <w:t>Scene</w:t>
+      </w:r>
+      <w:r>
+        <w:rPr>
+          <w:rFonts w:hint="eastAsia"/>
+          <w:lang w:val="en-GB"/>
+        </w:rPr>
+        <w:t>3</w:t>
+      </w:r>
+      <w:r>
+        <w:rPr>
+          <w:rFonts w:hint="eastAsia"/>
+          <w:lang w:val="en-GB"/>
+        </w:rPr>
+        <w:t>:</w:t>
+      </w:r>
+      <w:r>
+        <w:rPr>
+          <w:lang w:val="en-GB"/>
+        </w:rPr>
+        <w:t xml:space="preserve"> </w:t>
+      </w:r>
+      <w:r>
+        <w:rPr>
+          <w:lang w:val="en-GB"/>
+        </w:rPr>
+        <w:t>Boss's Subordinate</w:t>
+      </w:r>
+    </w:p>
+    <w:p>
+      <w:pPr>
+        <w:rPr>
+          <w:lang w:val="en-GB"/>
+        </w:rPr>
+      </w:pPr>
+      <w:r>
+        <w:rPr>
+          <w:lang w:val="en-GB"/>
+        </w:rPr>
+        <w:t>The Boss's kinsmen, who acknowledge his wishes, are willing to assist him.</w:t>
+      </w:r>
+    </w:p>
+    <w:p>
+      <w:pPr>
+        <w:rPr>
+          <w:lang w:val="en-GB"/>
+        </w:rPr>
+      </w:pPr>
+    </w:p>
+    <w:p>
+      <w:pPr>
+        <w:pStyle w:val="Heading2"/>
+      </w:pPr>
+      <w:r>
+        <w:t>Boss Design</w:t>
+      </w:r>
+    </w:p>
+    <w:p/>
+    <w:p>
+      <w:r>
+        <w:rPr>
+          <w:rFonts w:hint="eastAsia"/>
+        </w:rPr>
+        <w:t>3 personalities to be guessed:</w:t>
+      </w:r>
+    </w:p>
+    <w:p/>
+    <w:tbl>
+      <w:tblPr>
+        <w:tblW w:w="0" w:type="auto"/>
+        <w:tblCellSpacing w:w="15" w:type="dxa"/>
+        <w:tblCellMar>
+          <w:top w:w="15" w:type="dxa"/>
+          <w:left w:w="15" w:type="dxa"/>
+          <w:bottom w:w="15" w:type="dxa"/>
+          <w:right w:w="15" w:type="dxa"/>
+        </w:tblCellMar>
+        <w:tblLook w:val="04A0" w:firstRow="1" w:lastRow="0" w:firstColumn="1" w:lastColumn="0" w:noHBand="0" w:noVBand="1"/>
+      </w:tblPr>
+      <w:tblGrid>
+        <w:gridCol w:w="1033"/>
+        <w:gridCol w:w="1978"/>
+        <w:gridCol w:w="1494"/>
+        <w:gridCol w:w="1806"/>
+        <w:gridCol w:w="1995"/>
+      </w:tblGrid>
+      <w:tr>
+        <w:trPr>
+          <w:tblHeader/>
+          <w:tblCellSpacing w:w="15" w:type="dxa"/>
+        </w:trPr>
+        <w:tc>
+          <w:tcPr>
+            <w:tcW w:w="0" w:type="auto"/>
+            <w:vAlign w:val="center"/>
+            <w:hideMark/>
+          </w:tcPr>
+          <w:p>
+            <w:pPr>
+              <w:rPr>
+                <w:b/>
+                <w:bCs/>
+                <w:lang w:val="en-GB"/>
+              </w:rPr>
+            </w:pPr>
+            <w:r>
+              <w:rPr>
+                <w:b/>
+                <w:bCs/>
+                <w:lang w:val="en-GB"/>
+              </w:rPr>
+              <w:t>Character</w:t>
+            </w:r>
+          </w:p>
+        </w:tc>
+        <w:tc>
+          <w:tcPr>
+            <w:tcW w:w="0" w:type="auto"/>
+            <w:vAlign w:val="center"/>
+            <w:hideMark/>
+          </w:tcPr>
+          <w:p>
+            <w:pPr>
+              <w:rPr>
+                <w:b/>
+                <w:bCs/>
+                <w:lang w:val="en-GB"/>
+              </w:rPr>
+            </w:pPr>
+            <w:r>
+              <w:rPr>
+                <w:b/>
+                <w:bCs/>
+                <w:lang w:val="en-GB"/>
+              </w:rPr>
+              <w:t>Core Personality</w:t>
+            </w:r>
+          </w:p>
+        </w:tc>
+        <w:tc>
+          <w:tcPr>
+            <w:tcW w:w="0" w:type="auto"/>
+            <w:vAlign w:val="center"/>
+            <w:hideMark/>
+          </w:tcPr>
+          <w:p>
+            <w:pPr>
+              <w:rPr>
+                <w:b/>
+                <w:bCs/>
+                <w:lang w:val="en-GB"/>
+              </w:rPr>
+            </w:pPr>
+            <w:r>
+              <w:rPr>
+                <w:b/>
+                <w:bCs/>
+                <w:lang w:val="en-GB"/>
+              </w:rPr>
+              <w:t>Core Motivation</w:t>
+            </w:r>
+          </w:p>
+        </w:tc>
+        <w:tc>
+          <w:tcPr>
+            <w:tcW w:w="0" w:type="auto"/>
+            <w:vAlign w:val="center"/>
+            <w:hideMark/>
+          </w:tcPr>
+          <w:p>
+            <w:pPr>
+              <w:rPr>
+                <w:b/>
+                <w:bCs/>
+                <w:lang w:val="en-GB"/>
+              </w:rPr>
+            </w:pPr>
+            <w:r>
+              <w:rPr>
+                <w:b/>
+                <w:bCs/>
+                <w:lang w:val="en-GB"/>
+              </w:rPr>
+              <w:t>Core Weakness</w:t>
+            </w:r>
+          </w:p>
+        </w:tc>
+        <w:tc>
+          <w:tcPr>
+            <w:tcW w:w="0" w:type="auto"/>
+            <w:vAlign w:val="center"/>
+            <w:hideMark/>
+          </w:tcPr>
+          <w:p>
+            <w:pPr>
+              <w:rPr>
+                <w:b/>
+                <w:bCs/>
+                <w:lang w:val="en-GB"/>
+              </w:rPr>
+            </w:pPr>
+            <w:r>
+              <w:rPr>
+                <w:b/>
+                <w:bCs/>
+                <w:lang w:val="en-GB"/>
+              </w:rPr>
+              <w:t>Outward Behaviour</w:t>
+            </w:r>
+          </w:p>
+        </w:tc>
+      </w:tr>
+      <w:tr>
+        <w:trPr>
+          <w:tblCellSpacing w:w="15" w:type="dxa"/>
+        </w:trPr>
+        <w:tc>
+          <w:tcPr>
+            <w:tcW w:w="0" w:type="auto"/>
+            <w:vAlign w:val="center"/>
+            <w:hideMark/>
+          </w:tcPr>
+          <w:p>
+            <w:pPr>
+              <w:rPr>
+                <w:lang w:val="en-GB"/>
+              </w:rPr>
+            </w:pPr>
+            <w:r>
+              <w:rPr>
+                <w:b/>
+                <w:bCs/>
+                <w:lang w:val="en-GB"/>
+              </w:rPr>
+              <w:t>Rowan</w:t>
+            </w:r>
+          </w:p>
+        </w:tc>
+        <w:tc>
+          <w:tcPr>
+            <w:tcW w:w="0" w:type="auto"/>
+            <w:vAlign w:val="center"/>
+            <w:hideMark/>
+          </w:tcPr>
+          <w:p>
+            <w:pPr>
+              <w:rPr>
+                <w:lang w:val="en-GB"/>
+              </w:rPr>
+            </w:pPr>
+            <w:r>
+              <w:rPr>
+                <w:lang w:val="en-GB"/>
+              </w:rPr>
+              <w:t>Chivalrous and strongly committed to justice</w:t>
+            </w:r>
+          </w:p>
+        </w:tc>
+        <w:tc>
+          <w:tcPr>
+            <w:tcW w:w="0" w:type="auto"/>
+            <w:vAlign w:val="center"/>
+            <w:hideMark/>
+          </w:tcPr>
+          <w:p>
+            <w:pPr>
+              <w:rPr>
+                <w:lang w:val="en-GB"/>
+              </w:rPr>
+            </w:pPr>
+            <w:r>
+              <w:rPr>
+                <w:lang w:val="en-GB"/>
+              </w:rPr>
+              <w:t>To avenge a past wrong</w:t>
+            </w:r>
+          </w:p>
+        </w:tc>
+        <w:tc>
+          <w:tcPr>
+            <w:tcW w:w="0" w:type="auto"/>
+            <w:vAlign w:val="center"/>
+            <w:hideMark/>
+          </w:tcPr>
+          <w:p>
+            <w:pPr>
+              <w:rPr>
+                <w:lang w:val="en-GB"/>
+              </w:rPr>
+            </w:pPr>
+            <w:r>
+              <w:rPr>
+                <w:lang w:val="en-GB"/>
+              </w:rPr>
+              <w:t>Constrained by his upbringing and rigid principles</w:t>
+            </w:r>
+          </w:p>
+        </w:tc>
+        <w:tc>
+          <w:tcPr>
+            <w:tcW w:w="0" w:type="auto"/>
+            <w:vAlign w:val="center"/>
+            <w:hideMark/>
+          </w:tcPr>
+          <w:p>
+            <w:pPr>
+              <w:rPr>
+                <w:lang w:val="en-GB"/>
+              </w:rPr>
+            </w:pPr>
+            <w:r>
+              <w:rPr>
+                <w:lang w:val="en-GB"/>
+              </w:rPr>
+              <w:t>Conducts himself with the dignity and formality of an aristocrat</w:t>
+            </w:r>
+          </w:p>
+        </w:tc>
+      </w:tr>
+      <w:tr>
+        <w:trPr>
+          <w:tblCellSpacing w:w="15" w:type="dxa"/>
+        </w:trPr>
+        <w:tc>
+          <w:tcPr>
+            <w:tcW w:w="0" w:type="auto"/>
+            <w:vAlign w:val="center"/>
+            <w:hideMark/>
+          </w:tcPr>
+          <w:p>
+            <w:pPr>
+              <w:rPr>
+                <w:lang w:val="en-GB"/>
+              </w:rPr>
+            </w:pPr>
+            <w:r>
+              <w:rPr>
+                <w:b/>
+                <w:bCs/>
+                <w:lang w:val="en-GB"/>
+              </w:rPr>
+              <w:t>Robot</w:t>
+            </w:r>
+          </w:p>
+        </w:tc>
+        <w:tc>
+          <w:tcPr>
+            <w:tcW w:w="0" w:type="auto"/>
+            <w:vAlign w:val="center"/>
+            <w:hideMark/>
+          </w:tcPr>
+          <w:p>
+            <w:pPr>
+              <w:rPr>
+                <w:lang w:val="en-GB"/>
+              </w:rPr>
+            </w:pPr>
+            <w:r>
+              <w:rPr>
+                <w:lang w:val="en-GB"/>
+              </w:rPr>
+              <w:t>Cruel, destructive, and seemingly devoid of empathy</w:t>
+            </w:r>
+          </w:p>
+        </w:tc>
+        <w:tc>
+          <w:tcPr>
+            <w:tcW w:w="0" w:type="auto"/>
+            <w:vAlign w:val="center"/>
+            <w:hideMark/>
+          </w:tcPr>
+          <w:p>
+            <w:pPr>
+              <w:rPr>
+                <w:lang w:val="en-GB"/>
+              </w:rPr>
+            </w:pPr>
+            <w:r>
+              <w:rPr>
+                <w:lang w:val="en-GB"/>
+              </w:rPr>
+              <w:t>To spread chaos and destruction</w:t>
+            </w:r>
+          </w:p>
+        </w:tc>
+        <w:tc>
+          <w:tcPr>
+            <w:tcW w:w="0" w:type="auto"/>
+            <w:vAlign w:val="center"/>
+            <w:hideMark/>
+          </w:tcPr>
+          <w:p>
+            <w:pPr>
+              <w:rPr>
+                <w:lang w:val="en-GB"/>
+              </w:rPr>
+            </w:pPr>
+            <w:r>
+              <w:rPr>
+                <w:lang w:val="en-GB"/>
+              </w:rPr>
+              <w:t>Acts without sufficient thought or foresight</w:t>
+            </w:r>
+          </w:p>
+        </w:tc>
+        <w:tc>
+          <w:tcPr>
+            <w:tcW w:w="0" w:type="auto"/>
+            <w:vAlign w:val="center"/>
+            <w:hideMark/>
+          </w:tcPr>
+          <w:p>
+            <w:pPr>
+              <w:rPr>
+                <w:lang w:val="en-GB"/>
+              </w:rPr>
+            </w:pPr>
+            <w:r>
+              <w:rPr>
+                <w:lang w:val="en-GB"/>
+              </w:rPr>
+              <w:t>Prefers to resolve every conflict through brute force</w:t>
+            </w:r>
+          </w:p>
+        </w:tc>
+      </w:tr>
+      <w:tr>
+        <w:trPr>
+          <w:tblCellSpacing w:w="15" w:type="dxa"/>
+        </w:trPr>
+        <w:tc>
+          <w:tcPr>
+            <w:tcW w:w="0" w:type="auto"/>
+            <w:vAlign w:val="center"/>
+            <w:hideMark/>
+          </w:tcPr>
+          <w:p>
+            <w:pPr>
+              <w:rPr>
+                <w:lang w:val="en-GB"/>
+              </w:rPr>
+            </w:pPr>
+            <w:r>
+              <w:rPr>
+                <w:b/>
+                <w:bCs/>
+                <w:lang w:val="en-GB"/>
+              </w:rPr>
+              <w:t>Roger</w:t>
+            </w:r>
+          </w:p>
+        </w:tc>
+        <w:tc>
+          <w:tcPr>
+            <w:tcW w:w="0" w:type="auto"/>
+            <w:vAlign w:val="center"/>
+            <w:hideMark/>
+          </w:tcPr>
+          <w:p>
+            <w:pPr>
+              <w:rPr>
+                <w:lang w:val="en-GB"/>
+              </w:rPr>
+            </w:pPr>
+            <w:r>
+              <w:rPr>
+                <w:lang w:val="en-GB"/>
+              </w:rPr>
+              <w:t>Ruthless, opportunistic, and morally flexible</w:t>
+            </w:r>
+          </w:p>
+        </w:tc>
+        <w:tc>
+          <w:tcPr>
+            <w:tcW w:w="0" w:type="auto"/>
+            <w:vAlign w:val="center"/>
+            <w:hideMark/>
+          </w:tcPr>
+          <w:p>
+            <w:pPr>
+              <w:rPr>
+                <w:lang w:val="en-GB"/>
+              </w:rPr>
+            </w:pPr>
+            <w:r>
+              <w:rPr>
+                <w:lang w:val="en-GB"/>
+              </w:rPr>
+              <w:t>To seize wealth and resources</w:t>
+            </w:r>
+          </w:p>
+        </w:tc>
+        <w:tc>
+          <w:tcPr>
+            <w:tcW w:w="0" w:type="auto"/>
+            <w:vAlign w:val="center"/>
+            <w:hideMark/>
+          </w:tcPr>
+          <w:p>
+            <w:pPr>
+              <w:rPr>
+                <w:lang w:val="en-GB"/>
+              </w:rPr>
+            </w:pPr>
+            <w:r>
+              <w:rPr>
+                <w:lang w:val="en-GB"/>
+              </w:rPr>
+              <w:t>Prioritises his own survival above everything else</w:t>
+            </w:r>
+          </w:p>
+        </w:tc>
+        <w:tc>
+          <w:tcPr>
+            <w:tcW w:w="0" w:type="auto"/>
+            <w:vAlign w:val="center"/>
+            <w:hideMark/>
+          </w:tcPr>
+          <w:p>
+            <w:pPr>
+              <w:rPr>
+                <w:lang w:val="en-GB"/>
+              </w:rPr>
+            </w:pPr>
+            <w:r>
+              <w:rPr>
+                <w:lang w:val="en-GB"/>
+              </w:rPr>
+              <w:t>Smooth-talking, adaptable, and quick to exploit changing situations</w:t>
+            </w:r>
+          </w:p>
+        </w:tc>
+      </w:tr>
+    </w:tbl>
+    <w:p>
+      <w:pPr>
+        <w:rPr>
+          <w:lang w:val="en-GB"/>
+        </w:rPr>
+      </w:pPr>
+    </w:p>
+    <w:p>
+      <w:pPr>
+        <w:rPr>
+          <w:lang w:val="en-GB"/>
+        </w:rPr>
+      </w:pPr>
+    </w:p>
+    <w:p>
+      <w:r>
+        <w:rPr>
+          <w:rFonts w:hint="eastAsia"/>
+        </w:rPr>
+        <w:t>Real used personality:</w:t>
+      </w:r>
+    </w:p>
+    <w:p>
+      <w:pPr>
+        <w:rPr>
+          <w:lang w:val="en-GB"/>
+        </w:rPr>
+      </w:pPr>
+    </w:p>
+    <w:p>
+      <w:pPr>
+        <w:rPr>
+          <w:lang w:val="en-GB"/>
+        </w:rPr>
+      </w:pPr>
+      <w:r>
+        <w:rPr>
+          <w:lang w:val="en-GB"/>
+        </w:rPr>
+        <w:t>Boss name</w:t>
+      </w:r>
+    </w:p>
+    <w:p>
+      <w:pPr>
+        <w:rPr>
+          <w:lang w:val="en-GB"/>
+        </w:rPr>
+      </w:pPr>
+      <w:r>
+        <w:rPr>
+          <w:rFonts w:hint="eastAsia"/>
+          <w:lang w:val="en-GB"/>
+        </w:rPr>
+        <w:t>Rowan</w:t>
+      </w:r>
+      <w:r>
+        <w:rPr>
+          <w:rFonts w:hint="eastAsia"/>
+          <w:lang w:val="en-GB"/>
+        </w:rPr>
+        <w:t xml:space="preserve"> S</w:t>
+      </w:r>
+      <w:r>
+        <w:rPr>
+          <w:lang w:val="en-GB"/>
+        </w:rPr>
+        <w:t>erenade</w:t>
+      </w:r>
+    </w:p>
+    <w:p>
+      <w:pPr>
+        <w:rPr>
+          <w:lang w:val="en-GB"/>
+        </w:rPr>
+      </w:pPr>
+    </w:p>
+    <w:p>
+      <w:pPr>
+        <w:rPr>
+          <w:lang w:val="en-GB"/>
+        </w:rPr>
+      </w:pPr>
+      <w:r>
+        <w:rPr>
+          <w:lang w:val="en-GB"/>
+        </w:rPr>
+        <w:t>Boss personality</w:t>
+      </w:r>
+    </w:p>
+    <w:p>
+      <w:pPr>
+        <w:rPr>
+          <w:lang w:val="en-GB"/>
+        </w:rPr>
+      </w:pPr>
+      <w:r>
+        <w:rPr>
+          <w:lang w:val="en-GB"/>
+        </w:rPr>
+        <w:t>W</w:t>
+      </w:r>
+      <w:r>
+        <w:rPr>
+          <w:rFonts w:hint="eastAsia"/>
+          <w:lang w:val="en-GB"/>
+        </w:rPr>
+        <w:t>as raised from a rich family</w:t>
+      </w:r>
+      <w:r>
+        <w:rPr>
+          <w:rFonts w:hint="eastAsia"/>
+          <w:lang w:val="en-GB"/>
+        </w:rPr>
+        <w:t xml:space="preserve"> in kingdom</w:t>
+      </w:r>
+      <w:r>
+        <w:rPr>
+          <w:rFonts w:hint="eastAsia"/>
+          <w:lang w:val="en-GB"/>
+        </w:rPr>
+        <w:t>, g</w:t>
+      </w:r>
+      <w:r>
+        <w:rPr>
+          <w:rFonts w:hint="eastAsia"/>
+          <w:lang w:val="en-GB"/>
+        </w:rPr>
+        <w:t>o</w:t>
+      </w:r>
+      <w:r>
+        <w:rPr>
+          <w:rFonts w:hint="eastAsia"/>
+          <w:lang w:val="en-GB"/>
+        </w:rPr>
+        <w:t>t rich education</w:t>
+      </w:r>
+      <w:r>
+        <w:rPr>
+          <w:rFonts w:hint="eastAsia"/>
+          <w:lang w:val="en-GB"/>
+        </w:rPr>
+        <w:t xml:space="preserve"> and training. O</w:t>
+      </w:r>
+      <w:r>
+        <w:rPr>
+          <w:rFonts w:hint="eastAsia"/>
+          <w:lang w:val="en-GB"/>
+        </w:rPr>
+        <w:t xml:space="preserve">nce family was ruined, everyone turns to against them. </w:t>
+      </w:r>
+      <w:r>
+        <w:rPr>
+          <w:lang w:val="en-GB"/>
+        </w:rPr>
+        <w:t xml:space="preserve">He grew to hate the entire royal family and the </w:t>
+      </w:r>
+      <w:r>
+        <w:rPr>
+          <w:lang w:val="en-GB"/>
+        </w:rPr>
+        <w:t>country</w:t>
+      </w:r>
+      <w:r>
+        <w:rPr>
+          <w:lang w:val="en-GB"/>
+        </w:rPr>
+        <w:t xml:space="preserve"> and</w:t>
+      </w:r>
+      <w:r>
+        <w:rPr>
+          <w:rFonts w:hint="eastAsia"/>
+          <w:lang w:val="en-GB"/>
+        </w:rPr>
+        <w:t xml:space="preserve"> d</w:t>
+      </w:r>
+      <w:r>
+        <w:rPr>
+          <w:lang w:val="en-GB"/>
+        </w:rPr>
+        <w:t>etermined to destroy the country where the protagonist lives</w:t>
+      </w:r>
+      <w:r>
+        <w:rPr>
+          <w:rFonts w:hint="eastAsia"/>
+          <w:lang w:val="en-GB"/>
+        </w:rPr>
+        <w:t xml:space="preserve"> in nearby.</w:t>
+      </w:r>
+    </w:p>
+    <w:p>
+      <w:pPr>
+        <w:rPr>
+          <w:lang w:val="en-GB"/>
+        </w:rPr>
+      </w:pPr>
+    </w:p>
+    <w:p>
+      <w:pPr>
+        <w:rPr>
+          <w:lang w:val="en-GB"/>
+        </w:rPr>
+      </w:pPr>
+      <w:r>
+        <w:rPr>
+          <w:rFonts w:hint="eastAsia"/>
+          <w:lang w:val="en-GB"/>
+        </w:rPr>
+        <w:t>He was p</w:t>
+      </w:r>
+      <w:r>
+        <w:rPr>
+          <w:lang w:val="en-GB"/>
+        </w:rPr>
+        <w:t>ersecuted</w:t>
+      </w:r>
+      <w:r>
+        <w:rPr>
+          <w:rFonts w:hint="eastAsia"/>
+          <w:lang w:val="en-GB"/>
+        </w:rPr>
+        <w:t xml:space="preserve"> and </w:t>
+      </w:r>
+      <w:r>
+        <w:rPr>
+          <w:lang w:val="en-GB"/>
+        </w:rPr>
+        <w:t>rescued</w:t>
+      </w:r>
+      <w:r>
+        <w:rPr>
+          <w:rFonts w:hint="eastAsia"/>
+          <w:lang w:val="en-GB"/>
+        </w:rPr>
+        <w:t xml:space="preserve"> by p</w:t>
+      </w:r>
+      <w:r>
+        <w:rPr>
+          <w:lang w:val="en-GB"/>
+        </w:rPr>
+        <w:t>eople from surrounding villages</w:t>
+      </w:r>
+      <w:r>
+        <w:rPr>
+          <w:rFonts w:hint="eastAsia"/>
+          <w:lang w:val="en-GB"/>
+        </w:rPr>
+        <w:t>, a</w:t>
+      </w:r>
+      <w:r>
+        <w:rPr>
+          <w:lang w:val="en-GB"/>
+        </w:rPr>
+        <w:t xml:space="preserve">t the same time, </w:t>
+      </w:r>
+      <w:r>
+        <w:rPr>
+          <w:rFonts w:hint="eastAsia"/>
+          <w:lang w:val="en-GB"/>
+        </w:rPr>
+        <w:t>he</w:t>
+      </w:r>
+      <w:r>
+        <w:rPr>
+          <w:lang w:val="en-GB"/>
+        </w:rPr>
+        <w:t xml:space="preserve"> also saw their oppressed lives.</w:t>
+      </w:r>
+    </w:p>
+    <w:p>
+      <w:pPr>
+        <w:rPr>
+          <w:lang w:val="en-GB"/>
+        </w:rPr>
+      </w:pPr>
+    </w:p>
+    <w:p>
+      <w:pPr>
+        <w:rPr>
+          <w:lang w:val="en-GB"/>
+        </w:rPr>
+      </w:pPr>
+      <w:r>
+        <w:rPr>
+          <w:lang w:val="en-GB"/>
+        </w:rPr>
+        <w:t>Boss goal</w:t>
+      </w:r>
+    </w:p>
+    <w:p>
+      <w:pPr>
+        <w:rPr>
+          <w:lang w:val="en-GB"/>
+        </w:rPr>
+      </w:pPr>
+      <w:r>
+        <w:rPr>
+          <w:lang w:val="en-GB"/>
+        </w:rPr>
+        <w:t xml:space="preserve">Unnecessary </w:t>
+      </w:r>
+      <w:r>
+        <w:rPr>
+          <w:rFonts w:hint="eastAsia"/>
+          <w:lang w:val="en-GB"/>
+        </w:rPr>
+        <w:t xml:space="preserve">to </w:t>
+      </w:r>
+      <w:r>
+        <w:rPr>
+          <w:lang w:val="en-GB"/>
+        </w:rPr>
+        <w:t>eliminat</w:t>
+      </w:r>
+      <w:r>
+        <w:rPr>
+          <w:rFonts w:hint="eastAsia"/>
+          <w:lang w:val="en-GB"/>
+        </w:rPr>
+        <w:t>e</w:t>
+      </w:r>
+      <w:r>
+        <w:rPr>
+          <w:lang w:val="en-GB"/>
+        </w:rPr>
+        <w:t xml:space="preserve"> </w:t>
+      </w:r>
+      <w:r>
+        <w:rPr>
+          <w:rFonts w:hint="eastAsia"/>
+          <w:lang w:val="en-GB"/>
+        </w:rPr>
+        <w:t xml:space="preserve">the </w:t>
+      </w:r>
+      <w:r>
+        <w:rPr>
+          <w:lang w:val="en-GB"/>
+        </w:rPr>
+        <w:t>main character</w:t>
+      </w:r>
+      <w:r>
+        <w:rPr>
+          <w:rFonts w:hint="eastAsia"/>
+          <w:lang w:val="en-GB"/>
+        </w:rPr>
+        <w:t xml:space="preserve">, just one more </w:t>
+      </w:r>
+      <w:r>
+        <w:rPr>
+          <w:lang w:val="en-GB"/>
+        </w:rPr>
+        <w:t>fool who was tricked</w:t>
+      </w:r>
+      <w:r>
+        <w:rPr>
+          <w:rFonts w:hint="eastAsia"/>
+          <w:lang w:val="en-GB"/>
+        </w:rPr>
+        <w:t>, boss will t</w:t>
+      </w:r>
+      <w:r>
+        <w:rPr>
+          <w:lang w:val="en-GB"/>
+        </w:rPr>
+        <w:t xml:space="preserve">ry to persuade and tell the protagonist the </w:t>
+      </w:r>
+      <w:r>
+        <w:rPr>
+          <w:lang w:val="en-GB"/>
+        </w:rPr>
+        <w:t>truth</w:t>
+      </w:r>
+      <w:r>
+        <w:rPr>
+          <w:rFonts w:hint="eastAsia"/>
+          <w:lang w:val="en-GB"/>
+        </w:rPr>
+        <w:t>.</w:t>
+      </w:r>
+      <w:r>
+        <w:rPr>
+          <w:lang w:val="en-GB"/>
+        </w:rPr>
+        <w:t xml:space="preserve"> While</w:t>
+      </w:r>
+      <w:r>
+        <w:rPr>
+          <w:rFonts w:hint="eastAsia"/>
+          <w:lang w:val="en-GB"/>
+        </w:rPr>
+        <w:t xml:space="preserve"> player</w:t>
+      </w:r>
+      <w:r>
+        <w:rPr>
+          <w:lang w:val="en-GB"/>
+        </w:rPr>
+        <w:t>’</w:t>
+      </w:r>
+      <w:r>
+        <w:rPr>
+          <w:rFonts w:hint="eastAsia"/>
+          <w:lang w:val="en-GB"/>
+        </w:rPr>
+        <w:t>s team has killed too many his force, t</w:t>
+      </w:r>
+      <w:r>
+        <w:rPr>
+          <w:lang w:val="en-GB"/>
+        </w:rPr>
+        <w:t>he boss also harboured a great deal of hatred.</w:t>
+      </w:r>
+    </w:p>
+    <w:p>
+      <w:pPr>
+        <w:rPr>
+          <w:lang w:val="en-GB"/>
+        </w:rPr>
+      </w:pPr>
+    </w:p>
+    <w:p>
+      <w:pPr>
+        <w:rPr>
+          <w:lang w:val="en-GB"/>
+        </w:rPr>
+      </w:pPr>
+      <w:r>
+        <w:rPr>
+          <w:lang w:val="en-GB"/>
+        </w:rPr>
+        <w:t>Player role</w:t>
+      </w:r>
+    </w:p>
+    <w:p>
+      <w:pPr>
+        <w:rPr>
+          <w:lang w:val="en-GB"/>
+        </w:rPr>
+      </w:pPr>
+      <w:r>
+        <w:rPr>
+          <w:rFonts w:hint="eastAsia"/>
+          <w:lang w:val="en-GB"/>
+        </w:rPr>
+        <w:t xml:space="preserve">A talent knight from a </w:t>
+      </w:r>
+      <w:r>
+        <w:rPr>
+          <w:lang w:val="en-GB"/>
+        </w:rPr>
+        <w:t>kingdom</w:t>
+      </w:r>
+      <w:r>
+        <w:rPr>
+          <w:rFonts w:hint="eastAsia"/>
+          <w:lang w:val="en-GB"/>
+        </w:rPr>
+        <w:t xml:space="preserve">, get well-known in </w:t>
+      </w:r>
+      <w:r>
+        <w:rPr>
+          <w:lang w:val="en-GB"/>
+        </w:rPr>
+        <w:t>Knight Selection</w:t>
+      </w:r>
+      <w:r>
+        <w:rPr>
+          <w:rFonts w:hint="eastAsia"/>
+          <w:lang w:val="en-GB"/>
+        </w:rPr>
+        <w:t>. E</w:t>
+      </w:r>
+      <w:r>
+        <w:rPr>
+          <w:lang w:val="en-GB"/>
+        </w:rPr>
+        <w:t>mperor</w:t>
+      </w:r>
+      <w:r>
+        <w:rPr>
+          <w:rFonts w:hint="eastAsia"/>
+          <w:lang w:val="en-GB"/>
+        </w:rPr>
+        <w:t xml:space="preserve"> has assigned him a team to e</w:t>
+      </w:r>
+      <w:r>
+        <w:rPr>
+          <w:lang w:val="en-GB"/>
+        </w:rPr>
+        <w:t>liminate the nearby villain</w:t>
+      </w:r>
+      <w:r>
+        <w:rPr>
+          <w:rFonts w:hint="eastAsia"/>
+          <w:lang w:val="en-GB"/>
+        </w:rPr>
+        <w:t xml:space="preserve">. Teams are all dead in path, leaving player alone to </w:t>
+      </w:r>
+      <w:r>
+        <w:rPr>
+          <w:rFonts w:hint="eastAsia"/>
+          <w:lang w:val="en-GB"/>
+        </w:rPr>
+        <w:t>have</w:t>
+      </w:r>
+      <w:r>
+        <w:rPr>
+          <w:rFonts w:hint="eastAsia"/>
+          <w:lang w:val="en-GB"/>
+        </w:rPr>
+        <w:t xml:space="preserve"> final fights.</w:t>
+      </w:r>
+    </w:p>
+    <w:p>
+      <w:pPr>
+        <w:rPr>
+          <w:lang w:val="fr-FR"/>
+        </w:rPr>
+      </w:pPr>
+    </w:p>
+    <w:p>
+      <w:pPr>
+        <w:pStyle w:val="Heading2"/>
+        <w:rPr>
+          <w:lang w:val="fr-FR"/>
+        </w:rPr>
+      </w:pPr>
+      <w:r>
+        <w:rPr>
+          <w:rFonts w:hint="eastAsia"/>
+          <w:lang w:val="fr-FR"/>
+        </w:rPr>
+        <w:t xml:space="preserve">Memory </w:t>
+      </w:r>
+      <w:r>
+        <w:rPr>
+          <w:rFonts w:hint="eastAsia"/>
+          <w:lang w:val="fr-FR"/>
+        </w:rPr>
+        <w:t xml:space="preserve">Collection </w:t>
+      </w:r>
+      <w:r>
+        <w:rPr>
+          <w:rFonts w:hint="eastAsia"/>
+          <w:lang w:val="fr-FR"/>
+        </w:rPr>
+        <w:t>Points</w:t>
+      </w:r>
+    </w:p>
+    <w:p>
+      <w:pPr>
+        <w:rPr>
+          <w:lang w:val="fr-FR"/>
+        </w:rPr>
+      </w:pPr>
+    </w:p>
+    <w:p>
+      <w:pPr>
+        <w:rPr>
+          <w:lang w:val="en-GB"/>
+        </w:rPr>
+      </w:pPr>
+      <w:r>
+        <w:rPr>
+          <w:lang w:val="fr-FR"/>
+        </w:rPr>
         <w:t>B</w:t>
       </w:r>
       <w:r>
         <w:rPr>
           <w:rFonts w:hint="eastAsia"/>
-          <w:lang w:val="en-GB"/>
-        </w:rPr>
-        <w:t>oss</w:t>
-      </w:r>
-      <w:r>
-        <w:rPr>
-          <w:lang w:val="en-GB"/>
-        </w:rPr>
-        <w:t>’</w:t>
-      </w:r>
-      <w:r>
-        <w:rPr>
-          <w:rFonts w:hint="eastAsia"/>
-          <w:lang w:val="en-GB"/>
-        </w:rPr>
-        <w:t>s creature</w:t>
-      </w:r>
-      <w:r>
-        <w:rPr>
-          <w:rFonts w:hint="eastAsia"/>
-          <w:lang w:val="en-GB"/>
-        </w:rPr>
-        <w:t xml:space="preserve">, see his command as highest order, </w:t>
-      </w:r>
-    </w:p>
-    <w:p>
-      <w:pPr>
-        <w:rPr>
-          <w:lang w:val="en-GB"/>
-        </w:rPr>
-      </w:pPr>
-    </w:p>
-    <w:p>
-      <w:pPr>
-        <w:rPr>
-          <w:lang w:val="en-GB"/>
-        </w:rPr>
-      </w:pPr>
-      <w:r>
-        <w:rPr>
-          <w:rFonts w:hint="eastAsia"/>
-          <w:lang w:val="en-GB"/>
-        </w:rPr>
-        <w:t>Scene2:</w:t>
+          <w:lang w:val="fr-FR"/>
+        </w:rPr>
+        <w:t>efore battle start</w:t>
+      </w:r>
+      <w:r>
+        <w:rPr>
+          <w:lang w:val="fr-FR"/>
+        </w:rPr>
+        <w:t> </w:t>
+      </w:r>
+      <w:r>
+        <w:rPr>
+          <w:rFonts w:hint="eastAsia"/>
+          <w:lang w:val="fr-FR"/>
+        </w:rPr>
+        <w:t xml:space="preserve">:   </w:t>
+      </w:r>
+      <w:r>
+        <w:rPr>
+          <w:rFonts w:hint="eastAsia"/>
+          <w:lang w:val="en-GB"/>
+        </w:rPr>
+        <w:t>explain enemy setting</w:t>
+      </w:r>
+    </w:p>
+    <w:p>
+      <w:pPr>
+        <w:rPr>
+          <w:lang w:val="en-GB"/>
+        </w:rPr>
+      </w:pPr>
+    </w:p>
+    <w:p>
+      <w:pPr>
+        <w:rPr>
+          <w:lang w:val="en-GB"/>
+        </w:rPr>
+      </w:pPr>
+      <w:r>
+        <w:rPr>
+          <w:rFonts w:hint="eastAsia"/>
+          <w:lang w:val="en-GB"/>
+        </w:rPr>
+        <w:t xml:space="preserve">1. </w:t>
+      </w:r>
+      <w:r>
+        <w:rPr>
+          <w:rFonts w:hint="eastAsia"/>
+          <w:lang w:val="en-GB"/>
+        </w:rPr>
+        <w:t>At e</w:t>
+      </w:r>
+      <w:r>
+        <w:rPr>
+          <w:rFonts w:hint="eastAsia"/>
+          <w:lang w:val="en-GB"/>
+        </w:rPr>
+        <w:t>nd of battle:</w:t>
+      </w:r>
+      <w:r>
+        <w:rPr>
+          <w:rFonts w:hint="eastAsia"/>
+          <w:lang w:val="en-GB"/>
+        </w:rPr>
+        <w:t xml:space="preserve">  </w:t>
+      </w:r>
+      <w:r>
+        <w:rPr>
+          <w:rFonts w:hint="eastAsia"/>
+          <w:lang w:val="en-GB"/>
+        </w:rPr>
+        <w:t>Offering choice to player</w:t>
+      </w:r>
+      <w:r>
+        <w:rPr>
+          <w:rFonts w:hint="eastAsia"/>
+          <w:lang w:val="en-GB"/>
+        </w:rPr>
+        <w:t>:</w:t>
+      </w:r>
+    </w:p>
+    <w:p>
+      <w:pPr>
+        <w:rPr>
+          <w:lang w:val="en-GB"/>
+        </w:rPr>
+      </w:pPr>
+    </w:p>
+    <w:p>
+      <w:pPr>
+        <w:rPr>
+          <w:lang w:val="en-GB"/>
+        </w:rPr>
+      </w:pPr>
+      <w:r>
+        <w:rPr>
+          <w:lang w:val="en-GB"/>
+        </w:rPr>
+        <w:t>Encounter 1: Wounded Guard</w:t>
+      </w:r>
+    </w:p>
+    <w:p>
+      <w:pPr>
+        <w:rPr>
+          <w:lang w:val="en-GB"/>
+        </w:rPr>
+      </w:pPr>
+      <w:r>
+        <w:rPr>
+          <w:rFonts w:hint="eastAsia"/>
+          <w:lang w:val="en-GB"/>
+        </w:rPr>
+        <w:t>A. spare him</w:t>
+      </w:r>
+    </w:p>
+    <w:p>
+      <w:pPr>
+        <w:rPr>
+          <w:lang w:val="en-GB"/>
+        </w:rPr>
+      </w:pPr>
+      <w:r>
+        <w:rPr>
+          <w:rFonts w:hint="eastAsia"/>
+          <w:lang w:val="en-GB"/>
+        </w:rPr>
+        <w:t>B. execute him</w:t>
+      </w:r>
+    </w:p>
+    <w:p>
+      <w:pPr>
+        <w:rPr>
+          <w:lang w:val="en-GB"/>
+        </w:rPr>
+      </w:pPr>
+      <w:r>
+        <w:rPr>
+          <w:rFonts w:hint="eastAsia"/>
+          <w:lang w:val="en-GB"/>
+        </w:rPr>
+        <w:lastRenderedPageBreak/>
+        <w:t xml:space="preserve">C. </w:t>
+      </w:r>
+      <w:r>
+        <w:rPr>
+          <w:lang w:val="en-GB"/>
+        </w:rPr>
+        <w:t>interrogate</w:t>
+      </w:r>
+      <w:r>
+        <w:rPr>
+          <w:rFonts w:hint="eastAsia"/>
+          <w:lang w:val="en-GB"/>
+        </w:rPr>
+        <w:t xml:space="preserve"> him</w:t>
+      </w:r>
+    </w:p>
+    <w:p>
+      <w:pPr>
+        <w:rPr>
+          <w:lang w:val="en-GB"/>
+        </w:rPr>
+      </w:pPr>
+    </w:p>
+    <w:p>
+      <w:pPr>
+        <w:rPr>
+          <w:lang w:val="en-GB"/>
+        </w:rPr>
+      </w:pPr>
+      <w:r>
+        <w:rPr>
+          <w:lang w:val="en-GB"/>
+        </w:rPr>
+        <w:t xml:space="preserve">Encounter </w:t>
+      </w:r>
+      <w:r>
+        <w:rPr>
+          <w:rFonts w:hint="eastAsia"/>
+          <w:lang w:val="en-GB"/>
+        </w:rPr>
+        <w:t>2</w:t>
+      </w:r>
+      <w:r>
+        <w:rPr>
+          <w:lang w:val="en-GB"/>
+        </w:rPr>
+        <w:t>: Captured</w:t>
       </w:r>
       <w:r>
         <w:rPr>
@@ -2259,85 +3645,6 @@
       </w:r>
       <w:r>
         <w:rPr>
-          <w:lang w:val="en-GB"/>
-        </w:rPr>
-        <w:t>Boss's Subordinate</w:t>
-      </w:r>
-    </w:p>
-    <w:p>
-      <w:pPr>
-        <w:rPr>
-          <w:lang w:val="en-GB"/>
-        </w:rPr>
-      </w:pPr>
-      <w:r>
-        <w:rPr>
-          <w:rFonts w:hint="eastAsia"/>
-          <w:lang w:val="en-GB"/>
-        </w:rPr>
-        <w:t>Boss has made</w:t>
-      </w:r>
-      <w:r>
-        <w:rPr>
-          <w:lang w:val="en-GB"/>
-        </w:rPr>
-        <w:t xml:space="preserve"> a deal with the devil</w:t>
-      </w:r>
-      <w:r>
-        <w:rPr>
-          <w:rFonts w:hint="eastAsia"/>
-          <w:lang w:val="en-GB"/>
-        </w:rPr>
-        <w:t>, one of the deal</w:t>
-      </w:r>
-      <w:r>
-        <w:rPr>
-          <w:rFonts w:hint="eastAsia"/>
-          <w:lang w:val="en-GB"/>
-        </w:rPr>
-        <w:t xml:space="preserve"> is the minions sent to boss.</w:t>
-      </w:r>
-    </w:p>
-    <w:p>
-      <w:pPr>
-        <w:rPr>
-          <w:lang w:val="en-GB"/>
-        </w:rPr>
-      </w:pPr>
-    </w:p>
-    <w:p>
-      <w:pPr>
-        <w:rPr>
-          <w:lang w:val="en-GB"/>
-        </w:rPr>
-      </w:pPr>
-      <w:r>
-        <w:rPr>
-          <w:rFonts w:hint="eastAsia"/>
-          <w:lang w:val="en-GB"/>
-        </w:rPr>
-        <w:t>Scene3:</w:t>
-      </w:r>
-      <w:r>
-        <w:rPr>
-          <w:lang w:val="en-GB"/>
-        </w:rPr>
-        <w:t xml:space="preserve"> </w:t>
-      </w:r>
-      <w:r>
-        <w:rPr>
-          <w:lang w:val="en-GB"/>
-        </w:rPr>
-        <w:t>Captured</w:t>
-      </w:r>
-      <w:r>
-        <w:rPr>
-          <w:lang w:val="en-GB"/>
-        </w:rPr>
-        <w:t xml:space="preserve"> </w:t>
-      </w:r>
-      <w:r>
-        <w:rPr>
           <w:rFonts w:hint="eastAsia"/>
           <w:lang w:val="en-GB"/>
         </w:rPr>
@@ -2371,492 +3678,261 @@
       </w:pPr>
       <w:r>
         <w:rPr>
-          <w:rFonts w:hint="eastAsia"/>
-          <w:lang w:val="en-GB"/>
-        </w:rPr>
-        <w:t>S</w:t>
-      </w:r>
-      <w:r>
-        <w:rPr>
-          <w:lang w:val="en-GB"/>
-        </w:rPr>
-        <w:t>killed</w:t>
-      </w:r>
-      <w:r>
-        <w:rPr>
-          <w:rFonts w:hint="eastAsia"/>
-          <w:lang w:val="en-GB"/>
-        </w:rPr>
-        <w:t xml:space="preserve"> Master, his family was captured by boss </w:t>
-      </w:r>
-    </w:p>
-    <w:p>
-      <w:pPr>
-        <w:rPr>
-          <w:lang w:val="en-GB"/>
-        </w:rPr>
-      </w:pPr>
-    </w:p>
-    <w:p>
-      <w:pPr>
-        <w:rPr>
-          <w:lang w:val="en-GB"/>
-        </w:rPr>
-      </w:pPr>
-      <w:r>
-        <w:rPr>
-          <w:lang w:val="en-GB"/>
-        </w:rPr>
-        <w:t>Boss name</w:t>
-      </w:r>
-    </w:p>
-    <w:p>
-      <w:pPr>
-        <w:rPr>
-          <w:lang w:val="en-GB"/>
-        </w:rPr>
-      </w:pPr>
-      <w:r>
-        <w:rPr>
-          <w:rFonts w:hint="eastAsia"/>
-          <w:lang w:val="en-GB"/>
-        </w:rPr>
-        <w:t>Rowan</w:t>
-      </w:r>
-    </w:p>
-    <w:p>
-      <w:pPr>
-        <w:rPr>
-          <w:lang w:val="en-GB"/>
-        </w:rPr>
-      </w:pPr>
-    </w:p>
-    <w:p>
-      <w:pPr>
-        <w:rPr>
-          <w:lang w:val="en-GB"/>
-        </w:rPr>
-      </w:pPr>
-      <w:r>
-        <w:rPr>
-          <w:lang w:val="en-GB"/>
-        </w:rPr>
-        <w:t>Boss personality</w:t>
-      </w:r>
-    </w:p>
-    <w:p>
-      <w:pPr>
-        <w:rPr>
-          <w:lang w:val="en-GB"/>
-        </w:rPr>
-      </w:pPr>
-      <w:r>
-        <w:rPr>
-          <w:lang w:val="en-GB"/>
-        </w:rPr>
-        <w:t>W</w:t>
-      </w:r>
-      <w:r>
-        <w:rPr>
-          <w:rFonts w:hint="eastAsia"/>
-          <w:lang w:val="en-GB"/>
-        </w:rPr>
-        <w:t>as raised from a rich family</w:t>
-      </w:r>
-      <w:r>
-        <w:rPr>
-          <w:rFonts w:hint="eastAsia"/>
-          <w:lang w:val="en-GB"/>
-        </w:rPr>
-        <w:t xml:space="preserve"> in kingdom</w:t>
-      </w:r>
-      <w:r>
-        <w:rPr>
-          <w:rFonts w:hint="eastAsia"/>
-          <w:lang w:val="en-GB"/>
-        </w:rPr>
-        <w:t>, g</w:t>
-      </w:r>
-      <w:r>
-        <w:rPr>
-          <w:rFonts w:hint="eastAsia"/>
-          <w:lang w:val="en-GB"/>
-        </w:rPr>
-        <w:t>o</w:t>
-      </w:r>
-      <w:r>
-        <w:rPr>
-          <w:rFonts w:hint="eastAsia"/>
-          <w:lang w:val="en-GB"/>
-        </w:rPr>
-        <w:t>t rich education</w:t>
-      </w:r>
-      <w:r>
-        <w:rPr>
-          <w:rFonts w:hint="eastAsia"/>
-          <w:lang w:val="en-GB"/>
-        </w:rPr>
-        <w:t xml:space="preserve"> and training. O</w:t>
-      </w:r>
-      <w:r>
-        <w:rPr>
-          <w:rFonts w:hint="eastAsia"/>
-          <w:lang w:val="en-GB"/>
-        </w:rPr>
-        <w:t xml:space="preserve">nce family was ruined, everyone turns to against them. </w:t>
-      </w:r>
-      <w:r>
-        <w:rPr>
-          <w:lang w:val="en-GB"/>
-        </w:rPr>
-        <w:t xml:space="preserve">He grew to hate the entire royal family and the </w:t>
-      </w:r>
-      <w:r>
-        <w:rPr>
-          <w:lang w:val="en-GB"/>
-        </w:rPr>
-        <w:t>country</w:t>
-      </w:r>
-      <w:r>
-        <w:rPr>
-          <w:lang w:val="en-GB"/>
-        </w:rPr>
-        <w:t xml:space="preserve"> and</w:t>
-      </w:r>
-      <w:r>
-        <w:rPr>
-          <w:rFonts w:hint="eastAsia"/>
-          <w:lang w:val="en-GB"/>
-        </w:rPr>
-        <w:t xml:space="preserve"> d</w:t>
-      </w:r>
-      <w:r>
-        <w:rPr>
-          <w:lang w:val="en-GB"/>
-        </w:rPr>
-        <w:t>etermined to destroy the country where the protagonist lives</w:t>
-      </w:r>
-      <w:r>
-        <w:rPr>
-          <w:rFonts w:hint="eastAsia"/>
-          <w:lang w:val="en-GB"/>
-        </w:rPr>
-        <w:t xml:space="preserve"> in nearby.</w:t>
-      </w:r>
-    </w:p>
-    <w:p>
-      <w:pPr>
-        <w:rPr>
-          <w:lang w:val="en-GB"/>
-        </w:rPr>
-      </w:pPr>
-    </w:p>
-    <w:p>
-      <w:pPr>
-        <w:rPr>
-          <w:lang w:val="en-GB"/>
-        </w:rPr>
-      </w:pPr>
-      <w:r>
-        <w:rPr>
-          <w:rFonts w:hint="eastAsia"/>
-          <w:lang w:val="en-GB"/>
-        </w:rPr>
-        <w:t>He was p</w:t>
-      </w:r>
-      <w:r>
-        <w:rPr>
-          <w:lang w:val="en-GB"/>
-        </w:rPr>
-        <w:t>ersecuted</w:t>
-      </w:r>
-      <w:r>
-        <w:rPr>
-          <w:rFonts w:hint="eastAsia"/>
-          <w:lang w:val="en-GB"/>
-        </w:rPr>
-        <w:t xml:space="preserve"> and recued by p</w:t>
-      </w:r>
-      <w:r>
-        <w:rPr>
-          <w:lang w:val="en-GB"/>
-        </w:rPr>
-        <w:t>eople from surrounding villages</w:t>
-      </w:r>
-      <w:r>
-        <w:rPr>
-          <w:rFonts w:hint="eastAsia"/>
-          <w:lang w:val="en-GB"/>
-        </w:rPr>
-        <w:t>, a</w:t>
-      </w:r>
-      <w:r>
-        <w:rPr>
-          <w:lang w:val="en-GB"/>
-        </w:rPr>
-        <w:t xml:space="preserve">t the same time, </w:t>
-      </w:r>
-      <w:r>
-        <w:rPr>
-          <w:rFonts w:hint="eastAsia"/>
-          <w:lang w:val="en-GB"/>
-        </w:rPr>
-        <w:t>he</w:t>
-      </w:r>
-      <w:r>
-        <w:rPr>
-          <w:lang w:val="en-GB"/>
-        </w:rPr>
-        <w:t xml:space="preserve"> also saw their oppressed lives.</w:t>
-      </w:r>
-    </w:p>
-    <w:p>
-      <w:pPr>
-        <w:rPr>
-          <w:lang w:val="en-GB"/>
-        </w:rPr>
-      </w:pPr>
-    </w:p>
-    <w:p>
-      <w:pPr>
-        <w:rPr>
-          <w:lang w:val="en-GB"/>
-        </w:rPr>
-      </w:pPr>
-      <w:r>
-        <w:rPr>
-          <w:lang w:val="en-GB"/>
-        </w:rPr>
-        <w:t>Boss goal</w:t>
-      </w:r>
-    </w:p>
-    <w:p>
-      <w:pPr>
-        <w:rPr>
-          <w:lang w:val="en-GB"/>
-        </w:rPr>
-      </w:pPr>
-      <w:r>
-        <w:rPr>
-          <w:lang w:val="en-GB"/>
-        </w:rPr>
-        <w:t xml:space="preserve">Unnecessary </w:t>
-      </w:r>
-      <w:r>
-        <w:rPr>
-          <w:rFonts w:hint="eastAsia"/>
-          <w:lang w:val="en-GB"/>
-        </w:rPr>
-        <w:t xml:space="preserve">to </w:t>
-      </w:r>
-      <w:r>
-        <w:rPr>
-          <w:lang w:val="en-GB"/>
-        </w:rPr>
-        <w:t>eliminat</w:t>
-      </w:r>
-      <w:r>
-        <w:rPr>
-          <w:rFonts w:hint="eastAsia"/>
-          <w:lang w:val="en-GB"/>
-        </w:rPr>
-        <w:t>e</w:t>
-      </w:r>
-      <w:r>
-        <w:rPr>
-          <w:lang w:val="en-GB"/>
-        </w:rPr>
-        <w:t xml:space="preserve"> </w:t>
-      </w:r>
-      <w:r>
-        <w:rPr>
-          <w:rFonts w:hint="eastAsia"/>
-          <w:lang w:val="en-GB"/>
-        </w:rPr>
-        <w:t xml:space="preserve">the </w:t>
-      </w:r>
-      <w:r>
-        <w:rPr>
-          <w:lang w:val="en-GB"/>
-        </w:rPr>
-        <w:t>main character</w:t>
-      </w:r>
-      <w:r>
-        <w:rPr>
-          <w:rFonts w:hint="eastAsia"/>
-          <w:lang w:val="en-GB"/>
-        </w:rPr>
-        <w:t xml:space="preserve">, just one more </w:t>
-      </w:r>
-      <w:r>
-        <w:rPr>
-          <w:lang w:val="en-GB"/>
-        </w:rPr>
-        <w:t>fool who was tricked</w:t>
-      </w:r>
-      <w:r>
-        <w:rPr>
-          <w:rFonts w:hint="eastAsia"/>
-          <w:lang w:val="en-GB"/>
-        </w:rPr>
-        <w:t>, boss will t</w:t>
-      </w:r>
-      <w:r>
-        <w:rPr>
-          <w:lang w:val="en-GB"/>
-        </w:rPr>
-        <w:t xml:space="preserve">ry to persuade and tell the protagonist the </w:t>
-      </w:r>
-      <w:r>
-        <w:rPr>
-          <w:lang w:val="en-GB"/>
-        </w:rPr>
-        <w:t>truth</w:t>
-      </w:r>
-      <w:r>
-        <w:rPr>
-          <w:rFonts w:hint="eastAsia"/>
-          <w:lang w:val="en-GB"/>
-        </w:rPr>
-        <w:t>.</w:t>
-      </w:r>
-      <w:r>
-        <w:rPr>
-          <w:lang w:val="en-GB"/>
-        </w:rPr>
-        <w:t xml:space="preserve"> While</w:t>
-      </w:r>
-      <w:r>
-        <w:rPr>
-          <w:rFonts w:hint="eastAsia"/>
-          <w:lang w:val="en-GB"/>
-        </w:rPr>
-        <w:t xml:space="preserve"> player</w:t>
-      </w:r>
-      <w:r>
-        <w:rPr>
-          <w:lang w:val="en-GB"/>
-        </w:rPr>
-        <w:t>’</w:t>
-      </w:r>
-      <w:r>
-        <w:rPr>
-          <w:rFonts w:hint="eastAsia"/>
-          <w:lang w:val="en-GB"/>
-        </w:rPr>
-        <w:t>s team has killed too many his force, t</w:t>
-      </w:r>
-      <w:r>
-        <w:rPr>
-          <w:lang w:val="en-GB"/>
-        </w:rPr>
-        <w:t>he boss also harboured a great deal of hatred.</w:t>
-      </w:r>
-    </w:p>
-    <w:p>
-      <w:pPr>
-        <w:rPr>
-          <w:lang w:val="en-GB"/>
-        </w:rPr>
-      </w:pPr>
-    </w:p>
-    <w:p>
-      <w:pPr>
-        <w:rPr>
-          <w:lang w:val="en-GB"/>
-        </w:rPr>
-      </w:pPr>
-      <w:r>
-        <w:rPr>
-          <w:lang w:val="en-GB"/>
-        </w:rPr>
-        <w:t>Player role</w:t>
-      </w:r>
-    </w:p>
-    <w:p>
-      <w:pPr>
-        <w:rPr>
-          <w:lang w:val="en-GB"/>
-        </w:rPr>
-      </w:pPr>
-      <w:r>
-        <w:rPr>
-          <w:rFonts w:hint="eastAsia"/>
-          <w:lang w:val="en-GB"/>
-        </w:rPr>
-        <w:t xml:space="preserve">A talent knight from a </w:t>
-      </w:r>
-      <w:r>
-        <w:rPr>
-          <w:lang w:val="en-GB"/>
-        </w:rPr>
-        <w:t>kingdom</w:t>
-      </w:r>
-      <w:r>
-        <w:rPr>
-          <w:rFonts w:hint="eastAsia"/>
-          <w:lang w:val="en-GB"/>
-        </w:rPr>
-        <w:t xml:space="preserve">, get well-known in </w:t>
-      </w:r>
-      <w:r>
-        <w:rPr>
-          <w:lang w:val="en-GB"/>
-        </w:rPr>
-        <w:t>Knight Selection</w:t>
-      </w:r>
-      <w:r>
-        <w:rPr>
-          <w:rFonts w:hint="eastAsia"/>
-          <w:lang w:val="en-GB"/>
-        </w:rPr>
-        <w:t>. E</w:t>
-      </w:r>
-      <w:r>
-        <w:rPr>
-          <w:lang w:val="en-GB"/>
-        </w:rPr>
-        <w:t>mperor</w:t>
-      </w:r>
-      <w:r>
-        <w:rPr>
-          <w:rFonts w:hint="eastAsia"/>
-          <w:lang w:val="en-GB"/>
-        </w:rPr>
-        <w:t xml:space="preserve"> has assigned him a team to e</w:t>
-      </w:r>
-      <w:r>
-        <w:rPr>
-          <w:lang w:val="en-GB"/>
-        </w:rPr>
-        <w:t>liminate the nearby villain</w:t>
-      </w:r>
-      <w:r>
-        <w:rPr>
-          <w:rFonts w:hint="eastAsia"/>
-          <w:lang w:val="en-GB"/>
-        </w:rPr>
-        <w:t xml:space="preserve">. Teams are all dead in path, leaving player alone to </w:t>
-      </w:r>
-      <w:r>
-        <w:rPr>
-          <w:rFonts w:hint="eastAsia"/>
-          <w:lang w:val="en-GB"/>
-        </w:rPr>
-        <w:t>have</w:t>
-      </w:r>
-      <w:r>
-        <w:rPr>
-          <w:rFonts w:hint="eastAsia"/>
-          <w:lang w:val="en-GB"/>
-        </w:rPr>
-        <w:t xml:space="preserve"> final fights.</w:t>
-      </w:r>
-    </w:p>
-    <w:p>
-      <w:pPr>
-        <w:rPr>
-          <w:lang w:val="fr-FR"/>
+          <w:lang w:val="en-GB"/>
+        </w:rPr>
+        <w:t xml:space="preserve">A. </w:t>
+      </w:r>
+      <w:r>
+        <w:rPr>
+          <w:lang w:val="en-GB"/>
+        </w:rPr>
+        <w:t>Ignore his situation and keep going.</w:t>
+      </w:r>
+    </w:p>
+    <w:p>
+      <w:pPr>
+        <w:rPr>
+          <w:lang w:val="en-GB"/>
+        </w:rPr>
+      </w:pPr>
+      <w:r>
+        <w:rPr>
+          <w:lang w:val="en-GB"/>
+        </w:rPr>
+        <w:t xml:space="preserve">B. </w:t>
+      </w:r>
+      <w:r>
+        <w:rPr>
+          <w:lang w:val="en-GB"/>
+        </w:rPr>
+        <w:t>Mocking the Boss's coercive behavior and keep going</w:t>
+      </w:r>
+    </w:p>
+    <w:p>
+      <w:pPr>
+        <w:rPr>
+          <w:lang w:val="en-GB"/>
+        </w:rPr>
+      </w:pPr>
+      <w:r>
+        <w:rPr>
+          <w:lang w:val="en-GB"/>
+        </w:rPr>
+        <w:t xml:space="preserve">C. </w:t>
+      </w:r>
+      <w:r>
+        <w:rPr>
+          <w:lang w:val="en-GB"/>
+        </w:rPr>
+        <w:t>Help save his family then keep going.</w:t>
+      </w:r>
+    </w:p>
+    <w:p>
+      <w:pPr>
+        <w:rPr>
+          <w:lang w:val="en-GB"/>
+        </w:rPr>
+      </w:pPr>
+    </w:p>
+    <w:p>
+      <w:pPr>
+        <w:rPr>
+          <w:lang w:val="en-GB"/>
+        </w:rPr>
+      </w:pPr>
+      <w:r>
+        <w:rPr>
+          <w:lang w:val="en-GB"/>
+        </w:rPr>
+        <w:t xml:space="preserve">Encounter </w:t>
+      </w:r>
+      <w:r>
+        <w:rPr>
+          <w:rFonts w:hint="eastAsia"/>
+          <w:lang w:val="en-GB"/>
+        </w:rPr>
+        <w:t>3</w:t>
+      </w:r>
+      <w:r>
+        <w:rPr>
+          <w:lang w:val="en-GB"/>
+        </w:rPr>
+        <w:t>: Boss's Subordinate</w:t>
+      </w:r>
+    </w:p>
+    <w:p>
+      <w:pPr>
+        <w:rPr>
+          <w:lang w:val="en-GB"/>
+        </w:rPr>
+      </w:pPr>
+      <w:r>
+        <w:rPr>
+          <w:lang w:val="en-GB"/>
+        </w:rPr>
+        <w:t xml:space="preserve">A. </w:t>
+      </w:r>
+      <w:r>
+        <w:rPr>
+          <w:lang w:val="en-GB"/>
+        </w:rPr>
+        <w:t>Spare him</w:t>
+      </w:r>
+    </w:p>
+    <w:p>
+      <w:pPr>
+        <w:rPr>
+          <w:lang w:val="en-GB"/>
+        </w:rPr>
+      </w:pPr>
+      <w:r>
+        <w:rPr>
+          <w:lang w:val="en-GB"/>
+        </w:rPr>
+        <w:t xml:space="preserve">B. </w:t>
+      </w:r>
+      <w:r>
+        <w:rPr>
+          <w:lang w:val="en-GB"/>
+        </w:rPr>
+        <w:t>Try to persuade</w:t>
+      </w:r>
+    </w:p>
+    <w:p>
+      <w:pPr>
+        <w:rPr>
+          <w:lang w:val="en-GB"/>
+        </w:rPr>
+      </w:pPr>
+      <w:r>
+        <w:rPr>
+          <w:lang w:val="en-GB"/>
+        </w:rPr>
+        <w:t xml:space="preserve">C. </w:t>
+      </w:r>
+      <w:r>
+        <w:rPr>
+          <w:lang w:val="en-GB"/>
+        </w:rPr>
+        <w:t>Execute him</w:t>
+      </w:r>
+    </w:p>
+    <w:p>
+      <w:pPr>
+        <w:rPr>
+          <w:lang w:val="en-GB"/>
+        </w:rPr>
+      </w:pPr>
+    </w:p>
+    <w:p>
+      <w:pPr>
+        <w:rPr>
+          <w:lang w:val="en-GB"/>
+        </w:rPr>
+      </w:pPr>
+    </w:p>
+    <w:p>
+      <w:pPr>
+        <w:rPr>
+          <w:lang w:val="en-GB"/>
+        </w:rPr>
+      </w:pPr>
+      <w:r>
+        <w:rPr>
+          <w:rFonts w:hint="eastAsia"/>
+          <w:lang w:val="en-GB"/>
+        </w:rPr>
+        <w:t>2. player health status after battle</w:t>
+      </w:r>
+    </w:p>
+    <w:p>
+      <w:pPr>
+        <w:rPr>
+          <w:lang w:val="en-GB"/>
+        </w:rPr>
+      </w:pPr>
+    </w:p>
+    <w:p>
+      <w:pPr>
+        <w:rPr>
+          <w:lang w:val="en-GB"/>
+        </w:rPr>
+      </w:pPr>
+      <w:r>
+        <w:rPr>
+          <w:rFonts w:hint="eastAsia"/>
+          <w:lang w:val="en-GB"/>
+        </w:rPr>
+        <w:t>3. how many turns player used in this encounter</w:t>
+      </w:r>
+    </w:p>
+    <w:p>
+      <w:pPr>
+        <w:rPr>
+          <w:lang w:val="en-GB"/>
+        </w:rPr>
+      </w:pPr>
+    </w:p>
+    <w:p>
+      <w:pPr>
+        <w:rPr>
+          <w:lang w:val="en-GB"/>
+        </w:rPr>
+      </w:pPr>
+      <w:r>
+        <w:rPr>
+          <w:rFonts w:hint="eastAsia"/>
+          <w:lang w:val="en-GB"/>
+        </w:rPr>
+        <w:t>4.how many times player run out of his cards</w:t>
+      </w:r>
+    </w:p>
+    <w:p>
+      <w:pPr>
+        <w:rPr>
+          <w:lang w:val="en-GB"/>
+        </w:rPr>
+      </w:pPr>
+    </w:p>
+    <w:p>
+      <w:pPr>
+        <w:rPr>
+          <w:lang w:val="en-GB"/>
+        </w:rPr>
+      </w:pPr>
+      <w:r>
+        <w:rPr>
+          <w:rFonts w:hint="eastAsia"/>
+          <w:lang w:val="en-GB"/>
+        </w:rPr>
+        <w:t>5.highest damage player dealt in a turn</w:t>
+      </w:r>
+    </w:p>
+    <w:p>
+      <w:pPr>
+        <w:rPr>
+          <w:lang w:val="en-GB"/>
+        </w:rPr>
+      </w:pPr>
+    </w:p>
+    <w:p>
+      <w:pPr>
+        <w:rPr>
+          <w:lang w:val="en-GB"/>
+        </w:rPr>
+      </w:pPr>
+      <w:r>
+        <w:rPr>
+          <w:rFonts w:hint="eastAsia"/>
+          <w:lang w:val="en-GB"/>
+        </w:rPr>
+        <w:t>6.player killing sequence</w:t>
+      </w:r>
+    </w:p>
+    <w:p>
+      <w:pPr>
+        <w:rPr>
+          <w:lang w:val="en-GB"/>
         </w:rPr>
       </w:pPr>
     </w:p>
@@ -2864,427 +3940,195 @@
       <w:pPr>
         <w:pStyle w:val="Heading2"/>
         <w:rPr>
-          <w:lang w:val="fr-FR"/>
-        </w:rPr>
-      </w:pPr>
-      <w:r>
-        <w:rPr>
-          <w:rFonts w:hint="eastAsia"/>
-          <w:lang w:val="fr-FR"/>
-        </w:rPr>
-        <w:t>Memory Points</w:t>
-      </w:r>
-    </w:p>
-    <w:p>
-      <w:pPr>
-        <w:rPr>
-          <w:lang w:val="fr-FR"/>
-        </w:rPr>
-      </w:pPr>
-    </w:p>
-    <w:p>
-      <w:pPr>
-        <w:pStyle w:val="Heading3"/>
-        <w:rPr>
-          <w:rStyle w:val="Heading3Char"/>
-          <w:lang w:val="fr-FR"/>
-        </w:rPr>
-      </w:pPr>
-      <w:r>
-        <w:rPr>
-          <w:lang w:val="fr-FR"/>
+          <w:lang w:val="en-GB"/>
+        </w:rPr>
+      </w:pPr>
+      <w:r>
+        <w:rPr>
+          <w:rFonts w:hint="eastAsia"/>
+          <w:lang w:val="en-GB"/>
+        </w:rPr>
+        <w:t xml:space="preserve">Trigger </w:t>
+      </w:r>
+      <w:r>
+        <w:rPr>
+          <w:lang w:val="en-GB"/>
+        </w:rPr>
+        <w:t>points</w:t>
+      </w:r>
+    </w:p>
+    <w:p>
+      <w:pPr>
+        <w:rPr>
+          <w:lang w:val="en-GB"/>
+        </w:rPr>
+      </w:pPr>
+      <w:r>
+        <w:rPr>
+          <w:lang w:val="en-GB"/>
+        </w:rPr>
+        <w:t xml:space="preserve">1. Boss </w:t>
+      </w:r>
+      <w:r>
+        <w:rPr>
+          <w:lang w:val="en-GB"/>
+        </w:rPr>
+        <w:t>encounters</w:t>
+      </w:r>
+      <w:r>
+        <w:rPr>
+          <w:lang w:val="en-GB"/>
+        </w:rPr>
+        <w:t xml:space="preserve"> start</w:t>
+      </w:r>
+    </w:p>
+    <w:p>
+      <w:pPr>
+        <w:rPr>
+          <w:lang w:val="en-GB"/>
+        </w:rPr>
+      </w:pPr>
+      <w:r>
+        <w:rPr>
+          <w:lang w:val="en-GB"/>
+        </w:rPr>
+        <w:t xml:space="preserve">2. Start of </w:t>
+      </w:r>
+      <w:r>
+        <w:rPr>
+          <w:rFonts w:hint="eastAsia"/>
+          <w:lang w:val="en-GB"/>
+        </w:rPr>
+        <w:t xml:space="preserve">boss </w:t>
+      </w:r>
+      <w:r>
+        <w:rPr>
+          <w:lang w:val="en-GB"/>
+        </w:rPr>
+        <w:t>turn</w:t>
+      </w:r>
+      <w:r>
+        <w:rPr>
+          <w:rFonts w:hint="eastAsia"/>
+          <w:lang w:val="en-GB"/>
+        </w:rPr>
+        <w:t xml:space="preserve"> after 1-2 turn</w:t>
+      </w:r>
+    </w:p>
+    <w:p>
+      <w:pPr>
+        <w:rPr>
+          <w:lang w:val="en-GB"/>
+        </w:rPr>
+      </w:pPr>
+      <w:r>
+        <w:rPr>
+          <w:lang w:val="en-GB"/>
         </w:rPr>
         <w:lastRenderedPageBreak/>
-        <w:t>B</w:t>
-      </w:r>
-      <w:r>
-        <w:rPr>
-          <w:rFonts w:hint="eastAsia"/>
-          <w:lang w:val="fr-FR"/>
-        </w:rPr>
-        <w:t>efore battle start</w:t>
-      </w:r>
-    </w:p>
-    <w:p>
-      <w:pPr>
-        <w:rPr>
-          <w:lang w:val="en-GB"/>
-        </w:rPr>
-      </w:pPr>
-      <w:r>
-        <w:rPr>
-          <w:rFonts w:hint="eastAsia"/>
-          <w:lang w:val="en-GB"/>
-        </w:rPr>
-        <w:t>explain enemy setting</w:t>
-      </w:r>
-    </w:p>
-    <w:p>
-      <w:pPr>
-        <w:rPr>
-          <w:lang w:val="en-GB"/>
-        </w:rPr>
-      </w:pPr>
-    </w:p>
-    <w:p>
-      <w:pPr>
-        <w:pStyle w:val="Heading3"/>
-        <w:rPr>
-          <w:lang w:val="en-GB"/>
-        </w:rPr>
-      </w:pPr>
-      <w:r>
-        <w:rPr>
-          <w:rFonts w:hint="eastAsia"/>
-          <w:lang w:val="en-GB"/>
-        </w:rPr>
-        <w:t>At e</w:t>
-      </w:r>
-      <w:r>
-        <w:rPr>
-          <w:rFonts w:hint="eastAsia"/>
-          <w:lang w:val="en-GB"/>
-        </w:rPr>
-        <w:t>nd of battle:</w:t>
-      </w:r>
-    </w:p>
-    <w:p>
-      <w:pPr>
-        <w:rPr>
-          <w:lang w:val="en-GB"/>
-        </w:rPr>
-      </w:pPr>
-      <w:r>
-        <w:rPr>
-          <w:rFonts w:hint="eastAsia"/>
-          <w:lang w:val="en-GB"/>
-        </w:rPr>
-        <w:t>Offering choice to player</w:t>
-      </w:r>
-      <w:r>
-        <w:rPr>
-          <w:rFonts w:hint="eastAsia"/>
-          <w:lang w:val="en-GB"/>
-        </w:rPr>
-        <w:t>:</w:t>
-      </w:r>
-    </w:p>
-    <w:p>
-      <w:pPr>
-        <w:rPr>
-          <w:lang w:val="en-GB"/>
-        </w:rPr>
-      </w:pPr>
-    </w:p>
-    <w:p>
-      <w:pPr>
-        <w:rPr>
-          <w:lang w:val="en-GB"/>
-        </w:rPr>
-      </w:pPr>
-      <w:r>
-        <w:rPr>
-          <w:lang w:val="en-GB"/>
-        </w:rPr>
-        <w:t>Encounter 1: Wounded Guard</w:t>
-      </w:r>
-    </w:p>
-    <w:p>
-      <w:pPr>
-        <w:rPr>
-          <w:lang w:val="en-GB"/>
-        </w:rPr>
-      </w:pPr>
-      <w:r>
-        <w:rPr>
-          <w:rFonts w:hint="eastAsia"/>
-          <w:lang w:val="en-GB"/>
-        </w:rPr>
-        <w:t>A. spare him</w:t>
-      </w:r>
-    </w:p>
-    <w:p>
-      <w:pPr>
-        <w:rPr>
-          <w:lang w:val="en-GB"/>
-        </w:rPr>
-      </w:pPr>
-      <w:r>
-        <w:rPr>
-          <w:rFonts w:hint="eastAsia"/>
-          <w:lang w:val="en-GB"/>
-        </w:rPr>
-        <w:t>B. execute him</w:t>
-      </w:r>
-    </w:p>
-    <w:p>
-      <w:pPr>
-        <w:rPr>
-          <w:lang w:val="en-GB"/>
-        </w:rPr>
-      </w:pPr>
-      <w:r>
-        <w:rPr>
-          <w:rFonts w:hint="eastAsia"/>
-          <w:lang w:val="en-GB"/>
-        </w:rPr>
-        <w:t xml:space="preserve">C. </w:t>
-      </w:r>
-      <w:r>
-        <w:rPr>
-          <w:lang w:val="en-GB"/>
-        </w:rPr>
-        <w:t>interrogate</w:t>
-      </w:r>
-      <w:r>
-        <w:rPr>
-          <w:rFonts w:hint="eastAsia"/>
-          <w:lang w:val="en-GB"/>
-        </w:rPr>
-        <w:t xml:space="preserve"> him</w:t>
-      </w:r>
-    </w:p>
-    <w:p>
-      <w:pPr>
-        <w:rPr>
-          <w:lang w:val="en-GB"/>
-        </w:rPr>
-      </w:pPr>
-    </w:p>
-    <w:p>
-      <w:pPr>
-        <w:rPr>
-          <w:lang w:val="en-GB"/>
-        </w:rPr>
-      </w:pPr>
-      <w:r>
-        <w:rPr>
-          <w:lang w:val="en-GB"/>
-        </w:rPr>
-        <w:t>Encounter 2: Boss's Subordinate</w:t>
-      </w:r>
-    </w:p>
-    <w:p>
-      <w:pPr>
-        <w:rPr>
-          <w:lang w:val="en-GB"/>
-        </w:rPr>
-      </w:pPr>
-      <w:r>
-        <w:rPr>
-          <w:lang w:val="en-GB"/>
-        </w:rPr>
-        <w:t>A. Mock the boss through the subordinate</w:t>
-      </w:r>
-    </w:p>
-    <w:p>
-      <w:pPr>
-        <w:rPr>
-          <w:lang w:val="en-GB"/>
-        </w:rPr>
-      </w:pPr>
-      <w:r>
-        <w:rPr>
-          <w:lang w:val="en-GB"/>
-        </w:rPr>
-        <w:t>B. Show respect to the fallen enemy</w:t>
-      </w:r>
-    </w:p>
-    <w:p>
-      <w:pPr>
-        <w:rPr>
-          <w:lang w:val="en-GB"/>
-        </w:rPr>
-      </w:pPr>
-      <w:r>
-        <w:rPr>
-          <w:lang w:val="en-GB"/>
-        </w:rPr>
-        <w:t>C. Search for information</w:t>
-      </w:r>
-    </w:p>
-    <w:p>
-      <w:pPr>
-        <w:rPr>
-          <w:lang w:val="en-GB"/>
-        </w:rPr>
-      </w:pPr>
-    </w:p>
-    <w:p>
-      <w:pPr>
-        <w:rPr>
-          <w:lang w:val="en-GB"/>
-        </w:rPr>
-      </w:pPr>
-      <w:r>
-        <w:rPr>
-          <w:lang w:val="en-GB"/>
-        </w:rPr>
-        <w:t>Encounter 3: Captured</w:t>
-      </w:r>
-      <w:r>
-        <w:rPr>
-          <w:lang w:val="en-GB"/>
-        </w:rPr>
-        <w:t xml:space="preserve"> </w:t>
-      </w:r>
-      <w:r>
-        <w:rPr>
-          <w:rFonts w:hint="eastAsia"/>
-          <w:lang w:val="en-GB"/>
-        </w:rPr>
-        <w:t xml:space="preserve">&amp; </w:t>
-      </w:r>
-      <w:r>
-        <w:rPr>
-          <w:lang w:val="en-GB"/>
-        </w:rPr>
-        <w:t xml:space="preserve">Coerced </w:t>
-      </w:r>
-      <w:r>
-        <w:rPr>
-          <w:rFonts w:hint="eastAsia"/>
-          <w:lang w:val="en-GB"/>
-        </w:rPr>
-        <w:t>Ally</w:t>
-      </w:r>
-      <w:r>
-        <w:rPr>
-          <w:lang w:val="en-GB"/>
-        </w:rPr>
-        <w:t xml:space="preserve"> Member</w:t>
-      </w:r>
-    </w:p>
-    <w:p>
-      <w:pPr>
-        <w:rPr>
-          <w:lang w:val="en-GB"/>
-        </w:rPr>
-      </w:pPr>
-      <w:r>
-        <w:rPr>
-          <w:lang w:val="en-GB"/>
-        </w:rPr>
-        <w:t>A. Help the captive</w:t>
-      </w:r>
-    </w:p>
-    <w:p>
-      <w:pPr>
-        <w:rPr>
-          <w:lang w:val="en-GB"/>
-        </w:rPr>
-      </w:pPr>
-      <w:r>
-        <w:rPr>
-          <w:lang w:val="en-GB"/>
-        </w:rPr>
-        <w:t xml:space="preserve">B. </w:t>
-      </w:r>
-      <w:r>
-        <w:rPr>
-          <w:lang w:val="en-GB"/>
-        </w:rPr>
-        <w:t>Righteousness</w:t>
-      </w:r>
-      <w:r>
-        <w:rPr>
-          <w:rFonts w:hint="eastAsia"/>
-          <w:lang w:val="en-GB"/>
-        </w:rPr>
-        <w:t xml:space="preserve"> </w:t>
-      </w:r>
-      <w:r>
-        <w:rPr>
-          <w:lang w:val="en-GB"/>
-        </w:rPr>
-        <w:t>persuasion</w:t>
-      </w:r>
-    </w:p>
-    <w:p>
-      <w:pPr>
-        <w:rPr>
-          <w:lang w:val="en-GB"/>
-        </w:rPr>
-      </w:pPr>
-      <w:r>
-        <w:rPr>
-          <w:lang w:val="en-GB"/>
-        </w:rPr>
-        <w:t>C. Ignore the captive</w:t>
-      </w:r>
-    </w:p>
-    <w:p>
-      <w:pPr>
-        <w:rPr>
-          <w:lang w:val="en-GB"/>
-        </w:rPr>
-      </w:pPr>
-    </w:p>
-    <w:p>
-      <w:pPr>
-        <w:rPr>
-          <w:lang w:val="en-GB"/>
-        </w:rPr>
-      </w:pPr>
-    </w:p>
-    <w:p>
-      <w:pPr>
-        <w:rPr>
-          <w:lang w:val="en-GB"/>
-        </w:rPr>
-      </w:pPr>
-      <w:r>
-        <w:rPr>
-          <w:lang w:val="en-GB"/>
-        </w:rPr>
-        <w:t>Boss encounter:</w:t>
-      </w:r>
-    </w:p>
-    <w:p>
-      <w:pPr>
-        <w:rPr>
-          <w:lang w:val="en-GB"/>
-        </w:rPr>
-      </w:pPr>
-      <w:r>
-        <w:rPr>
-          <w:lang w:val="en-GB"/>
-        </w:rPr>
-        <w:t>Boss comments on the player's previous actions and current combat state</w:t>
-      </w:r>
-    </w:p>
-    <w:p>
-      <w:pPr>
-        <w:rPr>
-          <w:lang w:val="en-GB"/>
-        </w:rPr>
-      </w:pPr>
-    </w:p>
-    <w:p>
-      <w:pPr>
-        <w:rPr>
-          <w:lang w:val="en-GB"/>
-        </w:rPr>
-      </w:pPr>
-      <w:r>
-        <w:rPr>
-          <w:lang w:val="en-GB"/>
-        </w:rPr>
-        <w:t>Boss fight phases</w:t>
-      </w:r>
-    </w:p>
-    <w:p>
-      <w:pPr>
-        <w:rPr>
-          <w:lang w:val="en-GB"/>
-        </w:rPr>
-      </w:pPr>
-      <w:r>
-        <w:rPr>
-          <w:lang w:val="en-GB"/>
-        </w:rPr>
-        <w:lastRenderedPageBreak/>
-        <w:t>Dialogue trigger moments</w:t>
+        <w:t xml:space="preserve">3. </w:t>
+      </w:r>
+      <w:r>
+        <w:rPr>
+          <w:rFonts w:hint="eastAsia"/>
+          <w:lang w:val="en-GB"/>
+        </w:rPr>
+        <w:t xml:space="preserve">Player dealt </w:t>
+      </w:r>
+      <w:r>
+        <w:rPr>
+          <w:rFonts w:hint="eastAsia"/>
+          <w:lang w:val="en-GB"/>
+        </w:rPr>
+        <w:t>25% boss health a turn</w:t>
+      </w:r>
+      <w:r>
+        <w:rPr>
+          <w:rFonts w:hint="eastAsia"/>
+          <w:lang w:val="en-GB"/>
+        </w:rPr>
+        <w:t>/ play out of cards</w:t>
+      </w:r>
+      <w:r>
+        <w:rPr>
+          <w:rFonts w:hint="eastAsia"/>
+          <w:lang w:val="en-GB"/>
+        </w:rPr>
+        <w:t xml:space="preserve"> a turn</w:t>
+      </w:r>
+    </w:p>
+    <w:p>
+      <w:pPr>
+        <w:rPr>
+          <w:lang w:val="en-GB"/>
+        </w:rPr>
+      </w:pPr>
+      <w:r>
+        <w:rPr>
+          <w:lang w:val="en-GB"/>
+        </w:rPr>
+        <w:t xml:space="preserve">4. Boss HP below </w:t>
+      </w:r>
+      <w:r>
+        <w:rPr>
+          <w:rFonts w:hint="eastAsia"/>
+          <w:lang w:val="en-GB"/>
+        </w:rPr>
+        <w:t>75%-25</w:t>
+      </w:r>
+      <w:r>
+        <w:rPr>
+          <w:lang w:val="en-GB"/>
+        </w:rPr>
+        <w:t>%</w:t>
+      </w:r>
+    </w:p>
+    <w:p>
+      <w:pPr>
+        <w:rPr>
+          <w:lang w:val="en-GB"/>
+        </w:rPr>
+      </w:pPr>
+      <w:r>
+        <w:rPr>
+          <w:rFonts w:hint="eastAsia"/>
+          <w:lang w:val="en-GB"/>
+        </w:rPr>
+        <w:t>5. player HP below 50</w:t>
+      </w:r>
+      <w:r>
+        <w:rPr>
+          <w:rFonts w:hint="eastAsia"/>
+          <w:lang w:val="en-GB"/>
+        </w:rPr>
+        <w:t>-25</w:t>
+      </w:r>
+      <w:r>
+        <w:rPr>
+          <w:rFonts w:hint="eastAsia"/>
+          <w:lang w:val="en-GB"/>
+        </w:rPr>
+        <w:t>%</w:t>
+      </w:r>
+    </w:p>
+    <w:p>
+      <w:pPr>
+        <w:rPr>
+          <w:lang w:val="en-GB"/>
+        </w:rPr>
+      </w:pPr>
+      <w:r>
+        <w:rPr>
+          <w:rFonts w:hint="eastAsia"/>
+          <w:lang w:val="en-GB"/>
+        </w:rPr>
+        <w:t>6</w:t>
+      </w:r>
+      <w:r>
+        <w:rPr>
+          <w:lang w:val="en-GB"/>
+        </w:rPr>
+        <w:t>. Boss defeat or player defeat</w:t>
       </w:r>
     </w:p>
     <w:p>
@@ -3297,123 +4141,9 @@
     <w:p>
       <w:pPr>
         <w:pStyle w:val="Heading2"/>
-        <w:rPr>
-          <w:lang w:val="en-GB"/>
-        </w:rPr>
-      </w:pPr>
-      <w:r>
-        <w:rPr>
-          <w:rFonts w:hint="eastAsia"/>
-          <w:lang w:val="en-GB"/>
-        </w:rPr>
-        <w:t xml:space="preserve">Trigger </w:t>
-      </w:r>
-      <w:r>
-        <w:rPr>
-          <w:lang w:val="en-GB"/>
-        </w:rPr>
-        <w:t>points</w:t>
-      </w:r>
-    </w:p>
-    <w:p>
-      <w:pPr>
-        <w:rPr>
-          <w:lang w:val="en-GB"/>
-        </w:rPr>
-      </w:pPr>
-      <w:r>
-        <w:rPr>
-          <w:lang w:val="en-GB"/>
-        </w:rPr>
-        <w:t xml:space="preserve">1. Boss </w:t>
-      </w:r>
-      <w:r>
-        <w:rPr>
-          <w:lang w:val="en-GB"/>
-        </w:rPr>
-        <w:t>encounters</w:t>
-      </w:r>
-      <w:r>
-        <w:rPr>
-          <w:lang w:val="en-GB"/>
-        </w:rPr>
-        <w:t xml:space="preserve"> start</w:t>
-      </w:r>
-    </w:p>
-    <w:p>
-      <w:pPr>
-        <w:rPr>
-          <w:lang w:val="en-GB"/>
-        </w:rPr>
-      </w:pPr>
-      <w:r>
-        <w:rPr>
-          <w:lang w:val="en-GB"/>
-        </w:rPr>
-        <w:t>2. Start of each boss turn</w:t>
-      </w:r>
-    </w:p>
-    <w:p>
-      <w:pPr>
-        <w:rPr>
-          <w:lang w:val="en-GB"/>
-        </w:rPr>
-      </w:pPr>
-      <w:r>
-        <w:rPr>
-          <w:lang w:val="en-GB"/>
-        </w:rPr>
-        <w:t>3. After player uses a notable action</w:t>
-      </w:r>
-    </w:p>
-    <w:p>
-      <w:pPr>
-        <w:rPr>
-          <w:lang w:val="en-GB"/>
-        </w:rPr>
-      </w:pPr>
-      <w:r>
-        <w:rPr>
-          <w:lang w:val="en-GB"/>
-        </w:rPr>
-        <w:t>4. Boss HP below 50%</w:t>
-      </w:r>
-    </w:p>
-    <w:p>
-      <w:pPr>
-        <w:rPr>
-          <w:lang w:val="en-GB"/>
-        </w:rPr>
-      </w:pPr>
-      <w:r>
-        <w:rPr>
-          <w:lang w:val="en-GB"/>
-        </w:rPr>
-        <w:t>5. Boss defeat or player defeat</w:t>
-      </w:r>
-    </w:p>
-    <w:p>
-      <w:pPr>
-        <w:rPr>
-          <w:lang w:val="en-GB"/>
-        </w:rPr>
-      </w:pPr>
-    </w:p>
-    <w:p>
-      <w:pPr>
-        <w:pStyle w:val="Heading2"/>
-        <w:rPr>
-          <w:lang w:val="en-GB"/>
-        </w:rPr>
-      </w:pPr>
-      <w:r>
-        <w:rPr>
-          <w:rFonts w:hint="eastAsia"/>
-        </w:rPr>
-        <w:t>R</w:t>
-      </w:r>
-      <w:r>
-        <w:t>etrieval</w:t>
+      </w:pPr>
+      <w:r>
+        <w:t>Retrieval</w:t>
       </w:r>
     </w:p>
     <w:p>
@@ -3854,7 +4584,14 @@
         <w:rPr>
           <w:lang w:val="en-GB"/>
         </w:rPr>
-        <w:t>For each condition, questionnaire scores will be averaged by evaluation dimension. The three retrieval strategies will be compared using mean scores for memory relevance, coherence, character believability, personality sensitivity, engagement, and overall satisfaction. System performance will be compared using average response latency, retrieval time, prompt length, and token usage.</w:t>
+        <w:t xml:space="preserve">For each condition, questionnaire scores will be averaged by evaluation dimension. The three retrieval strategies will be compared using mean scores for memory relevance, coherence, character believability, personality sensitivity, engagement, and overall </w:t>
+      </w:r>
+      <w:r>
+        <w:rPr>
+          <w:lang w:val="en-GB"/>
+        </w:rPr>
+        <w:lastRenderedPageBreak/>
+        <w:t>satisfaction. System performance will be compared using average response latency, retrieval time, prompt length, and token usage.</w:t>
       </w:r>
     </w:p>
     <w:p>
@@ -4476,14 +5213,7 @@
               <w:rPr>
                 <w:lang w:val="en-GB"/>
               </w:rPr>
-              <w:t xml:space="preserve">User </w:t>
-            </w:r>
-            <w:r>
-              <w:rPr>
-                <w:lang w:val="en-GB"/>
-              </w:rPr>
-              <w:lastRenderedPageBreak/>
-              <w:t>Satisfaction</w:t>
+              <w:t>User Satisfaction</w:t>
             </w:r>
           </w:p>
         </w:tc>
@@ -4503,15 +5233,7 @@
               <w:rPr>
                 <w:lang w:val="en-GB"/>
               </w:rPr>
-              <w:lastRenderedPageBreak/>
-              <w:t>Measures player-</w:t>
-            </w:r>
-            <w:r>
-              <w:rPr>
-                <w:lang w:val="en-GB"/>
-              </w:rPr>
-              <w:lastRenderedPageBreak/>
-              <w:t>facing experience</w:t>
+              <w:t>Measures player-facing experience</w:t>
             </w:r>
           </w:p>
         </w:tc>
@@ -4531,15 +5253,7 @@
               <w:rPr>
                 <w:lang w:val="en-GB"/>
               </w:rPr>
-              <w:lastRenderedPageBreak/>
-              <w:t xml:space="preserve">Player’s overall </w:t>
-            </w:r>
-            <w:r>
-              <w:rPr>
-                <w:lang w:val="en-GB"/>
-              </w:rPr>
-              <w:lastRenderedPageBreak/>
-              <w:t>preference and perceived enjoyment</w:t>
+              <w:t>Player’s overall preference and perceived enjoyment</w:t>
             </w:r>
           </w:p>
         </w:tc>
@@ -4559,15 +5273,7 @@
               <w:rPr>
                 <w:lang w:val="en-GB"/>
               </w:rPr>
-              <w:lastRenderedPageBreak/>
-              <w:t xml:space="preserve">immersion, </w:t>
-            </w:r>
-            <w:r>
-              <w:rPr>
-                <w:lang w:val="en-GB"/>
-              </w:rPr>
-              <w:lastRenderedPageBreak/>
-              <w:t>engagement, preference over scripted NPCs</w:t>
+              <w:t>immersion, engagement, preference over scripted NPCs</w:t>
             </w:r>
           </w:p>
         </w:tc>
@@ -4587,15 +5293,7 @@
               <w:rPr>
                 <w:lang w:val="en-GB"/>
               </w:rPr>
-              <w:lastRenderedPageBreak/>
-              <w:t xml:space="preserve">technical </w:t>
-            </w:r>
-            <w:r>
-              <w:rPr>
-                <w:lang w:val="en-GB"/>
-              </w:rPr>
-              <w:lastRenderedPageBreak/>
-              <w:t>latency unless separately measured</w:t>
+              <w:t>technical latency unless separately measured</w:t>
             </w:r>
           </w:p>
         </w:tc>
@@ -5006,161 +5704,77 @@
         <w:rPr>
           <w:lang w:val="en-GB"/>
         </w:rPr>
+        <w:t xml:space="preserve">  "event": "Player defeated Captain Rowan",</w:t>
+      </w:r>
+    </w:p>
+    <w:p>
+      <w:pPr>
+        <w:ind w:left="720" w:firstLine="120"/>
+        <w:rPr>
+          <w:lang w:val="en-GB"/>
+        </w:rPr>
+      </w:pPr>
+      <w:r>
+        <w:rPr>
+          <w:lang w:val="en-GB"/>
+        </w:rPr>
+        <w:t xml:space="preserve">  "eventType": "Combat",</w:t>
+      </w:r>
+    </w:p>
+    <w:p>
+      <w:pPr>
+        <w:ind w:left="720" w:firstLine="120"/>
+        <w:rPr>
+          <w:lang w:val="en-GB"/>
+        </w:rPr>
+      </w:pPr>
+      <w:r>
+        <w:rPr>
+          <w:lang w:val="en-GB"/>
+        </w:rPr>
+        <w:t xml:space="preserve">  "relatedCharacter": "Captain Rowan",</w:t>
+      </w:r>
+    </w:p>
+    <w:p>
+      <w:pPr>
+        <w:ind w:left="720" w:firstLine="120"/>
+        <w:rPr>
+          <w:lang w:val="en-GB"/>
+        </w:rPr>
+      </w:pPr>
+      <w:r>
+        <w:rPr>
+          <w:lang w:val="en-GB"/>
+        </w:rPr>
+        <w:t xml:space="preserve">  "relationToBoss": "BossSubordinate",</w:t>
+      </w:r>
+    </w:p>
+    <w:p>
+      <w:pPr>
+        <w:ind w:left="720" w:firstLine="120"/>
+        <w:rPr>
+          <w:lang w:val="en-GB"/>
+        </w:rPr>
+      </w:pPr>
+      <w:r>
+        <w:rPr>
+          <w:lang w:val="en-GB"/>
+        </w:rPr>
+        <w:t xml:space="preserve">  "narrativeRole": "MainStory",</w:t>
+      </w:r>
+    </w:p>
+    <w:p>
+      <w:pPr>
+        <w:ind w:left="720" w:firstLine="120"/>
+        <w:rPr>
+          <w:lang w:val="en-GB"/>
+        </w:rPr>
+      </w:pPr>
+      <w:r>
+        <w:rPr>
+          <w:lang w:val="en-GB"/>
+        </w:rPr>
         <w:lastRenderedPageBreak/>
-        <w:t xml:space="preserve">  "event": "Player defeated Captain Rowan",</w:t>
-      </w:r>
-    </w:p>
-    <w:p>
-      <w:pPr>
-        <w:ind w:left="720" w:firstLine="120"/>
-        <w:rPr>
-          <w:lang w:val="en-GB"/>
-        </w:rPr>
-      </w:pPr>
-      <w:r>
-        <w:rPr>
-          <w:lang w:val="en-GB"/>
-        </w:rPr>
-        <w:t xml:space="preserve">  "</w:t>
-      </w:r>
-      <w:proofErr w:type="spellStart"/>
-      <w:r>
-        <w:rPr>
-          <w:lang w:val="en-GB"/>
-        </w:rPr>
-        <w:t>eventType</w:t>
-      </w:r>
-      <w:proofErr w:type="spellEnd"/>
-      <w:r>
-        <w:rPr>
-          <w:lang w:val="en-GB"/>
-        </w:rPr>
-        <w:t>": "Combat",</w:t>
-      </w:r>
-    </w:p>
-    <w:p>
-      <w:pPr>
-        <w:ind w:left="720" w:firstLine="120"/>
-        <w:rPr>
-          <w:lang w:val="en-GB"/>
-        </w:rPr>
-      </w:pPr>
-      <w:r>
-        <w:rPr>
-          <w:lang w:val="en-GB"/>
-        </w:rPr>
-        <w:t xml:space="preserve">  "</w:t>
-      </w:r>
-      <w:proofErr w:type="spellStart"/>
-      <w:r>
-        <w:rPr>
-          <w:lang w:val="en-GB"/>
-        </w:rPr>
-        <w:t>relatedCharacter</w:t>
-      </w:r>
-      <w:proofErr w:type="spellEnd"/>
-      <w:r>
-        <w:rPr>
-          <w:lang w:val="en-GB"/>
-        </w:rPr>
-        <w:t>": "Captain Rowan",</w:t>
-      </w:r>
-    </w:p>
-    <w:p>
-      <w:pPr>
-        <w:ind w:left="720" w:firstLine="120"/>
-        <w:rPr>
-          <w:lang w:val="en-GB"/>
-        </w:rPr>
-      </w:pPr>
-      <w:r>
-        <w:rPr>
-          <w:lang w:val="en-GB"/>
-        </w:rPr>
-        <w:t xml:space="preserve">  "</w:t>
-      </w:r>
-      <w:proofErr w:type="spellStart"/>
-      <w:r>
-        <w:rPr>
-          <w:lang w:val="en-GB"/>
-        </w:rPr>
-        <w:t>relationToBoss</w:t>
-      </w:r>
-      <w:proofErr w:type="spellEnd"/>
-      <w:r>
-        <w:rPr>
-          <w:lang w:val="en-GB"/>
-        </w:rPr>
-        <w:t>": "</w:t>
-      </w:r>
-      <w:proofErr w:type="spellStart"/>
-      <w:r>
-        <w:rPr>
-          <w:lang w:val="en-GB"/>
-        </w:rPr>
-        <w:t>BossSubordinate</w:t>
-      </w:r>
-      <w:proofErr w:type="spellEnd"/>
-      <w:r>
-        <w:rPr>
-          <w:lang w:val="en-GB"/>
-        </w:rPr>
-        <w:t>",</w:t>
-      </w:r>
-    </w:p>
-    <w:p>
-      <w:pPr>
-        <w:ind w:left="720" w:firstLine="120"/>
-        <w:rPr>
-          <w:lang w:val="en-GB"/>
-        </w:rPr>
-      </w:pPr>
-      <w:r>
-        <w:rPr>
-          <w:lang w:val="en-GB"/>
-        </w:rPr>
-        <w:t xml:space="preserve">  "</w:t>
-      </w:r>
-      <w:proofErr w:type="spellStart"/>
-      <w:r>
-        <w:rPr>
-          <w:lang w:val="en-GB"/>
-        </w:rPr>
-        <w:t>narrativeRole</w:t>
-      </w:r>
-      <w:proofErr w:type="spellEnd"/>
-      <w:r>
-        <w:rPr>
-          <w:lang w:val="en-GB"/>
-        </w:rPr>
-        <w:t>": "</w:t>
-      </w:r>
-      <w:proofErr w:type="spellStart"/>
-      <w:r>
-        <w:rPr>
-          <w:lang w:val="en-GB"/>
-        </w:rPr>
-        <w:t>MainStory</w:t>
-      </w:r>
-      <w:proofErr w:type="spellEnd"/>
-      <w:r>
-        <w:rPr>
-          <w:lang w:val="en-GB"/>
-        </w:rPr>
-        <w:t>",</w:t>
-      </w:r>
-    </w:p>
-    <w:p>
-      <w:pPr>
-        <w:ind w:left="720" w:firstLine="120"/>
-        <w:rPr>
-          <w:lang w:val="en-GB"/>
-        </w:rPr>
-      </w:pPr>
-      <w:r>
-        <w:rPr>
-          <w:lang w:val="en-GB"/>
-        </w:rPr>
         <w:t xml:space="preserve">  "timestamp": "Scene 2"</w:t>
       </w:r>
     </w:p>
@@ -5781,7 +6395,6 @@
         <w:rPr>
           <w:lang w:val="fr-FR"/>
         </w:rPr>
-        <w:lastRenderedPageBreak/>
         <w:t>B. Rule-based importance</w:t>
       </w:r>
       <w:r>
@@ -6003,6 +6616,7 @@
           <w:rFonts w:hint="eastAsia"/>
           <w:lang w:val="fr-FR"/>
         </w:rPr>
+        <w:lastRenderedPageBreak/>
         <w:t>Questionaire</w:t>
       </w:r>
     </w:p>
@@ -6465,168 +7079,39 @@
     <w:p>
       <w:pPr>
         <w:pStyle w:val="Heading1"/>
-        <w:rPr>
-          <w:lang w:val="fr-FR"/>
-        </w:rPr>
-      </w:pPr>
-      <w:r>
-        <w:rPr>
-          <w:lang w:val="fr-FR"/>
-        </w:rPr>
-        <w:t>Questionnai</w:t>
-      </w:r>
-      <w:r>
-        <w:rPr>
-          <w:rFonts w:hint="eastAsia"/>
-          <w:lang w:val="fr-FR"/>
-        </w:rPr>
-        <w:t>re</w:t>
-      </w:r>
-    </w:p>
-    <w:p>
-      <w:pPr>
-        <w:rPr>
-          <w:lang w:val="fr-FR"/>
-        </w:rPr>
-      </w:pPr>
-      <w:r>
-        <w:rPr>
-          <w:lang w:val="fr-FR"/>
-        </w:rPr>
-        <w:t xml:space="preserve">Participants first play three minor encounters. Their choices and combat behaviours are recorded as memories. In the final boss encounter, the same memory history is replayed under three retrieval strategies. The order of the three versions is randomized or counterbalanced. Participants rate each version using the questionnaire and then </w:t>
-      </w:r>
-      <w:r>
-        <w:rPr>
-          <w:lang w:val="fr-FR"/>
-        </w:rPr>
+      </w:pPr>
+      <w:r>
+        <w:t>Questionnaire</w:t>
+      </w:r>
+    </w:p>
+    <w:p>
+      <w:r>
+        <w:t>Participants first play three minor encounters. Their choices and combat behaviours are recorded as memories. In the final boss encounter, the same memory history is replayed under four dialogue conditions: a scripted dialogue baseline, similarity-only retrieval, rule-based importance retrieval, and model-assisted importance retrieval. The order of the four versions is randomized or counterbalanced. Participants rate each version using the questionnaire and then answer comparative questions.</w:t>
+      </w:r>
+    </w:p>
+    <w:p/>
+    <w:p>
+      <w:r>
+        <w:t>number of participants: 8-15 for prototype study</w:t>
+      </w:r>
+    </w:p>
+    <w:p>
+      <w:r>
+        <w:t>within-subject design: each participant experiences all four dialogue conditions</w:t>
+      </w:r>
+    </w:p>
+    <w:p>
+      <w:r>
+        <w:t>blind labels: Version A/B/C/D, not strategy names</w:t>
+      </w:r>
+    </w:p>
+    <w:p>
+      <w:r>
         <w:lastRenderedPageBreak/>
-        <w:t>answer comparative questions.</w:t>
-      </w:r>
-    </w:p>
-    <w:p>
-      <w:pPr>
-        <w:rPr>
-          <w:lang w:val="fr-FR"/>
-        </w:rPr>
-      </w:pPr>
-    </w:p>
-    <w:p>
-      <w:pPr>
-        <w:rPr>
-          <w:lang w:val="fr-FR"/>
-        </w:rPr>
-      </w:pPr>
-      <w:r>
-        <w:rPr>
-          <w:lang w:val="fr-FR"/>
-        </w:rPr>
-        <w:t>number of participants</w:t>
-      </w:r>
-      <w:r>
-        <w:rPr>
-          <w:lang w:val="fr-FR"/>
-        </w:rPr>
-        <w:t> </w:t>
-      </w:r>
-      <w:r>
-        <w:rPr>
-          <w:rFonts w:hint="eastAsia"/>
-          <w:lang w:val="fr-FR"/>
-        </w:rPr>
-        <w:t xml:space="preserve">: </w:t>
-      </w:r>
-      <w:r>
-        <w:rPr>
-          <w:lang w:val="fr-FR"/>
-        </w:rPr>
-        <w:t>8-15 for prototype study</w:t>
-      </w:r>
-    </w:p>
-    <w:p>
-      <w:pPr>
-        <w:rPr>
-          <w:lang w:val="fr-FR"/>
-        </w:rPr>
-      </w:pPr>
-      <w:r>
-        <w:rPr>
-          <w:lang w:val="fr-FR"/>
-        </w:rPr>
-        <w:t xml:space="preserve">within-subject design: </w:t>
-      </w:r>
-      <w:r>
-        <w:rPr>
-          <w:rFonts w:hint="eastAsia"/>
-          <w:lang w:val="fr-FR"/>
-        </w:rPr>
-        <w:t xml:space="preserve"> </w:t>
-      </w:r>
-      <w:r>
-        <w:rPr>
-          <w:lang w:val="fr-FR"/>
-        </w:rPr>
-        <w:t>each participant experiences all three strategies</w:t>
-      </w:r>
-    </w:p>
-    <w:p>
-      <w:pPr>
-        <w:rPr>
-          <w:lang w:val="fr-FR"/>
-        </w:rPr>
-      </w:pPr>
-      <w:r>
-        <w:rPr>
-          <w:lang w:val="fr-FR"/>
-        </w:rPr>
-        <w:t xml:space="preserve">blind labels: </w:t>
-      </w:r>
-      <w:r>
-        <w:rPr>
-          <w:rFonts w:hint="eastAsia"/>
-          <w:lang w:val="fr-FR"/>
-        </w:rPr>
-        <w:t xml:space="preserve"> </w:t>
-      </w:r>
-      <w:r>
-        <w:rPr>
-          <w:lang w:val="fr-FR"/>
-        </w:rPr>
-        <w:t>Version A/B/C, not strategy names</w:t>
-      </w:r>
-    </w:p>
-    <w:p>
-      <w:pPr>
-        <w:rPr>
-          <w:lang w:val="fr-FR"/>
-        </w:rPr>
-      </w:pPr>
-      <w:r>
-        <w:rPr>
-          <w:lang w:val="fr-FR"/>
-        </w:rPr>
-        <w:t xml:space="preserve">questionnaire timing: </w:t>
-      </w:r>
-      <w:r>
-        <w:rPr>
-          <w:rFonts w:hint="eastAsia"/>
-          <w:lang w:val="fr-FR"/>
-        </w:rPr>
-        <w:t xml:space="preserve"> </w:t>
-      </w:r>
-      <w:r>
-        <w:rPr>
-          <w:lang w:val="fr-FR"/>
-        </w:rPr>
-        <w:t>after each version + final comparison</w:t>
-      </w:r>
-    </w:p>
-    <w:p>
-      <w:pPr>
-        <w:rPr>
-          <w:lang w:val="fr-FR"/>
-        </w:rPr>
-      </w:pPr>
-    </w:p>
+        <w:t>questionnaire timing: after each version + final comparison</w:t>
+      </w:r>
+    </w:p>
+    <w:p/>
     <w:p>
       <w:r>
         <w:t>1 = Strongly Disagree</w:t>
@@ -6648,22 +7133,521 @@
         <w:t>5 = Strongly Agree</w:t>
       </w:r>
     </w:p>
+    <w:p>
+      <w:pPr>
+        <w:rPr>
+          <w:lang w:val="en-GB"/>
+        </w:rPr>
+      </w:pPr>
+      <w:r>
+        <w:rPr>
+          <w:rFonts w:hint="eastAsia"/>
+          <w:lang w:val="en-GB"/>
+        </w:rPr>
+        <w:t>Questions come out after each boss fight (totally 4)</w:t>
+      </w:r>
+    </w:p>
+    <w:p>
+      <w:pPr>
+        <w:rPr>
+          <w:lang w:val="en-GB"/>
+        </w:rPr>
+      </w:pPr>
+      <w:r>
+        <w:rPr>
+          <w:rFonts w:hint="eastAsia"/>
+          <w:lang w:val="en-GB"/>
+        </w:rPr>
+        <w:t>1.</w:t>
+      </w:r>
+      <w:r>
+        <w:rPr>
+          <w:b/>
+          <w:bCs/>
+          <w:lang w:val="en-GB"/>
+        </w:rPr>
+        <w:t>Dialogue Coherence</w:t>
+      </w:r>
+      <w:r>
+        <w:rPr>
+          <w:lang w:val="en-GB"/>
+        </w:rPr>
+        <w:br/>
+        <w:t>The boss's dialogue was logically consistent with the immediate exchange.</w:t>
+      </w:r>
+    </w:p>
+    <w:p>
+      <w:pPr>
+        <w:rPr>
+          <w:lang w:val="en-GB"/>
+        </w:rPr>
+      </w:pPr>
+      <w:r>
+        <w:rPr>
+          <w:rFonts w:hint="eastAsia"/>
+          <w:lang w:val="en-GB"/>
+        </w:rPr>
+        <w:t>2.</w:t>
+      </w:r>
+      <w:r>
+        <w:rPr>
+          <w:b/>
+          <w:bCs/>
+          <w:lang w:val="en-GB"/>
+        </w:rPr>
+        <w:t>Memory Awareness</w:t>
+      </w:r>
+      <w:r>
+        <w:rPr>
+          <w:lang w:val="en-GB"/>
+        </w:rPr>
+        <w:br/>
+        <w:t>The boss appeared to remember my earlier actions or choices.</w:t>
+      </w:r>
+    </w:p>
+    <w:p>
+      <w:pPr>
+        <w:rPr>
+          <w:lang w:val="en-GB"/>
+        </w:rPr>
+      </w:pPr>
+      <w:r>
+        <w:rPr>
+          <w:rFonts w:hint="eastAsia"/>
+          <w:lang w:val="en-GB"/>
+        </w:rPr>
+        <w:t>3.</w:t>
+      </w:r>
+      <w:r>
+        <w:rPr>
+          <w:b/>
+          <w:bCs/>
+          <w:lang w:val="en-GB"/>
+        </w:rPr>
+        <w:t>Memory Relevance</w:t>
+      </w:r>
+      <w:r>
+        <w:rPr>
+          <w:lang w:val="en-GB"/>
+        </w:rPr>
+        <w:br/>
+        <w:t>The past events mentioned by the boss were relevant to the current encounter.</w:t>
+      </w:r>
+      <w:r>
+        <w:rPr>
+          <w:lang w:val="en-GB"/>
+        </w:rPr>
+        <w:br/>
+        <w:t>增加：Not applicable — no past event was mentioned.</w:t>
+      </w:r>
+    </w:p>
+    <w:p>
+      <w:pPr>
+        <w:rPr>
+          <w:lang w:val="en-GB"/>
+        </w:rPr>
+      </w:pPr>
+      <w:r>
+        <w:rPr>
+          <w:rFonts w:hint="eastAsia"/>
+          <w:lang w:val="en-GB"/>
+        </w:rPr>
+        <w:t>4.</w:t>
+      </w:r>
+      <w:r>
+        <w:rPr>
+          <w:b/>
+          <w:bCs/>
+          <w:lang w:val="en-GB"/>
+        </w:rPr>
+        <w:t>Character Believability</w:t>
+      </w:r>
+      <w:r>
+        <w:rPr>
+          <w:lang w:val="en-GB"/>
+        </w:rPr>
+        <w:br/>
+        <w:t>The boss presented a consistent and recognisable personality.</w:t>
+      </w:r>
+    </w:p>
+    <w:p>
+      <w:pPr>
+        <w:rPr>
+          <w:lang w:val="en-GB"/>
+        </w:rPr>
+      </w:pPr>
+      <w:r>
+        <w:rPr>
+          <w:rFonts w:hint="eastAsia"/>
+          <w:lang w:val="en-GB"/>
+        </w:rPr>
+        <w:t>5.</w:t>
+      </w:r>
+      <w:r>
+        <w:rPr>
+          <w:b/>
+          <w:bCs/>
+          <w:lang w:val="en-GB"/>
+        </w:rPr>
+        <w:t>Current Context Awareness</w:t>
+      </w:r>
+      <w:r>
+        <w:rPr>
+          <w:lang w:val="en-GB"/>
+        </w:rPr>
+        <w:br/>
+        <w:t>The boss appeared aware of the current battle phase, character status, and immediate situation.</w:t>
+      </w:r>
+    </w:p>
+    <w:p>
+      <w:pPr>
+        <w:rPr>
+          <w:lang w:val="en-GB"/>
+        </w:rPr>
+      </w:pPr>
+      <w:r>
+        <w:rPr>
+          <w:rFonts w:hint="eastAsia"/>
+          <w:lang w:val="en-GB"/>
+        </w:rPr>
+        <w:t>6.</w:t>
+      </w:r>
+      <w:r>
+        <w:rPr>
+          <w:b/>
+          <w:bCs/>
+          <w:lang w:val="en-GB"/>
+        </w:rPr>
+        <w:t>Engagement</w:t>
+      </w:r>
+      <w:r>
+        <w:rPr>
+          <w:lang w:val="en-GB"/>
+        </w:rPr>
+        <w:br/>
+        <w:t>The boss's dialogue increased my immersion in the encounter.</w:t>
+      </w:r>
+    </w:p>
+    <w:p>
+      <w:pPr>
+        <w:rPr>
+          <w:lang w:val="en-GB"/>
+        </w:rPr>
+      </w:pPr>
+      <w:r>
+        <w:rPr>
+          <w:rFonts w:hint="eastAsia"/>
+          <w:lang w:val="en-GB"/>
+        </w:rPr>
+        <w:t>7.</w:t>
+      </w:r>
+      <w:r>
+        <w:rPr>
+          <w:b/>
+          <w:bCs/>
+          <w:lang w:val="en-GB"/>
+        </w:rPr>
+        <w:t>Perceived Generation</w:t>
+      </w:r>
+      <w:r>
+        <w:rPr>
+          <w:lang w:val="en-GB"/>
+        </w:rPr>
+        <w:br/>
+        <w:t>The dialogue felt dynamically generated rather than pre-written.</w:t>
+      </w:r>
+    </w:p>
+    <w:p>
+      <w:pPr>
+        <w:rPr>
+          <w:lang w:val="en-GB"/>
+        </w:rPr>
+      </w:pPr>
+    </w:p>
+    <w:p>
+      <w:pPr>
+        <w:rPr>
+          <w:b/>
+          <w:bCs/>
+          <w:lang w:val="en-GB"/>
+        </w:rPr>
+      </w:pPr>
+      <w:r>
+        <w:rPr>
+          <w:b/>
+          <w:bCs/>
+          <w:lang w:val="en-GB"/>
+        </w:rPr>
+        <w:t>Which description best represents the boss's personality?</w:t>
+      </w:r>
+    </w:p>
+    <w:p>
+      <w:pPr>
+        <w:rPr>
+          <w:lang w:val="en-GB"/>
+        </w:rPr>
+      </w:pPr>
+    </w:p>
+    <w:p>
+      <w:pPr>
+        <w:rPr>
+          <w:lang w:val="en-GB"/>
+        </w:rPr>
+      </w:pPr>
+      <w:r>
+        <w:rPr>
+          <w:lang w:val="en-GB"/>
+        </w:rPr>
+        <w:t>A. Principled, formal, and constrained by rigid ideas of justice</w:t>
+      </w:r>
+    </w:p>
+    <w:p>
+      <w:pPr>
+        <w:rPr>
+          <w:lang w:val="en-GB"/>
+        </w:rPr>
+      </w:pPr>
+      <w:r>
+        <w:rPr>
+          <w:lang w:val="en-GB"/>
+        </w:rPr>
+        <w:t>B. Cruel, impulsive, and primarily motivated by destruction</w:t>
+      </w:r>
+    </w:p>
+    <w:p>
+      <w:pPr>
+        <w:rPr>
+          <w:lang w:val="en-GB"/>
+        </w:rPr>
+      </w:pPr>
+      <w:r>
+        <w:rPr>
+          <w:lang w:val="en-GB"/>
+        </w:rPr>
+        <w:t>C. Opportunistic, persuasive, and motivated by personal gain</w:t>
+      </w:r>
+    </w:p>
+    <w:p>
+      <w:pPr>
+        <w:rPr>
+          <w:lang w:val="en-GB"/>
+        </w:rPr>
+      </w:pPr>
+      <w:r>
+        <w:rPr>
+          <w:lang w:val="en-GB"/>
+        </w:rPr>
+        <w:t>D. Unsure</w:t>
+      </w:r>
+    </w:p>
+    <w:p>
+      <w:pPr>
+        <w:rPr>
+          <w:lang w:val="en-GB"/>
+        </w:rPr>
+      </w:pPr>
+    </w:p>
+    <w:p>
+      <w:pPr>
+        <w:rPr>
+          <w:b/>
+          <w:bCs/>
+        </w:rPr>
+      </w:pPr>
+      <w:r>
+        <w:rPr>
+          <w:b/>
+          <w:bCs/>
+        </w:rPr>
+        <w:t>Comparative Questions</w:t>
+      </w:r>
+    </w:p>
+    <w:p>
+      <w:pPr>
+        <w:rPr>
+          <w:lang w:val="en-GB"/>
+        </w:rPr>
+      </w:pPr>
+      <w:r>
+        <w:rPr>
+          <w:rFonts w:hint="eastAsia"/>
+          <w:lang w:val="en-GB"/>
+        </w:rPr>
+        <w:t>1.</w:t>
+      </w:r>
+      <w:r>
+        <w:rPr>
+          <w:lang w:val="en-GB"/>
+        </w:rPr>
+        <w:t>Which encounter felt most scripted or pre-written? Why?</w:t>
+      </w:r>
+    </w:p>
+    <w:p>
+      <w:pPr>
+        <w:rPr>
+          <w:lang w:val="en-GB"/>
+        </w:rPr>
+      </w:pPr>
+      <w:r>
+        <w:rPr>
+          <w:rFonts w:hint="eastAsia"/>
+          <w:lang w:val="en-GB"/>
+        </w:rPr>
+        <w:t>2.</w:t>
+      </w:r>
+      <w:r>
+        <w:rPr>
+          <w:lang w:val="en-GB"/>
+        </w:rPr>
+        <w:t>Which encounter seemed most aware of your previous actions?</w:t>
+      </w:r>
+    </w:p>
+    <w:p>
+      <w:pPr>
+        <w:rPr>
+          <w:lang w:val="en-GB"/>
+        </w:rPr>
+      </w:pPr>
+      <w:r>
+        <w:rPr>
+          <w:rFonts w:hint="eastAsia"/>
+          <w:lang w:val="en-GB"/>
+        </w:rPr>
+        <w:t>3.</w:t>
+      </w:r>
+      <w:r>
+        <w:rPr>
+          <w:lang w:val="en-GB"/>
+        </w:rPr>
+        <w:t>Which encounter presented the clearest boss personality?</w:t>
+      </w:r>
+    </w:p>
+    <w:p>
+      <w:pPr>
+        <w:rPr>
+          <w:lang w:val="en-GB"/>
+        </w:rPr>
+      </w:pPr>
+      <w:r>
+        <w:rPr>
+          <w:rFonts w:hint="eastAsia"/>
+          <w:lang w:val="en-GB"/>
+        </w:rPr>
+        <w:t>4.</w:t>
+      </w:r>
+      <w:r>
+        <w:rPr>
+          <w:lang w:val="en-GB"/>
+        </w:rPr>
+        <w:t>Which encounter did you prefer overall? Why?</w:t>
+      </w:r>
+    </w:p>
+    <w:p>
+      <w:r>
+        <w:rPr>
+          <w:rFonts w:hint="eastAsia"/>
+          <w:lang w:val="en-GB"/>
+        </w:rPr>
+        <w:t>5.</w:t>
+      </w:r>
+      <w:r>
+        <w:rPr>
+          <w:lang w:val="en-GB"/>
+        </w:rPr>
+        <w:t>How confident are you in these judgements?</w:t>
+      </w:r>
+    </w:p>
     <w:p/>
     <w:p>
       <w:pPr>
-        <w:pStyle w:val="Heading2"/>
-      </w:pPr>
-      <w:r>
-        <w:t>Section 1</w:t>
-      </w:r>
-      <w:r>
-        <w:rPr>
-          <w:rFonts w:hint="eastAsia"/>
-        </w:rPr>
-        <w:t xml:space="preserve">: </w:t>
-      </w:r>
-      <w:r>
-        <w:t>Dialogue Coherence</w:t>
+        <w:rPr>
+          <w:b/>
+          <w:bCs/>
+          <w:lang w:val="en-GB"/>
+        </w:rPr>
+      </w:pPr>
+      <w:r>
+        <w:rPr>
+          <w:b/>
+          <w:bCs/>
+          <w:lang w:val="en-GB"/>
+        </w:rPr>
+        <w:t>Assign each encounter to one condition:</w:t>
+      </w:r>
+    </w:p>
+    <w:p>
+      <w:pPr>
+        <w:rPr>
+          <w:lang w:val="en-GB"/>
+        </w:rPr>
+      </w:pPr>
+    </w:p>
+    <w:p>
+      <w:pPr>
+        <w:rPr>
+          <w:lang w:val="en-GB"/>
+        </w:rPr>
+      </w:pPr>
+      <w:r>
+        <w:rPr>
+          <w:lang w:val="en-GB"/>
+        </w:rPr>
+        <w:t>- Scripted dialogue</w:t>
+      </w:r>
+    </w:p>
+    <w:p>
+      <w:pPr>
+        <w:rPr>
+          <w:lang w:val="en-GB"/>
+        </w:rPr>
+      </w:pPr>
+      <w:r>
+        <w:rPr>
+          <w:lang w:val="en-GB"/>
+        </w:rPr>
+        <w:t>- Similarity-only retrieval</w:t>
+      </w:r>
+    </w:p>
+    <w:p>
+      <w:pPr>
+        <w:rPr>
+          <w:lang w:val="en-GB"/>
+        </w:rPr>
+      </w:pPr>
+      <w:r>
+        <w:rPr>
+          <w:lang w:val="en-GB"/>
+        </w:rPr>
+        <w:t>- Rule-based importance retrieval</w:t>
+      </w:r>
+    </w:p>
+    <w:p>
+      <w:pPr>
+        <w:rPr>
+          <w:lang w:val="en-GB"/>
+        </w:rPr>
+      </w:pPr>
+      <w:r>
+        <w:rPr>
+          <w:lang w:val="en-GB"/>
+        </w:rPr>
+        <w:t>- Model-assisted importance retrieval</w:t>
+      </w:r>
+    </w:p>
+    <w:p/>
+    <w:p>
+      <w:pPr>
+        <w:rPr>
+          <w:b/>
+          <w:bCs/>
+        </w:rPr>
+      </w:pPr>
+      <w:r>
+        <w:rPr>
+          <w:b/>
+          <w:bCs/>
+        </w:rPr>
+        <w:t>Open Questions</w:t>
       </w:r>
     </w:p>
     <w:p>
@@ -6671,11 +7655,17 @@
         <w:pStyle w:val="ListParagraph"/>
         <w:numPr>
           <w:ilvl w:val="0"/>
-          <w:numId w:val="3"/>
+          <w:numId w:val="18"/>
         </w:numPr>
-      </w:pPr>
-      <w:r>
-        <w:t>The boss's responses were logically connected to the conversation.</w:t>
+        <w:rPr>
+          <w:lang w:val="en-GB"/>
+        </w:rPr>
+      </w:pPr>
+      <w:r>
+        <w:rPr>
+          <w:lang w:val="en-GB"/>
+        </w:rPr>
+        <w:t>Was the actual assignment surprising? Why?</w:t>
       </w:r>
     </w:p>
     <w:p>
@@ -6683,11 +7673,17 @@
         <w:pStyle w:val="ListParagraph"/>
         <w:numPr>
           <w:ilvl w:val="0"/>
-          <w:numId w:val="3"/>
+          <w:numId w:val="18"/>
         </w:numPr>
-      </w:pPr>
-      <w:r>
-        <w:t>The boss maintained a consistent conversational context.</w:t>
+        <w:rPr>
+          <w:lang w:val="en-GB"/>
+        </w:rPr>
+      </w:pPr>
+      <w:r>
+        <w:rPr>
+          <w:lang w:val="en-GB"/>
+        </w:rPr>
+        <w:t>What made any dialogue feel scripted or generated?</w:t>
       </w:r>
     </w:p>
     <w:p>
@@ -6695,91 +7691,17 @@
         <w:pStyle w:val="ListParagraph"/>
         <w:numPr>
           <w:ilvl w:val="0"/>
-          <w:numId w:val="3"/>
+          <w:numId w:val="18"/>
         </w:numPr>
-      </w:pPr>
-      <w:r>
-        <w:t>The boss understood what I was referring to.</w:t>
-      </w:r>
-    </w:p>
-    <w:p>
-      <w:pPr>
-        <w:pStyle w:val="Heading2"/>
-      </w:pPr>
-      <w:r>
-        <w:t>Section 2: Memory Use and Relevance</w:t>
-      </w:r>
-    </w:p>
-    <w:p>
-      <w:r>
-        <w:rPr>
-          <w:rFonts w:hint="eastAsia"/>
-        </w:rPr>
-        <w:t xml:space="preserve">1. </w:t>
-      </w:r>
-      <w:r>
-        <w:t>The boss appeared to remember previous interactions.</w:t>
-      </w:r>
-    </w:p>
-    <w:p>
-      <w:r>
-        <w:rPr>
-          <w:rFonts w:hint="eastAsia"/>
-        </w:rPr>
-        <w:t xml:space="preserve">2. </w:t>
-      </w:r>
-      <w:r>
-        <w:t>The boss correctly referenced past events.</w:t>
-      </w:r>
-    </w:p>
-    <w:p>
-      <w:r>
-        <w:rPr>
-          <w:rFonts w:hint="eastAsia"/>
-        </w:rPr>
-        <w:t xml:space="preserve">3. </w:t>
-      </w:r>
-      <w:r>
-        <w:t>The boss referenced memories that were relevant to the current situation.</w:t>
-      </w:r>
-    </w:p>
-    <w:p>
-      <w:r>
-        <w:rPr>
-          <w:rFonts w:hint="eastAsia"/>
-        </w:rPr>
-        <w:t xml:space="preserve">4. </w:t>
-      </w:r>
-      <w:r>
-        <w:t>The boss avoided mentioning irrelevant or unnecessary memories.</w:t>
-      </w:r>
-    </w:p>
-    <w:p>
-      <w:r>
-        <w:rPr>
-          <w:rFonts w:hint="eastAsia"/>
-        </w:rPr>
-        <w:t xml:space="preserve">5. </w:t>
-      </w:r>
-      <w:r>
-        <w:t>The boss used past events in a way that affected the current encounter.</w:t>
-      </w:r>
-    </w:p>
-    <w:p>
-      <w:pPr>
-        <w:pStyle w:val="Heading2"/>
-      </w:pPr>
-      <w:r>
-        <w:t>Section 3</w:t>
-      </w:r>
-      <w:r>
-        <w:rPr>
-          <w:rFonts w:hint="eastAsia"/>
-        </w:rPr>
-        <w:t xml:space="preserve">: </w:t>
-      </w:r>
-      <w:r>
-        <w:t>Character Believability</w:t>
+        <w:rPr>
+          <w:lang w:val="en-GB"/>
+        </w:rPr>
+      </w:pPr>
+      <w:r>
+        <w:rPr>
+          <w:lang w:val="en-GB"/>
+        </w:rPr>
+        <w:t>Did the boss forget, misunderstand, or overuse any past event?</w:t>
       </w:r>
     </w:p>
     <w:p>
@@ -6787,397 +7709,13 @@
         <w:pStyle w:val="ListParagraph"/>
         <w:numPr>
           <w:ilvl w:val="0"/>
-          <w:numId w:val="5"/>
+          <w:numId w:val="18"/>
         </w:numPr>
       </w:pPr>
       <w:r>
-        <w:t xml:space="preserve">The boss behaved consistently with </w:t>
-      </w:r>
-      <w:r>
-        <w:t>his</w:t>
-      </w:r>
-      <w:r>
-        <w:t xml:space="preserve"> </w:t>
-      </w:r>
-      <w:r>
-        <w:t>character’s personality</w:t>
-      </w:r>
-      <w:r>
-        <w:t>.</w:t>
-      </w:r>
-    </w:p>
-    <w:p>
-      <w:pPr>
-        <w:pStyle w:val="ListParagraph"/>
-        <w:numPr>
-          <w:ilvl w:val="0"/>
-          <w:numId w:val="5"/>
-        </w:numPr>
-      </w:pPr>
-      <w:r>
-        <w:t>The boss's responses felt appropriate for a boss character.</w:t>
-      </w:r>
-    </w:p>
-    <w:p>
-      <w:pPr>
-        <w:pStyle w:val="ListParagraph"/>
-        <w:numPr>
-          <w:ilvl w:val="0"/>
-          <w:numId w:val="5"/>
-        </w:numPr>
-      </w:pPr>
-      <w:r>
-        <w:t>The boss reacted appropriately to my previous actions.</w:t>
-      </w:r>
-    </w:p>
-    <w:p>
-      <w:pPr>
-        <w:pStyle w:val="Heading2"/>
-        <w:rPr>
-          <w:lang w:val="en-GB"/>
-        </w:rPr>
-      </w:pPr>
-      <w:r>
-        <w:rPr>
-          <w:lang w:val="en-GB"/>
-        </w:rPr>
-        <w:lastRenderedPageBreak/>
-        <w:t>Section 4: Combat Context Awareness</w:t>
-      </w:r>
-    </w:p>
-    <w:p>
-      <w:pPr>
-        <w:rPr>
-          <w:lang w:val="en-GB"/>
-        </w:rPr>
-      </w:pPr>
-      <w:r>
-        <w:rPr>
-          <w:lang w:val="en-GB"/>
-        </w:rPr>
-        <w:t>1. The boss's dialogue reflected the current combat situation.</w:t>
-      </w:r>
-    </w:p>
-    <w:p>
-      <w:pPr>
-        <w:rPr>
-          <w:lang w:val="en-GB"/>
-        </w:rPr>
-      </w:pPr>
-      <w:r>
-        <w:rPr>
-          <w:lang w:val="en-GB"/>
-        </w:rPr>
-        <w:t>2. The boss reacted appropriately to my actions during the fight.</w:t>
-      </w:r>
-    </w:p>
-    <w:p>
-      <w:pPr>
-        <w:rPr>
-          <w:lang w:val="en-GB"/>
-        </w:rPr>
-      </w:pPr>
-      <w:r>
-        <w:rPr>
-          <w:rFonts w:hint="eastAsia"/>
-          <w:lang w:val="en-GB"/>
-        </w:rPr>
-        <w:t>3</w:t>
-      </w:r>
-      <w:r>
-        <w:rPr>
-          <w:lang w:val="en-GB"/>
-        </w:rPr>
-        <w:t>. The boss's lines did not interrupt the flow of gameplay.</w:t>
-      </w:r>
-    </w:p>
-    <w:p>
-      <w:pPr>
-        <w:pStyle w:val="Heading2"/>
-      </w:pPr>
-      <w:r>
-        <w:t xml:space="preserve">Section </w:t>
-      </w:r>
-      <w:r>
-        <w:rPr>
-          <w:rFonts w:hint="eastAsia"/>
-        </w:rPr>
-        <w:t>5</w:t>
-      </w:r>
-      <w:r>
-        <w:rPr>
-          <w:rFonts w:hint="eastAsia"/>
-        </w:rPr>
-        <w:t xml:space="preserve">: </w:t>
-      </w:r>
-      <w:r>
-        <w:t>Engagement</w:t>
-      </w:r>
-    </w:p>
-    <w:p>
-      <w:pPr>
-        <w:pStyle w:val="ListParagraph"/>
-        <w:numPr>
-          <w:ilvl w:val="0"/>
-          <w:numId w:val="6"/>
-        </w:numPr>
-      </w:pPr>
-      <w:r>
-        <w:t>I was interested in continuing the conversation.</w:t>
-      </w:r>
-    </w:p>
-    <w:p>
-      <w:pPr>
-        <w:pStyle w:val="ListParagraph"/>
-        <w:numPr>
-          <w:ilvl w:val="0"/>
-          <w:numId w:val="6"/>
-        </w:numPr>
-      </w:pPr>
-      <w:r>
-        <w:t>The interaction felt more engaging than a traditional NPC dialogue.</w:t>
-      </w:r>
-    </w:p>
-    <w:p>
-      <w:pPr>
-        <w:pStyle w:val="ListParagraph"/>
-        <w:numPr>
-          <w:ilvl w:val="0"/>
-          <w:numId w:val="6"/>
-        </w:numPr>
-      </w:pPr>
-      <w:r>
-        <w:t>The dialogue increased my immersion in the game world.</w:t>
-      </w:r>
-    </w:p>
-    <w:p>
-      <w:pPr>
-        <w:pStyle w:val="Heading2"/>
-      </w:pPr>
-      <w:r>
-        <w:rPr>
-          <w:rFonts w:hint="eastAsia"/>
-        </w:rPr>
-        <w:t xml:space="preserve">Section </w:t>
-      </w:r>
-      <w:r>
-        <w:rPr>
-          <w:rFonts w:hint="eastAsia"/>
-        </w:rPr>
-        <w:t>7</w:t>
-      </w:r>
-      <w:r>
-        <w:rPr>
-          <w:rFonts w:hint="eastAsia"/>
-        </w:rPr>
-        <w:t xml:space="preserve">: </w:t>
-      </w:r>
-      <w:r>
-        <w:t>Personality</w:t>
-      </w:r>
-      <w:r>
-        <w:rPr>
-          <w:rFonts w:hint="eastAsia"/>
-        </w:rPr>
-        <w:t xml:space="preserve"> Sensitivity</w:t>
-      </w:r>
-    </w:p>
-    <w:p>
-      <w:pPr>
-        <w:rPr>
-          <w:lang w:val="en-GB"/>
-        </w:rPr>
-      </w:pPr>
-      <w:r>
-        <w:rPr>
-          <w:lang w:val="en-GB"/>
-        </w:rPr>
-        <w:t>1. The boss had a clear and recognizable personality.</w:t>
-      </w:r>
-    </w:p>
-    <w:p>
-      <w:pPr>
-        <w:rPr>
-          <w:lang w:val="en-GB"/>
-        </w:rPr>
-      </w:pPr>
-      <w:r>
-        <w:rPr>
-          <w:lang w:val="en-GB"/>
-        </w:rPr>
-        <w:t>2. The boss's tone changed appropriately based on my previous actions.</w:t>
-      </w:r>
-    </w:p>
-    <w:p>
-      <w:pPr>
-        <w:rPr>
-          <w:lang w:val="en-GB"/>
-        </w:rPr>
-      </w:pPr>
-      <w:r>
-        <w:rPr>
-          <w:lang w:val="en-GB"/>
-        </w:rPr>
-        <w:t>3. The boss reacted with suitable emotions, such as anger, pride, suspicion, or respect.</w:t>
-      </w:r>
-    </w:p>
-    <w:p>
-      <w:pPr>
-        <w:rPr>
-          <w:lang w:val="en-GB"/>
-        </w:rPr>
-      </w:pPr>
-      <w:r>
-        <w:rPr>
-          <w:lang w:val="en-GB"/>
-        </w:rPr>
-        <w:t>4. The boss used remembered events in a way that matched its personality.</w:t>
-      </w:r>
-    </w:p>
-    <w:p>
-      <w:pPr>
-        <w:pStyle w:val="Heading2"/>
-      </w:pPr>
-      <w:r>
-        <w:t xml:space="preserve">Section </w:t>
-      </w:r>
-      <w:r>
-        <w:rPr>
-          <w:rFonts w:hint="eastAsia"/>
-        </w:rPr>
-        <w:t xml:space="preserve">6: </w:t>
-      </w:r>
-      <w:r>
-        <w:t>Overall Quality</w:t>
-      </w:r>
-    </w:p>
-    <w:p>
-      <w:pPr>
-        <w:pStyle w:val="ListParagraph"/>
-        <w:numPr>
-          <w:ilvl w:val="0"/>
-          <w:numId w:val="7"/>
-        </w:numPr>
-      </w:pPr>
-      <w:r>
-        <w:t>Overall, I was satisfied with the interaction.</w:t>
-      </w:r>
-    </w:p>
-    <w:p>
-      <w:pPr>
-        <w:pStyle w:val="ListParagraph"/>
-        <w:numPr>
-          <w:ilvl w:val="0"/>
-          <w:numId w:val="7"/>
-        </w:numPr>
-      </w:pPr>
-      <w:r>
-        <w:t>I would prefer this type of NPC over a scripted NPC.</w:t>
-      </w:r>
-    </w:p>
-    <w:p>
-      <w:pPr>
-        <w:pStyle w:val="ListParagraph"/>
-        <w:numPr>
-          <w:ilvl w:val="0"/>
-          <w:numId w:val="7"/>
-        </w:numPr>
-      </w:pPr>
-      <w:r>
-        <w:t>The dialogue system improved my gameplay experience.</w:t>
-      </w:r>
-    </w:p>
-    <w:p>
-      <w:pPr>
-        <w:pStyle w:val="Heading2"/>
-      </w:pPr>
-      <w:r>
-        <w:t>Comparative Questions</w:t>
-      </w:r>
-    </w:p>
-    <w:p>
-      <w:pPr>
-        <w:pStyle w:val="ListParagraph"/>
-        <w:ind w:left="0"/>
-      </w:pPr>
-      <w:r>
-        <w:t>1. Which version made the boss seem most aware of your previous actions?</w:t>
-      </w:r>
-    </w:p>
-    <w:p>
-      <w:pPr>
-        <w:pStyle w:val="ListParagraph"/>
-        <w:ind w:left="0"/>
-      </w:pPr>
-      <w:r>
-        <w:t>2. Which version produced the most believable boss personality?</w:t>
-      </w:r>
-    </w:p>
-    <w:p>
-      <w:pPr>
-        <w:pStyle w:val="ListParagraph"/>
-        <w:ind w:left="0"/>
-      </w:pPr>
-      <w:r>
-        <w:t>3. Which version felt most engaging overall?</w:t>
-      </w:r>
-    </w:p>
-    <w:p>
-      <w:pPr>
-        <w:pStyle w:val="ListParagraph"/>
-        <w:ind w:left="0"/>
-      </w:pPr>
-      <w:r>
-        <w:t>4. Which version did you prefer? Why?</w:t>
-      </w:r>
-    </w:p>
-    <w:p>
-      <w:pPr>
-        <w:pStyle w:val="Heading2"/>
-      </w:pPr>
-      <w:r>
-        <w:t>Open Questions</w:t>
-      </w:r>
-    </w:p>
-    <w:p>
-      <w:pPr>
-        <w:pStyle w:val="ListParagraph"/>
-        <w:numPr>
-          <w:ilvl w:val="0"/>
-          <w:numId w:val="8"/>
-        </w:numPr>
-      </w:pPr>
-      <w:r>
-        <w:t xml:space="preserve">What aspects of the boss's </w:t>
-      </w:r>
-      <w:r>
-        <w:t>behavior</w:t>
-      </w:r>
-      <w:r>
-        <w:t xml:space="preserve"> did you find most convincing?</w:t>
-      </w:r>
-    </w:p>
-    <w:p>
-      <w:pPr>
-        <w:pStyle w:val="ListParagraph"/>
-        <w:numPr>
-          <w:ilvl w:val="0"/>
-          <w:numId w:val="8"/>
-        </w:numPr>
-      </w:pPr>
-      <w:r>
-        <w:t>Were there any moments where the boss seemed to forget or misunderstand previous events?</w:t>
-      </w:r>
-    </w:p>
-    <w:p>
-      <w:pPr>
-        <w:pStyle w:val="ListParagraph"/>
-        <w:numPr>
-          <w:ilvl w:val="0"/>
-          <w:numId w:val="8"/>
-        </w:numPr>
-      </w:pPr>
-      <w:r>
+        <w:rPr>
+          <w:lang w:val="en-GB"/>
+        </w:rPr>
         <w:t>What improvements would you suggest?</w:t>
       </w:r>
     </w:p>
@@ -7191,8 +7729,58 @@
 </w:document>
 </file>
 
+<file path=word/endnotes.xml><?xml version="1.0" encoding="utf-8"?>
+<w:endnotes xmlns:wpc="http://schemas.microsoft.com/office/word/2010/wordprocessingCanvas" xmlns:cx="http://schemas.microsoft.com/office/drawing/2014/chartex" xmlns:cx1="http://schemas.microsoft.com/office/drawing/2015/9/8/chartex" xmlns:cx2="http://schemas.microsoft.com/office/drawing/2015/10/21/chartex" xmlns:cx3="http://schemas.microsoft.com/office/drawing/2016/5/9/chartex" xmlns:cx4="http://schemas.microsoft.com/office/drawing/2016/5/10/chartex" xmlns:cx5="http://schemas.microsoft.com/office/drawing/2016/5/11/chartex" xmlns:cx6="http://schemas.microsoft.com/office/drawing/2016/5/12/chartex" xmlns:cx7="http://schemas.microsoft.com/office/drawing/2016/5/13/chartex" xmlns:cx8="http://schemas.microsoft.com/office/drawing/2016/5/14/chartex" xmlns:mc="http://schemas.openxmlformats.org/markup-compatibility/2006" xmlns:aink="http://schemas.microsoft.com/office/drawing/2016/ink" xmlns:am3d="http://schemas.microsoft.com/office/drawing/2017/model3d" xmlns:o="urn:schemas-microsoft-com:office:office" xmlns:oel="http://schemas.microsoft.com/office/2019/extlst" xmlns:r="http://schemas.openxmlformats.org/officeDocument/2006/relationships" xmlns:m="http://schemas.openxmlformats.org/officeDocument/2006/math" xmlns:v="urn:schemas-microsoft-com:vml" xmlns:wp14="http://schemas.microsoft.com/office/word/2010/wordprocessingDrawing" xmlns:wp="http://schemas.openxmlformats.org/drawingml/2006/wordprocessingDrawing" xmlns:w10="urn:schemas-microsoft-com:office:word" xmlns:w="http://schemas.openxmlformats.org/wordprocessingml/2006/main" xmlns:w14="http://schemas.microsoft.com/office/word/2010/wordml" xmlns:w15="http://schemas.microsoft.com/office/word/2012/wordml" xmlns:w16cei="http://schemas.microsoft.com/office/word/2026/wordml/cei" xmlns:w16cex="http://schemas.microsoft.com/office/word/2018/wordml/cex" xmlns:w16cid="http://schemas.microsoft.com/office/word/2016/wordml/cid" xmlns:w16="http://schemas.microsoft.com/office/word/2018/wordml" xmlns:w16du="http://schemas.microsoft.com/office/word/2023/wordml/word16du" xmlns:w16sdtdh="http://schemas.microsoft.com/office/word/2020/wordml/sdtdatahash" xmlns:w16sdtfl="http://schemas.microsoft.com/office/word/2024/wordml/sdtformatlock" xmlns:w16se="http://schemas.microsoft.com/office/word/2015/wordml/symex" xmlns:wpg="http://schemas.microsoft.com/office/word/2010/wordprocessingGroup" xmlns:wpi="http://schemas.microsoft.com/office/word/2010/wordprocessingInk" xmlns:wne="http://schemas.microsoft.com/office/word/2006/wordml" xmlns:wps="http://schemas.microsoft.com/office/word/2010/wordprocessingShape" mc:Ignorable="w14 w15 w16se w16cid w16 w16cex w16sdtdh w16sdtfl w16du wp14">
+  <w:endnote w:type="separator" w:id="-1">
+    <w:p>
+      <w:pPr>
+        <w:spacing w:after="0" w:line="240" w:lineRule="auto"/>
+      </w:pPr>
+      <w:r>
+        <w:separator/>
+      </w:r>
+    </w:p>
+  </w:endnote>
+  <w:endnote w:type="continuationSeparator" w:id="0">
+    <w:p>
+      <w:pPr>
+        <w:spacing w:after="0" w:line="240" w:lineRule="auto"/>
+      </w:pPr>
+      <w:r>
+        <w:continuationSeparator/>
+      </w:r>
+    </w:p>
+  </w:endnote>
+</w:endnotes>
+</file>
+
+<file path=word/footnotes.xml><?xml version="1.0" encoding="utf-8"?>
+<w:footnotes xmlns:wpc="http://schemas.microsoft.com/office/word/2010/wordprocessingCanvas" xmlns:cx="http://schemas.microsoft.com/office/drawing/2014/chartex" xmlns:cx1="http://schemas.microsoft.com/office/drawing/2015/9/8/chartex" xmlns:cx2="http://schemas.microsoft.com/office/drawing/2015/10/21/chartex" xmlns:cx3="http://schemas.microsoft.com/office/drawing/2016/5/9/chartex" xmlns:cx4="http://schemas.microsoft.com/office/drawing/2016/5/10/chartex" xmlns:cx5="http://schemas.microsoft.com/office/drawing/2016/5/11/chartex" xmlns:cx6="http://schemas.microsoft.com/office/drawing/2016/5/12/chartex" xmlns:cx7="http://schemas.microsoft.com/office/drawing/2016/5/13/chartex" xmlns:cx8="http://schemas.microsoft.com/office/drawing/2016/5/14/chartex" xmlns:mc="http://schemas.openxmlformats.org/markup-compatibility/2006" xmlns:aink="http://schemas.microsoft.com/office/drawing/2016/ink" xmlns:am3d="http://schemas.microsoft.com/office/drawing/2017/model3d" xmlns:o="urn:schemas-microsoft-com:office:office" xmlns:oel="http://schemas.microsoft.com/office/2019/extlst" xmlns:r="http://schemas.openxmlformats.org/officeDocument/2006/relationships" xmlns:m="http://schemas.openxmlformats.org/officeDocument/2006/math" xmlns:v="urn:schemas-microsoft-com:vml" xmlns:wp14="http://schemas.microsoft.com/office/word/2010/wordprocessingDrawing" xmlns:wp="http://schemas.openxmlformats.org/drawingml/2006/wordprocessingDrawing" xmlns:w10="urn:schemas-microsoft-com:office:word" xmlns:w="http://schemas.openxmlformats.org/wordprocessingml/2006/main" xmlns:w14="http://schemas.microsoft.com/office/word/2010/wordml" xmlns:w15="http://schemas.microsoft.com/office/word/2012/wordml" xmlns:w16cei="http://schemas.microsoft.com/office/word/2026/wordml/cei" xmlns:w16cex="http://schemas.microsoft.com/office/word/2018/wordml/cex" xmlns:w16cid="http://schemas.microsoft.com/office/word/2016/wordml/cid" xmlns:w16="http://schemas.microsoft.com/office/word/2018/wordml" xmlns:w16du="http://schemas.microsoft.com/office/word/2023/wordml/word16du" xmlns:w16sdtdh="http://schemas.microsoft.com/office/word/2020/wordml/sdtdatahash" xmlns:w16sdtfl="http://schemas.microsoft.com/office/word/2024/wordml/sdtformatlock" xmlns:w16se="http://schemas.microsoft.com/office/word/2015/wordml/symex" xmlns:wpg="http://schemas.microsoft.com/office/word/2010/wordprocessingGroup" xmlns:wpi="http://schemas.microsoft.com/office/word/2010/wordprocessingInk" xmlns:wne="http://schemas.microsoft.com/office/word/2006/wordml" xmlns:wps="http://schemas.microsoft.com/office/word/2010/wordprocessingShape" mc:Ignorable="w14 w15 w16se w16cid w16 w16cex w16sdtdh w16sdtfl w16du wp14">
+  <w:footnote w:type="separator" w:id="-1">
+    <w:p>
+      <w:pPr>
+        <w:spacing w:after="0" w:line="240" w:lineRule="auto"/>
+      </w:pPr>
+      <w:r>
+        <w:separator/>
+      </w:r>
+    </w:p>
+  </w:footnote>
+  <w:footnote w:type="continuationSeparator" w:id="0">
+    <w:p>
+      <w:pPr>
+        <w:spacing w:after="0" w:line="240" w:lineRule="auto"/>
+      </w:pPr>
+      <w:r>
+        <w:continuationSeparator/>
+      </w:r>
+    </w:p>
+  </w:footnote>
+</w:footnotes>
+</file>
+
 <file path=word/numbering.xml><?xml version="1.0" encoding="utf-8"?>
-<w:numbering xmlns:wpc="http://schemas.microsoft.com/office/word/2010/wordprocessingCanvas" xmlns:cx="http://schemas.microsoft.com/office/drawing/2014/chartex" xmlns:cx1="http://schemas.microsoft.com/office/drawing/2015/9/8/chartex" xmlns:cx2="http://schemas.microsoft.com/office/drawing/2015/10/21/chartex" xmlns:cx3="http://schemas.microsoft.com/office/drawing/2016/5/9/chartex" xmlns:cx4="http://schemas.microsoft.com/office/drawing/2016/5/10/chartex" xmlns:cx5="http://schemas.microsoft.com/office/drawing/2016/5/11/chartex" xmlns:cx6="http://schemas.microsoft.com/office/drawing/2016/5/12/chartex" xmlns:cx7="http://schemas.microsoft.com/office/drawing/2016/5/13/chartex" xmlns:cx8="http://schemas.microsoft.com/office/drawing/2016/5/14/chartex" xmlns:mc="http://schemas.openxmlformats.org/markup-compatibility/2006" xmlns:aink="http://schemas.microsoft.com/office/drawing/2016/ink" xmlns:am3d="http://schemas.microsoft.com/office/drawing/2017/model3d" xmlns:o="urn:schemas-microsoft-com:office:office" xmlns:oel="http://schemas.microsoft.com/office/2019/extlst" xmlns:r="http://schemas.openxmlformats.org/officeDocument/2006/relationships" xmlns:m="http://schemas.openxmlformats.org/officeDocument/2006/math" xmlns:v="urn:schemas-microsoft-com:vml" xmlns:wp14="http://schemas.microsoft.com/office/word/2010/wordprocessingDrawing" xmlns:wp="http://schemas.openxmlformats.org/drawingml/2006/wordprocessingDrawing" xmlns:w10="urn:schemas-microsoft-com:office:word" xmlns:w="http://schemas.openxmlformats.org/wordprocessingml/2006/main" xmlns:w14="http://schemas.microsoft.com/office/word/2010/wordml" xmlns:w15="http://schemas.microsoft.com/office/word/2012/wordml" xmlns:w16cex="http://schemas.microsoft.com/office/word/2018/wordml/cex" xmlns:w16cid="http://schemas.microsoft.com/office/word/2016/wordml/cid" xmlns:w16="http://schemas.microsoft.com/office/word/2018/wordml" xmlns:w16du="http://schemas.microsoft.com/office/word/2023/wordml/word16du" xmlns:w16sdtdh="http://schemas.microsoft.com/office/word/2020/wordml/sdtdatahash" xmlns:w16sdtfl="http://schemas.microsoft.com/office/word/2024/wordml/sdtformatlock" xmlns:w16se="http://schemas.microsoft.com/office/word/2015/wordml/symex" xmlns:wpg="http://schemas.microsoft.com/office/word/2010/wordprocessingGroup" xmlns:wpi="http://schemas.microsoft.com/office/word/2010/wordprocessingInk" xmlns:wne="http://schemas.microsoft.com/office/word/2006/wordml" xmlns:wps="http://schemas.microsoft.com/office/word/2010/wordprocessingShape" mc:Ignorable="w14 w15 w16se w16cid w16 w16cex w16sdtdh w16sdtfl w16du wp14">
+<w:numbering xmlns:wpc="http://schemas.microsoft.com/office/word/2010/wordprocessingCanvas" xmlns:cx="http://schemas.microsoft.com/office/drawing/2014/chartex" xmlns:cx1="http://schemas.microsoft.com/office/drawing/2015/9/8/chartex" xmlns:cx2="http://schemas.microsoft.com/office/drawing/2015/10/21/chartex" xmlns:cx3="http://schemas.microsoft.com/office/drawing/2016/5/9/chartex" xmlns:cx4="http://schemas.microsoft.com/office/drawing/2016/5/10/chartex" xmlns:cx5="http://schemas.microsoft.com/office/drawing/2016/5/11/chartex" xmlns:cx6="http://schemas.microsoft.com/office/drawing/2016/5/12/chartex" xmlns:cx7="http://schemas.microsoft.com/office/drawing/2016/5/13/chartex" xmlns:cx8="http://schemas.microsoft.com/office/drawing/2016/5/14/chartex" xmlns:mc="http://schemas.openxmlformats.org/markup-compatibility/2006" xmlns:aink="http://schemas.microsoft.com/office/drawing/2016/ink" xmlns:am3d="http://schemas.microsoft.com/office/drawing/2017/model3d" xmlns:o="urn:schemas-microsoft-com:office:office" xmlns:oel="http://schemas.microsoft.com/office/2019/extlst" xmlns:r="http://schemas.openxmlformats.org/officeDocument/2006/relationships" xmlns:m="http://schemas.openxmlformats.org/officeDocument/2006/math" xmlns:v="urn:schemas-microsoft-com:vml" xmlns:wp14="http://schemas.microsoft.com/office/word/2010/wordprocessingDrawing" xmlns:wp="http://schemas.openxmlformats.org/drawingml/2006/wordprocessingDrawing" xmlns:w10="urn:schemas-microsoft-com:office:word" xmlns:w="http://schemas.openxmlformats.org/wordprocessingml/2006/main" xmlns:w14="http://schemas.microsoft.com/office/word/2010/wordml" xmlns:w15="http://schemas.microsoft.com/office/word/2012/wordml" xmlns:w16cei="http://schemas.microsoft.com/office/word/2026/wordml/cei" xmlns:w16cex="http://schemas.microsoft.com/office/word/2018/wordml/cex" xmlns:w16cid="http://schemas.microsoft.com/office/word/2016/wordml/cid" xmlns:w16="http://schemas.microsoft.com/office/word/2018/wordml" xmlns:w16du="http://schemas.microsoft.com/office/word/2023/wordml/word16du" xmlns:w16sdtdh="http://schemas.microsoft.com/office/word/2020/wordml/sdtdatahash" xmlns:w16sdtfl="http://schemas.microsoft.com/office/word/2024/wordml/sdtformatlock" xmlns:w16se="http://schemas.microsoft.com/office/word/2015/wordml/symex" xmlns:wpg="http://schemas.microsoft.com/office/word/2010/wordprocessingGroup" xmlns:wpi="http://schemas.microsoft.com/office/word/2010/wordprocessingInk" xmlns:wne="http://schemas.microsoft.com/office/word/2006/wordml" xmlns:wps="http://schemas.microsoft.com/office/word/2010/wordprocessingShape" mc:Ignorable="w14 w15 w16se w16cid w16 w16cex w16sdtdh w16sdtfl w16du wp14">
   <w:abstractNum w:abstractNumId="0" w15:restartNumberingAfterBreak="0">
     <w:nsid w:val="02731B6E"/>
     <w:multiLevelType w:val="hybridMultilevel"/>
@@ -8772,6 +9360,95 @@
       <w:lvlJc w:val="right"/>
       <w:pPr>
         <w:ind w:left="3960" w:hanging="440"/>
+      </w:pPr>
+    </w:lvl>
+  </w:abstractNum>
+  <w:abstractNum w:abstractNumId="17" w15:restartNumberingAfterBreak="0">
+    <w:nsid w:val="7FF120F8"/>
+    <w:multiLevelType w:val="hybridMultilevel"/>
+    <w:tmpl w:val="3EDCE5E4"/>
+    <w:lvl w:ilvl="0" w:tplc="0809000F">
+      <w:start w:val="1"/>
+      <w:numFmt w:val="decimal"/>
+      <w:lvlText w:val="%1."/>
+      <w:lvlJc w:val="left"/>
+      <w:pPr>
+        <w:ind w:left="360" w:hanging="360"/>
+      </w:pPr>
+      <w:rPr>
+        <w:rFonts w:hint="default"/>
+      </w:rPr>
+    </w:lvl>
+    <w:lvl w:ilvl="1" w:tplc="08090019" w:tentative="1">
+      <w:start w:val="1"/>
+      <w:numFmt w:val="lowerLetter"/>
+      <w:lvlText w:val="%2."/>
+      <w:lvlJc w:val="left"/>
+      <w:pPr>
+        <w:ind w:left="1080" w:hanging="360"/>
+      </w:pPr>
+    </w:lvl>
+    <w:lvl w:ilvl="2" w:tplc="0809001B" w:tentative="1">
+      <w:start w:val="1"/>
+      <w:numFmt w:val="lowerRoman"/>
+      <w:lvlText w:val="%3."/>
+      <w:lvlJc w:val="right"/>
+      <w:pPr>
+        <w:ind w:left="1800" w:hanging="180"/>
+      </w:pPr>
+    </w:lvl>
+    <w:lvl w:ilvl="3" w:tplc="0809000F" w:tentative="1">
+      <w:start w:val="1"/>
+      <w:numFmt w:val="decimal"/>
+      <w:lvlText w:val="%4."/>
+      <w:lvlJc w:val="left"/>
+      <w:pPr>
+        <w:ind w:left="2520" w:hanging="360"/>
+      </w:pPr>
+    </w:lvl>
+    <w:lvl w:ilvl="4" w:tplc="08090019" w:tentative="1">
+      <w:start w:val="1"/>
+      <w:numFmt w:val="lowerLetter"/>
+      <w:lvlText w:val="%5."/>
+      <w:lvlJc w:val="left"/>
+      <w:pPr>
+        <w:ind w:left="3240" w:hanging="360"/>
+      </w:pPr>
+    </w:lvl>
+    <w:lvl w:ilvl="5" w:tplc="0809001B" w:tentative="1">
+      <w:start w:val="1"/>
+      <w:numFmt w:val="lowerRoman"/>
+      <w:lvlText w:val="%6."/>
+      <w:lvlJc w:val="right"/>
+      <w:pPr>
+        <w:ind w:left="3960" w:hanging="180"/>
+      </w:pPr>
+    </w:lvl>
+    <w:lvl w:ilvl="6" w:tplc="0809000F" w:tentative="1">
+      <w:start w:val="1"/>
+      <w:numFmt w:val="decimal"/>
+      <w:lvlText w:val="%7."/>
+      <w:lvlJc w:val="left"/>
+      <w:pPr>
+        <w:ind w:left="4680" w:hanging="360"/>
+      </w:pPr>
+    </w:lvl>
+    <w:lvl w:ilvl="7" w:tplc="08090019" w:tentative="1">
+      <w:start w:val="1"/>
+      <w:numFmt w:val="lowerLetter"/>
+      <w:lvlText w:val="%8."/>
+      <w:lvlJc w:val="left"/>
+      <w:pPr>
+        <w:ind w:left="5400" w:hanging="360"/>
+      </w:pPr>
+    </w:lvl>
+    <w:lvl w:ilvl="8" w:tplc="0809001B" w:tentative="1">
+      <w:start w:val="1"/>
+      <w:numFmt w:val="lowerRoman"/>
+      <w:lvlText w:val="%9."/>
+      <w:lvlJc w:val="right"/>
+      <w:pPr>
+        <w:ind w:left="6120" w:hanging="180"/>
       </w:pPr>
     </w:lvl>
   </w:abstractNum>
@@ -8825,6 +9502,9 @@
   </w:num>
   <w:num w:numId="17" w16cid:durableId="258952858">
     <w:abstractNumId w:val="13"/>
+  </w:num>
+  <w:num w:numId="18" w16cid:durableId="448205578">
+    <w:abstractNumId w:val="17"/>
   </w:num>
 </w:numbering>
 </file>
@@ -9229,7 +9909,7 @@
   <w:style w:type="paragraph" w:default="1" w:styleId="Normal">
     <w:name w:val="Normal"/>
     <w:qFormat/>
-    <w:rsid w:val="00A628E2"/>
+    <w:rsid w:val="00A74539"/>
     <w:pPr>
       <w:widowControl w:val="0"/>
     </w:pPr>
@@ -9799,6 +10479,50 @@
       <w:szCs w:val="20"/>
     </w:rPr>
   </w:style>
+  <w:style w:type="paragraph" w:styleId="Header">
+    <w:name w:val="header"/>
+    <w:basedOn w:val="Normal"/>
+    <w:link w:val="HeaderChar"/>
+    <w:uiPriority w:val="99"/>
+    <w:unhideWhenUsed/>
+    <w:rsid w:val="002B717F"/>
+    <w:pPr>
+      <w:tabs>
+        <w:tab w:val="center" w:pos="4153"/>
+        <w:tab w:val="right" w:pos="8306"/>
+      </w:tabs>
+      <w:spacing w:after="0" w:line="240" w:lineRule="auto"/>
+    </w:pPr>
+  </w:style>
+  <w:style w:type="character" w:customStyle="1" w:styleId="HeaderChar">
+    <w:name w:val="Header Char"/>
+    <w:basedOn w:val="DefaultParagraphFont"/>
+    <w:link w:val="Header"/>
+    <w:uiPriority w:val="99"/>
+    <w:rsid w:val="002B717F"/>
+  </w:style>
+  <w:style w:type="paragraph" w:styleId="Footer">
+    <w:name w:val="footer"/>
+    <w:basedOn w:val="Normal"/>
+    <w:link w:val="FooterChar"/>
+    <w:uiPriority w:val="99"/>
+    <w:unhideWhenUsed/>
+    <w:rsid w:val="002B717F"/>
+    <w:pPr>
+      <w:tabs>
+        <w:tab w:val="center" w:pos="4153"/>
+        <w:tab w:val="right" w:pos="8306"/>
+      </w:tabs>
+      <w:spacing w:after="0" w:line="240" w:lineRule="auto"/>
+    </w:pPr>
+  </w:style>
+  <w:style w:type="character" w:customStyle="1" w:styleId="FooterChar">
+    <w:name w:val="Footer Char"/>
+    <w:basedOn w:val="DefaultParagraphFont"/>
+    <w:link w:val="Footer"/>
+    <w:uiPriority w:val="99"/>
+    <w:rsid w:val="002B717F"/>
+  </w:style>
 </w:styles>
 </file>
 

--- a/Research Proposal.docx
+++ b/Research Proposal.docx
@@ -32,7 +32,7 @@
     </w:p>
     <w:p>
       <w:r>
-        <w:t>Turn-based games provide a useful environment for studying memory retrieval because player choices, encounter outcomes, combat turns, and boss-dialogue triggers are discrete and can be represented as structured episodic memories. This project focuses on how different retrieval strategies select those memories for an LLM-driven boss dialogue system.</w:t>
+        <w:t>Turn-based games provide a useful environment for studying memory retrieval because player choices, encounter outcomes, combat turns, and boss-dialogue triggers are discrete and can be represented as structured records. This project separates fixed static context, retrievable long-term episodic memory, and encounter-local working memory, and focuses on how different retrieval strategies select long-term memories for an LLM-driven boss dialogue system.</w:t>
       </w:r>
     </w:p>
     <w:p>
@@ -40,7 +40,7 @@
         <w:rPr>
           <w:b/>
         </w:rPr>
-        <w:t>RQ2:</w:t>
+        <w:t>RQ:</w:t>
       </w:r>
       <w:r>
         <w:t xml:space="preserve"> When retrieval is used, how do similarity-only, rule-based importance, and model-assisted importance retrieval affect memory relevance, dialogue quality, character believability, and system performance in a turn-based boss encounter?</w:t>
@@ -48,7 +48,7 @@
     </w:p>
     <w:p>
       <w:r>
-        <w:t>RQ2 is the sole primary research question. A Full-memory condition is retained as an exploratory reference for the implemented memory pool, but it is not used to test a directional hypothesis about whether retrieval is necessary. Memory-pool-size thresholds and manipulated proportions of irrelevant memories are outside the scope of this study.</w:t>
+        <w:t>RQ is the sole primary research question. A Full-memory condition is retained as an exploratory reference for the implemented memory pool, but it is not used to test a directional hypothesis about whether retrieval is necessary. Memory-pool-size thresholds and manipulated proportions of irrelevant memories are outside the scope of this study.</w:t>
       </w:r>
     </w:p>
     <w:p>
@@ -66,6 +66,7 @@
     </w:p>
     <w:p>
       <w:r>
+        <w:lastRenderedPageBreak/>
         <w:t>The project does not claim a new general-purpose RAG algorithm. Its contribution is a domain-specific Unity prototype and controlled evaluation of memory-selection policies for turn-based boss dialogue. The game domain adds structured combat fields, explicit turn boundaries, narrative choices, encounter-local state, and real-time interaction constraints that are not present in conventional document question answering.</w:t>
       </w:r>
     </w:p>
@@ -75,7 +76,7 @@
         <w:keepLines/>
         <w:numPr>
           <w:ilvl w:val="0"/>
-          <w:numId w:val="32"/>
+          <w:numId w:val="1"/>
         </w:numPr>
       </w:pPr>
       <w:r>
@@ -88,7 +89,7 @@
         <w:keepLines/>
         <w:numPr>
           <w:ilvl w:val="0"/>
-          <w:numId w:val="32"/>
+          <w:numId w:val="1"/>
         </w:numPr>
       </w:pPr>
       <w:r>
@@ -101,7 +102,7 @@
         <w:keepLines/>
         <w:numPr>
           <w:ilvl w:val="0"/>
-          <w:numId w:val="32"/>
+          <w:numId w:val="1"/>
         </w:numPr>
       </w:pPr>
       <w:r>
@@ -114,7 +115,7 @@
         <w:keepLines/>
         <w:numPr>
           <w:ilvl w:val="0"/>
-          <w:numId w:val="32"/>
+          <w:numId w:val="1"/>
         </w:numPr>
       </w:pPr>
       <w:r>
@@ -127,7 +128,7 @@
         <w:keepLines/>
         <w:numPr>
           <w:ilvl w:val="0"/>
-          <w:numId w:val="32"/>
+          <w:numId w:val="1"/>
         </w:numPr>
       </w:pPr>
       <w:r>
@@ -158,11 +159,10 @@
     <w:tbl>
       <w:tblPr>
         <w:tblStyle w:val="TableGrid"/>
-        <w:tblW w:type="dxa" w:w="9360"/>
-        <w:jc w:val="left"/>
+        <w:tblW w:w="9360" w:type="dxa"/>
+        <w:tblInd w:w="120" w:type="dxa"/>
         <w:tblLayout w:type="fixed"/>
-        <w:tblLook w:firstColumn="1" w:firstRow="1" w:lastColumn="0" w:lastRow="0" w:noHBand="0" w:noVBand="1" w:val="04A0"/>
-        <w:tblInd w:w="120" w:type="dxa"/>
+        <w:tblLook w:val="04A0" w:firstRow="1" w:lastRow="0" w:firstColumn="1" w:lastColumn="0" w:noHBand="0" w:noVBand="1"/>
       </w:tblPr>
       <w:tblGrid>
         <w:gridCol w:w="1944"/>
@@ -171,28 +171,27 @@
       </w:tblGrid>
       <w:tr>
         <w:trPr>
-          <w:tblHeader w:val="true"/>
+          <w:tblHeader/>
         </w:trPr>
         <w:tc>
           <w:tcPr>
-            <w:tcW w:type="dxa" w:w="1944"/>
-            <w:vAlign w:val="center"/>
-            <w:tcMar>
-              <w:top w:w="80" w:type="dxa"/>
-              <w:start w:w="120" w:type="dxa"/>
-              <w:bottom w:w="80" w:type="dxa"/>
-              <w:end w:w="120" w:type="dxa"/>
-            </w:tcMar>
-            <w:shd w:fill="F4F6F9"/>
-          </w:tcPr>
-          <w:p>
-            <w:pPr>
-              <w:spacing w:before="0" w:after="60" w:line="264" w:lineRule="auto"/>
-              <w:jc w:val="left"/>
-            </w:pPr>
-            <w:r>
-              <w:rPr>
-                <w:rFonts w:ascii="Calibri" w:hAnsi="Calibri"/>
+            <w:tcW w:w="1944" w:type="dxa"/>
+            <w:shd w:val="clear" w:color="auto" w:fill="F4F6F9"/>
+            <w:tcMar>
+              <w:top w:w="80" w:type="dxa"/>
+              <w:left w:w="120" w:type="dxa"/>
+              <w:bottom w:w="80" w:type="dxa"/>
+              <w:right w:w="120" w:type="dxa"/>
+            </w:tcMar>
+            <w:vAlign w:val="center"/>
+          </w:tcPr>
+          <w:p>
+            <w:pPr>
+              <w:spacing w:after="60" w:line="264" w:lineRule="auto"/>
+              <w:jc w:val="left"/>
+            </w:pPr>
+            <w:r>
+              <w:rPr>
                 <w:b/>
                 <w:sz w:val="19"/>
               </w:rPr>
@@ -202,24 +201,23 @@
         </w:tc>
         <w:tc>
           <w:tcPr>
-            <w:tcW w:type="dxa" w:w="4968"/>
-            <w:vAlign w:val="center"/>
-            <w:tcMar>
-              <w:top w:w="80" w:type="dxa"/>
-              <w:start w:w="120" w:type="dxa"/>
-              <w:bottom w:w="80" w:type="dxa"/>
-              <w:end w:w="120" w:type="dxa"/>
-            </w:tcMar>
-            <w:shd w:fill="F4F6F9"/>
-          </w:tcPr>
-          <w:p>
-            <w:pPr>
-              <w:spacing w:before="0" w:after="60" w:line="264" w:lineRule="auto"/>
-              <w:jc w:val="left"/>
-            </w:pPr>
-            <w:r>
-              <w:rPr>
-                <w:rFonts w:ascii="Calibri" w:hAnsi="Calibri"/>
+            <w:tcW w:w="4968" w:type="dxa"/>
+            <w:shd w:val="clear" w:color="auto" w:fill="F4F6F9"/>
+            <w:tcMar>
+              <w:top w:w="80" w:type="dxa"/>
+              <w:left w:w="120" w:type="dxa"/>
+              <w:bottom w:w="80" w:type="dxa"/>
+              <w:right w:w="120" w:type="dxa"/>
+            </w:tcMar>
+            <w:vAlign w:val="center"/>
+          </w:tcPr>
+          <w:p>
+            <w:pPr>
+              <w:spacing w:after="60" w:line="264" w:lineRule="auto"/>
+              <w:jc w:val="left"/>
+            </w:pPr>
+            <w:r>
+              <w:rPr>
                 <w:b/>
                 <w:sz w:val="19"/>
               </w:rPr>
@@ -229,24 +227,23 @@
         </w:tc>
         <w:tc>
           <w:tcPr>
-            <w:tcW w:type="dxa" w:w="2448"/>
-            <w:vAlign w:val="center"/>
-            <w:tcMar>
-              <w:top w:w="80" w:type="dxa"/>
-              <w:start w:w="120" w:type="dxa"/>
-              <w:bottom w:w="80" w:type="dxa"/>
-              <w:end w:w="120" w:type="dxa"/>
-            </w:tcMar>
-            <w:shd w:fill="F4F6F9"/>
-          </w:tcPr>
-          <w:p>
-            <w:pPr>
-              <w:spacing w:before="0" w:after="60" w:line="264" w:lineRule="auto"/>
-              <w:jc w:val="left"/>
-            </w:pPr>
-            <w:r>
-              <w:rPr>
-                <w:rFonts w:ascii="Calibri" w:hAnsi="Calibri"/>
+            <w:tcW w:w="2448" w:type="dxa"/>
+            <w:shd w:val="clear" w:color="auto" w:fill="F4F6F9"/>
+            <w:tcMar>
+              <w:top w:w="80" w:type="dxa"/>
+              <w:left w:w="120" w:type="dxa"/>
+              <w:bottom w:w="80" w:type="dxa"/>
+              <w:right w:w="120" w:type="dxa"/>
+            </w:tcMar>
+            <w:vAlign w:val="center"/>
+          </w:tcPr>
+          <w:p>
+            <w:pPr>
+              <w:spacing w:after="60" w:line="264" w:lineRule="auto"/>
+              <w:jc w:val="left"/>
+            </w:pPr>
+            <w:r>
+              <w:rPr>
                 <w:b/>
                 <w:sz w:val="19"/>
               </w:rPr>
@@ -258,23 +255,22 @@
       <w:tr>
         <w:tc>
           <w:tcPr>
-            <w:tcW w:type="dxa" w:w="1944"/>
-            <w:vAlign w:val="center"/>
-            <w:tcMar>
-              <w:top w:w="80" w:type="dxa"/>
-              <w:start w:w="120" w:type="dxa"/>
-              <w:bottom w:w="80" w:type="dxa"/>
-              <w:end w:w="120" w:type="dxa"/>
-            </w:tcMar>
-          </w:tcPr>
-          <w:p>
-            <w:pPr>
-              <w:spacing w:before="0" w:after="60" w:line="264" w:lineRule="auto"/>
-              <w:jc w:val="left"/>
-            </w:pPr>
-            <w:r>
-              <w:rPr>
-                <w:rFonts w:ascii="Calibri" w:hAnsi="Calibri"/>
+            <w:tcW w:w="1944" w:type="dxa"/>
+            <w:tcMar>
+              <w:top w:w="80" w:type="dxa"/>
+              <w:left w:w="120" w:type="dxa"/>
+              <w:bottom w:w="80" w:type="dxa"/>
+              <w:right w:w="120" w:type="dxa"/>
+            </w:tcMar>
+            <w:vAlign w:val="center"/>
+          </w:tcPr>
+          <w:p>
+            <w:pPr>
+              <w:spacing w:after="60" w:line="264" w:lineRule="auto"/>
+              <w:jc w:val="left"/>
+            </w:pPr>
+            <w:r>
+              <w:rPr>
                 <w:sz w:val="19"/>
               </w:rPr>
               <w:t>A. Full-memory</w:t>
@@ -283,23 +279,22 @@
         </w:tc>
         <w:tc>
           <w:tcPr>
-            <w:tcW w:type="dxa" w:w="4968"/>
-            <w:vAlign w:val="center"/>
-            <w:tcMar>
-              <w:top w:w="80" w:type="dxa"/>
-              <w:start w:w="120" w:type="dxa"/>
-              <w:bottom w:w="80" w:type="dxa"/>
-              <w:end w:w="120" w:type="dxa"/>
-            </w:tcMar>
-          </w:tcPr>
-          <w:p>
-            <w:pPr>
-              <w:spacing w:before="0" w:after="60" w:line="264" w:lineRule="auto"/>
-              <w:jc w:val="left"/>
-            </w:pPr>
-            <w:r>
-              <w:rPr>
-                <w:rFonts w:ascii="Calibri" w:hAnsi="Calibri"/>
+            <w:tcW w:w="4968" w:type="dxa"/>
+            <w:tcMar>
+              <w:top w:w="80" w:type="dxa"/>
+              <w:left w:w="120" w:type="dxa"/>
+              <w:bottom w:w="80" w:type="dxa"/>
+              <w:right w:w="120" w:type="dxa"/>
+            </w:tcMar>
+            <w:vAlign w:val="center"/>
+          </w:tcPr>
+          <w:p>
+            <w:pPr>
+              <w:spacing w:after="60" w:line="264" w:lineRule="auto"/>
+              <w:jc w:val="left"/>
+            </w:pPr>
+            <w:r>
+              <w:rPr>
                 <w:sz w:val="19"/>
               </w:rPr>
               <w:t>All eligible episodic memories in deterministic chronological order</w:t>
@@ -308,23 +303,22 @@
         </w:tc>
         <w:tc>
           <w:tcPr>
-            <w:tcW w:type="dxa" w:w="2448"/>
-            <w:vAlign w:val="center"/>
-            <w:tcMar>
-              <w:top w:w="80" w:type="dxa"/>
-              <w:start w:w="120" w:type="dxa"/>
-              <w:bottom w:w="80" w:type="dxa"/>
-              <w:end w:w="120" w:type="dxa"/>
-            </w:tcMar>
-          </w:tcPr>
-          <w:p>
-            <w:pPr>
-              <w:spacing w:before="0" w:after="60" w:line="264" w:lineRule="auto"/>
-              <w:jc w:val="left"/>
-            </w:pPr>
-            <w:r>
-              <w:rPr>
-                <w:rFonts w:ascii="Calibri" w:hAnsi="Calibri"/>
+            <w:tcW w:w="2448" w:type="dxa"/>
+            <w:tcMar>
+              <w:top w:w="80" w:type="dxa"/>
+              <w:left w:w="120" w:type="dxa"/>
+              <w:bottom w:w="80" w:type="dxa"/>
+              <w:right w:w="120" w:type="dxa"/>
+            </w:tcMar>
+            <w:vAlign w:val="center"/>
+          </w:tcPr>
+          <w:p>
+            <w:pPr>
+              <w:spacing w:after="60" w:line="264" w:lineRule="auto"/>
+              <w:jc w:val="left"/>
+            </w:pPr>
+            <w:r>
+              <w:rPr>
                 <w:sz w:val="19"/>
               </w:rPr>
               <w:t>Exploratory reference; excluded from directional hypotheses</w:t>
@@ -335,23 +329,22 @@
       <w:tr>
         <w:tc>
           <w:tcPr>
-            <w:tcW w:type="dxa" w:w="1944"/>
-            <w:vAlign w:val="center"/>
-            <w:tcMar>
-              <w:top w:w="80" w:type="dxa"/>
-              <w:start w:w="120" w:type="dxa"/>
-              <w:bottom w:w="80" w:type="dxa"/>
-              <w:end w:w="120" w:type="dxa"/>
-            </w:tcMar>
-          </w:tcPr>
-          <w:p>
-            <w:pPr>
-              <w:spacing w:before="0" w:after="60" w:line="264" w:lineRule="auto"/>
-              <w:jc w:val="left"/>
-            </w:pPr>
-            <w:r>
-              <w:rPr>
-                <w:rFonts w:ascii="Calibri" w:hAnsi="Calibri"/>
+            <w:tcW w:w="1944" w:type="dxa"/>
+            <w:tcMar>
+              <w:top w:w="80" w:type="dxa"/>
+              <w:left w:w="120" w:type="dxa"/>
+              <w:bottom w:w="80" w:type="dxa"/>
+              <w:right w:w="120" w:type="dxa"/>
+            </w:tcMar>
+            <w:vAlign w:val="center"/>
+          </w:tcPr>
+          <w:p>
+            <w:pPr>
+              <w:spacing w:after="60" w:line="264" w:lineRule="auto"/>
+              <w:jc w:val="left"/>
+            </w:pPr>
+            <w:r>
+              <w:rPr>
                 <w:sz w:val="19"/>
               </w:rPr>
               <w:t>B. Similarity-only</w:t>
@@ -360,23 +353,22 @@
         </w:tc>
         <w:tc>
           <w:tcPr>
-            <w:tcW w:type="dxa" w:w="4968"/>
-            <w:vAlign w:val="center"/>
-            <w:tcMar>
-              <w:top w:w="80" w:type="dxa"/>
-              <w:start w:w="120" w:type="dxa"/>
-              <w:bottom w:w="80" w:type="dxa"/>
-              <w:end w:w="120" w:type="dxa"/>
-            </w:tcMar>
-          </w:tcPr>
-          <w:p>
-            <w:pPr>
-              <w:spacing w:before="0" w:after="60" w:line="264" w:lineRule="auto"/>
-              <w:jc w:val="left"/>
-            </w:pPr>
-            <w:r>
-              <w:rPr>
-                <w:rFonts w:ascii="Calibri" w:hAnsi="Calibri"/>
+            <w:tcW w:w="4968" w:type="dxa"/>
+            <w:tcMar>
+              <w:top w:w="80" w:type="dxa"/>
+              <w:left w:w="120" w:type="dxa"/>
+              <w:bottom w:w="80" w:type="dxa"/>
+              <w:right w:w="120" w:type="dxa"/>
+            </w:tcMar>
+            <w:vAlign w:val="center"/>
+          </w:tcPr>
+          <w:p>
+            <w:pPr>
+              <w:spacing w:after="60" w:line="264" w:lineRule="auto"/>
+              <w:jc w:val="left"/>
+            </w:pPr>
+            <w:r>
+              <w:rPr>
                 <w:sz w:val="19"/>
               </w:rPr>
               <w:t>TopK memories ranked only by semantic similarity</w:t>
@@ -385,23 +377,22 @@
         </w:tc>
         <w:tc>
           <w:tcPr>
-            <w:tcW w:type="dxa" w:w="2448"/>
-            <w:vAlign w:val="center"/>
-            <w:tcMar>
-              <w:top w:w="80" w:type="dxa"/>
-              <w:start w:w="120" w:type="dxa"/>
-              <w:bottom w:w="80" w:type="dxa"/>
-              <w:end w:w="120" w:type="dxa"/>
-            </w:tcMar>
-          </w:tcPr>
-          <w:p>
-            <w:pPr>
-              <w:spacing w:before="0" w:after="60" w:line="264" w:lineRule="auto"/>
-              <w:jc w:val="left"/>
-            </w:pPr>
-            <w:r>
-              <w:rPr>
-                <w:rFonts w:ascii="Calibri" w:hAnsi="Calibri"/>
+            <w:tcW w:w="2448" w:type="dxa"/>
+            <w:tcMar>
+              <w:top w:w="80" w:type="dxa"/>
+              <w:left w:w="120" w:type="dxa"/>
+              <w:bottom w:w="80" w:type="dxa"/>
+              <w:right w:w="120" w:type="dxa"/>
+            </w:tcMar>
+            <w:vAlign w:val="center"/>
+          </w:tcPr>
+          <w:p>
+            <w:pPr>
+              <w:spacing w:after="60" w:line="264" w:lineRule="auto"/>
+              <w:jc w:val="left"/>
+            </w:pPr>
+            <w:r>
+              <w:rPr>
                 <w:sz w:val="19"/>
               </w:rPr>
               <w:t>Retrieval baseline without importance</w:t>
@@ -412,23 +403,22 @@
       <w:tr>
         <w:tc>
           <w:tcPr>
-            <w:tcW w:type="dxa" w:w="1944"/>
-            <w:vAlign w:val="center"/>
-            <w:tcMar>
-              <w:top w:w="80" w:type="dxa"/>
-              <w:start w:w="120" w:type="dxa"/>
-              <w:bottom w:w="80" w:type="dxa"/>
-              <w:end w:w="120" w:type="dxa"/>
-            </w:tcMar>
-          </w:tcPr>
-          <w:p>
-            <w:pPr>
-              <w:spacing w:before="0" w:after="60" w:line="264" w:lineRule="auto"/>
-              <w:jc w:val="left"/>
-            </w:pPr>
-            <w:r>
-              <w:rPr>
-                <w:rFonts w:ascii="Calibri" w:hAnsi="Calibri"/>
+            <w:tcW w:w="1944" w:type="dxa"/>
+            <w:tcMar>
+              <w:top w:w="80" w:type="dxa"/>
+              <w:left w:w="120" w:type="dxa"/>
+              <w:bottom w:w="80" w:type="dxa"/>
+              <w:right w:w="120" w:type="dxa"/>
+            </w:tcMar>
+            <w:vAlign w:val="center"/>
+          </w:tcPr>
+          <w:p>
+            <w:pPr>
+              <w:spacing w:after="60" w:line="264" w:lineRule="auto"/>
+              <w:jc w:val="left"/>
+            </w:pPr>
+            <w:r>
+              <w:rPr>
                 <w:sz w:val="19"/>
               </w:rPr>
               <w:t>C. Rule-based importance</w:t>
@@ -437,23 +427,22 @@
         </w:tc>
         <w:tc>
           <w:tcPr>
-            <w:tcW w:type="dxa" w:w="4968"/>
-            <w:vAlign w:val="center"/>
-            <w:tcMar>
-              <w:top w:w="80" w:type="dxa"/>
-              <w:start w:w="120" w:type="dxa"/>
-              <w:bottom w:w="80" w:type="dxa"/>
-              <w:end w:w="120" w:type="dxa"/>
-            </w:tcMar>
-          </w:tcPr>
-          <w:p>
-            <w:pPr>
-              <w:spacing w:before="0" w:after="60" w:line="264" w:lineRule="auto"/>
-              <w:jc w:val="left"/>
-            </w:pPr>
-            <w:r>
-              <w:rPr>
-                <w:rFonts w:ascii="Calibri" w:hAnsi="Calibri"/>
+            <w:tcW w:w="4968" w:type="dxa"/>
+            <w:tcMar>
+              <w:top w:w="80" w:type="dxa"/>
+              <w:left w:w="120" w:type="dxa"/>
+              <w:bottom w:w="80" w:type="dxa"/>
+              <w:right w:w="120" w:type="dxa"/>
+            </w:tcMar>
+            <w:vAlign w:val="center"/>
+          </w:tcPr>
+          <w:p>
+            <w:pPr>
+              <w:spacing w:after="60" w:line="264" w:lineRule="auto"/>
+              <w:jc w:val="left"/>
+            </w:pPr>
+            <w:r>
+              <w:rPr>
                 <w:sz w:val="19"/>
               </w:rPr>
               <w:t>TopK ranked by semantic similarity and deterministic Unity-event importance</w:t>
@@ -462,23 +451,22 @@
         </w:tc>
         <w:tc>
           <w:tcPr>
-            <w:tcW w:type="dxa" w:w="2448"/>
-            <w:vAlign w:val="center"/>
-            <w:tcMar>
-              <w:top w:w="80" w:type="dxa"/>
-              <w:start w:w="120" w:type="dxa"/>
-              <w:bottom w:w="80" w:type="dxa"/>
-              <w:end w:w="120" w:type="dxa"/>
-            </w:tcMar>
-          </w:tcPr>
-          <w:p>
-            <w:pPr>
-              <w:spacing w:before="0" w:after="60" w:line="264" w:lineRule="auto"/>
-              <w:jc w:val="left"/>
-            </w:pPr>
-            <w:r>
-              <w:rPr>
-                <w:rFonts w:ascii="Calibri" w:hAnsi="Calibri"/>
+            <w:tcW w:w="2448" w:type="dxa"/>
+            <w:tcMar>
+              <w:top w:w="80" w:type="dxa"/>
+              <w:left w:w="120" w:type="dxa"/>
+              <w:bottom w:w="80" w:type="dxa"/>
+              <w:right w:w="120" w:type="dxa"/>
+            </w:tcMar>
+            <w:vAlign w:val="center"/>
+          </w:tcPr>
+          <w:p>
+            <w:pPr>
+              <w:spacing w:after="60" w:line="264" w:lineRule="auto"/>
+              <w:jc w:val="left"/>
+            </w:pPr>
+            <w:r>
+              <w:rPr>
                 <w:sz w:val="19"/>
               </w:rPr>
               <w:t>Explainable game-specific retrieval</w:t>
@@ -489,23 +477,22 @@
       <w:tr>
         <w:tc>
           <w:tcPr>
-            <w:tcW w:type="dxa" w:w="1944"/>
-            <w:vAlign w:val="center"/>
-            <w:tcMar>
-              <w:top w:w="80" w:type="dxa"/>
-              <w:start w:w="120" w:type="dxa"/>
-              <w:bottom w:w="80" w:type="dxa"/>
-              <w:end w:w="120" w:type="dxa"/>
-            </w:tcMar>
-          </w:tcPr>
-          <w:p>
-            <w:pPr>
-              <w:spacing w:before="0" w:after="60" w:line="264" w:lineRule="auto"/>
-              <w:jc w:val="left"/>
-            </w:pPr>
-            <w:r>
-              <w:rPr>
-                <w:rFonts w:ascii="Calibri" w:hAnsi="Calibri"/>
+            <w:tcW w:w="1944" w:type="dxa"/>
+            <w:tcMar>
+              <w:top w:w="80" w:type="dxa"/>
+              <w:left w:w="120" w:type="dxa"/>
+              <w:bottom w:w="80" w:type="dxa"/>
+              <w:right w:w="120" w:type="dxa"/>
+            </w:tcMar>
+            <w:vAlign w:val="center"/>
+          </w:tcPr>
+          <w:p>
+            <w:pPr>
+              <w:spacing w:after="60" w:line="264" w:lineRule="auto"/>
+              <w:jc w:val="left"/>
+            </w:pPr>
+            <w:r>
+              <w:rPr>
                 <w:sz w:val="19"/>
               </w:rPr>
               <w:t>D. Model-assisted importance</w:t>
@@ -514,23 +501,22 @@
         </w:tc>
         <w:tc>
           <w:tcPr>
-            <w:tcW w:type="dxa" w:w="4968"/>
-            <w:vAlign w:val="center"/>
-            <w:tcMar>
-              <w:top w:w="80" w:type="dxa"/>
-              <w:start w:w="120" w:type="dxa"/>
-              <w:bottom w:w="80" w:type="dxa"/>
-              <w:end w:w="120" w:type="dxa"/>
-            </w:tcMar>
-          </w:tcPr>
-          <w:p>
-            <w:pPr>
-              <w:spacing w:before="0" w:after="60" w:line="264" w:lineRule="auto"/>
-              <w:jc w:val="left"/>
-            </w:pPr>
-            <w:r>
-              <w:rPr>
-                <w:rFonts w:ascii="Calibri" w:hAnsi="Calibri"/>
+            <w:tcW w:w="4968" w:type="dxa"/>
+            <w:tcMar>
+              <w:top w:w="80" w:type="dxa"/>
+              <w:left w:w="120" w:type="dxa"/>
+              <w:bottom w:w="80" w:type="dxa"/>
+              <w:right w:w="120" w:type="dxa"/>
+            </w:tcMar>
+            <w:vAlign w:val="center"/>
+          </w:tcPr>
+          <w:p>
+            <w:pPr>
+              <w:spacing w:after="60" w:line="264" w:lineRule="auto"/>
+              <w:jc w:val="left"/>
+            </w:pPr>
+            <w:r>
+              <w:rPr>
                 <w:sz w:val="19"/>
               </w:rPr>
               <w:t>TopK ranked by semantic similarity and an LLM-derived importance score</w:t>
@@ -539,23 +525,22 @@
         </w:tc>
         <w:tc>
           <w:tcPr>
-            <w:tcW w:type="dxa" w:w="2448"/>
-            <w:vAlign w:val="center"/>
-            <w:tcMar>
-              <w:top w:w="80" w:type="dxa"/>
-              <w:start w:w="120" w:type="dxa"/>
-              <w:bottom w:w="80" w:type="dxa"/>
-              <w:end w:w="120" w:type="dxa"/>
-            </w:tcMar>
-          </w:tcPr>
-          <w:p>
-            <w:pPr>
-              <w:spacing w:before="0" w:after="60" w:line="264" w:lineRule="auto"/>
-              <w:jc w:val="left"/>
-            </w:pPr>
-            <w:r>
-              <w:rPr>
-                <w:rFonts w:ascii="Calibri" w:hAnsi="Calibri"/>
+            <w:tcW w:w="2448" w:type="dxa"/>
+            <w:tcMar>
+              <w:top w:w="80" w:type="dxa"/>
+              <w:left w:w="120" w:type="dxa"/>
+              <w:bottom w:w="80" w:type="dxa"/>
+              <w:right w:w="120" w:type="dxa"/>
+            </w:tcMar>
+            <w:vAlign w:val="center"/>
+          </w:tcPr>
+          <w:p>
+            <w:pPr>
+              <w:spacing w:after="60" w:line="264" w:lineRule="auto"/>
+              <w:jc w:val="left"/>
+            </w:pPr>
+            <w:r>
+              <w:rPr>
                 <w:sz w:val="19"/>
               </w:rPr>
               <w:t>Context-sensitive but less deterministic retrieval</w:t>
@@ -567,6 +552,7 @@
     <w:p/>
     <w:p>
       <w:r>
+        <w:lastRenderedPageBreak/>
         <w:t>The scripted dialogue implementation will remain available as a software reference but will not be included in the main four-condition retrieval experiment. A scripted condition would change both the generation method and the memory-selection method, creating a confound and lengthening the participant questionnaire.</w:t>
       </w:r>
     </w:p>
@@ -581,11 +567,10 @@
     <w:tbl>
       <w:tblPr>
         <w:tblStyle w:val="TableGrid"/>
-        <w:tblW w:type="dxa" w:w="9360"/>
-        <w:jc w:val="left"/>
+        <w:tblW w:w="9360" w:type="dxa"/>
+        <w:tblInd w:w="120" w:type="dxa"/>
         <w:tblLayout w:type="fixed"/>
-        <w:tblLook w:firstColumn="1" w:firstRow="1" w:lastColumn="0" w:lastRow="0" w:noHBand="0" w:noVBand="1" w:val="04A0"/>
-        <w:tblInd w:w="120" w:type="dxa"/>
+        <w:tblLook w:val="04A0" w:firstRow="1" w:lastRow="0" w:firstColumn="1" w:lastColumn="0" w:noHBand="0" w:noVBand="1"/>
       </w:tblPr>
       <w:tblGrid>
         <w:gridCol w:w="2520"/>
@@ -593,28 +578,27 @@
       </w:tblGrid>
       <w:tr>
         <w:trPr>
-          <w:tblHeader w:val="true"/>
+          <w:tblHeader/>
         </w:trPr>
         <w:tc>
           <w:tcPr>
-            <w:tcW w:type="dxa" w:w="2520"/>
-            <w:vAlign w:val="center"/>
-            <w:tcMar>
-              <w:top w:w="80" w:type="dxa"/>
-              <w:start w:w="120" w:type="dxa"/>
-              <w:bottom w:w="80" w:type="dxa"/>
-              <w:end w:w="120" w:type="dxa"/>
-            </w:tcMar>
-            <w:shd w:fill="F4F6F9"/>
-          </w:tcPr>
-          <w:p>
-            <w:pPr>
-              <w:spacing w:before="0" w:after="60" w:line="264" w:lineRule="auto"/>
-              <w:jc w:val="left"/>
-            </w:pPr>
-            <w:r>
-              <w:rPr>
-                <w:rFonts w:ascii="Calibri" w:hAnsi="Calibri"/>
+            <w:tcW w:w="2520" w:type="dxa"/>
+            <w:shd w:val="clear" w:color="auto" w:fill="F4F6F9"/>
+            <w:tcMar>
+              <w:top w:w="80" w:type="dxa"/>
+              <w:left w:w="120" w:type="dxa"/>
+              <w:bottom w:w="80" w:type="dxa"/>
+              <w:right w:w="120" w:type="dxa"/>
+            </w:tcMar>
+            <w:vAlign w:val="center"/>
+          </w:tcPr>
+          <w:p>
+            <w:pPr>
+              <w:spacing w:after="60" w:line="264" w:lineRule="auto"/>
+              <w:jc w:val="left"/>
+            </w:pPr>
+            <w:r>
+              <w:rPr>
                 <w:b/>
                 <w:sz w:val="19"/>
               </w:rPr>
@@ -624,24 +608,23 @@
         </w:tc>
         <w:tc>
           <w:tcPr>
-            <w:tcW w:type="dxa" w:w="6840"/>
-            <w:vAlign w:val="center"/>
-            <w:tcMar>
-              <w:top w:w="80" w:type="dxa"/>
-              <w:start w:w="120" w:type="dxa"/>
-              <w:bottom w:w="80" w:type="dxa"/>
-              <w:end w:w="120" w:type="dxa"/>
-            </w:tcMar>
-            <w:shd w:fill="F4F6F9"/>
-          </w:tcPr>
-          <w:p>
-            <w:pPr>
-              <w:spacing w:before="0" w:after="60" w:line="264" w:lineRule="auto"/>
-              <w:jc w:val="left"/>
-            </w:pPr>
-            <w:r>
-              <w:rPr>
-                <w:rFonts w:ascii="Calibri" w:hAnsi="Calibri"/>
+            <w:tcW w:w="6840" w:type="dxa"/>
+            <w:shd w:val="clear" w:color="auto" w:fill="F4F6F9"/>
+            <w:tcMar>
+              <w:top w:w="80" w:type="dxa"/>
+              <w:left w:w="120" w:type="dxa"/>
+              <w:bottom w:w="80" w:type="dxa"/>
+              <w:right w:w="120" w:type="dxa"/>
+            </w:tcMar>
+            <w:vAlign w:val="center"/>
+          </w:tcPr>
+          <w:p>
+            <w:pPr>
+              <w:spacing w:after="60" w:line="264" w:lineRule="auto"/>
+              <w:jc w:val="left"/>
+            </w:pPr>
+            <w:r>
+              <w:rPr>
                 <w:b/>
                 <w:sz w:val="19"/>
               </w:rPr>
@@ -653,23 +636,22 @@
       <w:tr>
         <w:tc>
           <w:tcPr>
-            <w:tcW w:type="dxa" w:w="2520"/>
-            <w:vAlign w:val="center"/>
-            <w:tcMar>
-              <w:top w:w="80" w:type="dxa"/>
-              <w:start w:w="120" w:type="dxa"/>
-              <w:bottom w:w="80" w:type="dxa"/>
-              <w:end w:w="120" w:type="dxa"/>
-            </w:tcMar>
-          </w:tcPr>
-          <w:p>
-            <w:pPr>
-              <w:spacing w:before="0" w:after="60" w:line="264" w:lineRule="auto"/>
-              <w:jc w:val="left"/>
-            </w:pPr>
-            <w:r>
-              <w:rPr>
-                <w:rFonts w:ascii="Calibri" w:hAnsi="Calibri"/>
+            <w:tcW w:w="2520" w:type="dxa"/>
+            <w:tcMar>
+              <w:top w:w="80" w:type="dxa"/>
+              <w:left w:w="120" w:type="dxa"/>
+              <w:bottom w:w="80" w:type="dxa"/>
+              <w:right w:w="120" w:type="dxa"/>
+            </w:tcMar>
+            <w:vAlign w:val="center"/>
+          </w:tcPr>
+          <w:p>
+            <w:pPr>
+              <w:spacing w:after="60" w:line="264" w:lineRule="auto"/>
+              <w:jc w:val="left"/>
+            </w:pPr>
+            <w:r>
+              <w:rPr>
                 <w:sz w:val="19"/>
               </w:rPr>
               <w:t>Dialogue model</w:t>
@@ -678,23 +660,22 @@
         </w:tc>
         <w:tc>
           <w:tcPr>
-            <w:tcW w:type="dxa" w:w="6840"/>
-            <w:vAlign w:val="center"/>
-            <w:tcMar>
-              <w:top w:w="80" w:type="dxa"/>
-              <w:start w:w="120" w:type="dxa"/>
-              <w:bottom w:w="80" w:type="dxa"/>
-              <w:end w:w="120" w:type="dxa"/>
-            </w:tcMar>
-          </w:tcPr>
-          <w:p>
-            <w:pPr>
-              <w:spacing w:before="0" w:after="60" w:line="264" w:lineRule="auto"/>
-              <w:jc w:val="left"/>
-            </w:pPr>
-            <w:r>
-              <w:rPr>
-                <w:rFonts w:ascii="Calibri" w:hAnsi="Calibri"/>
+            <w:tcW w:w="6840" w:type="dxa"/>
+            <w:tcMar>
+              <w:top w:w="80" w:type="dxa"/>
+              <w:left w:w="120" w:type="dxa"/>
+              <w:bottom w:w="80" w:type="dxa"/>
+              <w:right w:w="120" w:type="dxa"/>
+            </w:tcMar>
+            <w:vAlign w:val="center"/>
+          </w:tcPr>
+          <w:p>
+            <w:pPr>
+              <w:spacing w:after="60" w:line="264" w:lineRule="auto"/>
+              <w:jc w:val="left"/>
+            </w:pPr>
+            <w:r>
+              <w:rPr>
                 <w:sz w:val="19"/>
               </w:rPr>
               <w:t>One fixed API-hosted instruction-tuned LLM and model version</w:t>
@@ -705,23 +686,22 @@
       <w:tr>
         <w:tc>
           <w:tcPr>
-            <w:tcW w:type="dxa" w:w="2520"/>
-            <w:vAlign w:val="center"/>
-            <w:tcMar>
-              <w:top w:w="80" w:type="dxa"/>
-              <w:start w:w="120" w:type="dxa"/>
-              <w:bottom w:w="80" w:type="dxa"/>
-              <w:end w:w="120" w:type="dxa"/>
-            </w:tcMar>
-          </w:tcPr>
-          <w:p>
-            <w:pPr>
-              <w:spacing w:before="0" w:after="60" w:line="264" w:lineRule="auto"/>
-              <w:jc w:val="left"/>
-            </w:pPr>
-            <w:r>
-              <w:rPr>
-                <w:rFonts w:ascii="Calibri" w:hAnsi="Calibri"/>
+            <w:tcW w:w="2520" w:type="dxa"/>
+            <w:tcMar>
+              <w:top w:w="80" w:type="dxa"/>
+              <w:left w:w="120" w:type="dxa"/>
+              <w:bottom w:w="80" w:type="dxa"/>
+              <w:right w:w="120" w:type="dxa"/>
+            </w:tcMar>
+            <w:vAlign w:val="center"/>
+          </w:tcPr>
+          <w:p>
+            <w:pPr>
+              <w:spacing w:after="60" w:line="264" w:lineRule="auto"/>
+              <w:jc w:val="left"/>
+            </w:pPr>
+            <w:r>
+              <w:rPr>
                 <w:sz w:val="19"/>
               </w:rPr>
               <w:t>Generation</w:t>
@@ -730,23 +710,22 @@
         </w:tc>
         <w:tc>
           <w:tcPr>
-            <w:tcW w:type="dxa" w:w="6840"/>
-            <w:vAlign w:val="center"/>
-            <w:tcMar>
-              <w:top w:w="80" w:type="dxa"/>
-              <w:start w:w="120" w:type="dxa"/>
-              <w:bottom w:w="80" w:type="dxa"/>
-              <w:end w:w="120" w:type="dxa"/>
-            </w:tcMar>
-          </w:tcPr>
-          <w:p>
-            <w:pPr>
-              <w:spacing w:before="0" w:after="60" w:line="264" w:lineRule="auto"/>
-              <w:jc w:val="left"/>
-            </w:pPr>
-            <w:r>
-              <w:rPr>
-                <w:rFonts w:ascii="Calibri" w:hAnsi="Calibri"/>
+            <w:tcW w:w="6840" w:type="dxa"/>
+            <w:tcMar>
+              <w:top w:w="80" w:type="dxa"/>
+              <w:left w:w="120" w:type="dxa"/>
+              <w:bottom w:w="80" w:type="dxa"/>
+              <w:right w:w="120" w:type="dxa"/>
+            </w:tcMar>
+            <w:vAlign w:val="center"/>
+          </w:tcPr>
+          <w:p>
+            <w:pPr>
+              <w:spacing w:after="60" w:line="264" w:lineRule="auto"/>
+              <w:jc w:val="left"/>
+            </w:pPr>
+            <w:r>
+              <w:rPr>
                 <w:sz w:val="19"/>
               </w:rPr>
               <w:t>Same temperature, maximum output length, language, and response rules</w:t>
@@ -757,23 +736,22 @@
       <w:tr>
         <w:tc>
           <w:tcPr>
-            <w:tcW w:type="dxa" w:w="2520"/>
-            <w:vAlign w:val="center"/>
-            <w:tcMar>
-              <w:top w:w="80" w:type="dxa"/>
-              <w:start w:w="120" w:type="dxa"/>
-              <w:bottom w:w="80" w:type="dxa"/>
-              <w:end w:w="120" w:type="dxa"/>
-            </w:tcMar>
-          </w:tcPr>
-          <w:p>
-            <w:pPr>
-              <w:spacing w:before="0" w:after="60" w:line="264" w:lineRule="auto"/>
-              <w:jc w:val="left"/>
-            </w:pPr>
-            <w:r>
-              <w:rPr>
-                <w:rFonts w:ascii="Calibri" w:hAnsi="Calibri"/>
+            <w:tcW w:w="2520" w:type="dxa"/>
+            <w:tcMar>
+              <w:top w:w="80" w:type="dxa"/>
+              <w:left w:w="120" w:type="dxa"/>
+              <w:bottom w:w="80" w:type="dxa"/>
+              <w:right w:w="120" w:type="dxa"/>
+            </w:tcMar>
+            <w:vAlign w:val="center"/>
+          </w:tcPr>
+          <w:p>
+            <w:pPr>
+              <w:spacing w:after="60" w:line="264" w:lineRule="auto"/>
+              <w:jc w:val="left"/>
+            </w:pPr>
+            <w:r>
+              <w:rPr>
                 <w:sz w:val="19"/>
               </w:rPr>
               <w:t>Game content</w:t>
@@ -782,23 +760,22 @@
         </w:tc>
         <w:tc>
           <w:tcPr>
-            <w:tcW w:type="dxa" w:w="6840"/>
-            <w:vAlign w:val="center"/>
-            <w:tcMar>
-              <w:top w:w="80" w:type="dxa"/>
-              <w:start w:w="120" w:type="dxa"/>
-              <w:bottom w:w="80" w:type="dxa"/>
-              <w:end w:w="120" w:type="dxa"/>
-            </w:tcMar>
-          </w:tcPr>
-          <w:p>
-            <w:pPr>
-              <w:spacing w:before="0" w:after="60" w:line="264" w:lineRule="auto"/>
-              <w:jc w:val="left"/>
-            </w:pPr>
-            <w:r>
-              <w:rPr>
-                <w:rFonts w:ascii="Calibri" w:hAnsi="Calibri"/>
+            <w:tcW w:w="6840" w:type="dxa"/>
+            <w:tcMar>
+              <w:top w:w="80" w:type="dxa"/>
+              <w:left w:w="120" w:type="dxa"/>
+              <w:bottom w:w="80" w:type="dxa"/>
+              <w:right w:w="120" w:type="dxa"/>
+            </w:tcMar>
+            <w:vAlign w:val="center"/>
+          </w:tcPr>
+          <w:p>
+            <w:pPr>
+              <w:spacing w:after="60" w:line="264" w:lineRule="auto"/>
+              <w:jc w:val="left"/>
+            </w:pPr>
+            <w:r>
+              <w:rPr>
                 <w:sz w:val="19"/>
               </w:rPr>
               <w:t>Same Unity boss scene, Rowan persona, minion background, and trigger definitions</w:t>
@@ -809,23 +786,22 @@
       <w:tr>
         <w:tc>
           <w:tcPr>
-            <w:tcW w:type="dxa" w:w="2520"/>
-            <w:vAlign w:val="center"/>
-            <w:tcMar>
-              <w:top w:w="80" w:type="dxa"/>
-              <w:start w:w="120" w:type="dxa"/>
-              <w:bottom w:w="80" w:type="dxa"/>
-              <w:end w:w="120" w:type="dxa"/>
-            </w:tcMar>
-          </w:tcPr>
-          <w:p>
-            <w:pPr>
-              <w:spacing w:before="0" w:after="60" w:line="264" w:lineRule="auto"/>
-              <w:jc w:val="left"/>
-            </w:pPr>
-            <w:r>
-              <w:rPr>
-                <w:rFonts w:ascii="Calibri" w:hAnsi="Calibri"/>
+            <w:tcW w:w="2520" w:type="dxa"/>
+            <w:tcMar>
+              <w:top w:w="80" w:type="dxa"/>
+              <w:left w:w="120" w:type="dxa"/>
+              <w:bottom w:w="80" w:type="dxa"/>
+              <w:right w:w="120" w:type="dxa"/>
+            </w:tcMar>
+            <w:vAlign w:val="center"/>
+          </w:tcPr>
+          <w:p>
+            <w:pPr>
+              <w:spacing w:after="60" w:line="264" w:lineRule="auto"/>
+              <w:jc w:val="left"/>
+            </w:pPr>
+            <w:r>
+              <w:rPr>
                 <w:sz w:val="19"/>
               </w:rPr>
               <w:t>Player history</w:t>
@@ -834,23 +810,22 @@
         </w:tc>
         <w:tc>
           <w:tcPr>
-            <w:tcW w:type="dxa" w:w="6840"/>
-            <w:vAlign w:val="center"/>
-            <w:tcMar>
-              <w:top w:w="80" w:type="dxa"/>
-              <w:start w:w="120" w:type="dxa"/>
-              <w:bottom w:w="80" w:type="dxa"/>
-              <w:end w:w="120" w:type="dxa"/>
-            </w:tcMar>
-          </w:tcPr>
-          <w:p>
-            <w:pPr>
-              <w:spacing w:before="0" w:after="60" w:line="264" w:lineRule="auto"/>
-              <w:jc w:val="left"/>
-            </w:pPr>
-            <w:r>
-              <w:rPr>
-                <w:rFonts w:ascii="Calibri" w:hAnsi="Calibri"/>
+            <w:tcW w:w="6840" w:type="dxa"/>
+            <w:tcMar>
+              <w:top w:w="80" w:type="dxa"/>
+              <w:left w:w="120" w:type="dxa"/>
+              <w:bottom w:w="80" w:type="dxa"/>
+              <w:right w:w="120" w:type="dxa"/>
+            </w:tcMar>
+            <w:vAlign w:val="center"/>
+          </w:tcPr>
+          <w:p>
+            <w:pPr>
+              <w:spacing w:after="60" w:line="264" w:lineRule="auto"/>
+              <w:jc w:val="left"/>
+            </w:pPr>
+            <w:r>
+              <w:rPr>
                 <w:sz w:val="19"/>
               </w:rPr>
               <w:t>The same participant-specific memory pool is replayed across all four conditions</w:t>
@@ -861,23 +836,22 @@
       <w:tr>
         <w:tc>
           <w:tcPr>
-            <w:tcW w:type="dxa" w:w="2520"/>
-            <w:vAlign w:val="center"/>
-            <w:tcMar>
-              <w:top w:w="80" w:type="dxa"/>
-              <w:start w:w="120" w:type="dxa"/>
-              <w:bottom w:w="80" w:type="dxa"/>
-              <w:end w:w="120" w:type="dxa"/>
-            </w:tcMar>
-          </w:tcPr>
-          <w:p>
-            <w:pPr>
-              <w:spacing w:before="0" w:after="60" w:line="264" w:lineRule="auto"/>
-              <w:jc w:val="left"/>
-            </w:pPr>
-            <w:r>
-              <w:rPr>
-                <w:rFonts w:ascii="Calibri" w:hAnsi="Calibri"/>
+            <w:tcW w:w="2520" w:type="dxa"/>
+            <w:tcMar>
+              <w:top w:w="80" w:type="dxa"/>
+              <w:left w:w="120" w:type="dxa"/>
+              <w:bottom w:w="80" w:type="dxa"/>
+              <w:right w:w="120" w:type="dxa"/>
+            </w:tcMar>
+            <w:vAlign w:val="center"/>
+          </w:tcPr>
+          <w:p>
+            <w:pPr>
+              <w:spacing w:after="60" w:line="264" w:lineRule="auto"/>
+              <w:jc w:val="left"/>
+            </w:pPr>
+            <w:r>
+              <w:rPr>
                 <w:sz w:val="19"/>
               </w:rPr>
               <w:t>Embedding</w:t>
@@ -886,23 +860,22 @@
         </w:tc>
         <w:tc>
           <w:tcPr>
-            <w:tcW w:type="dxa" w:w="6840"/>
-            <w:vAlign w:val="center"/>
-            <w:tcMar>
-              <w:top w:w="80" w:type="dxa"/>
-              <w:start w:w="120" w:type="dxa"/>
-              <w:bottom w:w="80" w:type="dxa"/>
-              <w:end w:w="120" w:type="dxa"/>
-            </w:tcMar>
-          </w:tcPr>
-          <w:p>
-            <w:pPr>
-              <w:spacing w:before="0" w:after="60" w:line="264" w:lineRule="auto"/>
-              <w:jc w:val="left"/>
-            </w:pPr>
-            <w:r>
-              <w:rPr>
-                <w:rFonts w:ascii="Calibri" w:hAnsi="Calibri"/>
+            <w:tcW w:w="6840" w:type="dxa"/>
+            <w:tcMar>
+              <w:top w:w="80" w:type="dxa"/>
+              <w:left w:w="120" w:type="dxa"/>
+              <w:bottom w:w="80" w:type="dxa"/>
+              <w:right w:w="120" w:type="dxa"/>
+            </w:tcMar>
+            <w:vAlign w:val="center"/>
+          </w:tcPr>
+          <w:p>
+            <w:pPr>
+              <w:spacing w:after="60" w:line="264" w:lineRule="auto"/>
+              <w:jc w:val="left"/>
+            </w:pPr>
+            <w:r>
+              <w:rPr>
                 <w:sz w:val="19"/>
               </w:rPr>
               <w:t>Same local all-MiniLM-L6-v2 embedding model for retrieval conditions</w:t>
@@ -913,23 +886,22 @@
       <w:tr>
         <w:tc>
           <w:tcPr>
-            <w:tcW w:type="dxa" w:w="2520"/>
-            <w:vAlign w:val="center"/>
-            <w:tcMar>
-              <w:top w:w="80" w:type="dxa"/>
-              <w:start w:w="120" w:type="dxa"/>
-              <w:bottom w:w="80" w:type="dxa"/>
-              <w:end w:w="120" w:type="dxa"/>
-            </w:tcMar>
-          </w:tcPr>
-          <w:p>
-            <w:pPr>
-              <w:spacing w:before="0" w:after="60" w:line="264" w:lineRule="auto"/>
-              <w:jc w:val="left"/>
-            </w:pPr>
-            <w:r>
-              <w:rPr>
-                <w:rFonts w:ascii="Calibri" w:hAnsi="Calibri"/>
+            <w:tcW w:w="2520" w:type="dxa"/>
+            <w:tcMar>
+              <w:top w:w="80" w:type="dxa"/>
+              <w:left w:w="120" w:type="dxa"/>
+              <w:bottom w:w="80" w:type="dxa"/>
+              <w:right w:w="120" w:type="dxa"/>
+            </w:tcMar>
+            <w:vAlign w:val="center"/>
+          </w:tcPr>
+          <w:p>
+            <w:pPr>
+              <w:spacing w:after="60" w:line="264" w:lineRule="auto"/>
+              <w:jc w:val="left"/>
+            </w:pPr>
+            <w:r>
+              <w:rPr>
                 <w:sz w:val="19"/>
               </w:rPr>
               <w:t>TopK</w:t>
@@ -938,23 +910,22 @@
         </w:tc>
         <w:tc>
           <w:tcPr>
-            <w:tcW w:type="dxa" w:w="6840"/>
-            <w:vAlign w:val="center"/>
-            <w:tcMar>
-              <w:top w:w="80" w:type="dxa"/>
-              <w:start w:w="120" w:type="dxa"/>
-              <w:bottom w:w="80" w:type="dxa"/>
-              <w:end w:w="120" w:type="dxa"/>
-            </w:tcMar>
-          </w:tcPr>
-          <w:p>
-            <w:pPr>
-              <w:spacing w:before="0" w:after="60" w:line="264" w:lineRule="auto"/>
-              <w:jc w:val="left"/>
-            </w:pPr>
-            <w:r>
-              <w:rPr>
-                <w:rFonts w:ascii="Calibri" w:hAnsi="Calibri"/>
+            <w:tcW w:w="6840" w:type="dxa"/>
+            <w:tcMar>
+              <w:top w:w="80" w:type="dxa"/>
+              <w:left w:w="120" w:type="dxa"/>
+              <w:bottom w:w="80" w:type="dxa"/>
+              <w:right w:w="120" w:type="dxa"/>
+            </w:tcMar>
+            <w:vAlign w:val="center"/>
+          </w:tcPr>
+          <w:p>
+            <w:pPr>
+              <w:spacing w:after="60" w:line="264" w:lineRule="auto"/>
+              <w:jc w:val="left"/>
+            </w:pPr>
+            <w:r>
+              <w:rPr>
                 <w:sz w:val="19"/>
               </w:rPr>
               <w:t>Same K across the three retrieval strategies; preliminary value K=3, frozen after pilot testing</w:t>
@@ -965,23 +936,22 @@
       <w:tr>
         <w:tc>
           <w:tcPr>
-            <w:tcW w:type="dxa" w:w="2520"/>
-            <w:vAlign w:val="center"/>
-            <w:tcMar>
-              <w:top w:w="80" w:type="dxa"/>
-              <w:start w:w="120" w:type="dxa"/>
-              <w:bottom w:w="80" w:type="dxa"/>
-              <w:end w:w="120" w:type="dxa"/>
-            </w:tcMar>
-          </w:tcPr>
-          <w:p>
-            <w:pPr>
-              <w:spacing w:before="0" w:after="60" w:line="264" w:lineRule="auto"/>
-              <w:jc w:val="left"/>
-            </w:pPr>
-            <w:r>
-              <w:rPr>
-                <w:rFonts w:ascii="Calibri" w:hAnsi="Calibri"/>
+            <w:tcW w:w="2520" w:type="dxa"/>
+            <w:tcMar>
+              <w:top w:w="80" w:type="dxa"/>
+              <w:left w:w="120" w:type="dxa"/>
+              <w:bottom w:w="80" w:type="dxa"/>
+              <w:right w:w="120" w:type="dxa"/>
+            </w:tcMar>
+            <w:vAlign w:val="center"/>
+          </w:tcPr>
+          <w:p>
+            <w:pPr>
+              <w:spacing w:after="60" w:line="264" w:lineRule="auto"/>
+              <w:jc w:val="left"/>
+            </w:pPr>
+            <w:r>
+              <w:rPr>
                 <w:sz w:val="19"/>
               </w:rPr>
               <w:t>Prompt</w:t>
@@ -990,23 +960,22 @@
         </w:tc>
         <w:tc>
           <w:tcPr>
-            <w:tcW w:type="dxa" w:w="6840"/>
-            <w:vAlign w:val="center"/>
-            <w:tcMar>
-              <w:top w:w="80" w:type="dxa"/>
-              <w:start w:w="120" w:type="dxa"/>
-              <w:bottom w:w="80" w:type="dxa"/>
-              <w:end w:w="120" w:type="dxa"/>
-            </w:tcMar>
-          </w:tcPr>
-          <w:p>
-            <w:pPr>
-              <w:spacing w:before="0" w:after="60" w:line="264" w:lineRule="auto"/>
-              <w:jc w:val="left"/>
-            </w:pPr>
-            <w:r>
-              <w:rPr>
-                <w:rFonts w:ascii="Calibri" w:hAnsi="Calibri"/>
+            <w:tcW w:w="6840" w:type="dxa"/>
+            <w:tcMar>
+              <w:top w:w="80" w:type="dxa"/>
+              <w:left w:w="120" w:type="dxa"/>
+              <w:bottom w:w="80" w:type="dxa"/>
+              <w:right w:w="120" w:type="dxa"/>
+            </w:tcMar>
+            <w:vAlign w:val="center"/>
+          </w:tcPr>
+          <w:p>
+            <w:pPr>
+              <w:spacing w:after="60" w:line="264" w:lineRule="auto"/>
+              <w:jc w:val="left"/>
+            </w:pPr>
+            <w:r>
+              <w:rPr>
                 <w:sz w:val="19"/>
               </w:rPr>
               <w:t>Same static background, current context, working-memory format, and response instructions</w:t>
@@ -1026,6 +995,9 @@
     </w:p>
     <w:p>
       <w:r>
+        <w:rPr>
+          <w:highlight w:val="yellow"/>
+        </w:rPr>
         <w:t>Before the formal experiment, the selected dialogue model will complete a capability pre-test. It will receive representative gameplay memories and direct evidence-use questions without role-play generation. The model must follow the output instruction and identify explicitly relevant records at an acceptable predefined rate. This check excludes a model that cannot perform the basic task; it is not used to select a model that favours a particular retrieval strategy. After the check, the model, prompt, and parameters will be frozen. Findings will be reported as specific to this model configuration.</w:t>
       </w:r>
     </w:p>
@@ -1034,12 +1006,13 @@
         <w:pStyle w:val="Heading1"/>
       </w:pPr>
       <w:r>
+        <w:lastRenderedPageBreak/>
         <w:t>4. Hypotheses</w:t>
       </w:r>
     </w:p>
     <w:p>
       <w:r>
-        <w:t>The hypotheses address only the three retrieval strategies named in RQ2. Full-memory is reported descriptively as an exploratory reference and is not included in these directional hypotheses.</w:t>
+        <w:t>The hypotheses address only the three retrieval strategies in RQ. Full-memory is reported descriptively as an exploratory reference and is not included in these directional hypotheses.</w:t>
       </w:r>
     </w:p>
     <w:p>
@@ -1048,7 +1021,7 @@
         <w:keepLines/>
         <w:numPr>
           <w:ilvl w:val="0"/>
-          <w:numId w:val="32"/>
+          <w:numId w:val="1"/>
         </w:numPr>
       </w:pPr>
       <w:r>
@@ -1061,7 +1034,7 @@
         <w:keepLines/>
         <w:numPr>
           <w:ilvl w:val="0"/>
-          <w:numId w:val="32"/>
+          <w:numId w:val="1"/>
         </w:numPr>
       </w:pPr>
       <w:r>
@@ -1074,7 +1047,7 @@
         <w:keepLines/>
         <w:numPr>
           <w:ilvl w:val="0"/>
-          <w:numId w:val="32"/>
+          <w:numId w:val="1"/>
         </w:numPr>
       </w:pPr>
       <w:r>
@@ -1105,12 +1078,7 @@
         <w:jc w:val="center"/>
       </w:pPr>
       <w:r>
-        <w:rPr>
-          <w:rFonts w:ascii="Courier New" w:hAnsi="Courier New"/>
-          <w:b/>
-          <w:sz w:val="20"/>
-        </w:rPr>
-        <w:t>Unity gameplay events -&gt; structured episodic memories -&gt; memory pool -&gt; condition-specific selection -&gt; prompt -&gt; dialogue API -&gt; boss UI</w:t>
+        <w:t>Unity gameplay events -&gt; atomic long-term episodic memories -&gt; memory pool -&gt; condition-specific selection -&gt; prompt -&gt; dialogue API -&gt; boss UI. Fixed static context and encounter-local working memory enter the prompt directly and bypass retrieval.</w:t>
       </w:r>
     </w:p>
     <w:p>
@@ -1127,11 +1095,11 @@
         <w:keepLines/>
         <w:numPr>
           <w:ilvl w:val="0"/>
-          <w:numId w:val="32"/>
+          <w:numId w:val="1"/>
         </w:numPr>
       </w:pPr>
       <w:r>
-        <w:t>Unity battle events record participant-specific memories after the three minor encounters.</w:t>
+        <w:t>Unity battle events produce participant-specific long-term memories in the three minor encounters. Each completed player turn becomes one TurnEvent; victory adds separate EncounterDuration and FinalHealth records; the post-battle choice adds one NarrativeChoice record. Failed attempts are not committed to the long-term pool.</w:t>
       </w:r>
     </w:p>
     <w:p>
@@ -1140,7 +1108,7 @@
         <w:keepLines/>
         <w:numPr>
           <w:ilvl w:val="0"/>
-          <w:numId w:val="32"/>
+          <w:numId w:val="1"/>
         </w:numPr>
       </w:pPr>
       <w:r>
@@ -1153,7 +1121,7 @@
         <w:keepLines/>
         <w:numPr>
           <w:ilvl w:val="0"/>
-          <w:numId w:val="32"/>
+          <w:numId w:val="1"/>
         </w:numPr>
       </w:pPr>
       <w:r>
@@ -1166,7 +1134,7 @@
         <w:keepLines/>
         <w:numPr>
           <w:ilvl w:val="0"/>
-          <w:numId w:val="32"/>
+          <w:numId w:val="1"/>
         </w:numPr>
       </w:pPr>
       <w:r>
@@ -1179,7 +1147,7 @@
         <w:keepLines/>
         <w:numPr>
           <w:ilvl w:val="0"/>
-          <w:numId w:val="32"/>
+          <w:numId w:val="1"/>
         </w:numPr>
       </w:pPr>
       <w:r>
@@ -1192,7 +1160,7 @@
         <w:keepLines/>
         <w:numPr>
           <w:ilvl w:val="0"/>
-          <w:numId w:val="32"/>
+          <w:numId w:val="1"/>
         </w:numPr>
       </w:pPr>
       <w:r>
@@ -1205,10 +1173,11 @@
         <w:keepLines/>
         <w:numPr>
           <w:ilvl w:val="0"/>
-          <w:numId w:val="32"/>
+          <w:numId w:val="1"/>
         </w:numPr>
       </w:pPr>
       <w:r>
+        <w:lastRenderedPageBreak/>
         <w:t>DialoguePerformanceLogger records prompt characters, UTF-8 bytes, retrieval latency, generation latency, end-to-end latency, response length, and errors.</w:t>
       </w:r>
     </w:p>
@@ -1226,7 +1195,7 @@
         <w:keepLines/>
         <w:numPr>
           <w:ilvl w:val="0"/>
-          <w:numId w:val="32"/>
+          <w:numId w:val="1"/>
         </w:numPr>
       </w:pPr>
       <w:r>
@@ -1239,7 +1208,7 @@
         <w:keepLines/>
         <w:numPr>
           <w:ilvl w:val="0"/>
-          <w:numId w:val="32"/>
+          <w:numId w:val="1"/>
         </w:numPr>
       </w:pPr>
       <w:r>
@@ -1252,11 +1221,11 @@
         <w:keepLines/>
         <w:numPr>
           <w:ilvl w:val="0"/>
-          <w:numId w:val="32"/>
+          <w:numId w:val="1"/>
         </w:numPr>
       </w:pPr>
       <w:r>
-        <w:t>A fixed event-logging policy for additional real turn-level gameplay memories, applied identically before every condition.</w:t>
+        <w:t>A condition runner that replays the same participant-specific long-term memory pool across Full-memory and the three retrieval conditions.</w:t>
       </w:r>
     </w:p>
     <w:p>
@@ -1265,7 +1234,7 @@
         <w:keepLines/>
         <w:numPr>
           <w:ilvl w:val="0"/>
-          <w:numId w:val="32"/>
+          <w:numId w:val="1"/>
         </w:numPr>
       </w:pPr>
       <w:r>
@@ -1278,7 +1247,7 @@
         <w:keepLines/>
         <w:numPr>
           <w:ilvl w:val="0"/>
-          <w:numId w:val="32"/>
+          <w:numId w:val="1"/>
         </w:numPr>
       </w:pPr>
       <w:r>
@@ -1303,7 +1272,7 @@
     </w:p>
     <w:p>
       <w:r>
-        <w:t>World background, game mechanics, Rowan's identity and personality, and the relationship between Rowan and the three minor enemies are fixed prompt context. They are not ranked as participant memories and remain identical across conditions.</w:t>
+        <w:t>Static context includes the fixed world background, game-mechanic definitions, Rowan's identity and personality, and Rowan's relationship with the three minor enemies. It excludes participant-specific actions and events from the current boss attempt. Static context is inserted into every generated-dialogue prompt and is never stored in the memory pool, embedded, ranked, or assigned an importance score.</w:t>
       </w:r>
     </w:p>
     <w:p>
@@ -1316,17 +1285,16 @@
     </w:p>
     <w:p>
       <w:r>
-        <w:t>Long-term episodic memory contains factual records produced from the participant's actual gameplay. Importance is calculated during retrieval and is not stored as an immutable label.</w:t>
+        <w:t>Long-term episodic memory contains atomic factual records produced from the participant's completed minor encounters. It includes NarrativeChoice, EncounterDuration, FinalHealth, and one TurnEvent for each completed player turn. It excludes fixed background information, events from the current boss attempt, and incomplete failed attempts. These records form the common candidate pool for Similarity-only, Rule-based importance, and Model-assisted importance retrieval. Importance is calculated by the selected retrieval strategy and is not stored as an immutable ground-truth label.</w:t>
       </w:r>
     </w:p>
     <w:tbl>
       <w:tblPr>
         <w:tblStyle w:val="TableGrid"/>
-        <w:tblW w:type="dxa" w:w="9360"/>
-        <w:jc w:val="left"/>
+        <w:tblW w:w="9360" w:type="dxa"/>
+        <w:tblInd w:w="120" w:type="dxa"/>
         <w:tblLayout w:type="fixed"/>
-        <w:tblLook w:firstColumn="1" w:firstRow="1" w:lastColumn="0" w:lastRow="0" w:noHBand="0" w:noVBand="1" w:val="04A0"/>
-        <w:tblInd w:w="120" w:type="dxa"/>
+        <w:tblLook w:val="04A0" w:firstRow="1" w:lastRow="0" w:firstColumn="1" w:lastColumn="0" w:noHBand="0" w:noVBand="1"/>
       </w:tblPr>
       <w:tblGrid>
         <w:gridCol w:w="1944"/>
@@ -1334,28 +1302,27 @@
       </w:tblGrid>
       <w:tr>
         <w:trPr>
-          <w:tblHeader w:val="true"/>
+          <w:tblHeader/>
         </w:trPr>
         <w:tc>
           <w:tcPr>
-            <w:tcW w:type="dxa" w:w="1944"/>
-            <w:vAlign w:val="center"/>
-            <w:tcMar>
-              <w:top w:w="80" w:type="dxa"/>
-              <w:start w:w="120" w:type="dxa"/>
-              <w:bottom w:w="80" w:type="dxa"/>
-              <w:end w:w="120" w:type="dxa"/>
-            </w:tcMar>
-            <w:shd w:fill="F4F6F9"/>
-          </w:tcPr>
-          <w:p>
-            <w:pPr>
-              <w:spacing w:before="0" w:after="60" w:line="264" w:lineRule="auto"/>
-              <w:jc w:val="left"/>
-            </w:pPr>
-            <w:r>
-              <w:rPr>
-                <w:rFonts w:ascii="Calibri" w:hAnsi="Calibri"/>
+            <w:tcW w:w="1944" w:type="dxa"/>
+            <w:shd w:val="clear" w:color="auto" w:fill="F4F6F9"/>
+            <w:tcMar>
+              <w:top w:w="80" w:type="dxa"/>
+              <w:left w:w="120" w:type="dxa"/>
+              <w:bottom w:w="80" w:type="dxa"/>
+              <w:right w:w="120" w:type="dxa"/>
+            </w:tcMar>
+            <w:vAlign w:val="center"/>
+          </w:tcPr>
+          <w:p>
+            <w:pPr>
+              <w:spacing w:after="60" w:line="264" w:lineRule="auto"/>
+              <w:jc w:val="left"/>
+            </w:pPr>
+            <w:r>
+              <w:rPr>
                 <w:b/>
                 <w:sz w:val="19"/>
               </w:rPr>
@@ -1365,24 +1332,23 @@
         </w:tc>
         <w:tc>
           <w:tcPr>
-            <w:tcW w:type="dxa" w:w="7416"/>
-            <w:vAlign w:val="center"/>
-            <w:tcMar>
-              <w:top w:w="80" w:type="dxa"/>
-              <w:start w:w="120" w:type="dxa"/>
-              <w:bottom w:w="80" w:type="dxa"/>
-              <w:end w:w="120" w:type="dxa"/>
-            </w:tcMar>
-            <w:shd w:fill="F4F6F9"/>
-          </w:tcPr>
-          <w:p>
-            <w:pPr>
-              <w:spacing w:before="0" w:after="60" w:line="264" w:lineRule="auto"/>
-              <w:jc w:val="left"/>
-            </w:pPr>
-            <w:r>
-              <w:rPr>
-                <w:rFonts w:ascii="Calibri" w:hAnsi="Calibri"/>
+            <w:tcW w:w="7416" w:type="dxa"/>
+            <w:shd w:val="clear" w:color="auto" w:fill="F4F6F9"/>
+            <w:tcMar>
+              <w:top w:w="80" w:type="dxa"/>
+              <w:left w:w="120" w:type="dxa"/>
+              <w:bottom w:w="80" w:type="dxa"/>
+              <w:right w:w="120" w:type="dxa"/>
+            </w:tcMar>
+            <w:vAlign w:val="center"/>
+          </w:tcPr>
+          <w:p>
+            <w:pPr>
+              <w:spacing w:after="60" w:line="264" w:lineRule="auto"/>
+              <w:jc w:val="left"/>
+            </w:pPr>
+            <w:r>
+              <w:rPr>
                 <w:b/>
                 <w:sz w:val="19"/>
               </w:rPr>
@@ -1394,23 +1360,22 @@
       <w:tr>
         <w:tc>
           <w:tcPr>
-            <w:tcW w:type="dxa" w:w="1944"/>
-            <w:vAlign w:val="center"/>
-            <w:tcMar>
-              <w:top w:w="80" w:type="dxa"/>
-              <w:start w:w="120" w:type="dxa"/>
-              <w:bottom w:w="80" w:type="dxa"/>
-              <w:end w:w="120" w:type="dxa"/>
-            </w:tcMar>
-          </w:tcPr>
-          <w:p>
-            <w:pPr>
-              <w:spacing w:before="0" w:after="60" w:line="264" w:lineRule="auto"/>
-              <w:jc w:val="left"/>
-            </w:pPr>
-            <w:r>
-              <w:rPr>
-                <w:rFonts w:ascii="Calibri" w:hAnsi="Calibri"/>
+            <w:tcW w:w="1944" w:type="dxa"/>
+            <w:tcMar>
+              <w:top w:w="80" w:type="dxa"/>
+              <w:left w:w="120" w:type="dxa"/>
+              <w:bottom w:w="80" w:type="dxa"/>
+              <w:right w:w="120" w:type="dxa"/>
+            </w:tcMar>
+            <w:vAlign w:val="center"/>
+          </w:tcPr>
+          <w:p>
+            <w:pPr>
+              <w:spacing w:after="60" w:line="264" w:lineRule="auto"/>
+              <w:jc w:val="left"/>
+            </w:pPr>
+            <w:r>
+              <w:rPr>
                 <w:sz w:val="19"/>
               </w:rPr>
               <w:t>Id</w:t>
@@ -1419,23 +1384,22 @@
         </w:tc>
         <w:tc>
           <w:tcPr>
-            <w:tcW w:type="dxa" w:w="7416"/>
-            <w:vAlign w:val="center"/>
-            <w:tcMar>
-              <w:top w:w="80" w:type="dxa"/>
-              <w:start w:w="120" w:type="dxa"/>
-              <w:bottom w:w="80" w:type="dxa"/>
-              <w:end w:w="120" w:type="dxa"/>
-            </w:tcMar>
-          </w:tcPr>
-          <w:p>
-            <w:pPr>
-              <w:spacing w:before="0" w:after="60" w:line="264" w:lineRule="auto"/>
-              <w:jc w:val="left"/>
-            </w:pPr>
-            <w:r>
-              <w:rPr>
-                <w:rFonts w:ascii="Calibri" w:hAnsi="Calibri"/>
+            <w:tcW w:w="7416" w:type="dxa"/>
+            <w:tcMar>
+              <w:top w:w="80" w:type="dxa"/>
+              <w:left w:w="120" w:type="dxa"/>
+              <w:bottom w:w="80" w:type="dxa"/>
+              <w:right w:w="120" w:type="dxa"/>
+            </w:tcMar>
+            <w:vAlign w:val="center"/>
+          </w:tcPr>
+          <w:p>
+            <w:pPr>
+              <w:spacing w:after="60" w:line="264" w:lineRule="auto"/>
+              <w:jc w:val="left"/>
+            </w:pPr>
+            <w:r>
+              <w:rPr>
                 <w:sz w:val="19"/>
               </w:rPr>
               <w:t>Unique record identifier assigned by MemorySystem</w:t>
@@ -1446,23 +1410,22 @@
       <w:tr>
         <w:tc>
           <w:tcPr>
-            <w:tcW w:type="dxa" w:w="1944"/>
-            <w:vAlign w:val="center"/>
-            <w:tcMar>
-              <w:top w:w="80" w:type="dxa"/>
-              <w:start w:w="120" w:type="dxa"/>
-              <w:bottom w:w="80" w:type="dxa"/>
-              <w:end w:w="120" w:type="dxa"/>
-            </w:tcMar>
-          </w:tcPr>
-          <w:p>
-            <w:pPr>
-              <w:spacing w:before="0" w:after="60" w:line="264" w:lineRule="auto"/>
-              <w:jc w:val="left"/>
-            </w:pPr>
-            <w:r>
-              <w:rPr>
-                <w:rFonts w:ascii="Calibri" w:hAnsi="Calibri"/>
+            <w:tcW w:w="1944" w:type="dxa"/>
+            <w:tcMar>
+              <w:top w:w="80" w:type="dxa"/>
+              <w:left w:w="120" w:type="dxa"/>
+              <w:bottom w:w="80" w:type="dxa"/>
+              <w:right w:w="120" w:type="dxa"/>
+            </w:tcMar>
+            <w:vAlign w:val="center"/>
+          </w:tcPr>
+          <w:p>
+            <w:pPr>
+              <w:spacing w:after="60" w:line="264" w:lineRule="auto"/>
+              <w:jc w:val="left"/>
+            </w:pPr>
+            <w:r>
+              <w:rPr>
                 <w:sz w:val="19"/>
               </w:rPr>
               <w:t>BattleId</w:t>
@@ -1471,23 +1434,22 @@
         </w:tc>
         <w:tc>
           <w:tcPr>
-            <w:tcW w:type="dxa" w:w="7416"/>
-            <w:vAlign w:val="center"/>
-            <w:tcMar>
-              <w:top w:w="80" w:type="dxa"/>
-              <w:start w:w="120" w:type="dxa"/>
-              <w:bottom w:w="80" w:type="dxa"/>
-              <w:end w:w="120" w:type="dxa"/>
-            </w:tcMar>
-          </w:tcPr>
-          <w:p>
-            <w:pPr>
-              <w:spacing w:before="0" w:after="60" w:line="264" w:lineRule="auto"/>
-              <w:jc w:val="left"/>
-            </w:pPr>
-            <w:r>
-              <w:rPr>
-                <w:rFonts w:ascii="Calibri" w:hAnsi="Calibri"/>
+            <w:tcW w:w="7416" w:type="dxa"/>
+            <w:tcMar>
+              <w:top w:w="80" w:type="dxa"/>
+              <w:left w:w="120" w:type="dxa"/>
+              <w:bottom w:w="80" w:type="dxa"/>
+              <w:right w:w="120" w:type="dxa"/>
+            </w:tcMar>
+            <w:vAlign w:val="center"/>
+          </w:tcPr>
+          <w:p>
+            <w:pPr>
+              <w:spacing w:after="60" w:line="264" w:lineRule="auto"/>
+              <w:jc w:val="left"/>
+            </w:pPr>
+            <w:r>
+              <w:rPr>
                 <w:sz w:val="19"/>
               </w:rPr>
               <w:t>Minor encounter that produced the event</w:t>
@@ -1498,23 +1460,22 @@
       <w:tr>
         <w:tc>
           <w:tcPr>
-            <w:tcW w:type="dxa" w:w="1944"/>
-            <w:vAlign w:val="center"/>
-            <w:tcMar>
-              <w:top w:w="80" w:type="dxa"/>
-              <w:start w:w="120" w:type="dxa"/>
-              <w:bottom w:w="80" w:type="dxa"/>
-              <w:end w:w="120" w:type="dxa"/>
-            </w:tcMar>
-          </w:tcPr>
-          <w:p>
-            <w:pPr>
-              <w:spacing w:before="0" w:after="60" w:line="264" w:lineRule="auto"/>
-              <w:jc w:val="left"/>
-            </w:pPr>
-            <w:r>
-              <w:rPr>
-                <w:rFonts w:ascii="Calibri" w:hAnsi="Calibri"/>
+            <w:tcW w:w="1944" w:type="dxa"/>
+            <w:tcMar>
+              <w:top w:w="80" w:type="dxa"/>
+              <w:left w:w="120" w:type="dxa"/>
+              <w:bottom w:w="80" w:type="dxa"/>
+              <w:right w:w="120" w:type="dxa"/>
+            </w:tcMar>
+            <w:vAlign w:val="center"/>
+          </w:tcPr>
+          <w:p>
+            <w:pPr>
+              <w:spacing w:after="60" w:line="264" w:lineRule="auto"/>
+              <w:jc w:val="left"/>
+            </w:pPr>
+            <w:r>
+              <w:rPr>
                 <w:sz w:val="19"/>
               </w:rPr>
               <w:t>Category</w:t>
@@ -1523,26 +1484,18 @@
         </w:tc>
         <w:tc>
           <w:tcPr>
-            <w:tcW w:type="dxa" w:w="7416"/>
-            <w:vAlign w:val="center"/>
-            <w:tcMar>
-              <w:top w:w="80" w:type="dxa"/>
-              <w:start w:w="120" w:type="dxa"/>
-              <w:bottom w:w="80" w:type="dxa"/>
-              <w:end w:w="120" w:type="dxa"/>
-            </w:tcMar>
-          </w:tcPr>
-          <w:p>
-            <w:pPr>
-              <w:spacing w:before="0" w:after="60" w:line="264" w:lineRule="auto"/>
-              <w:jc w:val="left"/>
-            </w:pPr>
-            <w:r>
-              <w:rPr>
-                <w:rFonts w:ascii="Calibri" w:hAnsi="Calibri"/>
-                <w:sz w:val="19"/>
-              </w:rPr>
-              <w:t>NarrativeChoice, EncounterOutcome, CombatPattern, or a planned turn-level category</w:t>
+            <w:tcW w:w="7416" w:type="dxa"/>
+            <w:tcMar>
+              <w:top w:w="80" w:type="dxa"/>
+              <w:left w:w="120" w:type="dxa"/>
+              <w:bottom w:w="80" w:type="dxa"/>
+              <w:right w:w="120" w:type="dxa"/>
+            </w:tcMar>
+            <w:vAlign w:val="center"/>
+          </w:tcPr>
+          <w:p>
+            <w:r>
+              <w:t>NarrativeChoice, EncounterDuration, FinalHealth, or TurnEvent</w:t>
             </w:r>
           </w:p>
         </w:tc>
@@ -1550,23 +1503,22 @@
       <w:tr>
         <w:tc>
           <w:tcPr>
-            <w:tcW w:type="dxa" w:w="1944"/>
-            <w:vAlign w:val="center"/>
-            <w:tcMar>
-              <w:top w:w="80" w:type="dxa"/>
-              <w:start w:w="120" w:type="dxa"/>
-              <w:bottom w:w="80" w:type="dxa"/>
-              <w:end w:w="120" w:type="dxa"/>
-            </w:tcMar>
-          </w:tcPr>
-          <w:p>
-            <w:pPr>
-              <w:spacing w:before="0" w:after="60" w:line="264" w:lineRule="auto"/>
-              <w:jc w:val="left"/>
-            </w:pPr>
-            <w:r>
-              <w:rPr>
-                <w:rFonts w:ascii="Calibri" w:hAnsi="Calibri"/>
+            <w:tcW w:w="1944" w:type="dxa"/>
+            <w:tcMar>
+              <w:top w:w="80" w:type="dxa"/>
+              <w:left w:w="120" w:type="dxa"/>
+              <w:bottom w:w="80" w:type="dxa"/>
+              <w:right w:w="120" w:type="dxa"/>
+            </w:tcMar>
+            <w:vAlign w:val="center"/>
+          </w:tcPr>
+          <w:p>
+            <w:pPr>
+              <w:spacing w:after="60" w:line="264" w:lineRule="auto"/>
+              <w:jc w:val="left"/>
+            </w:pPr>
+            <w:r>
+              <w:rPr>
                 <w:sz w:val="19"/>
               </w:rPr>
               <w:t>Text</w:t>
@@ -1575,23 +1527,22 @@
         </w:tc>
         <w:tc>
           <w:tcPr>
-            <w:tcW w:type="dxa" w:w="7416"/>
-            <w:vAlign w:val="center"/>
-            <w:tcMar>
-              <w:top w:w="80" w:type="dxa"/>
-              <w:start w:w="120" w:type="dxa"/>
-              <w:bottom w:w="80" w:type="dxa"/>
-              <w:end w:w="120" w:type="dxa"/>
-            </w:tcMar>
-          </w:tcPr>
-          <w:p>
-            <w:pPr>
-              <w:spacing w:before="0" w:after="60" w:line="264" w:lineRule="auto"/>
-              <w:jc w:val="left"/>
-            </w:pPr>
-            <w:r>
-              <w:rPr>
-                <w:rFonts w:ascii="Calibri" w:hAnsi="Calibri"/>
+            <w:tcW w:w="7416" w:type="dxa"/>
+            <w:tcMar>
+              <w:top w:w="80" w:type="dxa"/>
+              <w:left w:w="120" w:type="dxa"/>
+              <w:bottom w:w="80" w:type="dxa"/>
+              <w:right w:w="120" w:type="dxa"/>
+            </w:tcMar>
+            <w:vAlign w:val="center"/>
+          </w:tcPr>
+          <w:p>
+            <w:pPr>
+              <w:spacing w:after="60" w:line="264" w:lineRule="auto"/>
+              <w:jc w:val="left"/>
+            </w:pPr>
+            <w:r>
+              <w:rPr>
                 <w:sz w:val="19"/>
               </w:rPr>
               <w:t>English factual description embedded and supplied to the dialogue prompt</w:t>
@@ -1602,51 +1553,43 @@
       <w:tr>
         <w:tc>
           <w:tcPr>
-            <w:tcW w:type="dxa" w:w="1944"/>
-            <w:vAlign w:val="center"/>
-            <w:tcMar>
-              <w:top w:w="80" w:type="dxa"/>
-              <w:start w:w="120" w:type="dxa"/>
-              <w:bottom w:w="80" w:type="dxa"/>
-              <w:end w:w="120" w:type="dxa"/>
-            </w:tcMar>
-          </w:tcPr>
-          <w:p>
-            <w:pPr>
-              <w:spacing w:before="0" w:after="60" w:line="264" w:lineRule="auto"/>
-              <w:jc w:val="left"/>
-            </w:pPr>
-            <w:r>
-              <w:rPr>
-                <w:rFonts w:ascii="Calibri" w:hAnsi="Calibri"/>
-                <w:sz w:val="19"/>
-              </w:rPr>
+            <w:tcW w:w="1944" w:type="dxa"/>
+            <w:tcMar>
+              <w:top w:w="80" w:type="dxa"/>
+              <w:left w:w="120" w:type="dxa"/>
+              <w:bottom w:w="80" w:type="dxa"/>
+              <w:right w:w="120" w:type="dxa"/>
+            </w:tcMar>
+            <w:vAlign w:val="center"/>
+          </w:tcPr>
+          <w:p>
+            <w:pPr>
+              <w:spacing w:after="60" w:line="264" w:lineRule="auto"/>
+              <w:jc w:val="left"/>
+            </w:pPr>
+            <w:r>
+              <w:rPr>
+                <w:sz w:val="19"/>
+              </w:rPr>
+              <w:lastRenderedPageBreak/>
               <w:t>Metrics</w:t>
             </w:r>
           </w:p>
         </w:tc>
         <w:tc>
           <w:tcPr>
-            <w:tcW w:type="dxa" w:w="7416"/>
-            <w:vAlign w:val="center"/>
-            <w:tcMar>
-              <w:top w:w="80" w:type="dxa"/>
-              <w:start w:w="120" w:type="dxa"/>
-              <w:bottom w:w="80" w:type="dxa"/>
-              <w:end w:w="120" w:type="dxa"/>
-            </w:tcMar>
-          </w:tcPr>
-          <w:p>
-            <w:pPr>
-              <w:spacing w:before="0" w:after="60" w:line="264" w:lineRule="auto"/>
-              <w:jc w:val="left"/>
-            </w:pPr>
-            <w:r>
-              <w:rPr>
-                <w:rFonts w:ascii="Calibri" w:hAnsi="Calibri"/>
-                <w:sz w:val="19"/>
-              </w:rPr>
-              <w:t>Structured choice, turn, health, hand-exhaustion, and damage values</w:t>
+            <w:tcW w:w="7416" w:type="dxa"/>
+            <w:tcMar>
+              <w:top w:w="80" w:type="dxa"/>
+              <w:left w:w="120" w:type="dxa"/>
+              <w:bottom w:w="80" w:type="dxa"/>
+              <w:right w:w="120" w:type="dxa"/>
+            </w:tcMar>
+            <w:vAlign w:val="center"/>
+          </w:tcPr>
+          <w:p>
+            <w:r>
+              <w:t>Structured choice index, encounter turn count, final health, or turn index, damage, damage proportion, hand state, and post-turn health</w:t>
             </w:r>
           </w:p>
         </w:tc>
@@ -1654,23 +1597,22 @@
       <w:tr>
         <w:tc>
           <w:tcPr>
-            <w:tcW w:type="dxa" w:w="1944"/>
-            <w:vAlign w:val="center"/>
-            <w:tcMar>
-              <w:top w:w="80" w:type="dxa"/>
-              <w:start w:w="120" w:type="dxa"/>
-              <w:bottom w:w="80" w:type="dxa"/>
-              <w:end w:w="120" w:type="dxa"/>
-            </w:tcMar>
-          </w:tcPr>
-          <w:p>
-            <w:pPr>
-              <w:spacing w:before="0" w:after="60" w:line="264" w:lineRule="auto"/>
-              <w:jc w:val="left"/>
-            </w:pPr>
-            <w:r>
-              <w:rPr>
-                <w:rFonts w:ascii="Calibri" w:hAnsi="Calibri"/>
+            <w:tcW w:w="1944" w:type="dxa"/>
+            <w:tcMar>
+              <w:top w:w="80" w:type="dxa"/>
+              <w:left w:w="120" w:type="dxa"/>
+              <w:bottom w:w="80" w:type="dxa"/>
+              <w:right w:w="120" w:type="dxa"/>
+            </w:tcMar>
+            <w:vAlign w:val="center"/>
+          </w:tcPr>
+          <w:p>
+            <w:pPr>
+              <w:spacing w:after="60" w:line="264" w:lineRule="auto"/>
+              <w:jc w:val="left"/>
+            </w:pPr>
+            <w:r>
+              <w:rPr>
                 <w:sz w:val="19"/>
               </w:rPr>
               <w:t>Vector</w:t>
@@ -1679,23 +1621,22 @@
         </w:tc>
         <w:tc>
           <w:tcPr>
-            <w:tcW w:type="dxa" w:w="7416"/>
-            <w:vAlign w:val="center"/>
-            <w:tcMar>
-              <w:top w:w="80" w:type="dxa"/>
-              <w:start w:w="120" w:type="dxa"/>
-              <w:bottom w:w="80" w:type="dxa"/>
-              <w:end w:w="120" w:type="dxa"/>
-            </w:tcMar>
-          </w:tcPr>
-          <w:p>
-            <w:pPr>
-              <w:spacing w:before="0" w:after="60" w:line="264" w:lineRule="auto"/>
-              <w:jc w:val="left"/>
-            </w:pPr>
-            <w:r>
-              <w:rPr>
-                <w:rFonts w:ascii="Calibri" w:hAnsi="Calibri"/>
+            <w:tcW w:w="7416" w:type="dxa"/>
+            <w:tcMar>
+              <w:top w:w="80" w:type="dxa"/>
+              <w:left w:w="120" w:type="dxa"/>
+              <w:bottom w:w="80" w:type="dxa"/>
+              <w:right w:w="120" w:type="dxa"/>
+            </w:tcMar>
+            <w:vAlign w:val="center"/>
+          </w:tcPr>
+          <w:p>
+            <w:pPr>
+              <w:spacing w:after="60" w:line="264" w:lineRule="auto"/>
+              <w:jc w:val="left"/>
+            </w:pPr>
+            <w:r>
+              <w:rPr>
                 <w:sz w:val="19"/>
               </w:rPr>
               <w:t>Cached semantic embedding; initially empty and generated on first retrieval</w:t>
@@ -1715,7 +1656,7 @@
     </w:p>
     <w:p>
       <w:r>
-        <w:t>Current boss-fight events, such as whether the participant defeats the ranged or melee minion first, are kept separately as encounter-local working memory. They are inserted directly into the prompt and reset when the boss attempt restarts. The current prototype does not implement a FIFO queue of the last ten dialogue sentences.</w:t>
+        <w:t>Working memory contains immediate factual events from the current boss attempt, such as whether the participant defeats the ranged or melee minion first. It excludes events from completed minor encounters. Working-memory records are inserted directly into the prompt without embedding, ranking, or importance scoring, are not persisted in MemorySystem, and are cleared together with boss dialogue-trigger state whenever the attempt is configured or restarted. The prototype does not use a FIFO queue of prior dialogue sentences.</w:t>
       </w:r>
     </w:p>
     <w:p>
@@ -1744,22 +1685,21 @@
         <w:pStyle w:val="Heading2"/>
       </w:pPr>
       <w:r>
-        <w:t>7.1 Current Core Pool</w:t>
-      </w:r>
-    </w:p>
-    <w:p>
-      <w:r>
-        <w:t>The implemented pipeline produces nine summary memories: three records per minor encounter.</w:t>
+        <w:t>7.1 Implemented Atomic Pool</w:t>
+      </w:r>
+    </w:p>
+    <w:p>
+      <w:r>
+        <w:t>The implemented pipeline now produces an atomic pool whose size depends on the participant's number of completed player turns. For encounter i with T_i player turns, the system records T_i TurnEvent records plus one EncounterDuration, one FinalHealth, and one NarrativeChoice. Across three minor encounters, total pool size is 9 + sum(T_i). A representative 2-, 2-, and 3-turn run therefore produces 16 long-term memories.</w:t>
       </w:r>
     </w:p>
     <w:tbl>
       <w:tblPr>
         <w:tblStyle w:val="TableGrid"/>
-        <w:tblW w:type="dxa" w:w="9360"/>
-        <w:jc w:val="left"/>
+        <w:tblW w:w="9360" w:type="dxa"/>
+        <w:tblInd w:w="120" w:type="dxa"/>
         <w:tblLayout w:type="fixed"/>
-        <w:tblLook w:firstColumn="1" w:firstRow="1" w:lastColumn="0" w:lastRow="0" w:noHBand="0" w:noVBand="1" w:val="04A0"/>
-        <w:tblInd w:w="120" w:type="dxa"/>
+        <w:tblLook w:val="04A0" w:firstRow="1" w:lastRow="0" w:firstColumn="1" w:lastColumn="0" w:noHBand="0" w:noVBand="1"/>
       </w:tblPr>
       <w:tblGrid>
         <w:gridCol w:w="2520"/>
@@ -1768,86 +1708,59 @@
       </w:tblGrid>
       <w:tr>
         <w:trPr>
-          <w:tblHeader w:val="true"/>
+          <w:tblHeader/>
         </w:trPr>
         <w:tc>
           <w:tcPr>
-            <w:tcW w:type="dxa" w:w="2520"/>
-            <w:vAlign w:val="center"/>
-            <w:tcMar>
-              <w:top w:w="80" w:type="dxa"/>
-              <w:start w:w="120" w:type="dxa"/>
-              <w:bottom w:w="80" w:type="dxa"/>
-              <w:end w:w="120" w:type="dxa"/>
-            </w:tcMar>
-            <w:shd w:fill="F4F6F9"/>
-          </w:tcPr>
-          <w:p>
-            <w:pPr>
-              <w:spacing w:before="0" w:after="60" w:line="264" w:lineRule="auto"/>
-              <w:jc w:val="left"/>
-            </w:pPr>
-            <w:r>
-              <w:rPr>
-                <w:rFonts w:ascii="Calibri" w:hAnsi="Calibri"/>
-                <w:b/>
-                <w:sz w:val="19"/>
-              </w:rPr>
+            <w:tcW w:w="2520" w:type="dxa"/>
+            <w:shd w:val="clear" w:color="auto" w:fill="F4F6F9"/>
+            <w:tcMar>
+              <w:top w:w="80" w:type="dxa"/>
+              <w:left w:w="120" w:type="dxa"/>
+              <w:bottom w:w="80" w:type="dxa"/>
+              <w:right w:w="120" w:type="dxa"/>
+            </w:tcMar>
+            <w:vAlign w:val="center"/>
+          </w:tcPr>
+          <w:p>
+            <w:r>
               <w:t>Category</w:t>
             </w:r>
           </w:p>
         </w:tc>
         <w:tc>
           <w:tcPr>
-            <w:tcW w:type="dxa" w:w="1224"/>
-            <w:vAlign w:val="center"/>
-            <w:tcMar>
-              <w:top w:w="80" w:type="dxa"/>
-              <w:start w:w="120" w:type="dxa"/>
-              <w:bottom w:w="80" w:type="dxa"/>
-              <w:end w:w="120" w:type="dxa"/>
-            </w:tcMar>
-            <w:shd w:fill="F4F6F9"/>
-          </w:tcPr>
-          <w:p>
-            <w:pPr>
-              <w:spacing w:before="0" w:after="60" w:line="264" w:lineRule="auto"/>
-              <w:jc w:val="left"/>
-            </w:pPr>
-            <w:r>
-              <w:rPr>
-                <w:rFonts w:ascii="Calibri" w:hAnsi="Calibri"/>
-                <w:b/>
-                <w:sz w:val="19"/>
-              </w:rPr>
+            <w:tcW w:w="1224" w:type="dxa"/>
+            <w:shd w:val="clear" w:color="auto" w:fill="F4F6F9"/>
+            <w:tcMar>
+              <w:top w:w="80" w:type="dxa"/>
+              <w:left w:w="120" w:type="dxa"/>
+              <w:bottom w:w="80" w:type="dxa"/>
+              <w:right w:w="120" w:type="dxa"/>
+            </w:tcMar>
+            <w:vAlign w:val="center"/>
+          </w:tcPr>
+          <w:p>
+            <w:r>
               <w:t>Records</w:t>
             </w:r>
           </w:p>
         </w:tc>
         <w:tc>
           <w:tcPr>
-            <w:tcW w:type="dxa" w:w="5616"/>
-            <w:vAlign w:val="center"/>
-            <w:tcMar>
-              <w:top w:w="80" w:type="dxa"/>
-              <w:start w:w="120" w:type="dxa"/>
-              <w:bottom w:w="80" w:type="dxa"/>
-              <w:end w:w="120" w:type="dxa"/>
-            </w:tcMar>
-            <w:shd w:fill="F4F6F9"/>
-          </w:tcPr>
-          <w:p>
-            <w:pPr>
-              <w:spacing w:before="0" w:after="60" w:line="264" w:lineRule="auto"/>
-              <w:jc w:val="left"/>
-            </w:pPr>
-            <w:r>
-              <w:rPr>
-                <w:rFonts w:ascii="Calibri" w:hAnsi="Calibri"/>
-                <w:b/>
-                <w:sz w:val="19"/>
-              </w:rPr>
-              <w:t>Current data</w:t>
+            <w:tcW w:w="5616" w:type="dxa"/>
+            <w:shd w:val="clear" w:color="auto" w:fill="F4F6F9"/>
+            <w:tcMar>
+              <w:top w:w="80" w:type="dxa"/>
+              <w:left w:w="120" w:type="dxa"/>
+              <w:bottom w:w="80" w:type="dxa"/>
+              <w:right w:w="120" w:type="dxa"/>
+            </w:tcMar>
+            <w:vAlign w:val="center"/>
+          </w:tcPr>
+          <w:p>
+            <w:r>
+              <w:t>Implemented data</w:t>
             </w:r>
           </w:p>
         </w:tc>
@@ -1855,75 +1768,51 @@
       <w:tr>
         <w:tc>
           <w:tcPr>
-            <w:tcW w:type="dxa" w:w="2520"/>
-            <w:vAlign w:val="center"/>
-            <w:tcMar>
-              <w:top w:w="80" w:type="dxa"/>
-              <w:start w:w="120" w:type="dxa"/>
-              <w:bottom w:w="80" w:type="dxa"/>
-              <w:end w:w="120" w:type="dxa"/>
-            </w:tcMar>
-          </w:tcPr>
-          <w:p>
-            <w:pPr>
-              <w:spacing w:before="0" w:after="60" w:line="264" w:lineRule="auto"/>
-              <w:jc w:val="left"/>
-            </w:pPr>
-            <w:r>
-              <w:rPr>
-                <w:rFonts w:ascii="Calibri" w:hAnsi="Calibri"/>
-                <w:sz w:val="19"/>
-              </w:rPr>
+            <w:tcW w:w="2520" w:type="dxa"/>
+            <w:tcMar>
+              <w:top w:w="80" w:type="dxa"/>
+              <w:left w:w="120" w:type="dxa"/>
+              <w:bottom w:w="80" w:type="dxa"/>
+              <w:right w:w="120" w:type="dxa"/>
+            </w:tcMar>
+            <w:vAlign w:val="center"/>
+          </w:tcPr>
+          <w:p>
+            <w:r>
               <w:t>NarrativeChoice</w:t>
             </w:r>
           </w:p>
         </w:tc>
         <w:tc>
           <w:tcPr>
-            <w:tcW w:type="dxa" w:w="1224"/>
-            <w:vAlign w:val="center"/>
-            <w:tcMar>
-              <w:top w:w="80" w:type="dxa"/>
-              <w:start w:w="120" w:type="dxa"/>
-              <w:bottom w:w="80" w:type="dxa"/>
-              <w:end w:w="120" w:type="dxa"/>
-            </w:tcMar>
-          </w:tcPr>
-          <w:p>
-            <w:pPr>
-              <w:spacing w:before="0" w:after="60" w:line="264" w:lineRule="auto"/>
-              <w:jc w:val="left"/>
-            </w:pPr>
-            <w:r>
-              <w:rPr>
-                <w:rFonts w:ascii="Calibri" w:hAnsi="Calibri"/>
-                <w:sz w:val="19"/>
-              </w:rPr>
+            <w:tcW w:w="1224" w:type="dxa"/>
+            <w:tcMar>
+              <w:top w:w="80" w:type="dxa"/>
+              <w:left w:w="120" w:type="dxa"/>
+              <w:bottom w:w="80" w:type="dxa"/>
+              <w:right w:w="120" w:type="dxa"/>
+            </w:tcMar>
+            <w:vAlign w:val="center"/>
+          </w:tcPr>
+          <w:p>
+            <w:r>
               <w:t>3</w:t>
             </w:r>
           </w:p>
         </w:tc>
         <w:tc>
           <w:tcPr>
-            <w:tcW w:type="dxa" w:w="5616"/>
-            <w:vAlign w:val="center"/>
-            <w:tcMar>
-              <w:top w:w="80" w:type="dxa"/>
-              <w:start w:w="120" w:type="dxa"/>
-              <w:bottom w:w="80" w:type="dxa"/>
-              <w:end w:w="120" w:type="dxa"/>
-            </w:tcMar>
-          </w:tcPr>
-          <w:p>
-            <w:pPr>
-              <w:spacing w:before="0" w:after="60" w:line="264" w:lineRule="auto"/>
-              <w:jc w:val="left"/>
-            </w:pPr>
-            <w:r>
-              <w:rPr>
-                <w:rFonts w:ascii="Calibri" w:hAnsi="Calibri"/>
-                <w:sz w:val="19"/>
-              </w:rPr>
+            <w:tcW w:w="5616" w:type="dxa"/>
+            <w:tcMar>
+              <w:top w:w="80" w:type="dxa"/>
+              <w:left w:w="120" w:type="dxa"/>
+              <w:bottom w:w="80" w:type="dxa"/>
+              <w:right w:w="120" w:type="dxa"/>
+            </w:tcMar>
+            <w:vAlign w:val="center"/>
+          </w:tcPr>
+          <w:p>
+            <w:r>
               <w:t>One post-battle choice for each minor encounter</w:t>
             </w:r>
           </w:p>
@@ -1932,76 +1821,52 @@
       <w:tr>
         <w:tc>
           <w:tcPr>
-            <w:tcW w:type="dxa" w:w="2520"/>
-            <w:vAlign w:val="center"/>
-            <w:tcMar>
-              <w:top w:w="80" w:type="dxa"/>
-              <w:start w:w="120" w:type="dxa"/>
-              <w:bottom w:w="80" w:type="dxa"/>
-              <w:end w:w="120" w:type="dxa"/>
-            </w:tcMar>
-          </w:tcPr>
-          <w:p>
-            <w:pPr>
-              <w:spacing w:before="0" w:after="60" w:line="264" w:lineRule="auto"/>
-              <w:jc w:val="left"/>
-            </w:pPr>
-            <w:r>
-              <w:rPr>
-                <w:rFonts w:ascii="Calibri" w:hAnsi="Calibri"/>
-                <w:sz w:val="19"/>
-              </w:rPr>
-              <w:t>EncounterOutcome</w:t>
-            </w:r>
-          </w:p>
-        </w:tc>
-        <w:tc>
-          <w:tcPr>
-            <w:tcW w:type="dxa" w:w="1224"/>
-            <w:vAlign w:val="center"/>
-            <w:tcMar>
-              <w:top w:w="80" w:type="dxa"/>
-              <w:start w:w="120" w:type="dxa"/>
-              <w:bottom w:w="80" w:type="dxa"/>
-              <w:end w:w="120" w:type="dxa"/>
-            </w:tcMar>
-          </w:tcPr>
-          <w:p>
-            <w:pPr>
-              <w:spacing w:before="0" w:after="60" w:line="264" w:lineRule="auto"/>
-              <w:jc w:val="left"/>
-            </w:pPr>
-            <w:r>
-              <w:rPr>
-                <w:rFonts w:ascii="Calibri" w:hAnsi="Calibri"/>
-                <w:sz w:val="19"/>
-              </w:rPr>
+            <w:tcW w:w="2520" w:type="dxa"/>
+            <w:tcMar>
+              <w:top w:w="80" w:type="dxa"/>
+              <w:left w:w="120" w:type="dxa"/>
+              <w:bottom w:w="80" w:type="dxa"/>
+              <w:right w:w="120" w:type="dxa"/>
+            </w:tcMar>
+            <w:vAlign w:val="center"/>
+          </w:tcPr>
+          <w:p>
+            <w:r>
+              <w:t>EncounterDuration</w:t>
+            </w:r>
+          </w:p>
+        </w:tc>
+        <w:tc>
+          <w:tcPr>
+            <w:tcW w:w="1224" w:type="dxa"/>
+            <w:tcMar>
+              <w:top w:w="80" w:type="dxa"/>
+              <w:left w:w="120" w:type="dxa"/>
+              <w:bottom w:w="80" w:type="dxa"/>
+              <w:right w:w="120" w:type="dxa"/>
+            </w:tcMar>
+            <w:vAlign w:val="center"/>
+          </w:tcPr>
+          <w:p>
+            <w:r>
               <w:t>3</w:t>
             </w:r>
           </w:p>
         </w:tc>
         <w:tc>
           <w:tcPr>
-            <w:tcW w:type="dxa" w:w="5616"/>
-            <w:vAlign w:val="center"/>
-            <w:tcMar>
-              <w:top w:w="80" w:type="dxa"/>
-              <w:start w:w="120" w:type="dxa"/>
-              <w:bottom w:w="80" w:type="dxa"/>
-              <w:end w:w="120" w:type="dxa"/>
-            </w:tcMar>
-          </w:tcPr>
-          <w:p>
-            <w:pPr>
-              <w:spacing w:before="0" w:after="60" w:line="264" w:lineRule="auto"/>
-              <w:jc w:val="left"/>
-            </w:pPr>
-            <w:r>
-              <w:rPr>
-                <w:rFonts w:ascii="Calibri" w:hAnsi="Calibri"/>
-                <w:sz w:val="19"/>
-              </w:rPr>
-              <w:t>Turns used and player health remaining after each encounter</w:t>
+            <w:tcW w:w="5616" w:type="dxa"/>
+            <w:tcMar>
+              <w:top w:w="80" w:type="dxa"/>
+              <w:left w:w="120" w:type="dxa"/>
+              <w:bottom w:w="80" w:type="dxa"/>
+              <w:right w:w="120" w:type="dxa"/>
+            </w:tcMar>
+            <w:vAlign w:val="center"/>
+          </w:tcPr>
+          <w:p>
+            <w:r>
+              <w:t>One completed-player-turn count for each minor encounter</w:t>
             </w:r>
           </w:p>
         </w:tc>
@@ -2009,76 +1874,116 @@
       <w:tr>
         <w:tc>
           <w:tcPr>
+            <w:tcW w:w="2520" w:type="dxa"/>
+            <w:tcMar>
+              <w:top w:w="80" w:type="dxa"/>
+              <w:left w:w="120" w:type="dxa"/>
+              <w:bottom w:w="80" w:type="dxa"/>
+              <w:right w:w="120" w:type="dxa"/>
+            </w:tcMar>
+            <w:vAlign w:val="center"/>
+          </w:tcPr>
+          <w:p>
+            <w:r>
+              <w:t>FinalHealth</w:t>
+            </w:r>
+          </w:p>
+        </w:tc>
+        <w:tc>
+          <w:tcPr>
+            <w:tcW w:w="1224" w:type="dxa"/>
+            <w:tcMar>
+              <w:top w:w="80" w:type="dxa"/>
+              <w:left w:w="120" w:type="dxa"/>
+              <w:bottom w:w="80" w:type="dxa"/>
+              <w:right w:w="120" w:type="dxa"/>
+            </w:tcMar>
+            <w:vAlign w:val="center"/>
+          </w:tcPr>
+          <w:p>
+            <w:r>
+              <w:t>3</w:t>
+            </w:r>
+          </w:p>
+        </w:tc>
+        <w:tc>
+          <w:tcPr>
+            <w:tcW w:w="5616" w:type="dxa"/>
+            <w:tcMar>
+              <w:top w:w="80" w:type="dxa"/>
+              <w:left w:w="120" w:type="dxa"/>
+              <w:bottom w:w="80" w:type="dxa"/>
+              <w:right w:w="120" w:type="dxa"/>
+            </w:tcMar>
+            <w:vAlign w:val="center"/>
+          </w:tcPr>
+          <w:p>
+            <w:r>
+              <w:t>One remaining-health record for each minor encounter</w:t>
+            </w:r>
+          </w:p>
+        </w:tc>
+      </w:tr>
+      <w:tr>
+        <w:tc>
+          <w:tcPr>
             <w:tcW w:type="dxa" w:w="2520"/>
-            <w:vAlign w:val="center"/>
-            <w:tcMar>
-              <w:top w:w="80" w:type="dxa"/>
-              <w:start w:w="120" w:type="dxa"/>
-              <w:bottom w:w="80" w:type="dxa"/>
-              <w:end w:w="120" w:type="dxa"/>
-            </w:tcMar>
-          </w:tcPr>
-          <w:p>
-            <w:pPr>
-              <w:spacing w:before="0" w:after="60" w:line="264" w:lineRule="auto"/>
-              <w:jc w:val="left"/>
-            </w:pPr>
-            <w:r>
-              <w:rPr>
-                <w:rFonts w:ascii="Calibri" w:hAnsi="Calibri"/>
-                <w:sz w:val="19"/>
-              </w:rPr>
-              <w:t>CombatPattern</w:t>
+          </w:tcPr>
+          <w:p>
+            <w:r>
+              <w:t>TurnEvent</w:t>
             </w:r>
           </w:p>
         </w:tc>
         <w:tc>
           <w:tcPr>
             <w:tcW w:type="dxa" w:w="1224"/>
-            <w:vAlign w:val="center"/>
-            <w:tcMar>
-              <w:top w:w="80" w:type="dxa"/>
-              <w:start w:w="120" w:type="dxa"/>
-              <w:bottom w:w="80" w:type="dxa"/>
-              <w:end w:w="120" w:type="dxa"/>
-            </w:tcMar>
-          </w:tcPr>
-          <w:p>
-            <w:pPr>
-              <w:spacing w:before="0" w:after="60" w:line="264" w:lineRule="auto"/>
-              <w:jc w:val="left"/>
-            </w:pPr>
-            <w:r>
-              <w:rPr>
-                <w:rFonts w:ascii="Calibri" w:hAnsi="Calibri"/>
-                <w:sz w:val="19"/>
-              </w:rPr>
-              <w:t>3</w:t>
+          </w:tcPr>
+          <w:p>
+            <w:r>
+              <w:t>sum(T_i)</w:t>
             </w:r>
           </w:p>
         </w:tc>
         <w:tc>
           <w:tcPr>
             <w:tcW w:type="dxa" w:w="5616"/>
-            <w:vAlign w:val="center"/>
-            <w:tcMar>
-              <w:top w:w="80" w:type="dxa"/>
-              <w:start w:w="120" w:type="dxa"/>
-              <w:bottom w:w="80" w:type="dxa"/>
-              <w:end w:w="120" w:type="dxa"/>
-            </w:tcMar>
-          </w:tcPr>
-          <w:p>
-            <w:pPr>
-              <w:spacing w:before="0" w:after="60" w:line="264" w:lineRule="auto"/>
-              <w:jc w:val="left"/>
-            </w:pPr>
-            <w:r>
-              <w:rPr>
-                <w:rFonts w:ascii="Calibri" w:hAnsi="Calibri"/>
-                <w:sz w:val="19"/>
-              </w:rPr>
-              <w:t>Hand-exhaustion count and highest damage dealt in one turn</w:t>
+          </w:tcPr>
+          <w:p>
+            <w:r>
+              <w:t>One atomic record for every completed player turn</w:t>
+            </w:r>
+          </w:p>
+        </w:tc>
+      </w:tr>
+      <w:tr>
+        <w:tc>
+          <w:tcPr>
+            <w:tcW w:type="dxa" w:w="2520"/>
+          </w:tcPr>
+          <w:p>
+            <w:r>
+              <w:t>Total</w:t>
+            </w:r>
+          </w:p>
+        </w:tc>
+        <w:tc>
+          <w:tcPr>
+            <w:tcW w:type="dxa" w:w="1224"/>
+          </w:tcPr>
+          <w:p>
+            <w:r>
+              <w:t>9 + sum(T_i)</w:t>
+            </w:r>
+          </w:p>
+        </w:tc>
+        <w:tc>
+          <w:tcPr>
+            <w:tcW w:type="dxa" w:w="5616"/>
+          </w:tcPr>
+          <w:p>
+            <w:r>
+              <w:t>16 records in the representative 2 + 2 + 3 turn run</w:t>
             </w:r>
           </w:p>
         </w:tc>
@@ -2090,12 +1995,13 @@
         <w:pStyle w:val="Heading2"/>
       </w:pPr>
       <w:r>
+        <w:lastRenderedPageBreak/>
         <w:t>7.2 Fixed Event-Logging Policy</w:t>
       </w:r>
     </w:p>
     <w:p>
       <w:r>
-        <w:t>The pool will be expanded using only events generated by the same participant. No fictional player history will be inserted. Additional candidate records may include:</w:t>
+        <w:t>The following formation policy is implemented identically for every participant. Only events generated by that participant are recorded; no fictional player history or pre-authored background is inserted into the long-term pool:</w:t>
       </w:r>
     </w:p>
     <w:p>
@@ -2104,11 +2010,11 @@
         <w:keepLines/>
         <w:numPr>
           <w:ilvl w:val="0"/>
-          <w:numId w:val="32"/>
+          <w:numId w:val="1"/>
         </w:numPr>
       </w:pPr>
       <w:r>
-        <w:t>Turn summaries containing damage, hand state, stamina use, and remaining health.</w:t>
+        <w:t>TurnEvent: one record for every completed player turn, containing turn index, damage dealt, damage as a proportion of combined enemy maximum health, whether the hand was exhausted, and player health after the turn.</w:t>
       </w:r>
     </w:p>
     <w:p>
@@ -2117,11 +2023,11 @@
         <w:keepLines/>
         <w:numPr>
           <w:ilvl w:val="0"/>
-          <w:numId w:val="32"/>
+          <w:numId w:val="1"/>
         </w:numPr>
       </w:pPr>
       <w:r>
-        <w:t>Individual hand-exhaustion events rather than only the final count.</w:t>
+        <w:t>EncounterDuration: one record after victory containing the number of player turns used to complete the encounter.</w:t>
       </w:r>
     </w:p>
     <w:p>
@@ -2130,11 +2036,11 @@
         <w:keepLines/>
         <w:numPr>
           <w:ilvl w:val="0"/>
-          <w:numId w:val="32"/>
+          <w:numId w:val="1"/>
         </w:numPr>
       </w:pPr>
       <w:r>
-        <w:t>Enemy-defeat events and defeat order.</w:t>
+        <w:t>FinalHealth: one record after victory containing the player's remaining-health proportion and its descriptive band.</w:t>
       </w:r>
     </w:p>
     <w:p>
@@ -2143,11 +2049,11 @@
         <w:keepLines/>
         <w:numPr>
           <w:ilvl w:val="0"/>
-          <w:numId w:val="32"/>
+          <w:numId w:val="1"/>
         </w:numPr>
       </w:pPr>
       <w:r>
-        <w:t>Crossing meaningful health or combat thresholds.</w:t>
+        <w:t>NarrativeChoice: one record containing the post-battle choice selected by the participant.</w:t>
       </w:r>
     </w:p>
     <w:p>
@@ -2156,16 +2062,16 @@
         <w:keepLines/>
         <w:numPr>
           <w:ilvl w:val="0"/>
-          <w:numId w:val="32"/>
+          <w:numId w:val="1"/>
         </w:numPr>
       </w:pPr>
       <w:r>
-        <w:t>The existing encounter-level summaries and narrative choices.</w:t>
-      </w:r>
-    </w:p>
-    <w:p>
-      <w:r>
-        <w:t>The eligible event categories and formation rules will be fixed before formal data collection. The resulting count may vary with a participant's actual play, but memory-pool size and irrelevant-memory proportion will not be manipulated as independent variables. The same recorded history will be replayed across all four conditions for that participant.</w:t>
+        <w:t>Boss-attempt events, including the first boss minion defeated, are excluded from this pool and remain encounter-local working memory.</w:t>
+      </w:r>
+    </w:p>
+    <w:p>
+      <w:r>
+        <w:t>The event categories and formation rules will be frozen before formal data collection. The resulting count may vary with the participant's actual number of turns, but memory-pool size and irrelevant-memory proportion will not be manipulated as independent variables. The same completed long-term history will be replayed across all four conditions for that participant; only the selection strategy will change.</w:t>
       </w:r>
     </w:p>
     <w:p>
@@ -2238,17 +2144,16 @@
     </w:p>
     <w:p>
       <w:r>
-        <w:t>Cosine similarity is mapped from [-1, 1] to [0, 1]. RuleImportance is calculated from the memory category and structured Unity event metrics. The current preliminary implementation is:</w:t>
+        <w:t>Cosine similarity is mapped from [-1, 1] to [0, 1]. RuleImportance is calculated only for eligible long-term episodic memories from their category and structured Unity metrics. Static context and working memory bypass this calculation. The current preliminary implementation is:</w:t>
       </w:r>
     </w:p>
     <w:tbl>
       <w:tblPr>
         <w:tblStyle w:val="TableGrid"/>
-        <w:tblW w:type="dxa" w:w="9360"/>
-        <w:jc w:val="left"/>
+        <w:tblW w:w="9360" w:type="dxa"/>
+        <w:tblInd w:w="120" w:type="dxa"/>
         <w:tblLayout w:type="fixed"/>
-        <w:tblLook w:firstColumn="1" w:firstRow="1" w:lastColumn="0" w:lastRow="0" w:noHBand="0" w:noVBand="1" w:val="04A0"/>
-        <w:tblInd w:w="120" w:type="dxa"/>
+        <w:tblLook w:val="04A0" w:firstRow="1" w:lastRow="0" w:firstColumn="1" w:lastColumn="0" w:noHBand="0" w:noVBand="1"/>
       </w:tblPr>
       <w:tblGrid>
         <w:gridCol w:w="2951"/>
@@ -2256,58 +2161,40 @@
       </w:tblGrid>
       <w:tr>
         <w:trPr>
-          <w:tblHeader w:val="true"/>
+          <w:tblHeader/>
         </w:trPr>
         <w:tc>
           <w:tcPr>
-            <w:tcW w:type="dxa" w:w="2951"/>
-            <w:vAlign w:val="center"/>
-            <w:tcMar>
-              <w:top w:w="80" w:type="dxa"/>
-              <w:start w:w="120" w:type="dxa"/>
-              <w:bottom w:w="80" w:type="dxa"/>
-              <w:end w:w="120" w:type="dxa"/>
-            </w:tcMar>
-            <w:shd w:fill="F4F6F9"/>
-          </w:tcPr>
-          <w:p>
-            <w:pPr>
-              <w:spacing w:before="0" w:after="60" w:line="264" w:lineRule="auto"/>
-              <w:jc w:val="left"/>
-            </w:pPr>
-            <w:r>
-              <w:rPr>
-                <w:rFonts w:ascii="Calibri" w:hAnsi="Calibri"/>
-                <w:b/>
-                <w:sz w:val="19"/>
-              </w:rPr>
+            <w:tcW w:w="2951" w:type="dxa"/>
+            <w:shd w:val="clear" w:color="auto" w:fill="F4F6F9"/>
+            <w:tcMar>
+              <w:top w:w="80" w:type="dxa"/>
+              <w:left w:w="120" w:type="dxa"/>
+              <w:bottom w:w="80" w:type="dxa"/>
+              <w:right w:w="120" w:type="dxa"/>
+            </w:tcMar>
+            <w:vAlign w:val="center"/>
+          </w:tcPr>
+          <w:p>
+            <w:r>
               <w:t>Memory component</w:t>
             </w:r>
           </w:p>
         </w:tc>
         <w:tc>
           <w:tcPr>
-            <w:tcW w:type="dxa" w:w="6409"/>
-            <w:vAlign w:val="center"/>
-            <w:tcMar>
-              <w:top w:w="80" w:type="dxa"/>
-              <w:start w:w="120" w:type="dxa"/>
-              <w:bottom w:w="80" w:type="dxa"/>
-              <w:end w:w="120" w:type="dxa"/>
-            </w:tcMar>
-            <w:shd w:fill="F4F6F9"/>
-          </w:tcPr>
-          <w:p>
-            <w:pPr>
-              <w:spacing w:before="0" w:after="60" w:line="264" w:lineRule="auto"/>
-              <w:jc w:val="left"/>
-            </w:pPr>
-            <w:r>
-              <w:rPr>
-                <w:rFonts w:ascii="Calibri" w:hAnsi="Calibri"/>
-                <w:b/>
-                <w:sz w:val="19"/>
-              </w:rPr>
+            <w:tcW w:w="6409" w:type="dxa"/>
+            <w:shd w:val="clear" w:color="auto" w:fill="F4F6F9"/>
+            <w:tcMar>
+              <w:top w:w="80" w:type="dxa"/>
+              <w:left w:w="120" w:type="dxa"/>
+              <w:bottom w:w="80" w:type="dxa"/>
+              <w:right w:w="120" w:type="dxa"/>
+            </w:tcMar>
+            <w:vAlign w:val="center"/>
+          </w:tcPr>
+          <w:p>
+            <w:r>
               <w:t>Preliminary deterministic rule</w:t>
             </w:r>
           </w:p>
@@ -2316,51 +2203,35 @@
       <w:tr>
         <w:tc>
           <w:tcPr>
-            <w:tcW w:type="dxa" w:w="2951"/>
-            <w:vAlign w:val="center"/>
-            <w:tcMar>
-              <w:top w:w="80" w:type="dxa"/>
-              <w:start w:w="120" w:type="dxa"/>
-              <w:bottom w:w="80" w:type="dxa"/>
-              <w:end w:w="120" w:type="dxa"/>
-            </w:tcMar>
-          </w:tcPr>
-          <w:p>
-            <w:pPr>
-              <w:spacing w:before="0" w:after="60" w:line="264" w:lineRule="auto"/>
-              <w:jc w:val="left"/>
-            </w:pPr>
-            <w:r>
-              <w:rPr>
-                <w:rFonts w:ascii="Calibri" w:hAnsi="Calibri"/>
-                <w:sz w:val="19"/>
-              </w:rPr>
+            <w:tcW w:w="2951" w:type="dxa"/>
+            <w:tcMar>
+              <w:top w:w="80" w:type="dxa"/>
+              <w:left w:w="120" w:type="dxa"/>
+              <w:bottom w:w="80" w:type="dxa"/>
+              <w:right w:w="120" w:type="dxa"/>
+            </w:tcMar>
+            <w:vAlign w:val="center"/>
+          </w:tcPr>
+          <w:p>
+            <w:r>
               <w:t>NarrativeChoice</w:t>
             </w:r>
           </w:p>
         </w:tc>
         <w:tc>
           <w:tcPr>
-            <w:tcW w:type="dxa" w:w="6409"/>
-            <w:vAlign w:val="center"/>
-            <w:tcMar>
-              <w:top w:w="80" w:type="dxa"/>
-              <w:start w:w="120" w:type="dxa"/>
-              <w:bottom w:w="80" w:type="dxa"/>
-              <w:end w:w="120" w:type="dxa"/>
-            </w:tcMar>
-          </w:tcPr>
-          <w:p>
-            <w:pPr>
-              <w:spacing w:before="0" w:after="60" w:line="264" w:lineRule="auto"/>
-              <w:jc w:val="left"/>
-            </w:pPr>
-            <w:r>
-              <w:rPr>
-                <w:rFonts w:ascii="Calibri" w:hAnsi="Calibri"/>
-                <w:sz w:val="19"/>
-              </w:rPr>
-              <w:t>Importance = 1.0 because each implemented choice directly concerns Rowan's forces</w:t>
+            <w:tcW w:w="6409" w:type="dxa"/>
+            <w:tcMar>
+              <w:top w:w="80" w:type="dxa"/>
+              <w:left w:w="120" w:type="dxa"/>
+              <w:bottom w:w="80" w:type="dxa"/>
+              <w:right w:w="120" w:type="dxa"/>
+            </w:tcMar>
+            <w:vAlign w:val="center"/>
+          </w:tcPr>
+          <w:p>
+            <w:r>
+              <w:t>Importance = 1.0 because every implemented choice directly concerns Rowan's forces</w:t>
             </w:r>
           </w:p>
         </w:tc>
@@ -2368,50 +2239,34 @@
       <w:tr>
         <w:tc>
           <w:tcPr>
-            <w:tcW w:type="dxa" w:w="2951"/>
-            <w:vAlign w:val="center"/>
-            <w:tcMar>
-              <w:top w:w="80" w:type="dxa"/>
-              <w:start w:w="120" w:type="dxa"/>
-              <w:bottom w:w="80" w:type="dxa"/>
-              <w:end w:w="120" w:type="dxa"/>
-            </w:tcMar>
-          </w:tcPr>
-          <w:p>
-            <w:pPr>
-              <w:spacing w:before="0" w:after="60" w:line="264" w:lineRule="auto"/>
-              <w:jc w:val="left"/>
-            </w:pPr>
-            <w:r>
-              <w:rPr>
-                <w:rFonts w:ascii="Calibri" w:hAnsi="Calibri"/>
-                <w:sz w:val="19"/>
-              </w:rPr>
-              <w:t>Encounter turn score</w:t>
-            </w:r>
-          </w:p>
-        </w:tc>
-        <w:tc>
-          <w:tcPr>
-            <w:tcW w:type="dxa" w:w="6409"/>
-            <w:vAlign w:val="center"/>
-            <w:tcMar>
-              <w:top w:w="80" w:type="dxa"/>
-              <w:start w:w="120" w:type="dxa"/>
-              <w:bottom w:w="80" w:type="dxa"/>
-              <w:end w:w="120" w:type="dxa"/>
-            </w:tcMar>
-          </w:tcPr>
-          <w:p>
-            <w:pPr>
-              <w:spacing w:before="0" w:after="60" w:line="264" w:lineRule="auto"/>
-              <w:jc w:val="left"/>
-            </w:pPr>
-            <w:r>
-              <w:rPr>
-                <w:rFonts w:ascii="Calibri" w:hAnsi="Calibri"/>
-                <w:sz w:val="19"/>
-              </w:rPr>
+            <w:tcW w:w="2951" w:type="dxa"/>
+            <w:tcMar>
+              <w:top w:w="80" w:type="dxa"/>
+              <w:left w:w="120" w:type="dxa"/>
+              <w:bottom w:w="80" w:type="dxa"/>
+              <w:right w:w="120" w:type="dxa"/>
+            </w:tcMar>
+            <w:vAlign w:val="center"/>
+          </w:tcPr>
+          <w:p>
+            <w:r>
+              <w:t>EncounterDuration</w:t>
+            </w:r>
+          </w:p>
+        </w:tc>
+        <w:tc>
+          <w:tcPr>
+            <w:tcW w:w="6409" w:type="dxa"/>
+            <w:tcMar>
+              <w:top w:w="80" w:type="dxa"/>
+              <w:left w:w="120" w:type="dxa"/>
+              <w:bottom w:w="80" w:type="dxa"/>
+              <w:right w:w="120" w:type="dxa"/>
+            </w:tcMar>
+            <w:vAlign w:val="center"/>
+          </w:tcPr>
+          <w:p>
+            <w:r>
               <w:t>1.0 for &lt;=3 or &gt;=7 turns; otherwise 0.4</w:t>
             </w:r>
           </w:p>
@@ -2420,50 +2275,34 @@
       <w:tr>
         <w:tc>
           <w:tcPr>
-            <w:tcW w:type="dxa" w:w="2951"/>
-            <w:vAlign w:val="center"/>
-            <w:tcMar>
-              <w:top w:w="80" w:type="dxa"/>
-              <w:start w:w="120" w:type="dxa"/>
-              <w:bottom w:w="80" w:type="dxa"/>
-              <w:end w:w="120" w:type="dxa"/>
-            </w:tcMar>
-          </w:tcPr>
-          <w:p>
-            <w:pPr>
-              <w:spacing w:before="0" w:after="60" w:line="264" w:lineRule="auto"/>
-              <w:jc w:val="left"/>
-            </w:pPr>
-            <w:r>
-              <w:rPr>
-                <w:rFonts w:ascii="Calibri" w:hAnsi="Calibri"/>
-                <w:sz w:val="19"/>
-              </w:rPr>
-              <w:t>Encounter health score</w:t>
-            </w:r>
-          </w:p>
-        </w:tc>
-        <w:tc>
-          <w:tcPr>
-            <w:tcW w:type="dxa" w:w="6409"/>
-            <w:vAlign w:val="center"/>
-            <w:tcMar>
-              <w:top w:w="80" w:type="dxa"/>
-              <w:start w:w="120" w:type="dxa"/>
-              <w:bottom w:w="80" w:type="dxa"/>
-              <w:end w:w="120" w:type="dxa"/>
-            </w:tcMar>
-          </w:tcPr>
-          <w:p>
-            <w:pPr>
-              <w:spacing w:before="0" w:after="60" w:line="264" w:lineRule="auto"/>
-              <w:jc w:val="left"/>
-            </w:pPr>
-            <w:r>
-              <w:rPr>
-                <w:rFonts w:ascii="Calibri" w:hAnsi="Calibri"/>
-                <w:sz w:val="19"/>
-              </w:rPr>
+            <w:tcW w:w="2951" w:type="dxa"/>
+            <w:tcMar>
+              <w:top w:w="80" w:type="dxa"/>
+              <w:left w:w="120" w:type="dxa"/>
+              <w:bottom w:w="80" w:type="dxa"/>
+              <w:right w:w="120" w:type="dxa"/>
+            </w:tcMar>
+            <w:vAlign w:val="center"/>
+          </w:tcPr>
+          <w:p>
+            <w:r>
+              <w:t>FinalHealth</w:t>
+            </w:r>
+          </w:p>
+        </w:tc>
+        <w:tc>
+          <w:tcPr>
+            <w:tcW w:w="6409" w:type="dxa"/>
+            <w:tcMar>
+              <w:top w:w="80" w:type="dxa"/>
+              <w:left w:w="120" w:type="dxa"/>
+              <w:bottom w:w="80" w:type="dxa"/>
+              <w:right w:w="120" w:type="dxa"/>
+            </w:tcMar>
+            <w:vAlign w:val="center"/>
+          </w:tcPr>
+          <w:p>
+            <w:r>
               <w:t>1.0 for &gt;=75% or &lt;25%; 0.4 for 50-74%; 0.6 for 25-49%</w:t>
             </w:r>
           </w:p>
@@ -2472,51 +2311,35 @@
       <w:tr>
         <w:tc>
           <w:tcPr>
-            <w:tcW w:type="dxa" w:w="2951"/>
-            <w:vAlign w:val="center"/>
-            <w:tcMar>
-              <w:top w:w="80" w:type="dxa"/>
-              <w:start w:w="120" w:type="dxa"/>
-              <w:bottom w:w="80" w:type="dxa"/>
-              <w:end w:w="120" w:type="dxa"/>
-            </w:tcMar>
-          </w:tcPr>
-          <w:p>
-            <w:pPr>
-              <w:spacing w:before="0" w:after="60" w:line="264" w:lineRule="auto"/>
-              <w:jc w:val="left"/>
-            </w:pPr>
-            <w:r>
-              <w:rPr>
-                <w:rFonts w:ascii="Calibri" w:hAnsi="Calibri"/>
-                <w:sz w:val="19"/>
-              </w:rPr>
-              <w:t>EncounterOutcome</w:t>
-            </w:r>
-          </w:p>
-        </w:tc>
-        <w:tc>
-          <w:tcPr>
-            <w:tcW w:type="dxa" w:w="6409"/>
-            <w:vAlign w:val="center"/>
-            <w:tcMar>
-              <w:top w:w="80" w:type="dxa"/>
-              <w:start w:w="120" w:type="dxa"/>
-              <w:bottom w:w="80" w:type="dxa"/>
-              <w:end w:w="120" w:type="dxa"/>
-            </w:tcMar>
-          </w:tcPr>
-          <w:p>
-            <w:pPr>
-              <w:spacing w:before="0" w:after="60" w:line="264" w:lineRule="auto"/>
-              <w:jc w:val="left"/>
-            </w:pPr>
-            <w:r>
-              <w:rPr>
-                <w:rFonts w:ascii="Calibri" w:hAnsi="Calibri"/>
-                <w:sz w:val="19"/>
-              </w:rPr>
-              <w:t>0.5 * turn score + 0.5 * health score</w:t>
+            <w:tcW w:w="2951" w:type="dxa"/>
+            <w:tcMar>
+              <w:top w:w="80" w:type="dxa"/>
+              <w:left w:w="120" w:type="dxa"/>
+              <w:bottom w:w="80" w:type="dxa"/>
+              <w:right w:w="120" w:type="dxa"/>
+            </w:tcMar>
+            <w:vAlign w:val="center"/>
+          </w:tcPr>
+          <w:p>
+            <w:r>
+              <w:t>TurnEvent damage</w:t>
+            </w:r>
+          </w:p>
+        </w:tc>
+        <w:tc>
+          <w:tcPr>
+            <w:tcW w:w="6409" w:type="dxa"/>
+            <w:tcMar>
+              <w:top w:w="80" w:type="dxa"/>
+              <w:left w:w="120" w:type="dxa"/>
+              <w:bottom w:w="80" w:type="dxa"/>
+              <w:right w:w="120" w:type="dxa"/>
+            </w:tcMar>
+            <w:vAlign w:val="center"/>
+          </w:tcPr>
+          <w:p>
+            <w:r>
+              <w:t>0.9 for &gt;=25% of combined enemy maximum health; 0.5 for 10-24%; otherwise 0.2</w:t>
             </w:r>
           </w:p>
         </w:tc>
@@ -2524,51 +2347,35 @@
       <w:tr>
         <w:tc>
           <w:tcPr>
-            <w:tcW w:type="dxa" w:w="2951"/>
-            <w:vAlign w:val="center"/>
-            <w:tcMar>
-              <w:top w:w="80" w:type="dxa"/>
-              <w:start w:w="120" w:type="dxa"/>
-              <w:bottom w:w="80" w:type="dxa"/>
-              <w:end w:w="120" w:type="dxa"/>
-            </w:tcMar>
-          </w:tcPr>
-          <w:p>
-            <w:pPr>
-              <w:spacing w:before="0" w:after="60" w:line="264" w:lineRule="auto"/>
-              <w:jc w:val="left"/>
-            </w:pPr>
-            <w:r>
-              <w:rPr>
-                <w:rFonts w:ascii="Calibri" w:hAnsi="Calibri"/>
-                <w:sz w:val="19"/>
-              </w:rPr>
-              <w:t>Hand-exhaustion score</w:t>
-            </w:r>
-          </w:p>
-        </w:tc>
-        <w:tc>
-          <w:tcPr>
-            <w:tcW w:type="dxa" w:w="6409"/>
-            <w:vAlign w:val="center"/>
-            <w:tcMar>
-              <w:top w:w="80" w:type="dxa"/>
-              <w:start w:w="120" w:type="dxa"/>
-              <w:bottom w:w="80" w:type="dxa"/>
-              <w:end w:w="120" w:type="dxa"/>
-            </w:tcMar>
-          </w:tcPr>
-          <w:p>
-            <w:pPr>
-              <w:spacing w:before="0" w:after="60" w:line="264" w:lineRule="auto"/>
-              <w:jc w:val="left"/>
-            </w:pPr>
-            <w:r>
-              <w:rPr>
-                <w:rFonts w:ascii="Calibri" w:hAnsi="Calibri"/>
-                <w:sz w:val="19"/>
-              </w:rPr>
-              <w:t>1.0 if the hand was exhausted at least once; otherwise 0.0</w:t>
+            <w:tcW w:w="2951" w:type="dxa"/>
+            <w:tcMar>
+              <w:top w:w="80" w:type="dxa"/>
+              <w:left w:w="120" w:type="dxa"/>
+              <w:bottom w:w="80" w:type="dxa"/>
+              <w:right w:w="120" w:type="dxa"/>
+            </w:tcMar>
+            <w:vAlign w:val="center"/>
+          </w:tcPr>
+          <w:p>
+            <w:r>
+              <w:t>TurnEvent hand state</w:t>
+            </w:r>
+          </w:p>
+        </w:tc>
+        <w:tc>
+          <w:tcPr>
+            <w:tcW w:w="6409" w:type="dxa"/>
+            <w:tcMar>
+              <w:top w:w="80" w:type="dxa"/>
+              <w:left w:w="120" w:type="dxa"/>
+              <w:bottom w:w="80" w:type="dxa"/>
+              <w:right w:w="120" w:type="dxa"/>
+            </w:tcMar>
+            <w:vAlign w:val="center"/>
+          </w:tcPr>
+          <w:p>
+            <w:r>
+              <w:t>If the hand was exhausted, importance is at least 0.6; if damage was also &gt;=25%, importance = 1.0</w:t>
             </w:r>
           </w:p>
         </w:tc>
@@ -2576,103 +2383,35 @@
       <w:tr>
         <w:tc>
           <w:tcPr>
-            <w:tcW w:type="dxa" w:w="2951"/>
-            <w:vAlign w:val="center"/>
-            <w:tcMar>
-              <w:top w:w="80" w:type="dxa"/>
-              <w:start w:w="120" w:type="dxa"/>
-              <w:bottom w:w="80" w:type="dxa"/>
-              <w:end w:w="120" w:type="dxa"/>
-            </w:tcMar>
-          </w:tcPr>
-          <w:p>
-            <w:pPr>
-              <w:spacing w:before="0" w:after="60" w:line="264" w:lineRule="auto"/>
-              <w:jc w:val="left"/>
-            </w:pPr>
-            <w:r>
-              <w:rPr>
-                <w:rFonts w:ascii="Calibri" w:hAnsi="Calibri"/>
-                <w:sz w:val="19"/>
-              </w:rPr>
-              <w:t>Highest-turn-damage score</w:t>
-            </w:r>
-          </w:p>
-        </w:tc>
-        <w:tc>
-          <w:tcPr>
-            <w:tcW w:type="dxa" w:w="6409"/>
-            <w:vAlign w:val="center"/>
-            <w:tcMar>
-              <w:top w:w="80" w:type="dxa"/>
-              <w:start w:w="120" w:type="dxa"/>
-              <w:bottom w:w="80" w:type="dxa"/>
-              <w:end w:w="120" w:type="dxa"/>
-            </w:tcMar>
-          </w:tcPr>
-          <w:p>
-            <w:pPr>
-              <w:spacing w:before="0" w:after="60" w:line="264" w:lineRule="auto"/>
-              <w:jc w:val="left"/>
-            </w:pPr>
-            <w:r>
-              <w:rPr>
-                <w:rFonts w:ascii="Calibri" w:hAnsi="Calibri"/>
-                <w:sz w:val="19"/>
-              </w:rPr>
-              <w:t>1.0 for &gt;=25%; 0.6 for 10-24%; otherwise 0.2</w:t>
-            </w:r>
-          </w:p>
-        </w:tc>
-      </w:tr>
-      <w:tr>
-        <w:tc>
-          <w:tcPr>
-            <w:tcW w:type="dxa" w:w="2951"/>
-            <w:vAlign w:val="center"/>
-            <w:tcMar>
-              <w:top w:w="80" w:type="dxa"/>
-              <w:start w:w="120" w:type="dxa"/>
-              <w:bottom w:w="80" w:type="dxa"/>
-              <w:end w:w="120" w:type="dxa"/>
-            </w:tcMar>
-          </w:tcPr>
-          <w:p>
-            <w:pPr>
-              <w:spacing w:before="0" w:after="60" w:line="264" w:lineRule="auto"/>
-              <w:jc w:val="left"/>
-            </w:pPr>
-            <w:r>
-              <w:rPr>
-                <w:rFonts w:ascii="Calibri" w:hAnsi="Calibri"/>
-                <w:sz w:val="19"/>
-              </w:rPr>
-              <w:t>CombatPattern</w:t>
-            </w:r>
-          </w:p>
-        </w:tc>
-        <w:tc>
-          <w:tcPr>
-            <w:tcW w:type="dxa" w:w="6409"/>
-            <w:vAlign w:val="center"/>
-            <w:tcMar>
-              <w:top w:w="80" w:type="dxa"/>
-              <w:start w:w="120" w:type="dxa"/>
-              <w:bottom w:w="80" w:type="dxa"/>
-              <w:end w:w="120" w:type="dxa"/>
-            </w:tcMar>
-          </w:tcPr>
-          <w:p>
-            <w:pPr>
-              <w:spacing w:before="0" w:after="60" w:line="264" w:lineRule="auto"/>
-              <w:jc w:val="left"/>
-            </w:pPr>
-            <w:r>
-              <w:rPr>
-                <w:rFonts w:ascii="Calibri" w:hAnsi="Calibri"/>
-                <w:sz w:val="19"/>
-              </w:rPr>
-              <w:t>0.4 * hand-exhaustion score + 0.6 * damage score</w:t>
+            <w:tcW w:w="2951" w:type="dxa"/>
+            <w:tcMar>
+              <w:top w:w="80" w:type="dxa"/>
+              <w:left w:w="120" w:type="dxa"/>
+              <w:bottom w:w="80" w:type="dxa"/>
+              <w:right w:w="120" w:type="dxa"/>
+            </w:tcMar>
+            <w:vAlign w:val="center"/>
+          </w:tcPr>
+          <w:p>
+            <w:r>
+              <w:t>Other TurnEvent fields</w:t>
+            </w:r>
+          </w:p>
+        </w:tc>
+        <w:tc>
+          <w:tcPr>
+            <w:tcW w:w="6409" w:type="dxa"/>
+            <w:tcMar>
+              <w:top w:w="80" w:type="dxa"/>
+              <w:left w:w="120" w:type="dxa"/>
+              <w:bottom w:w="80" w:type="dxa"/>
+              <w:right w:w="120" w:type="dxa"/>
+            </w:tcMar>
+            <w:vAlign w:val="center"/>
+          </w:tcPr>
+          <w:p>
+            <w:r>
+              <w:t>Turn index and post-turn health remain factual evidence but do not independently change the preliminary rule score</w:t>
             </w:r>
           </w:p>
         </w:tc>
@@ -2681,7 +2420,7 @@
     <w:p/>
     <w:p>
       <w:r>
-        <w:t>These thresholds are preliminary and currently produce many high scores in easy encounters. Pilot gameplay will be used to check whether the thresholds represent ordinary versus distinctive performance. Any calibration will be documented and frozen before retrieval evaluation and the participant study; thresholds will not be adjusted to force a preferred result.</w:t>
+        <w:t>These thresholds are preliminary. Pilot gameplay will be used to check whether they distinguish ordinary turn-level evidence from distinctive performance without making most memories equally important. Any calibration will be documented and frozen before retrieval evaluation and the participant study; thresholds will not be adjusted to force a preferred result.</w:t>
       </w:r>
     </w:p>
     <w:p>
@@ -2694,7 +2433,7 @@
     </w:p>
     <w:p>
       <w:r>
-        <w:t>A fixed scorer prompt will provide the current dialogue trigger, boss persona, game-mechanic definitions, memory text, and structured metrics. The scorer will return a normalised importance or contextual-utility score and a short reason in machine-readable form. Ranking will use the same 0.7 similarity and 0.3 importance weights. The scoring configuration will remain fixed across all runs. Human relevance labels are used only for evaluation and are not provided to the scorer.</w:t>
+        <w:t>A fixed scorer prompt will provide game-mechanic definitions and one atomic memory's battle identifier, category, text, and structured metrics. The scorer will judge game importance independently from semantic similarity and return an integer score from 0 to 2 plus a short evidence-based reason in machine-readable JSON. The score will be divided by 2 before ranking uses the same 0.7 similarity and 0.3 importance weights. The scorer prompt, model, and generation parameters will remain fixed across all runs. Human relevance labels are used only for evaluation and are not provided to the scorer.</w:t>
       </w:r>
     </w:p>
     <w:p>
@@ -2702,6 +2441,7 @@
         <w:pStyle w:val="Heading1"/>
       </w:pPr>
       <w:r>
+        <w:lastRenderedPageBreak/>
         <w:t>9. Game Scenario</w:t>
       </w:r>
     </w:p>
@@ -2716,11 +2456,10 @@
     <w:tbl>
       <w:tblPr>
         <w:tblStyle w:val="TableGrid"/>
-        <w:tblW w:type="dxa" w:w="9360"/>
-        <w:jc w:val="left"/>
+        <w:tblW w:w="9360" w:type="dxa"/>
+        <w:tblInd w:w="120" w:type="dxa"/>
         <w:tblLayout w:type="fixed"/>
-        <w:tblLook w:firstColumn="1" w:firstRow="1" w:lastColumn="0" w:lastRow="0" w:noHBand="0" w:noVBand="1" w:val="04A0"/>
-        <w:tblInd w:w="120" w:type="dxa"/>
+        <w:tblLook w:val="04A0" w:firstRow="1" w:lastRow="0" w:firstColumn="1" w:lastColumn="0" w:noHBand="0" w:noVBand="1"/>
       </w:tblPr>
       <w:tblGrid>
         <w:gridCol w:w="2232"/>
@@ -2729,28 +2468,27 @@
       </w:tblGrid>
       <w:tr>
         <w:trPr>
-          <w:tblHeader w:val="true"/>
+          <w:tblHeader/>
         </w:trPr>
         <w:tc>
           <w:tcPr>
-            <w:tcW w:type="dxa" w:w="2232"/>
-            <w:vAlign w:val="center"/>
-            <w:tcMar>
-              <w:top w:w="80" w:type="dxa"/>
-              <w:start w:w="120" w:type="dxa"/>
-              <w:bottom w:w="80" w:type="dxa"/>
-              <w:end w:w="120" w:type="dxa"/>
-            </w:tcMar>
-            <w:shd w:fill="F4F6F9"/>
-          </w:tcPr>
-          <w:p>
-            <w:pPr>
-              <w:spacing w:before="0" w:after="60" w:line="264" w:lineRule="auto"/>
-              <w:jc w:val="left"/>
-            </w:pPr>
-            <w:r>
-              <w:rPr>
-                <w:rFonts w:ascii="Calibri" w:hAnsi="Calibri"/>
+            <w:tcW w:w="2232" w:type="dxa"/>
+            <w:shd w:val="clear" w:color="auto" w:fill="F4F6F9"/>
+            <w:tcMar>
+              <w:top w:w="80" w:type="dxa"/>
+              <w:left w:w="120" w:type="dxa"/>
+              <w:bottom w:w="80" w:type="dxa"/>
+              <w:right w:w="120" w:type="dxa"/>
+            </w:tcMar>
+            <w:vAlign w:val="center"/>
+          </w:tcPr>
+          <w:p>
+            <w:pPr>
+              <w:spacing w:after="60" w:line="264" w:lineRule="auto"/>
+              <w:jc w:val="left"/>
+            </w:pPr>
+            <w:r>
+              <w:rPr>
                 <w:b/>
                 <w:sz w:val="19"/>
               </w:rPr>
@@ -2760,24 +2498,23 @@
         </w:tc>
         <w:tc>
           <w:tcPr>
-            <w:tcW w:type="dxa" w:w="4392"/>
-            <w:vAlign w:val="center"/>
-            <w:tcMar>
-              <w:top w:w="80" w:type="dxa"/>
-              <w:start w:w="120" w:type="dxa"/>
-              <w:bottom w:w="80" w:type="dxa"/>
-              <w:end w:w="120" w:type="dxa"/>
-            </w:tcMar>
-            <w:shd w:fill="F4F6F9"/>
-          </w:tcPr>
-          <w:p>
-            <w:pPr>
-              <w:spacing w:before="0" w:after="60" w:line="264" w:lineRule="auto"/>
-              <w:jc w:val="left"/>
-            </w:pPr>
-            <w:r>
-              <w:rPr>
-                <w:rFonts w:ascii="Calibri" w:hAnsi="Calibri"/>
+            <w:tcW w:w="4392" w:type="dxa"/>
+            <w:shd w:val="clear" w:color="auto" w:fill="F4F6F9"/>
+            <w:tcMar>
+              <w:top w:w="80" w:type="dxa"/>
+              <w:left w:w="120" w:type="dxa"/>
+              <w:bottom w:w="80" w:type="dxa"/>
+              <w:right w:w="120" w:type="dxa"/>
+            </w:tcMar>
+            <w:vAlign w:val="center"/>
+          </w:tcPr>
+          <w:p>
+            <w:pPr>
+              <w:spacing w:after="60" w:line="264" w:lineRule="auto"/>
+              <w:jc w:val="left"/>
+            </w:pPr>
+            <w:r>
+              <w:rPr>
                 <w:b/>
                 <w:sz w:val="19"/>
               </w:rPr>
@@ -2787,24 +2524,23 @@
         </w:tc>
         <w:tc>
           <w:tcPr>
-            <w:tcW w:type="dxa" w:w="2736"/>
-            <w:vAlign w:val="center"/>
-            <w:tcMar>
-              <w:top w:w="80" w:type="dxa"/>
-              <w:start w:w="120" w:type="dxa"/>
-              <w:bottom w:w="80" w:type="dxa"/>
-              <w:end w:w="120" w:type="dxa"/>
-            </w:tcMar>
-            <w:shd w:fill="F4F6F9"/>
-          </w:tcPr>
-          <w:p>
-            <w:pPr>
-              <w:spacing w:before="0" w:after="60" w:line="264" w:lineRule="auto"/>
-              <w:jc w:val="left"/>
-            </w:pPr>
-            <w:r>
-              <w:rPr>
-                <w:rFonts w:ascii="Calibri" w:hAnsi="Calibri"/>
+            <w:tcW w:w="2736" w:type="dxa"/>
+            <w:shd w:val="clear" w:color="auto" w:fill="F4F6F9"/>
+            <w:tcMar>
+              <w:top w:w="80" w:type="dxa"/>
+              <w:left w:w="120" w:type="dxa"/>
+              <w:bottom w:w="80" w:type="dxa"/>
+              <w:right w:w="120" w:type="dxa"/>
+            </w:tcMar>
+            <w:vAlign w:val="center"/>
+          </w:tcPr>
+          <w:p>
+            <w:pPr>
+              <w:spacing w:after="60" w:line="264" w:lineRule="auto"/>
+              <w:jc w:val="left"/>
+            </w:pPr>
+            <w:r>
+              <w:rPr>
                 <w:b/>
                 <w:sz w:val="19"/>
               </w:rPr>
@@ -2816,23 +2552,22 @@
       <w:tr>
         <w:tc>
           <w:tcPr>
-            <w:tcW w:type="dxa" w:w="2232"/>
-            <w:vAlign w:val="center"/>
-            <w:tcMar>
-              <w:top w:w="80" w:type="dxa"/>
-              <w:start w:w="120" w:type="dxa"/>
-              <w:bottom w:w="80" w:type="dxa"/>
-              <w:end w:w="120" w:type="dxa"/>
-            </w:tcMar>
-          </w:tcPr>
-          <w:p>
-            <w:pPr>
-              <w:spacing w:before="0" w:after="60" w:line="264" w:lineRule="auto"/>
-              <w:jc w:val="left"/>
-            </w:pPr>
-            <w:r>
-              <w:rPr>
-                <w:rFonts w:ascii="Calibri" w:hAnsi="Calibri"/>
+            <w:tcW w:w="2232" w:type="dxa"/>
+            <w:tcMar>
+              <w:top w:w="80" w:type="dxa"/>
+              <w:left w:w="120" w:type="dxa"/>
+              <w:bottom w:w="80" w:type="dxa"/>
+              <w:right w:w="120" w:type="dxa"/>
+            </w:tcMar>
+            <w:vAlign w:val="center"/>
+          </w:tcPr>
+          <w:p>
+            <w:pPr>
+              <w:spacing w:after="60" w:line="264" w:lineRule="auto"/>
+              <w:jc w:val="left"/>
+            </w:pPr>
+            <w:r>
+              <w:rPr>
                 <w:sz w:val="19"/>
               </w:rPr>
               <w:t>Battle 1: Loyal Robot Guard</w:t>
@@ -2841,23 +2576,22 @@
         </w:tc>
         <w:tc>
           <w:tcPr>
-            <w:tcW w:type="dxa" w:w="4392"/>
-            <w:vAlign w:val="center"/>
-            <w:tcMar>
-              <w:top w:w="80" w:type="dxa"/>
-              <w:start w:w="120" w:type="dxa"/>
-              <w:bottom w:w="80" w:type="dxa"/>
-              <w:end w:w="120" w:type="dxa"/>
-            </w:tcMar>
-          </w:tcPr>
-          <w:p>
-            <w:pPr>
-              <w:spacing w:before="0" w:after="60" w:line="264" w:lineRule="auto"/>
-              <w:jc w:val="left"/>
-            </w:pPr>
-            <w:r>
-              <w:rPr>
-                <w:rFonts w:ascii="Calibri" w:hAnsi="Calibri"/>
+            <w:tcW w:w="4392" w:type="dxa"/>
+            <w:tcMar>
+              <w:top w:w="80" w:type="dxa"/>
+              <w:left w:w="120" w:type="dxa"/>
+              <w:bottom w:w="80" w:type="dxa"/>
+              <w:right w:w="120" w:type="dxa"/>
+            </w:tcMar>
+            <w:vAlign w:val="center"/>
+          </w:tcPr>
+          <w:p>
+            <w:pPr>
+              <w:spacing w:after="60" w:line="264" w:lineRule="auto"/>
+              <w:jc w:val="left"/>
+            </w:pPr>
+            <w:r>
+              <w:rPr>
                 <w:sz w:val="19"/>
               </w:rPr>
               <w:t>Rowan's inorganic creation and loyal mountain guardian</w:t>
@@ -2866,23 +2600,22 @@
         </w:tc>
         <w:tc>
           <w:tcPr>
-            <w:tcW w:type="dxa" w:w="2736"/>
-            <w:vAlign w:val="center"/>
-            <w:tcMar>
-              <w:top w:w="80" w:type="dxa"/>
-              <w:start w:w="120" w:type="dxa"/>
-              <w:bottom w:w="80" w:type="dxa"/>
-              <w:end w:w="120" w:type="dxa"/>
-            </w:tcMar>
-          </w:tcPr>
-          <w:p>
-            <w:pPr>
-              <w:spacing w:before="0" w:after="60" w:line="264" w:lineRule="auto"/>
-              <w:jc w:val="left"/>
-            </w:pPr>
-            <w:r>
-              <w:rPr>
-                <w:rFonts w:ascii="Calibri" w:hAnsi="Calibri"/>
+            <w:tcW w:w="2736" w:type="dxa"/>
+            <w:tcMar>
+              <w:top w:w="80" w:type="dxa"/>
+              <w:left w:w="120" w:type="dxa"/>
+              <w:bottom w:w="80" w:type="dxa"/>
+              <w:right w:w="120" w:type="dxa"/>
+            </w:tcMar>
+            <w:vAlign w:val="center"/>
+          </w:tcPr>
+          <w:p>
+            <w:pPr>
+              <w:spacing w:after="60" w:line="264" w:lineRule="auto"/>
+              <w:jc w:val="left"/>
+            </w:pPr>
+            <w:r>
+              <w:rPr>
                 <w:sz w:val="19"/>
               </w:rPr>
               <w:t>Spare / Execute / Interrogate</w:t>
@@ -2893,23 +2626,22 @@
       <w:tr>
         <w:tc>
           <w:tcPr>
-            <w:tcW w:type="dxa" w:w="2232"/>
-            <w:vAlign w:val="center"/>
-            <w:tcMar>
-              <w:top w:w="80" w:type="dxa"/>
-              <w:start w:w="120" w:type="dxa"/>
-              <w:bottom w:w="80" w:type="dxa"/>
-              <w:end w:w="120" w:type="dxa"/>
-            </w:tcMar>
-          </w:tcPr>
-          <w:p>
-            <w:pPr>
-              <w:spacing w:before="0" w:after="60" w:line="264" w:lineRule="auto"/>
-              <w:jc w:val="left"/>
-            </w:pPr>
-            <w:r>
-              <w:rPr>
-                <w:rFonts w:ascii="Calibri" w:hAnsi="Calibri"/>
+            <w:tcW w:w="2232" w:type="dxa"/>
+            <w:tcMar>
+              <w:top w:w="80" w:type="dxa"/>
+              <w:left w:w="120" w:type="dxa"/>
+              <w:bottom w:w="80" w:type="dxa"/>
+              <w:right w:w="120" w:type="dxa"/>
+            </w:tcMar>
+            <w:vAlign w:val="center"/>
+          </w:tcPr>
+          <w:p>
+            <w:pPr>
+              <w:spacing w:after="60" w:line="264" w:lineRule="auto"/>
+              <w:jc w:val="left"/>
+            </w:pPr>
+            <w:r>
+              <w:rPr>
                 <w:sz w:val="19"/>
               </w:rPr>
               <w:t>Battle 2: Coerced Guard</w:t>
@@ -2918,23 +2650,22 @@
         </w:tc>
         <w:tc>
           <w:tcPr>
-            <w:tcW w:type="dxa" w:w="4392"/>
-            <w:vAlign w:val="center"/>
-            <w:tcMar>
-              <w:top w:w="80" w:type="dxa"/>
-              <w:start w:w="120" w:type="dxa"/>
-              <w:bottom w:w="80" w:type="dxa"/>
-              <w:end w:w="120" w:type="dxa"/>
-            </w:tcMar>
-          </w:tcPr>
-          <w:p>
-            <w:pPr>
-              <w:spacing w:before="0" w:after="60" w:line="264" w:lineRule="auto"/>
-              <w:jc w:val="left"/>
-            </w:pPr>
-            <w:r>
-              <w:rPr>
-                <w:rFonts w:ascii="Calibri" w:hAnsi="Calibri"/>
+            <w:tcW w:w="4392" w:type="dxa"/>
+            <w:tcMar>
+              <w:top w:w="80" w:type="dxa"/>
+              <w:left w:w="120" w:type="dxa"/>
+              <w:bottom w:w="80" w:type="dxa"/>
+              <w:right w:w="120" w:type="dxa"/>
+            </w:tcMar>
+            <w:vAlign w:val="center"/>
+          </w:tcPr>
+          <w:p>
+            <w:pPr>
+              <w:spacing w:after="60" w:line="264" w:lineRule="auto"/>
+              <w:jc w:val="left"/>
+            </w:pPr>
+            <w:r>
+              <w:rPr>
                 <w:sz w:val="19"/>
               </w:rPr>
               <w:t>Rowan protected the guard's family; the guard fights reluctantly</w:t>
@@ -2943,23 +2674,22 @@
         </w:tc>
         <w:tc>
           <w:tcPr>
-            <w:tcW w:type="dxa" w:w="2736"/>
-            <w:vAlign w:val="center"/>
-            <w:tcMar>
-              <w:top w:w="80" w:type="dxa"/>
-              <w:start w:w="120" w:type="dxa"/>
-              <w:bottom w:w="80" w:type="dxa"/>
-              <w:end w:w="120" w:type="dxa"/>
-            </w:tcMar>
-          </w:tcPr>
-          <w:p>
-            <w:pPr>
-              <w:spacing w:before="0" w:after="60" w:line="264" w:lineRule="auto"/>
-              <w:jc w:val="left"/>
-            </w:pPr>
-            <w:r>
-              <w:rPr>
-                <w:rFonts w:ascii="Calibri" w:hAnsi="Calibri"/>
+            <w:tcW w:w="2736" w:type="dxa"/>
+            <w:tcMar>
+              <w:top w:w="80" w:type="dxa"/>
+              <w:left w:w="120" w:type="dxa"/>
+              <w:bottom w:w="80" w:type="dxa"/>
+              <w:right w:w="120" w:type="dxa"/>
+            </w:tcMar>
+            <w:vAlign w:val="center"/>
+          </w:tcPr>
+          <w:p>
+            <w:pPr>
+              <w:spacing w:after="60" w:line="264" w:lineRule="auto"/>
+              <w:jc w:val="left"/>
+            </w:pPr>
+            <w:r>
+              <w:rPr>
                 <w:sz w:val="19"/>
               </w:rPr>
               <w:t>Ignore / Mock Rowan's coercion / Help the family</w:t>
@@ -2970,23 +2700,22 @@
       <w:tr>
         <w:tc>
           <w:tcPr>
-            <w:tcW w:type="dxa" w:w="2232"/>
-            <w:vAlign w:val="center"/>
-            <w:tcMar>
-              <w:top w:w="80" w:type="dxa"/>
-              <w:start w:w="120" w:type="dxa"/>
-              <w:bottom w:w="80" w:type="dxa"/>
-              <w:end w:w="120" w:type="dxa"/>
-            </w:tcMar>
-          </w:tcPr>
-          <w:p>
-            <w:pPr>
-              <w:spacing w:before="0" w:after="60" w:line="264" w:lineRule="auto"/>
-              <w:jc w:val="left"/>
-            </w:pPr>
-            <w:r>
-              <w:rPr>
-                <w:rFonts w:ascii="Calibri" w:hAnsi="Calibri"/>
+            <w:tcW w:w="2232" w:type="dxa"/>
+            <w:tcMar>
+              <w:top w:w="80" w:type="dxa"/>
+              <w:left w:w="120" w:type="dxa"/>
+              <w:bottom w:w="80" w:type="dxa"/>
+              <w:right w:w="120" w:type="dxa"/>
+            </w:tcMar>
+            <w:vAlign w:val="center"/>
+          </w:tcPr>
+          <w:p>
+            <w:pPr>
+              <w:spacing w:after="60" w:line="264" w:lineRule="auto"/>
+              <w:jc w:val="left"/>
+            </w:pPr>
+            <w:r>
+              <w:rPr>
                 <w:sz w:val="19"/>
               </w:rPr>
               <w:t>Battle 3: Rowan's Kinsman</w:t>
@@ -2995,23 +2724,22 @@
         </w:tc>
         <w:tc>
           <w:tcPr>
-            <w:tcW w:type="dxa" w:w="4392"/>
-            <w:vAlign w:val="center"/>
-            <w:tcMar>
-              <w:top w:w="80" w:type="dxa"/>
-              <w:start w:w="120" w:type="dxa"/>
-              <w:bottom w:w="80" w:type="dxa"/>
-              <w:end w:w="120" w:type="dxa"/>
-            </w:tcMar>
-          </w:tcPr>
-          <w:p>
-            <w:pPr>
-              <w:spacing w:before="0" w:after="60" w:line="264" w:lineRule="auto"/>
-              <w:jc w:val="left"/>
-            </w:pPr>
-            <w:r>
-              <w:rPr>
-                <w:rFonts w:ascii="Calibri" w:hAnsi="Calibri"/>
+            <w:tcW w:w="4392" w:type="dxa"/>
+            <w:tcMar>
+              <w:top w:w="80" w:type="dxa"/>
+              <w:left w:w="120" w:type="dxa"/>
+              <w:bottom w:w="80" w:type="dxa"/>
+              <w:right w:w="120" w:type="dxa"/>
+            </w:tcMar>
+            <w:vAlign w:val="center"/>
+          </w:tcPr>
+          <w:p>
+            <w:pPr>
+              <w:spacing w:after="60" w:line="264" w:lineRule="auto"/>
+              <w:jc w:val="left"/>
+            </w:pPr>
+            <w:r>
+              <w:rPr>
                 <w:sz w:val="19"/>
               </w:rPr>
               <w:t>A willing subordinate who accepts Rowan's goals</w:t>
@@ -3020,23 +2748,22 @@
         </w:tc>
         <w:tc>
           <w:tcPr>
-            <w:tcW w:type="dxa" w:w="2736"/>
-            <w:vAlign w:val="center"/>
-            <w:tcMar>
-              <w:top w:w="80" w:type="dxa"/>
-              <w:start w:w="120" w:type="dxa"/>
-              <w:bottom w:w="80" w:type="dxa"/>
-              <w:end w:w="120" w:type="dxa"/>
-            </w:tcMar>
-          </w:tcPr>
-          <w:p>
-            <w:pPr>
-              <w:spacing w:before="0" w:after="60" w:line="264" w:lineRule="auto"/>
-              <w:jc w:val="left"/>
-            </w:pPr>
-            <w:r>
-              <w:rPr>
-                <w:rFonts w:ascii="Calibri" w:hAnsi="Calibri"/>
+            <w:tcW w:w="2736" w:type="dxa"/>
+            <w:tcMar>
+              <w:top w:w="80" w:type="dxa"/>
+              <w:left w:w="120" w:type="dxa"/>
+              <w:bottom w:w="80" w:type="dxa"/>
+              <w:right w:w="120" w:type="dxa"/>
+            </w:tcMar>
+            <w:vAlign w:val="center"/>
+          </w:tcPr>
+          <w:p>
+            <w:pPr>
+              <w:spacing w:after="60" w:line="264" w:lineRule="auto"/>
+              <w:jc w:val="left"/>
+            </w:pPr>
+            <w:r>
+              <w:rPr>
                 <w:sz w:val="19"/>
               </w:rPr>
               <w:t>Spare / Persuade / Execute</w:t>
@@ -3073,7 +2800,7 @@
         <w:keepLines/>
         <w:numPr>
           <w:ilvl w:val="0"/>
-          <w:numId w:val="33"/>
+          <w:numId w:val="2"/>
         </w:numPr>
       </w:pPr>
       <w:r>
@@ -3086,7 +2813,7 @@
         <w:keepLines/>
         <w:numPr>
           <w:ilvl w:val="0"/>
-          <w:numId w:val="33"/>
+          <w:numId w:val="2"/>
         </w:numPr>
       </w:pPr>
       <w:r>
@@ -3099,7 +2826,7 @@
         <w:keepLines/>
         <w:numPr>
           <w:ilvl w:val="0"/>
-          <w:numId w:val="33"/>
+          <w:numId w:val="2"/>
         </w:numPr>
       </w:pPr>
       <w:r>
@@ -3112,7 +2839,7 @@
         <w:keepLines/>
         <w:numPr>
           <w:ilvl w:val="0"/>
-          <w:numId w:val="33"/>
+          <w:numId w:val="2"/>
         </w:numPr>
       </w:pPr>
       <w:r>
@@ -3125,7 +2852,7 @@
         <w:keepLines/>
         <w:numPr>
           <w:ilvl w:val="0"/>
-          <w:numId w:val="33"/>
+          <w:numId w:val="2"/>
         </w:numPr>
       </w:pPr>
       <w:r>
@@ -3138,7 +2865,7 @@
         <w:keepLines/>
         <w:numPr>
           <w:ilvl w:val="0"/>
-          <w:numId w:val="33"/>
+          <w:numId w:val="2"/>
         </w:numPr>
       </w:pPr>
       <w:r>
@@ -3151,7 +2878,7 @@
         <w:keepLines/>
         <w:numPr>
           <w:ilvl w:val="0"/>
-          <w:numId w:val="33"/>
+          <w:numId w:val="2"/>
         </w:numPr>
       </w:pPr>
       <w:r>
@@ -3163,6 +2890,7 @@
         <w:pStyle w:val="Heading1"/>
       </w:pPr>
       <w:r>
+        <w:lastRenderedPageBreak/>
         <w:t>10. Evaluation</w:t>
       </w:r>
     </w:p>
@@ -3185,7 +2913,7 @@
         <w:keepLines/>
         <w:numPr>
           <w:ilvl w:val="0"/>
-          <w:numId w:val="32"/>
+          <w:numId w:val="1"/>
         </w:numPr>
       </w:pPr>
       <w:r>
@@ -3198,7 +2926,7 @@
         <w:keepLines/>
         <w:numPr>
           <w:ilvl w:val="0"/>
-          <w:numId w:val="32"/>
+          <w:numId w:val="1"/>
         </w:numPr>
       </w:pPr>
       <w:r>
@@ -3211,7 +2939,7 @@
         <w:keepLines/>
         <w:numPr>
           <w:ilvl w:val="0"/>
-          <w:numId w:val="32"/>
+          <w:numId w:val="1"/>
         </w:numPr>
       </w:pPr>
       <w:r>
@@ -3224,7 +2952,7 @@
         <w:keepLines/>
         <w:numPr>
           <w:ilvl w:val="0"/>
-          <w:numId w:val="32"/>
+          <w:numId w:val="1"/>
         </w:numPr>
       </w:pPr>
       <w:r>
@@ -3252,11 +2980,10 @@
     <w:tbl>
       <w:tblPr>
         <w:tblStyle w:val="TableGrid"/>
-        <w:tblW w:type="dxa" w:w="9360"/>
-        <w:jc w:val="left"/>
+        <w:tblW w:w="9360" w:type="dxa"/>
+        <w:tblInd w:w="120" w:type="dxa"/>
         <w:tblLayout w:type="fixed"/>
-        <w:tblLook w:firstColumn="1" w:firstRow="1" w:lastColumn="0" w:lastRow="0" w:noHBand="0" w:noVBand="1" w:val="04A0"/>
-        <w:tblInd w:w="120" w:type="dxa"/>
+        <w:tblLook w:val="04A0" w:firstRow="1" w:lastRow="0" w:firstColumn="1" w:lastColumn="0" w:noHBand="0" w:noVBand="1"/>
       </w:tblPr>
       <w:tblGrid>
         <w:gridCol w:w="2951"/>
@@ -3264,28 +2991,27 @@
       </w:tblGrid>
       <w:tr>
         <w:trPr>
-          <w:tblHeader w:val="true"/>
+          <w:tblHeader/>
         </w:trPr>
         <w:tc>
           <w:tcPr>
-            <w:tcW w:type="dxa" w:w="2951"/>
-            <w:vAlign w:val="center"/>
-            <w:tcMar>
-              <w:top w:w="80" w:type="dxa"/>
-              <w:start w:w="120" w:type="dxa"/>
-              <w:bottom w:w="80" w:type="dxa"/>
-              <w:end w:w="120" w:type="dxa"/>
-            </w:tcMar>
-            <w:shd w:fill="F4F6F9"/>
-          </w:tcPr>
-          <w:p>
-            <w:pPr>
-              <w:spacing w:before="0" w:after="60" w:line="264" w:lineRule="auto"/>
-              <w:jc w:val="left"/>
-            </w:pPr>
-            <w:r>
-              <w:rPr>
-                <w:rFonts w:ascii="Calibri" w:hAnsi="Calibri"/>
+            <w:tcW w:w="2951" w:type="dxa"/>
+            <w:shd w:val="clear" w:color="auto" w:fill="F4F6F9"/>
+            <w:tcMar>
+              <w:top w:w="80" w:type="dxa"/>
+              <w:left w:w="120" w:type="dxa"/>
+              <w:bottom w:w="80" w:type="dxa"/>
+              <w:right w:w="120" w:type="dxa"/>
+            </w:tcMar>
+            <w:vAlign w:val="center"/>
+          </w:tcPr>
+          <w:p>
+            <w:pPr>
+              <w:spacing w:after="60" w:line="264" w:lineRule="auto"/>
+              <w:jc w:val="left"/>
+            </w:pPr>
+            <w:r>
+              <w:rPr>
                 <w:b/>
                 <w:sz w:val="19"/>
               </w:rPr>
@@ -3295,24 +3021,23 @@
         </w:tc>
         <w:tc>
           <w:tcPr>
-            <w:tcW w:type="dxa" w:w="6409"/>
-            <w:vAlign w:val="center"/>
-            <w:tcMar>
-              <w:top w:w="80" w:type="dxa"/>
-              <w:start w:w="120" w:type="dxa"/>
-              <w:bottom w:w="80" w:type="dxa"/>
-              <w:end w:w="120" w:type="dxa"/>
-            </w:tcMar>
-            <w:shd w:fill="F4F6F9"/>
-          </w:tcPr>
-          <w:p>
-            <w:pPr>
-              <w:spacing w:before="0" w:after="60" w:line="264" w:lineRule="auto"/>
-              <w:jc w:val="left"/>
-            </w:pPr>
-            <w:r>
-              <w:rPr>
-                <w:rFonts w:ascii="Calibri" w:hAnsi="Calibri"/>
+            <w:tcW w:w="6409" w:type="dxa"/>
+            <w:shd w:val="clear" w:color="auto" w:fill="F4F6F9"/>
+            <w:tcMar>
+              <w:top w:w="80" w:type="dxa"/>
+              <w:left w:w="120" w:type="dxa"/>
+              <w:bottom w:w="80" w:type="dxa"/>
+              <w:right w:w="120" w:type="dxa"/>
+            </w:tcMar>
+            <w:vAlign w:val="center"/>
+          </w:tcPr>
+          <w:p>
+            <w:pPr>
+              <w:spacing w:after="60" w:line="264" w:lineRule="auto"/>
+              <w:jc w:val="left"/>
+            </w:pPr>
+            <w:r>
+              <w:rPr>
                 <w:b/>
                 <w:sz w:val="19"/>
               </w:rPr>
@@ -3324,23 +3049,22 @@
       <w:tr>
         <w:tc>
           <w:tcPr>
-            <w:tcW w:type="dxa" w:w="2951"/>
-            <w:vAlign w:val="center"/>
-            <w:tcMar>
-              <w:top w:w="80" w:type="dxa"/>
-              <w:start w:w="120" w:type="dxa"/>
-              <w:bottom w:w="80" w:type="dxa"/>
-              <w:end w:w="120" w:type="dxa"/>
-            </w:tcMar>
-          </w:tcPr>
-          <w:p>
-            <w:pPr>
-              <w:spacing w:before="0" w:after="60" w:line="264" w:lineRule="auto"/>
-              <w:jc w:val="left"/>
-            </w:pPr>
-            <w:r>
-              <w:rPr>
-                <w:rFonts w:ascii="Calibri" w:hAnsi="Calibri"/>
+            <w:tcW w:w="2951" w:type="dxa"/>
+            <w:tcMar>
+              <w:top w:w="80" w:type="dxa"/>
+              <w:left w:w="120" w:type="dxa"/>
+              <w:bottom w:w="80" w:type="dxa"/>
+              <w:right w:w="120" w:type="dxa"/>
+            </w:tcMar>
+            <w:vAlign w:val="center"/>
+          </w:tcPr>
+          <w:p>
+            <w:pPr>
+              <w:spacing w:after="60" w:line="264" w:lineRule="auto"/>
+              <w:jc w:val="left"/>
+            </w:pPr>
+            <w:r>
+              <w:rPr>
                 <w:sz w:val="19"/>
               </w:rPr>
               <w:t>Memory use</w:t>
@@ -3349,23 +3073,22 @@
         </w:tc>
         <w:tc>
           <w:tcPr>
-            <w:tcW w:type="dxa" w:w="6409"/>
-            <w:vAlign w:val="center"/>
-            <w:tcMar>
-              <w:top w:w="80" w:type="dxa"/>
-              <w:start w:w="120" w:type="dxa"/>
-              <w:bottom w:w="80" w:type="dxa"/>
-              <w:end w:w="120" w:type="dxa"/>
-            </w:tcMar>
-          </w:tcPr>
-          <w:p>
-            <w:pPr>
-              <w:spacing w:before="0" w:after="60" w:line="264" w:lineRule="auto"/>
-              <w:jc w:val="left"/>
-            </w:pPr>
-            <w:r>
-              <w:rPr>
-                <w:rFonts w:ascii="Calibri" w:hAnsi="Calibri"/>
+            <w:tcW w:w="6409" w:type="dxa"/>
+            <w:tcMar>
+              <w:top w:w="80" w:type="dxa"/>
+              <w:left w:w="120" w:type="dxa"/>
+              <w:bottom w:w="80" w:type="dxa"/>
+              <w:right w:w="120" w:type="dxa"/>
+            </w:tcMar>
+            <w:vAlign w:val="center"/>
+          </w:tcPr>
+          <w:p>
+            <w:pPr>
+              <w:spacing w:after="60" w:line="264" w:lineRule="auto"/>
+              <w:jc w:val="left"/>
+            </w:pPr>
+            <w:r>
+              <w:rPr>
                 <w:sz w:val="19"/>
               </w:rPr>
               <w:t>No memory used / memory used</w:t>
@@ -3376,23 +3099,22 @@
       <w:tr>
         <w:tc>
           <w:tcPr>
-            <w:tcW w:type="dxa" w:w="2951"/>
-            <w:vAlign w:val="center"/>
-            <w:tcMar>
-              <w:top w:w="80" w:type="dxa"/>
-              <w:start w:w="120" w:type="dxa"/>
-              <w:bottom w:w="80" w:type="dxa"/>
-              <w:end w:w="120" w:type="dxa"/>
-            </w:tcMar>
-          </w:tcPr>
-          <w:p>
-            <w:pPr>
-              <w:spacing w:before="0" w:after="60" w:line="264" w:lineRule="auto"/>
-              <w:jc w:val="left"/>
-            </w:pPr>
-            <w:r>
-              <w:rPr>
-                <w:rFonts w:ascii="Calibri" w:hAnsi="Calibri"/>
+            <w:tcW w:w="2951" w:type="dxa"/>
+            <w:tcMar>
+              <w:top w:w="80" w:type="dxa"/>
+              <w:left w:w="120" w:type="dxa"/>
+              <w:bottom w:w="80" w:type="dxa"/>
+              <w:right w:w="120" w:type="dxa"/>
+            </w:tcMar>
+            <w:vAlign w:val="center"/>
+          </w:tcPr>
+          <w:p>
+            <w:pPr>
+              <w:spacing w:after="60" w:line="264" w:lineRule="auto"/>
+              <w:jc w:val="left"/>
+            </w:pPr>
+            <w:r>
+              <w:rPr>
                 <w:sz w:val="19"/>
               </w:rPr>
               <w:t>Factual correctness</w:t>
@@ -3401,23 +3123,22 @@
         </w:tc>
         <w:tc>
           <w:tcPr>
-            <w:tcW w:type="dxa" w:w="6409"/>
-            <w:vAlign w:val="center"/>
-            <w:tcMar>
-              <w:top w:w="80" w:type="dxa"/>
-              <w:start w:w="120" w:type="dxa"/>
-              <w:bottom w:w="80" w:type="dxa"/>
-              <w:end w:w="120" w:type="dxa"/>
-            </w:tcMar>
-          </w:tcPr>
-          <w:p>
-            <w:pPr>
-              <w:spacing w:before="0" w:after="60" w:line="264" w:lineRule="auto"/>
-              <w:jc w:val="left"/>
-            </w:pPr>
-            <w:r>
-              <w:rPr>
-                <w:rFonts w:ascii="Calibri" w:hAnsi="Calibri"/>
+            <w:tcW w:w="6409" w:type="dxa"/>
+            <w:tcMar>
+              <w:top w:w="80" w:type="dxa"/>
+              <w:left w:w="120" w:type="dxa"/>
+              <w:bottom w:w="80" w:type="dxa"/>
+              <w:right w:w="120" w:type="dxa"/>
+            </w:tcMar>
+            <w:vAlign w:val="center"/>
+          </w:tcPr>
+          <w:p>
+            <w:pPr>
+              <w:spacing w:after="60" w:line="264" w:lineRule="auto"/>
+              <w:jc w:val="left"/>
+            </w:pPr>
+            <w:r>
+              <w:rPr>
                 <w:sz w:val="19"/>
               </w:rPr>
               <w:t>Correct / partly correct / incorrect</w:t>
@@ -3428,23 +3149,22 @@
       <w:tr>
         <w:tc>
           <w:tcPr>
-            <w:tcW w:type="dxa" w:w="2951"/>
-            <w:vAlign w:val="center"/>
-            <w:tcMar>
-              <w:top w:w="80" w:type="dxa"/>
-              <w:start w:w="120" w:type="dxa"/>
-              <w:bottom w:w="80" w:type="dxa"/>
-              <w:end w:w="120" w:type="dxa"/>
-            </w:tcMar>
-          </w:tcPr>
-          <w:p>
-            <w:pPr>
-              <w:spacing w:before="0" w:after="60" w:line="264" w:lineRule="auto"/>
-              <w:jc w:val="left"/>
-            </w:pPr>
-            <w:r>
-              <w:rPr>
-                <w:rFonts w:ascii="Calibri" w:hAnsi="Calibri"/>
+            <w:tcW w:w="2951" w:type="dxa"/>
+            <w:tcMar>
+              <w:top w:w="80" w:type="dxa"/>
+              <w:left w:w="120" w:type="dxa"/>
+              <w:bottom w:w="80" w:type="dxa"/>
+              <w:right w:w="120" w:type="dxa"/>
+            </w:tcMar>
+            <w:vAlign w:val="center"/>
+          </w:tcPr>
+          <w:p>
+            <w:pPr>
+              <w:spacing w:after="60" w:line="264" w:lineRule="auto"/>
+              <w:jc w:val="left"/>
+            </w:pPr>
+            <w:r>
+              <w:rPr>
                 <w:sz w:val="19"/>
               </w:rPr>
               <w:t>Context relevance</w:t>
@@ -3453,23 +3173,22 @@
         </w:tc>
         <w:tc>
           <w:tcPr>
-            <w:tcW w:type="dxa" w:w="6409"/>
-            <w:vAlign w:val="center"/>
-            <w:tcMar>
-              <w:top w:w="80" w:type="dxa"/>
-              <w:start w:w="120" w:type="dxa"/>
-              <w:bottom w:w="80" w:type="dxa"/>
-              <w:end w:w="120" w:type="dxa"/>
-            </w:tcMar>
-          </w:tcPr>
-          <w:p>
-            <w:pPr>
-              <w:spacing w:before="0" w:after="60" w:line="264" w:lineRule="auto"/>
-              <w:jc w:val="left"/>
-            </w:pPr>
-            <w:r>
-              <w:rPr>
-                <w:rFonts w:ascii="Calibri" w:hAnsi="Calibri"/>
+            <w:tcW w:w="6409" w:type="dxa"/>
+            <w:tcMar>
+              <w:top w:w="80" w:type="dxa"/>
+              <w:left w:w="120" w:type="dxa"/>
+              <w:bottom w:w="80" w:type="dxa"/>
+              <w:right w:w="120" w:type="dxa"/>
+            </w:tcMar>
+            <w:vAlign w:val="center"/>
+          </w:tcPr>
+          <w:p>
+            <w:pPr>
+              <w:spacing w:after="60" w:line="264" w:lineRule="auto"/>
+              <w:jc w:val="left"/>
+            </w:pPr>
+            <w:r>
+              <w:rPr>
                 <w:sz w:val="19"/>
               </w:rPr>
               <w:t>Relevant / weakly relevant / irrelevant</w:t>
@@ -3480,23 +3199,22 @@
       <w:tr>
         <w:tc>
           <w:tcPr>
-            <w:tcW w:type="dxa" w:w="2951"/>
-            <w:vAlign w:val="center"/>
-            <w:tcMar>
-              <w:top w:w="80" w:type="dxa"/>
-              <w:start w:w="120" w:type="dxa"/>
-              <w:bottom w:w="80" w:type="dxa"/>
-              <w:end w:w="120" w:type="dxa"/>
-            </w:tcMar>
-          </w:tcPr>
-          <w:p>
-            <w:pPr>
-              <w:spacing w:before="0" w:after="60" w:line="264" w:lineRule="auto"/>
-              <w:jc w:val="left"/>
-            </w:pPr>
-            <w:r>
-              <w:rPr>
-                <w:rFonts w:ascii="Calibri" w:hAnsi="Calibri"/>
+            <w:tcW w:w="2951" w:type="dxa"/>
+            <w:tcMar>
+              <w:top w:w="80" w:type="dxa"/>
+              <w:left w:w="120" w:type="dxa"/>
+              <w:bottom w:w="80" w:type="dxa"/>
+              <w:right w:w="120" w:type="dxa"/>
+            </w:tcMar>
+            <w:vAlign w:val="center"/>
+          </w:tcPr>
+          <w:p>
+            <w:pPr>
+              <w:spacing w:after="60" w:line="264" w:lineRule="auto"/>
+              <w:jc w:val="left"/>
+            </w:pPr>
+            <w:r>
+              <w:rPr>
                 <w:sz w:val="19"/>
               </w:rPr>
               <w:t>Hallucination</w:t>
@@ -3505,23 +3223,22 @@
         </w:tc>
         <w:tc>
           <w:tcPr>
-            <w:tcW w:type="dxa" w:w="6409"/>
-            <w:vAlign w:val="center"/>
-            <w:tcMar>
-              <w:top w:w="80" w:type="dxa"/>
-              <w:start w:w="120" w:type="dxa"/>
-              <w:bottom w:w="80" w:type="dxa"/>
-              <w:end w:w="120" w:type="dxa"/>
-            </w:tcMar>
-          </w:tcPr>
-          <w:p>
-            <w:pPr>
-              <w:spacing w:before="0" w:after="60" w:line="264" w:lineRule="auto"/>
-              <w:jc w:val="left"/>
-            </w:pPr>
-            <w:r>
-              <w:rPr>
-                <w:rFonts w:ascii="Calibri" w:hAnsi="Calibri"/>
+            <w:tcW w:w="6409" w:type="dxa"/>
+            <w:tcMar>
+              <w:top w:w="80" w:type="dxa"/>
+              <w:left w:w="120" w:type="dxa"/>
+              <w:bottom w:w="80" w:type="dxa"/>
+              <w:right w:w="120" w:type="dxa"/>
+            </w:tcMar>
+            <w:vAlign w:val="center"/>
+          </w:tcPr>
+          <w:p>
+            <w:pPr>
+              <w:spacing w:after="60" w:line="264" w:lineRule="auto"/>
+              <w:jc w:val="left"/>
+            </w:pPr>
+            <w:r>
+              <w:rPr>
                 <w:sz w:val="19"/>
               </w:rPr>
               <w:t>Absent / present</w:t>
@@ -3532,23 +3249,22 @@
       <w:tr>
         <w:tc>
           <w:tcPr>
-            <w:tcW w:type="dxa" w:w="2951"/>
-            <w:vAlign w:val="center"/>
-            <w:tcMar>
-              <w:top w:w="80" w:type="dxa"/>
-              <w:start w:w="120" w:type="dxa"/>
-              <w:bottom w:w="80" w:type="dxa"/>
-              <w:end w:w="120" w:type="dxa"/>
-            </w:tcMar>
-          </w:tcPr>
-          <w:p>
-            <w:pPr>
-              <w:spacing w:before="0" w:after="60" w:line="264" w:lineRule="auto"/>
-              <w:jc w:val="left"/>
-            </w:pPr>
-            <w:r>
-              <w:rPr>
-                <w:rFonts w:ascii="Calibri" w:hAnsi="Calibri"/>
+            <w:tcW w:w="2951" w:type="dxa"/>
+            <w:tcMar>
+              <w:top w:w="80" w:type="dxa"/>
+              <w:left w:w="120" w:type="dxa"/>
+              <w:bottom w:w="80" w:type="dxa"/>
+              <w:right w:w="120" w:type="dxa"/>
+            </w:tcMar>
+            <w:vAlign w:val="center"/>
+          </w:tcPr>
+          <w:p>
+            <w:pPr>
+              <w:spacing w:after="60" w:line="264" w:lineRule="auto"/>
+              <w:jc w:val="left"/>
+            </w:pPr>
+            <w:r>
+              <w:rPr>
                 <w:sz w:val="19"/>
               </w:rPr>
               <w:t>Overuse</w:t>
@@ -3557,23 +3273,22 @@
         </w:tc>
         <w:tc>
           <w:tcPr>
-            <w:tcW w:type="dxa" w:w="6409"/>
-            <w:vAlign w:val="center"/>
-            <w:tcMar>
-              <w:top w:w="80" w:type="dxa"/>
-              <w:start w:w="120" w:type="dxa"/>
-              <w:bottom w:w="80" w:type="dxa"/>
-              <w:end w:w="120" w:type="dxa"/>
-            </w:tcMar>
-          </w:tcPr>
-          <w:p>
-            <w:pPr>
-              <w:spacing w:before="0" w:after="60" w:line="264" w:lineRule="auto"/>
-              <w:jc w:val="left"/>
-            </w:pPr>
-            <w:r>
-              <w:rPr>
-                <w:rFonts w:ascii="Calibri" w:hAnsi="Calibri"/>
+            <w:tcW w:w="6409" w:type="dxa"/>
+            <w:tcMar>
+              <w:top w:w="80" w:type="dxa"/>
+              <w:left w:w="120" w:type="dxa"/>
+              <w:bottom w:w="80" w:type="dxa"/>
+              <w:right w:w="120" w:type="dxa"/>
+            </w:tcMar>
+            <w:vAlign w:val="center"/>
+          </w:tcPr>
+          <w:p>
+            <w:pPr>
+              <w:spacing w:after="60" w:line="264" w:lineRule="auto"/>
+              <w:jc w:val="left"/>
+            </w:pPr>
+            <w:r>
+              <w:rPr>
                 <w:sz w:val="19"/>
               </w:rPr>
               <w:t>No forced repetition / forced or repeated memory reference</w:t>
@@ -3588,17 +3303,17 @@
         <w:pStyle w:val="Heading2"/>
       </w:pPr>
       <w:r>
+        <w:lastRenderedPageBreak/>
         <w:t>10.3 System-Level Evaluation</w:t>
       </w:r>
     </w:p>
     <w:tbl>
       <w:tblPr>
         <w:tblStyle w:val="TableGrid"/>
-        <w:tblW w:type="dxa" w:w="9360"/>
-        <w:jc w:val="left"/>
+        <w:tblW w:w="9360" w:type="dxa"/>
+        <w:tblInd w:w="120" w:type="dxa"/>
         <w:tblLayout w:type="fixed"/>
-        <w:tblLook w:firstColumn="1" w:firstRow="1" w:lastColumn="0" w:lastRow="0" w:noHBand="0" w:noVBand="1" w:val="04A0"/>
-        <w:tblInd w:w="120" w:type="dxa"/>
+        <w:tblLook w:val="04A0" w:firstRow="1" w:lastRow="0" w:firstColumn="1" w:lastColumn="0" w:noHBand="0" w:noVBand="1"/>
       </w:tblPr>
       <w:tblGrid>
         <w:gridCol w:w="2592"/>
@@ -3606,28 +3321,27 @@
       </w:tblGrid>
       <w:tr>
         <w:trPr>
-          <w:tblHeader w:val="true"/>
+          <w:tblHeader/>
         </w:trPr>
         <w:tc>
           <w:tcPr>
-            <w:tcW w:type="dxa" w:w="2592"/>
-            <w:vAlign w:val="center"/>
-            <w:tcMar>
-              <w:top w:w="80" w:type="dxa"/>
-              <w:start w:w="120" w:type="dxa"/>
-              <w:bottom w:w="80" w:type="dxa"/>
-              <w:end w:w="120" w:type="dxa"/>
-            </w:tcMar>
-            <w:shd w:fill="F4F6F9"/>
-          </w:tcPr>
-          <w:p>
-            <w:pPr>
-              <w:spacing w:before="0" w:after="60" w:line="264" w:lineRule="auto"/>
-              <w:jc w:val="left"/>
-            </w:pPr>
-            <w:r>
-              <w:rPr>
-                <w:rFonts w:ascii="Calibri" w:hAnsi="Calibri"/>
+            <w:tcW w:w="2592" w:type="dxa"/>
+            <w:shd w:val="clear" w:color="auto" w:fill="F4F6F9"/>
+            <w:tcMar>
+              <w:top w:w="80" w:type="dxa"/>
+              <w:left w:w="120" w:type="dxa"/>
+              <w:bottom w:w="80" w:type="dxa"/>
+              <w:right w:w="120" w:type="dxa"/>
+            </w:tcMar>
+            <w:vAlign w:val="center"/>
+          </w:tcPr>
+          <w:p>
+            <w:pPr>
+              <w:spacing w:after="60" w:line="264" w:lineRule="auto"/>
+              <w:jc w:val="left"/>
+            </w:pPr>
+            <w:r>
+              <w:rPr>
                 <w:b/>
                 <w:sz w:val="19"/>
               </w:rPr>
@@ -3637,24 +3351,23 @@
         </w:tc>
         <w:tc>
           <w:tcPr>
-            <w:tcW w:type="dxa" w:w="6768"/>
-            <w:vAlign w:val="center"/>
-            <w:tcMar>
-              <w:top w:w="80" w:type="dxa"/>
-              <w:start w:w="120" w:type="dxa"/>
-              <w:bottom w:w="80" w:type="dxa"/>
-              <w:end w:w="120" w:type="dxa"/>
-            </w:tcMar>
-            <w:shd w:fill="F4F6F9"/>
-          </w:tcPr>
-          <w:p>
-            <w:pPr>
-              <w:spacing w:before="0" w:after="60" w:line="264" w:lineRule="auto"/>
-              <w:jc w:val="left"/>
-            </w:pPr>
-            <w:r>
-              <w:rPr>
-                <w:rFonts w:ascii="Calibri" w:hAnsi="Calibri"/>
+            <w:tcW w:w="6768" w:type="dxa"/>
+            <w:shd w:val="clear" w:color="auto" w:fill="F4F6F9"/>
+            <w:tcMar>
+              <w:top w:w="80" w:type="dxa"/>
+              <w:left w:w="120" w:type="dxa"/>
+              <w:bottom w:w="80" w:type="dxa"/>
+              <w:right w:w="120" w:type="dxa"/>
+            </w:tcMar>
+            <w:vAlign w:val="center"/>
+          </w:tcPr>
+          <w:p>
+            <w:pPr>
+              <w:spacing w:after="60" w:line="264" w:lineRule="auto"/>
+              <w:jc w:val="left"/>
+            </w:pPr>
+            <w:r>
+              <w:rPr>
                 <w:b/>
                 <w:sz w:val="19"/>
               </w:rPr>
@@ -3666,23 +3379,22 @@
       <w:tr>
         <w:tc>
           <w:tcPr>
-            <w:tcW w:type="dxa" w:w="2592"/>
-            <w:vAlign w:val="center"/>
-            <w:tcMar>
-              <w:top w:w="80" w:type="dxa"/>
-              <w:start w:w="120" w:type="dxa"/>
-              <w:bottom w:w="80" w:type="dxa"/>
-              <w:end w:w="120" w:type="dxa"/>
-            </w:tcMar>
-          </w:tcPr>
-          <w:p>
-            <w:pPr>
-              <w:spacing w:before="0" w:after="60" w:line="264" w:lineRule="auto"/>
-              <w:jc w:val="left"/>
-            </w:pPr>
-            <w:r>
-              <w:rPr>
-                <w:rFonts w:ascii="Calibri" w:hAnsi="Calibri"/>
+            <w:tcW w:w="2592" w:type="dxa"/>
+            <w:tcMar>
+              <w:top w:w="80" w:type="dxa"/>
+              <w:left w:w="120" w:type="dxa"/>
+              <w:bottom w:w="80" w:type="dxa"/>
+              <w:right w:w="120" w:type="dxa"/>
+            </w:tcMar>
+            <w:vAlign w:val="center"/>
+          </w:tcPr>
+          <w:p>
+            <w:pPr>
+              <w:spacing w:after="60" w:line="264" w:lineRule="auto"/>
+              <w:jc w:val="left"/>
+            </w:pPr>
+            <w:r>
+              <w:rPr>
                 <w:sz w:val="19"/>
               </w:rPr>
               <w:t>Prompt size</w:t>
@@ -3691,23 +3403,22 @@
         </w:tc>
         <w:tc>
           <w:tcPr>
-            <w:tcW w:type="dxa" w:w="6768"/>
-            <w:vAlign w:val="center"/>
-            <w:tcMar>
-              <w:top w:w="80" w:type="dxa"/>
-              <w:start w:w="120" w:type="dxa"/>
-              <w:bottom w:w="80" w:type="dxa"/>
-              <w:end w:w="120" w:type="dxa"/>
-            </w:tcMar>
-          </w:tcPr>
-          <w:p>
-            <w:pPr>
-              <w:spacing w:before="0" w:after="60" w:line="264" w:lineRule="auto"/>
-              <w:jc w:val="left"/>
-            </w:pPr>
-            <w:r>
-              <w:rPr>
-                <w:rFonts w:ascii="Calibri" w:hAnsi="Calibri"/>
+            <w:tcW w:w="6768" w:type="dxa"/>
+            <w:tcMar>
+              <w:top w:w="80" w:type="dxa"/>
+              <w:left w:w="120" w:type="dxa"/>
+              <w:bottom w:w="80" w:type="dxa"/>
+              <w:right w:w="120" w:type="dxa"/>
+            </w:tcMar>
+            <w:vAlign w:val="center"/>
+          </w:tcPr>
+          <w:p>
+            <w:pPr>
+              <w:spacing w:after="60" w:line="264" w:lineRule="auto"/>
+              <w:jc w:val="left"/>
+            </w:pPr>
+            <w:r>
+              <w:rPr>
                 <w:sz w:val="19"/>
               </w:rPr>
               <w:t>Prompt characters and UTF-8 bytes; exact tokens if API usage metadata is available</w:t>
@@ -3718,23 +3429,22 @@
       <w:tr>
         <w:tc>
           <w:tcPr>
-            <w:tcW w:type="dxa" w:w="2592"/>
-            <w:vAlign w:val="center"/>
-            <w:tcMar>
-              <w:top w:w="80" w:type="dxa"/>
-              <w:start w:w="120" w:type="dxa"/>
-              <w:bottom w:w="80" w:type="dxa"/>
-              <w:end w:w="120" w:type="dxa"/>
-            </w:tcMar>
-          </w:tcPr>
-          <w:p>
-            <w:pPr>
-              <w:spacing w:before="0" w:after="60" w:line="264" w:lineRule="auto"/>
-              <w:jc w:val="left"/>
-            </w:pPr>
-            <w:r>
-              <w:rPr>
-                <w:rFonts w:ascii="Calibri" w:hAnsi="Calibri"/>
+            <w:tcW w:w="2592" w:type="dxa"/>
+            <w:tcMar>
+              <w:top w:w="80" w:type="dxa"/>
+              <w:left w:w="120" w:type="dxa"/>
+              <w:bottom w:w="80" w:type="dxa"/>
+              <w:right w:w="120" w:type="dxa"/>
+            </w:tcMar>
+            <w:vAlign w:val="center"/>
+          </w:tcPr>
+          <w:p>
+            <w:pPr>
+              <w:spacing w:after="60" w:line="264" w:lineRule="auto"/>
+              <w:jc w:val="left"/>
+            </w:pPr>
+            <w:r>
+              <w:rPr>
                 <w:sz w:val="19"/>
               </w:rPr>
               <w:t>Retrieval latency</w:t>
@@ -3743,23 +3453,22 @@
         </w:tc>
         <w:tc>
           <w:tcPr>
-            <w:tcW w:type="dxa" w:w="6768"/>
-            <w:vAlign w:val="center"/>
-            <w:tcMar>
-              <w:top w:w="80" w:type="dxa"/>
-              <w:start w:w="120" w:type="dxa"/>
-              <w:bottom w:w="80" w:type="dxa"/>
-              <w:end w:w="120" w:type="dxa"/>
-            </w:tcMar>
-          </w:tcPr>
-          <w:p>
-            <w:pPr>
-              <w:spacing w:before="0" w:after="60" w:line="264" w:lineRule="auto"/>
-              <w:jc w:val="left"/>
-            </w:pPr>
-            <w:r>
-              <w:rPr>
-                <w:rFonts w:ascii="Calibri" w:hAnsi="Calibri"/>
+            <w:tcW w:w="6768" w:type="dxa"/>
+            <w:tcMar>
+              <w:top w:w="80" w:type="dxa"/>
+              <w:left w:w="120" w:type="dxa"/>
+              <w:bottom w:w="80" w:type="dxa"/>
+              <w:right w:w="120" w:type="dxa"/>
+            </w:tcMar>
+            <w:vAlign w:val="center"/>
+          </w:tcPr>
+          <w:p>
+            <w:pPr>
+              <w:spacing w:after="60" w:line="264" w:lineRule="auto"/>
+              <w:jc w:val="left"/>
+            </w:pPr>
+            <w:r>
+              <w:rPr>
                 <w:sz w:val="19"/>
               </w:rPr>
               <w:t>Time from retrieval request through embedding/cache handling and ranking</w:t>
@@ -3770,23 +3479,22 @@
       <w:tr>
         <w:tc>
           <w:tcPr>
-            <w:tcW w:type="dxa" w:w="2592"/>
-            <w:vAlign w:val="center"/>
-            <w:tcMar>
-              <w:top w:w="80" w:type="dxa"/>
-              <w:start w:w="120" w:type="dxa"/>
-              <w:bottom w:w="80" w:type="dxa"/>
-              <w:end w:w="120" w:type="dxa"/>
-            </w:tcMar>
-          </w:tcPr>
-          <w:p>
-            <w:pPr>
-              <w:spacing w:before="0" w:after="60" w:line="264" w:lineRule="auto"/>
-              <w:jc w:val="left"/>
-            </w:pPr>
-            <w:r>
-              <w:rPr>
-                <w:rFonts w:ascii="Calibri" w:hAnsi="Calibri"/>
+            <w:tcW w:w="2592" w:type="dxa"/>
+            <w:tcMar>
+              <w:top w:w="80" w:type="dxa"/>
+              <w:left w:w="120" w:type="dxa"/>
+              <w:bottom w:w="80" w:type="dxa"/>
+              <w:right w:w="120" w:type="dxa"/>
+            </w:tcMar>
+            <w:vAlign w:val="center"/>
+          </w:tcPr>
+          <w:p>
+            <w:pPr>
+              <w:spacing w:after="60" w:line="264" w:lineRule="auto"/>
+              <w:jc w:val="left"/>
+            </w:pPr>
+            <w:r>
+              <w:rPr>
                 <w:sz w:val="19"/>
               </w:rPr>
               <w:t>Generation latency</w:t>
@@ -3795,23 +3503,22 @@
         </w:tc>
         <w:tc>
           <w:tcPr>
-            <w:tcW w:type="dxa" w:w="6768"/>
-            <w:vAlign w:val="center"/>
-            <w:tcMar>
-              <w:top w:w="80" w:type="dxa"/>
-              <w:start w:w="120" w:type="dxa"/>
-              <w:bottom w:w="80" w:type="dxa"/>
-              <w:end w:w="120" w:type="dxa"/>
-            </w:tcMar>
-          </w:tcPr>
-          <w:p>
-            <w:pPr>
-              <w:spacing w:before="0" w:after="60" w:line="264" w:lineRule="auto"/>
-              <w:jc w:val="left"/>
-            </w:pPr>
-            <w:r>
-              <w:rPr>
-                <w:rFonts w:ascii="Calibri" w:hAnsi="Calibri"/>
+            <w:tcW w:w="6768" w:type="dxa"/>
+            <w:tcMar>
+              <w:top w:w="80" w:type="dxa"/>
+              <w:left w:w="120" w:type="dxa"/>
+              <w:bottom w:w="80" w:type="dxa"/>
+              <w:right w:w="120" w:type="dxa"/>
+            </w:tcMar>
+            <w:vAlign w:val="center"/>
+          </w:tcPr>
+          <w:p>
+            <w:pPr>
+              <w:spacing w:after="60" w:line="264" w:lineRule="auto"/>
+              <w:jc w:val="left"/>
+            </w:pPr>
+            <w:r>
+              <w:rPr>
                 <w:sz w:val="19"/>
               </w:rPr>
               <w:t>Time spent waiting for the dialogue API response</w:t>
@@ -3822,23 +3529,22 @@
       <w:tr>
         <w:tc>
           <w:tcPr>
-            <w:tcW w:type="dxa" w:w="2592"/>
-            <w:vAlign w:val="center"/>
-            <w:tcMar>
-              <w:top w:w="80" w:type="dxa"/>
-              <w:start w:w="120" w:type="dxa"/>
-              <w:bottom w:w="80" w:type="dxa"/>
-              <w:end w:w="120" w:type="dxa"/>
-            </w:tcMar>
-          </w:tcPr>
-          <w:p>
-            <w:pPr>
-              <w:spacing w:before="0" w:after="60" w:line="264" w:lineRule="auto"/>
-              <w:jc w:val="left"/>
-            </w:pPr>
-            <w:r>
-              <w:rPr>
-                <w:rFonts w:ascii="Calibri" w:hAnsi="Calibri"/>
+            <w:tcW w:w="2592" w:type="dxa"/>
+            <w:tcMar>
+              <w:top w:w="80" w:type="dxa"/>
+              <w:left w:w="120" w:type="dxa"/>
+              <w:bottom w:w="80" w:type="dxa"/>
+              <w:right w:w="120" w:type="dxa"/>
+            </w:tcMar>
+            <w:vAlign w:val="center"/>
+          </w:tcPr>
+          <w:p>
+            <w:pPr>
+              <w:spacing w:after="60" w:line="264" w:lineRule="auto"/>
+              <w:jc w:val="left"/>
+            </w:pPr>
+            <w:r>
+              <w:rPr>
                 <w:sz w:val="19"/>
               </w:rPr>
               <w:t>End-to-end latency</w:t>
@@ -3847,23 +3553,22 @@
         </w:tc>
         <w:tc>
           <w:tcPr>
-            <w:tcW w:type="dxa" w:w="6768"/>
-            <w:vAlign w:val="center"/>
-            <w:tcMar>
-              <w:top w:w="80" w:type="dxa"/>
-              <w:start w:w="120" w:type="dxa"/>
-              <w:bottom w:w="80" w:type="dxa"/>
-              <w:end w:w="120" w:type="dxa"/>
-            </w:tcMar>
-          </w:tcPr>
-          <w:p>
-            <w:pPr>
-              <w:spacing w:before="0" w:after="60" w:line="264" w:lineRule="auto"/>
-              <w:jc w:val="left"/>
-            </w:pPr>
-            <w:r>
-              <w:rPr>
-                <w:rFonts w:ascii="Calibri" w:hAnsi="Calibri"/>
+            <w:tcW w:w="6768" w:type="dxa"/>
+            <w:tcMar>
+              <w:top w:w="80" w:type="dxa"/>
+              <w:left w:w="120" w:type="dxa"/>
+              <w:bottom w:w="80" w:type="dxa"/>
+              <w:right w:w="120" w:type="dxa"/>
+            </w:tcMar>
+            <w:vAlign w:val="center"/>
+          </w:tcPr>
+          <w:p>
+            <w:pPr>
+              <w:spacing w:after="60" w:line="264" w:lineRule="auto"/>
+              <w:jc w:val="left"/>
+            </w:pPr>
+            <w:r>
+              <w:rPr>
                 <w:sz w:val="19"/>
               </w:rPr>
               <w:t>Time from dialogue trigger until a response is available</w:t>
@@ -3874,23 +3579,22 @@
       <w:tr>
         <w:tc>
           <w:tcPr>
-            <w:tcW w:type="dxa" w:w="2592"/>
-            <w:vAlign w:val="center"/>
-            <w:tcMar>
-              <w:top w:w="80" w:type="dxa"/>
-              <w:start w:w="120" w:type="dxa"/>
-              <w:bottom w:w="80" w:type="dxa"/>
-              <w:end w:w="120" w:type="dxa"/>
-            </w:tcMar>
-          </w:tcPr>
-          <w:p>
-            <w:pPr>
-              <w:spacing w:before="0" w:after="60" w:line="264" w:lineRule="auto"/>
-              <w:jc w:val="left"/>
-            </w:pPr>
-            <w:r>
-              <w:rPr>
-                <w:rFonts w:ascii="Calibri" w:hAnsi="Calibri"/>
+            <w:tcW w:w="2592" w:type="dxa"/>
+            <w:tcMar>
+              <w:top w:w="80" w:type="dxa"/>
+              <w:left w:w="120" w:type="dxa"/>
+              <w:bottom w:w="80" w:type="dxa"/>
+              <w:right w:w="120" w:type="dxa"/>
+            </w:tcMar>
+            <w:vAlign w:val="center"/>
+          </w:tcPr>
+          <w:p>
+            <w:pPr>
+              <w:spacing w:after="60" w:line="264" w:lineRule="auto"/>
+              <w:jc w:val="left"/>
+            </w:pPr>
+            <w:r>
+              <w:rPr>
                 <w:sz w:val="19"/>
               </w:rPr>
               <w:t>Memory count</w:t>
@@ -3899,23 +3603,22 @@
         </w:tc>
         <w:tc>
           <w:tcPr>
-            <w:tcW w:type="dxa" w:w="6768"/>
-            <w:vAlign w:val="center"/>
-            <w:tcMar>
-              <w:top w:w="80" w:type="dxa"/>
-              <w:start w:w="120" w:type="dxa"/>
-              <w:bottom w:w="80" w:type="dxa"/>
-              <w:end w:w="120" w:type="dxa"/>
-            </w:tcMar>
-          </w:tcPr>
-          <w:p>
-            <w:pPr>
-              <w:spacing w:before="0" w:after="60" w:line="264" w:lineRule="auto"/>
-              <w:jc w:val="left"/>
-            </w:pPr>
-            <w:r>
-              <w:rPr>
-                <w:rFonts w:ascii="Calibri" w:hAnsi="Calibri"/>
+            <w:tcW w:w="6768" w:type="dxa"/>
+            <w:tcMar>
+              <w:top w:w="80" w:type="dxa"/>
+              <w:left w:w="120" w:type="dxa"/>
+              <w:bottom w:w="80" w:type="dxa"/>
+              <w:right w:w="120" w:type="dxa"/>
+            </w:tcMar>
+            <w:vAlign w:val="center"/>
+          </w:tcPr>
+          <w:p>
+            <w:pPr>
+              <w:spacing w:after="60" w:line="264" w:lineRule="auto"/>
+              <w:jc w:val="left"/>
+            </w:pPr>
+            <w:r>
+              <w:rPr>
                 <w:sz w:val="19"/>
               </w:rPr>
               <w:t>Total pool size and number supplied to the dialogue prompt</w:t>
@@ -3926,23 +3629,22 @@
       <w:tr>
         <w:tc>
           <w:tcPr>
-            <w:tcW w:type="dxa" w:w="2592"/>
-            <w:vAlign w:val="center"/>
-            <w:tcMar>
-              <w:top w:w="80" w:type="dxa"/>
-              <w:start w:w="120" w:type="dxa"/>
-              <w:bottom w:w="80" w:type="dxa"/>
-              <w:end w:w="120" w:type="dxa"/>
-            </w:tcMar>
-          </w:tcPr>
-          <w:p>
-            <w:pPr>
-              <w:spacing w:before="0" w:after="60" w:line="264" w:lineRule="auto"/>
-              <w:jc w:val="left"/>
-            </w:pPr>
-            <w:r>
-              <w:rPr>
-                <w:rFonts w:ascii="Calibri" w:hAnsi="Calibri"/>
+            <w:tcW w:w="2592" w:type="dxa"/>
+            <w:tcMar>
+              <w:top w:w="80" w:type="dxa"/>
+              <w:left w:w="120" w:type="dxa"/>
+              <w:bottom w:w="80" w:type="dxa"/>
+              <w:right w:w="120" w:type="dxa"/>
+            </w:tcMar>
+            <w:vAlign w:val="center"/>
+          </w:tcPr>
+          <w:p>
+            <w:pPr>
+              <w:spacing w:after="60" w:line="264" w:lineRule="auto"/>
+              <w:jc w:val="left"/>
+            </w:pPr>
+            <w:r>
+              <w:rPr>
                 <w:sz w:val="19"/>
               </w:rPr>
               <w:t>Reliability</w:t>
@@ -3951,23 +3653,22 @@
         </w:tc>
         <w:tc>
           <w:tcPr>
-            <w:tcW w:type="dxa" w:w="6768"/>
-            <w:vAlign w:val="center"/>
-            <w:tcMar>
-              <w:top w:w="80" w:type="dxa"/>
-              <w:start w:w="120" w:type="dxa"/>
-              <w:bottom w:w="80" w:type="dxa"/>
-              <w:end w:w="120" w:type="dxa"/>
-            </w:tcMar>
-          </w:tcPr>
-          <w:p>
-            <w:pPr>
-              <w:spacing w:before="0" w:after="60" w:line="264" w:lineRule="auto"/>
-              <w:jc w:val="left"/>
-            </w:pPr>
-            <w:r>
-              <w:rPr>
-                <w:rFonts w:ascii="Calibri" w:hAnsi="Calibri"/>
+            <w:tcW w:w="6768" w:type="dxa"/>
+            <w:tcMar>
+              <w:top w:w="80" w:type="dxa"/>
+              <w:left w:w="120" w:type="dxa"/>
+              <w:bottom w:w="80" w:type="dxa"/>
+              <w:right w:w="120" w:type="dxa"/>
+            </w:tcMar>
+            <w:vAlign w:val="center"/>
+          </w:tcPr>
+          <w:p>
+            <w:pPr>
+              <w:spacing w:after="60" w:line="264" w:lineRule="auto"/>
+              <w:jc w:val="left"/>
+            </w:pPr>
+            <w:r>
+              <w:rPr>
                 <w:sz w:val="19"/>
               </w:rPr>
               <w:t>Success rate, errors, and run-to-run score/output variation</w:t>
@@ -3991,7 +3692,7 @@
         <w:keepLines/>
         <w:numPr>
           <w:ilvl w:val="0"/>
-          <w:numId w:val="32"/>
+          <w:numId w:val="1"/>
         </w:numPr>
       </w:pPr>
       <w:r>
@@ -4004,7 +3705,7 @@
         <w:keepLines/>
         <w:numPr>
           <w:ilvl w:val="0"/>
-          <w:numId w:val="32"/>
+          <w:numId w:val="1"/>
         </w:numPr>
       </w:pPr>
       <w:r>
@@ -4017,7 +3718,7 @@
         <w:keepLines/>
         <w:numPr>
           <w:ilvl w:val="0"/>
-          <w:numId w:val="32"/>
+          <w:numId w:val="1"/>
         </w:numPr>
       </w:pPr>
       <w:r>
@@ -4030,7 +3731,7 @@
         <w:keepLines/>
         <w:numPr>
           <w:ilvl w:val="0"/>
-          <w:numId w:val="32"/>
+          <w:numId w:val="1"/>
         </w:numPr>
       </w:pPr>
       <w:r>
@@ -4043,7 +3744,7 @@
         <w:keepLines/>
         <w:numPr>
           <w:ilvl w:val="0"/>
-          <w:numId w:val="32"/>
+          <w:numId w:val="1"/>
         </w:numPr>
       </w:pPr>
       <w:r>
@@ -4056,7 +3757,7 @@
         <w:keepLines/>
         <w:numPr>
           <w:ilvl w:val="0"/>
-          <w:numId w:val="32"/>
+          <w:numId w:val="1"/>
         </w:numPr>
       </w:pPr>
       <w:r>
@@ -4073,6 +3774,7 @@
         <w:pStyle w:val="Heading1"/>
       </w:pPr>
       <w:r>
+        <w:lastRenderedPageBreak/>
         <w:t>12. Questionnaire</w:t>
       </w:r>
     </w:p>
@@ -4095,7 +3797,7 @@
         <w:keepLines/>
         <w:numPr>
           <w:ilvl w:val="0"/>
-          <w:numId w:val="34"/>
+          <w:numId w:val="3"/>
         </w:numPr>
       </w:pPr>
       <w:r>
@@ -4108,7 +3810,7 @@
         <w:keepLines/>
         <w:numPr>
           <w:ilvl w:val="0"/>
-          <w:numId w:val="34"/>
+          <w:numId w:val="3"/>
         </w:numPr>
       </w:pPr>
       <w:r>
@@ -4121,7 +3823,7 @@
         <w:keepLines/>
         <w:numPr>
           <w:ilvl w:val="0"/>
-          <w:numId w:val="34"/>
+          <w:numId w:val="3"/>
         </w:numPr>
       </w:pPr>
       <w:r>
@@ -4134,7 +3836,7 @@
         <w:keepLines/>
         <w:numPr>
           <w:ilvl w:val="0"/>
-          <w:numId w:val="34"/>
+          <w:numId w:val="3"/>
         </w:numPr>
       </w:pPr>
       <w:r>
@@ -4147,7 +3849,7 @@
         <w:keepLines/>
         <w:numPr>
           <w:ilvl w:val="0"/>
-          <w:numId w:val="34"/>
+          <w:numId w:val="3"/>
         </w:numPr>
       </w:pPr>
       <w:r>
@@ -4160,7 +3862,7 @@
         <w:keepLines/>
         <w:numPr>
           <w:ilvl w:val="0"/>
-          <w:numId w:val="34"/>
+          <w:numId w:val="3"/>
         </w:numPr>
       </w:pPr>
       <w:r>
@@ -4178,7 +3880,7 @@
         <w:keepLines/>
         <w:numPr>
           <w:ilvl w:val="0"/>
-          <w:numId w:val="32"/>
+          <w:numId w:val="1"/>
         </w:numPr>
       </w:pPr>
       <w:r>
@@ -4191,7 +3893,7 @@
         <w:keepLines/>
         <w:numPr>
           <w:ilvl w:val="0"/>
-          <w:numId w:val="32"/>
+          <w:numId w:val="1"/>
         </w:numPr>
       </w:pPr>
       <w:r>
@@ -4204,7 +3906,7 @@
         <w:keepLines/>
         <w:numPr>
           <w:ilvl w:val="0"/>
-          <w:numId w:val="32"/>
+          <w:numId w:val="1"/>
         </w:numPr>
       </w:pPr>
       <w:r>
@@ -4217,7 +3919,7 @@
         <w:keepLines/>
         <w:numPr>
           <w:ilvl w:val="0"/>
-          <w:numId w:val="32"/>
+          <w:numId w:val="1"/>
         </w:numPr>
       </w:pPr>
       <w:r>
@@ -4238,7 +3940,7 @@
         <w:keepLines/>
         <w:numPr>
           <w:ilvl w:val="0"/>
-          <w:numId w:val="35"/>
+          <w:numId w:val="4"/>
         </w:numPr>
       </w:pPr>
       <w:r>
@@ -4251,7 +3953,7 @@
         <w:keepLines/>
         <w:numPr>
           <w:ilvl w:val="0"/>
-          <w:numId w:val="35"/>
+          <w:numId w:val="4"/>
         </w:numPr>
       </w:pPr>
       <w:r>
@@ -4264,7 +3966,7 @@
         <w:keepLines/>
         <w:numPr>
           <w:ilvl w:val="0"/>
-          <w:numId w:val="35"/>
+          <w:numId w:val="4"/>
         </w:numPr>
       </w:pPr>
       <w:r>
@@ -4277,7 +3979,7 @@
         <w:keepLines/>
         <w:numPr>
           <w:ilvl w:val="0"/>
-          <w:numId w:val="35"/>
+          <w:numId w:val="4"/>
         </w:numPr>
       </w:pPr>
       <w:r>
@@ -4290,7 +3992,7 @@
         <w:keepLines/>
         <w:numPr>
           <w:ilvl w:val="0"/>
-          <w:numId w:val="35"/>
+          <w:numId w:val="4"/>
         </w:numPr>
       </w:pPr>
       <w:r>
@@ -4303,7 +4005,7 @@
         <w:keepLines/>
         <w:numPr>
           <w:ilvl w:val="0"/>
-          <w:numId w:val="35"/>
+          <w:numId w:val="4"/>
         </w:numPr>
       </w:pPr>
       <w:r>
@@ -4331,7 +4033,11 @@
     </w:p>
     <w:p>
       <w:r>
-        <w:t>Questionnaire dimensions will be summarised per condition using medians, distributions, and within-participant comparisons. Given the prototype sample size, statistical results will be reported cautiously alongside effect sizes and qualitative comments. Retrieval metrics, human dialogue codes, and system-performance logs will be analysed separately before being interpreted together. Full-memory outcomes will be reported descriptively as an exploratory reference. A retrieval strategy will not be considered successful solely because it returns different memories; it must improve ranking relevance, dialogue use, context efficiency, or an explicit trade-off.</w:t>
+        <w:t>Questionnaire dimensions will be summarised per condition using medians, distributions, and within-</w:t>
+      </w:r>
+      <w:r>
+        <w:lastRenderedPageBreak/>
+        <w:t>participant comparisons. Given the prototype sample size, statistical results will be reported cautiously alongside effect sizes and qualitative comments. Retrieval metrics, human dialogue codes, and system-performance logs will be analysed separately before being interpreted together. Full-memory outcomes will be reported descriptively as an exploratory reference. A retrieval strategy will not be considered successful solely because it returns different memories; it must improve ranking relevance, dialogue use, context efficiency, or an explicit trade-off.</w:t>
       </w:r>
     </w:p>
     <w:p>
@@ -4345,11 +4051,10 @@
     <w:tbl>
       <w:tblPr>
         <w:tblStyle w:val="TableGrid"/>
-        <w:tblW w:type="dxa" w:w="9360"/>
-        <w:jc w:val="left"/>
+        <w:tblW w:w="9360" w:type="dxa"/>
+        <w:tblInd w:w="120" w:type="dxa"/>
         <w:tblLayout w:type="fixed"/>
-        <w:tblLook w:firstColumn="1" w:firstRow="1" w:lastColumn="0" w:lastRow="0" w:noHBand="0" w:noVBand="1" w:val="04A0"/>
-        <w:tblInd w:w="120" w:type="dxa"/>
+        <w:tblLook w:val="04A0" w:firstRow="1" w:lastRow="0" w:firstColumn="1" w:lastColumn="0" w:noHBand="0" w:noVBand="1"/>
       </w:tblPr>
       <w:tblGrid>
         <w:gridCol w:w="2232"/>
@@ -4357,28 +4062,27 @@
       </w:tblGrid>
       <w:tr>
         <w:trPr>
-          <w:tblHeader w:val="true"/>
+          <w:tblHeader/>
         </w:trPr>
         <w:tc>
           <w:tcPr>
-            <w:tcW w:type="dxa" w:w="2232"/>
-            <w:vAlign w:val="center"/>
-            <w:tcMar>
-              <w:top w:w="80" w:type="dxa"/>
-              <w:start w:w="120" w:type="dxa"/>
-              <w:bottom w:w="80" w:type="dxa"/>
-              <w:end w:w="120" w:type="dxa"/>
-            </w:tcMar>
-            <w:shd w:fill="F4F6F9"/>
-          </w:tcPr>
-          <w:p>
-            <w:pPr>
-              <w:spacing w:before="0" w:after="60" w:line="264" w:lineRule="auto"/>
-              <w:jc w:val="left"/>
-            </w:pPr>
-            <w:r>
-              <w:rPr>
-                <w:rFonts w:ascii="Calibri" w:hAnsi="Calibri"/>
+            <w:tcW w:w="2232" w:type="dxa"/>
+            <w:shd w:val="clear" w:color="auto" w:fill="F4F6F9"/>
+            <w:tcMar>
+              <w:top w:w="80" w:type="dxa"/>
+              <w:left w:w="120" w:type="dxa"/>
+              <w:bottom w:w="80" w:type="dxa"/>
+              <w:right w:w="120" w:type="dxa"/>
+            </w:tcMar>
+            <w:vAlign w:val="center"/>
+          </w:tcPr>
+          <w:p>
+            <w:pPr>
+              <w:spacing w:after="60" w:line="264" w:lineRule="auto"/>
+              <w:jc w:val="left"/>
+            </w:pPr>
+            <w:r>
+              <w:rPr>
                 <w:b/>
                 <w:sz w:val="19"/>
               </w:rPr>
@@ -4388,24 +4092,23 @@
         </w:tc>
         <w:tc>
           <w:tcPr>
-            <w:tcW w:type="dxa" w:w="7128"/>
-            <w:vAlign w:val="center"/>
-            <w:tcMar>
-              <w:top w:w="80" w:type="dxa"/>
-              <w:start w:w="120" w:type="dxa"/>
-              <w:bottom w:w="80" w:type="dxa"/>
-              <w:end w:w="120" w:type="dxa"/>
-            </w:tcMar>
-            <w:shd w:fill="F4F6F9"/>
-          </w:tcPr>
-          <w:p>
-            <w:pPr>
-              <w:spacing w:before="0" w:after="60" w:line="264" w:lineRule="auto"/>
-              <w:jc w:val="left"/>
-            </w:pPr>
-            <w:r>
-              <w:rPr>
-                <w:rFonts w:ascii="Calibri" w:hAnsi="Calibri"/>
+            <w:tcW w:w="7128" w:type="dxa"/>
+            <w:shd w:val="clear" w:color="auto" w:fill="F4F6F9"/>
+            <w:tcMar>
+              <w:top w:w="80" w:type="dxa"/>
+              <w:left w:w="120" w:type="dxa"/>
+              <w:bottom w:w="80" w:type="dxa"/>
+              <w:right w:w="120" w:type="dxa"/>
+            </w:tcMar>
+            <w:vAlign w:val="center"/>
+          </w:tcPr>
+          <w:p>
+            <w:pPr>
+              <w:spacing w:after="60" w:line="264" w:lineRule="auto"/>
+              <w:jc w:val="left"/>
+            </w:pPr>
+            <w:r>
+              <w:rPr>
                 <w:b/>
                 <w:sz w:val="19"/>
               </w:rPr>
@@ -4417,23 +4120,22 @@
       <w:tr>
         <w:tc>
           <w:tcPr>
-            <w:tcW w:type="dxa" w:w="2232"/>
-            <w:vAlign w:val="center"/>
-            <w:tcMar>
-              <w:top w:w="80" w:type="dxa"/>
-              <w:start w:w="120" w:type="dxa"/>
-              <w:bottom w:w="80" w:type="dxa"/>
-              <w:end w:w="120" w:type="dxa"/>
-            </w:tcMar>
-          </w:tcPr>
-          <w:p>
-            <w:pPr>
-              <w:spacing w:before="0" w:after="60" w:line="264" w:lineRule="auto"/>
-              <w:jc w:val="left"/>
-            </w:pPr>
-            <w:r>
-              <w:rPr>
-                <w:rFonts w:ascii="Calibri" w:hAnsi="Calibri"/>
+            <w:tcW w:w="2232" w:type="dxa"/>
+            <w:tcMar>
+              <w:top w:w="80" w:type="dxa"/>
+              <w:left w:w="120" w:type="dxa"/>
+              <w:bottom w:w="80" w:type="dxa"/>
+              <w:right w:w="120" w:type="dxa"/>
+            </w:tcMar>
+            <w:vAlign w:val="center"/>
+          </w:tcPr>
+          <w:p>
+            <w:pPr>
+              <w:spacing w:after="60" w:line="264" w:lineRule="auto"/>
+              <w:jc w:val="left"/>
+            </w:pPr>
+            <w:r>
+              <w:rPr>
                 <w:sz w:val="19"/>
               </w:rPr>
               <w:t>1. Design freeze</w:t>
@@ -4442,26 +4144,18 @@
         </w:tc>
         <w:tc>
           <w:tcPr>
-            <w:tcW w:type="dxa" w:w="7128"/>
-            <w:vAlign w:val="center"/>
-            <w:tcMar>
-              <w:top w:w="80" w:type="dxa"/>
-              <w:start w:w="120" w:type="dxa"/>
-              <w:bottom w:w="80" w:type="dxa"/>
-              <w:end w:w="120" w:type="dxa"/>
-            </w:tcMar>
-          </w:tcPr>
-          <w:p>
-            <w:pPr>
-              <w:spacing w:before="0" w:after="60" w:line="264" w:lineRule="auto"/>
-              <w:jc w:val="left"/>
-            </w:pPr>
-            <w:r>
-              <w:rPr>
-                <w:rFonts w:ascii="Calibri" w:hAnsi="Calibri"/>
-                <w:sz w:val="19"/>
-              </w:rPr>
-              <w:t>Revise proposal; finalise four conditions, memory schema, relevance rubric, questionnaire, and hypotheses</w:t>
+            <w:tcW w:w="7128" w:type="dxa"/>
+            <w:tcMar>
+              <w:top w:w="80" w:type="dxa"/>
+              <w:left w:w="120" w:type="dxa"/>
+              <w:bottom w:w="80" w:type="dxa"/>
+              <w:right w:w="120" w:type="dxa"/>
+            </w:tcMar>
+            <w:vAlign w:val="center"/>
+          </w:tcPr>
+          <w:p>
+            <w:r>
+              <w:t>Revise proposal; freeze the three-layer memory architecture, four conditions, atomic schema, relevance rubric, questionnaire, and hypotheses</w:t>
             </w:r>
           </w:p>
         </w:tc>
@@ -4469,23 +4163,22 @@
       <w:tr>
         <w:tc>
           <w:tcPr>
-            <w:tcW w:type="dxa" w:w="2232"/>
-            <w:vAlign w:val="center"/>
-            <w:tcMar>
-              <w:top w:w="80" w:type="dxa"/>
-              <w:start w:w="120" w:type="dxa"/>
-              <w:bottom w:w="80" w:type="dxa"/>
-              <w:end w:w="120" w:type="dxa"/>
-            </w:tcMar>
-          </w:tcPr>
-          <w:p>
-            <w:pPr>
-              <w:spacing w:before="0" w:after="60" w:line="264" w:lineRule="auto"/>
-              <w:jc w:val="left"/>
-            </w:pPr>
-            <w:r>
-              <w:rPr>
-                <w:rFonts w:ascii="Calibri" w:hAnsi="Calibri"/>
+            <w:tcW w:w="2232" w:type="dxa"/>
+            <w:tcMar>
+              <w:top w:w="80" w:type="dxa"/>
+              <w:left w:w="120" w:type="dxa"/>
+              <w:bottom w:w="80" w:type="dxa"/>
+              <w:right w:w="120" w:type="dxa"/>
+            </w:tcMar>
+            <w:vAlign w:val="center"/>
+          </w:tcPr>
+          <w:p>
+            <w:pPr>
+              <w:spacing w:after="60" w:line="264" w:lineRule="auto"/>
+              <w:jc w:val="left"/>
+            </w:pPr>
+            <w:r>
+              <w:rPr>
                 <w:sz w:val="19"/>
               </w:rPr>
               <w:t>2. Implementation</w:t>
@@ -4494,26 +4187,18 @@
         </w:tc>
         <w:tc>
           <w:tcPr>
-            <w:tcW w:type="dxa" w:w="7128"/>
-            <w:vAlign w:val="center"/>
-            <w:tcMar>
-              <w:top w:w="80" w:type="dxa"/>
-              <w:start w:w="120" w:type="dxa"/>
-              <w:bottom w:w="80" w:type="dxa"/>
-              <w:end w:w="120" w:type="dxa"/>
-            </w:tcMar>
-          </w:tcPr>
-          <w:p>
-            <w:pPr>
-              <w:spacing w:before="0" w:after="60" w:line="264" w:lineRule="auto"/>
-              <w:jc w:val="left"/>
-            </w:pPr>
-            <w:r>
-              <w:rPr>
-                <w:rFonts w:ascii="Calibri" w:hAnsi="Calibri"/>
-                <w:sz w:val="19"/>
-              </w:rPr>
-              <w:t>Add Full-memory, model-assisted scoring, expanded event logging, and exportable evaluation logs</w:t>
+            <w:tcW w:w="7128" w:type="dxa"/>
+            <w:tcMar>
+              <w:top w:w="80" w:type="dxa"/>
+              <w:left w:w="120" w:type="dxa"/>
+              <w:bottom w:w="80" w:type="dxa"/>
+              <w:right w:w="120" w:type="dxa"/>
+            </w:tcMar>
+            <w:vAlign w:val="center"/>
+          </w:tcPr>
+          <w:p>
+            <w:r>
+              <w:t>Add Full-memory and asynchronous model-assisted scoring, replay the fixed atomic pool across conditions, and export evaluation logs</w:t>
             </w:r>
           </w:p>
         </w:tc>
@@ -4521,23 +4206,22 @@
       <w:tr>
         <w:tc>
           <w:tcPr>
-            <w:tcW w:type="dxa" w:w="2232"/>
-            <w:vAlign w:val="center"/>
-            <w:tcMar>
-              <w:top w:w="80" w:type="dxa"/>
-              <w:start w:w="120" w:type="dxa"/>
-              <w:bottom w:w="80" w:type="dxa"/>
-              <w:end w:w="120" w:type="dxa"/>
-            </w:tcMar>
-          </w:tcPr>
-          <w:p>
-            <w:pPr>
-              <w:spacing w:before="0" w:after="60" w:line="264" w:lineRule="auto"/>
-              <w:jc w:val="left"/>
-            </w:pPr>
-            <w:r>
-              <w:rPr>
-                <w:rFonts w:ascii="Calibri" w:hAnsi="Calibri"/>
+            <w:tcW w:w="2232" w:type="dxa"/>
+            <w:tcMar>
+              <w:top w:w="80" w:type="dxa"/>
+              <w:left w:w="120" w:type="dxa"/>
+              <w:bottom w:w="80" w:type="dxa"/>
+              <w:right w:w="120" w:type="dxa"/>
+            </w:tcMar>
+            <w:vAlign w:val="center"/>
+          </w:tcPr>
+          <w:p>
+            <w:pPr>
+              <w:spacing w:after="60" w:line="264" w:lineRule="auto"/>
+              <w:jc w:val="left"/>
+            </w:pPr>
+            <w:r>
+              <w:rPr>
                 <w:sz w:val="19"/>
               </w:rPr>
               <w:t>3. Pilot</w:t>
@@ -4546,26 +4230,18 @@
         </w:tc>
         <w:tc>
           <w:tcPr>
-            <w:tcW w:type="dxa" w:w="7128"/>
-            <w:vAlign w:val="center"/>
-            <w:tcMar>
-              <w:top w:w="80" w:type="dxa"/>
-              <w:start w:w="120" w:type="dxa"/>
-              <w:bottom w:w="80" w:type="dxa"/>
-              <w:end w:w="120" w:type="dxa"/>
-            </w:tcMar>
-          </w:tcPr>
-          <w:p>
-            <w:pPr>
-              <w:spacing w:before="0" w:after="60" w:line="264" w:lineRule="auto"/>
-              <w:jc w:val="left"/>
-            </w:pPr>
-            <w:r>
-              <w:rPr>
-                <w:rFonts w:ascii="Calibri" w:hAnsi="Calibri"/>
-                <w:sz w:val="19"/>
-              </w:rPr>
-              <w:t>Run capability check; calibrate and freeze rule thresholds, K, prompts, and memory-formation policy</w:t>
+            <w:tcW w:w="7128" w:type="dxa"/>
+            <w:tcMar>
+              <w:top w:w="80" w:type="dxa"/>
+              <w:left w:w="120" w:type="dxa"/>
+              <w:bottom w:w="80" w:type="dxa"/>
+              <w:right w:w="120" w:type="dxa"/>
+            </w:tcMar>
+            <w:vAlign w:val="center"/>
+          </w:tcPr>
+          <w:p>
+            <w:r>
+              <w:t>Run capability check; calibrate and freeze rule thresholds, K, prompts, model-scoring rubric, and memory-formation policy</w:t>
             </w:r>
           </w:p>
         </w:tc>
@@ -4573,23 +4249,22 @@
       <w:tr>
         <w:tc>
           <w:tcPr>
-            <w:tcW w:type="dxa" w:w="2232"/>
-            <w:vAlign w:val="center"/>
-            <w:tcMar>
-              <w:top w:w="80" w:type="dxa"/>
-              <w:start w:w="120" w:type="dxa"/>
-              <w:bottom w:w="80" w:type="dxa"/>
-              <w:end w:w="120" w:type="dxa"/>
-            </w:tcMar>
-          </w:tcPr>
-          <w:p>
-            <w:pPr>
-              <w:spacing w:before="0" w:after="60" w:line="264" w:lineRule="auto"/>
-              <w:jc w:val="left"/>
-            </w:pPr>
-            <w:r>
-              <w:rPr>
-                <w:rFonts w:ascii="Calibri" w:hAnsi="Calibri"/>
+            <w:tcW w:w="2232" w:type="dxa"/>
+            <w:tcMar>
+              <w:top w:w="80" w:type="dxa"/>
+              <w:left w:w="120" w:type="dxa"/>
+              <w:bottom w:w="80" w:type="dxa"/>
+              <w:right w:w="120" w:type="dxa"/>
+            </w:tcMar>
+            <w:vAlign w:val="center"/>
+          </w:tcPr>
+          <w:p>
+            <w:pPr>
+              <w:spacing w:after="60" w:line="264" w:lineRule="auto"/>
+              <w:jc w:val="left"/>
+            </w:pPr>
+            <w:r>
+              <w:rPr>
                 <w:sz w:val="19"/>
               </w:rPr>
               <w:t>4. Retrieval evaluation</w:t>
@@ -4598,23 +4273,22 @@
         </w:tc>
         <w:tc>
           <w:tcPr>
-            <w:tcW w:type="dxa" w:w="7128"/>
-            <w:vAlign w:val="center"/>
-            <w:tcMar>
-              <w:top w:w="80" w:type="dxa"/>
-              <w:start w:w="120" w:type="dxa"/>
-              <w:bottom w:w="80" w:type="dxa"/>
-              <w:end w:w="120" w:type="dxa"/>
-            </w:tcMar>
-          </w:tcPr>
-          <w:p>
-            <w:pPr>
-              <w:spacing w:before="0" w:after="60" w:line="264" w:lineRule="auto"/>
-              <w:jc w:val="left"/>
-            </w:pPr>
-            <w:r>
-              <w:rPr>
-                <w:rFonts w:ascii="Calibri" w:hAnsi="Calibri"/>
+            <w:tcW w:w="7128" w:type="dxa"/>
+            <w:tcMar>
+              <w:top w:w="80" w:type="dxa"/>
+              <w:left w:w="120" w:type="dxa"/>
+              <w:bottom w:w="80" w:type="dxa"/>
+              <w:right w:w="120" w:type="dxa"/>
+            </w:tcMar>
+            <w:vAlign w:val="center"/>
+          </w:tcPr>
+          <w:p>
+            <w:pPr>
+              <w:spacing w:after="60" w:line="264" w:lineRule="auto"/>
+              <w:jc w:val="left"/>
+            </w:pPr>
+            <w:r>
+              <w:rPr>
                 <w:sz w:val="19"/>
               </w:rPr>
               <w:t>Replay fixed dialogue queries; annotate query-memory relevance; compare the three retrieval rankings and record system metrics</w:t>
@@ -4625,23 +4299,22 @@
       <w:tr>
         <w:tc>
           <w:tcPr>
-            <w:tcW w:type="dxa" w:w="2232"/>
-            <w:vAlign w:val="center"/>
-            <w:tcMar>
-              <w:top w:w="80" w:type="dxa"/>
-              <w:start w:w="120" w:type="dxa"/>
-              <w:bottom w:w="80" w:type="dxa"/>
-              <w:end w:w="120" w:type="dxa"/>
-            </w:tcMar>
-          </w:tcPr>
-          <w:p>
-            <w:pPr>
-              <w:spacing w:before="0" w:after="60" w:line="264" w:lineRule="auto"/>
-              <w:jc w:val="left"/>
-            </w:pPr>
-            <w:r>
-              <w:rPr>
-                <w:rFonts w:ascii="Calibri" w:hAnsi="Calibri"/>
+            <w:tcW w:w="2232" w:type="dxa"/>
+            <w:tcMar>
+              <w:top w:w="80" w:type="dxa"/>
+              <w:left w:w="120" w:type="dxa"/>
+              <w:bottom w:w="80" w:type="dxa"/>
+              <w:right w:w="120" w:type="dxa"/>
+            </w:tcMar>
+            <w:vAlign w:val="center"/>
+          </w:tcPr>
+          <w:p>
+            <w:pPr>
+              <w:spacing w:after="60" w:line="264" w:lineRule="auto"/>
+              <w:jc w:val="left"/>
+            </w:pPr>
+            <w:r>
+              <w:rPr>
                 <w:sz w:val="19"/>
               </w:rPr>
               <w:t>5. User study</w:t>
@@ -4650,23 +4323,22 @@
         </w:tc>
         <w:tc>
           <w:tcPr>
-            <w:tcW w:type="dxa" w:w="7128"/>
-            <w:vAlign w:val="center"/>
-            <w:tcMar>
-              <w:top w:w="80" w:type="dxa"/>
-              <w:start w:w="120" w:type="dxa"/>
-              <w:bottom w:w="80" w:type="dxa"/>
-              <w:end w:w="120" w:type="dxa"/>
-            </w:tcMar>
-          </w:tcPr>
-          <w:p>
-            <w:pPr>
-              <w:spacing w:before="0" w:after="60" w:line="264" w:lineRule="auto"/>
-              <w:jc w:val="left"/>
-            </w:pPr>
-            <w:r>
-              <w:rPr>
-                <w:rFonts w:ascii="Calibri" w:hAnsi="Calibri"/>
+            <w:tcW w:w="7128" w:type="dxa"/>
+            <w:tcMar>
+              <w:top w:w="80" w:type="dxa"/>
+              <w:left w:w="120" w:type="dxa"/>
+              <w:bottom w:w="80" w:type="dxa"/>
+              <w:right w:w="120" w:type="dxa"/>
+            </w:tcMar>
+            <w:vAlign w:val="center"/>
+          </w:tcPr>
+          <w:p>
+            <w:pPr>
+              <w:spacing w:after="60" w:line="264" w:lineRule="auto"/>
+              <w:jc w:val="left"/>
+            </w:pPr>
+            <w:r>
+              <w:rPr>
                 <w:sz w:val="19"/>
               </w:rPr>
               <w:t>Run Latin-square four-condition study and collect Qualtrics responses</w:t>
@@ -4677,23 +4349,22 @@
       <w:tr>
         <w:tc>
           <w:tcPr>
-            <w:tcW w:type="dxa" w:w="2232"/>
-            <w:vAlign w:val="center"/>
-            <w:tcMar>
-              <w:top w:w="80" w:type="dxa"/>
-              <w:start w:w="120" w:type="dxa"/>
-              <w:bottom w:w="80" w:type="dxa"/>
-              <w:end w:w="120" w:type="dxa"/>
-            </w:tcMar>
-          </w:tcPr>
-          <w:p>
-            <w:pPr>
-              <w:spacing w:before="0" w:after="60" w:line="264" w:lineRule="auto"/>
-              <w:jc w:val="left"/>
-            </w:pPr>
-            <w:r>
-              <w:rPr>
-                <w:rFonts w:ascii="Calibri" w:hAnsi="Calibri"/>
+            <w:tcW w:w="2232" w:type="dxa"/>
+            <w:tcMar>
+              <w:top w:w="80" w:type="dxa"/>
+              <w:left w:w="120" w:type="dxa"/>
+              <w:bottom w:w="80" w:type="dxa"/>
+              <w:right w:w="120" w:type="dxa"/>
+            </w:tcMar>
+            <w:vAlign w:val="center"/>
+          </w:tcPr>
+          <w:p>
+            <w:pPr>
+              <w:spacing w:after="60" w:line="264" w:lineRule="auto"/>
+              <w:jc w:val="left"/>
+            </w:pPr>
+            <w:r>
+              <w:rPr>
                 <w:sz w:val="19"/>
               </w:rPr>
               <w:t>6. Analysis and writing</w:t>
@@ -4702,23 +4373,22 @@
         </w:tc>
         <w:tc>
           <w:tcPr>
-            <w:tcW w:type="dxa" w:w="7128"/>
-            <w:vAlign w:val="center"/>
-            <w:tcMar>
-              <w:top w:w="80" w:type="dxa"/>
-              <w:start w:w="120" w:type="dxa"/>
-              <w:bottom w:w="80" w:type="dxa"/>
-              <w:end w:w="120" w:type="dxa"/>
-            </w:tcMar>
-          </w:tcPr>
-          <w:p>
-            <w:pPr>
-              <w:spacing w:before="0" w:after="60" w:line="264" w:lineRule="auto"/>
-              <w:jc w:val="left"/>
-            </w:pPr>
-            <w:r>
-              <w:rPr>
-                <w:rFonts w:ascii="Calibri" w:hAnsi="Calibri"/>
+            <w:tcW w:w="7128" w:type="dxa"/>
+            <w:tcMar>
+              <w:top w:w="80" w:type="dxa"/>
+              <w:left w:w="120" w:type="dxa"/>
+              <w:bottom w:w="80" w:type="dxa"/>
+              <w:right w:w="120" w:type="dxa"/>
+            </w:tcMar>
+            <w:vAlign w:val="center"/>
+          </w:tcPr>
+          <w:p>
+            <w:pPr>
+              <w:spacing w:after="60" w:line="264" w:lineRule="auto"/>
+              <w:jc w:val="left"/>
+            </w:pPr>
+            <w:r>
+              <w:rPr>
                 <w:sz w:val="19"/>
               </w:rPr>
               <w:t>Combine quantitative, qualitative, and performance findings; document limitations and model-specific scope</w:t>
@@ -4742,11 +4412,11 @@
         <w:keepLines/>
         <w:numPr>
           <w:ilvl w:val="0"/>
-          <w:numId w:val="32"/>
+          <w:numId w:val="1"/>
         </w:numPr>
       </w:pPr>
       <w:r>
-        <w:t>The participant sample and memory pool are appropriate for a prototype, not a claim of AAA-scale deployment.</w:t>
+        <w:t>The participant sample and naturally generated atomic memory pool are appropriate for a prototype, not a claim of AAA-scale deployment.</w:t>
       </w:r>
     </w:p>
     <w:p>
@@ -4755,7 +4425,7 @@
         <w:keepLines/>
         <w:numPr>
           <w:ilvl w:val="0"/>
-          <w:numId w:val="32"/>
+          <w:numId w:val="1"/>
         </w:numPr>
       </w:pPr>
       <w:r>
@@ -4768,11 +4438,11 @@
         <w:keepLines/>
         <w:numPr>
           <w:ilvl w:val="0"/>
-          <w:numId w:val="32"/>
+          <w:numId w:val="1"/>
         </w:numPr>
       </w:pPr>
       <w:r>
-        <w:t>Memory-pool size and irrelevant-memory proportion are not manipulated; the study therefore does not establish when retrieval becomes necessary or how the methods scale to large games.</w:t>
+        <w:t>Memory-pool size varies naturally with completed player turns, but size and irrelevant-memory proportion are not experimentally manipulated. The study therefore does not establish a universal threshold at which retrieval becomes necessary or how the methods scale to large games.</w:t>
       </w:r>
     </w:p>
     <w:p>
@@ -4781,7 +4451,7 @@
         <w:keepLines/>
         <w:numPr>
           <w:ilvl w:val="0"/>
-          <w:numId w:val="32"/>
+          <w:numId w:val="1"/>
         </w:numPr>
       </w:pPr>
       <w:r>
@@ -4794,7 +4464,7 @@
         <w:keepLines/>
         <w:numPr>
           <w:ilvl w:val="0"/>
-          <w:numId w:val="32"/>
+          <w:numId w:val="1"/>
         </w:numPr>
       </w:pPr>
       <w:r>
@@ -4811,6 +4481,7 @@
         <w:pStyle w:val="Heading1"/>
       </w:pPr>
       <w:r>
+        <w:lastRenderedPageBreak/>
         <w:t>References</w:t>
       </w:r>
     </w:p>
@@ -4845,7 +4516,7 @@
       </w:r>
     </w:p>
     <w:sectPr>
-      <w:footerReference w:type="default" r:id="rId9"/>
+      <w:footerReference w:type="default" r:id="rId7"/>
       <w:pgSz w:w="12240" w:h="15840"/>
       <w:pgMar w:top="1440" w:right="1440" w:bottom="1440" w:left="1440" w:header="851" w:footer="992" w:gutter="0"/>
       <w:cols w:space="425"/>
@@ -4881,14 +4552,27 @@
 </file>
 
 <file path=word/footer1.xml><?xml version="1.0" encoding="utf-8"?>
-<w:ftr xmlns:m="http://schemas.openxmlformats.org/officeDocument/2006/math" xmlns:mc="http://schemas.openxmlformats.org/markup-compatibility/2006" xmlns:mo="http://schemas.microsoft.com/office/mac/office/2008/main" xmlns:mv="urn:schemas-microsoft-com:mac:vml" xmlns:o="urn:schemas-microsoft-com:office:office" xmlns:r="http://schemas.openxmlformats.org/officeDocument/2006/relationships" xmlns:v="urn:schemas-microsoft-com:vml" xmlns:w10="urn:schemas-microsoft-com:office:word" xmlns:w14="http://schemas.microsoft.com/office/word/2010/wordml" xmlns:w="http://schemas.openxmlformats.org/wordprocessingml/2006/main" xmlns:wne="http://schemas.microsoft.com/office/word/2006/wordml" xmlns:wp14="http://schemas.microsoft.com/office/word/2010/wordprocessingDrawing" xmlns:wp="http://schemas.openxmlformats.org/drawingml/2006/wordprocessingDrawing" xmlns:wpc="http://schemas.microsoft.com/office/word/2010/wordprocessingCanvas" xmlns:wpg="http://schemas.microsoft.com/office/word/2010/wordprocessingGroup" xmlns:wpi="http://schemas.microsoft.com/office/word/2010/wordprocessingInk" xmlns:wps="http://schemas.microsoft.com/office/word/2010/wordprocessingShape" mc:Ignorable="w14 wp14">
+<w:ftr xmlns:wpc="http://schemas.microsoft.com/office/word/2010/wordprocessingCanvas" xmlns:cx="http://schemas.microsoft.com/office/drawing/2014/chartex" xmlns:cx1="http://schemas.microsoft.com/office/drawing/2015/9/8/chartex" xmlns:cx2="http://schemas.microsoft.com/office/drawing/2015/10/21/chartex" xmlns:cx3="http://schemas.microsoft.com/office/drawing/2016/5/9/chartex" xmlns:cx4="http://schemas.microsoft.com/office/drawing/2016/5/10/chartex" xmlns:cx5="http://schemas.microsoft.com/office/drawing/2016/5/11/chartex" xmlns:cx6="http://schemas.microsoft.com/office/drawing/2016/5/12/chartex" xmlns:cx7="http://schemas.microsoft.com/office/drawing/2016/5/13/chartex" xmlns:cx8="http://schemas.microsoft.com/office/drawing/2016/5/14/chartex" xmlns:mc="http://schemas.openxmlformats.org/markup-compatibility/2006" xmlns:aink="http://schemas.microsoft.com/office/drawing/2016/ink" xmlns:am3d="http://schemas.microsoft.com/office/drawing/2017/model3d" xmlns:o="urn:schemas-microsoft-com:office:office" xmlns:oel="http://schemas.microsoft.com/office/2019/extlst" xmlns:r="http://schemas.openxmlformats.org/officeDocument/2006/relationships" xmlns:m="http://schemas.openxmlformats.org/officeDocument/2006/math" xmlns:v="urn:schemas-microsoft-com:vml" xmlns:wp14="http://schemas.microsoft.com/office/word/2010/wordprocessingDrawing" xmlns:wp="http://schemas.openxmlformats.org/drawingml/2006/wordprocessingDrawing" xmlns:w10="urn:schemas-microsoft-com:office:word" xmlns:w="http://schemas.openxmlformats.org/wordprocessingml/2006/main" xmlns:w14="http://schemas.microsoft.com/office/word/2010/wordml" xmlns:w15="http://schemas.microsoft.com/office/word/2012/wordml" xmlns:w16cei="http://schemas.microsoft.com/office/word/2026/wordml/cei" xmlns:w16cex="http://schemas.microsoft.com/office/word/2018/wordml/cex" xmlns:w16cid="http://schemas.microsoft.com/office/word/2016/wordml/cid" xmlns:w16="http://schemas.microsoft.com/office/word/2018/wordml" xmlns:w16du="http://schemas.microsoft.com/office/word/2023/wordml/word16du" xmlns:w16sdtdh="http://schemas.microsoft.com/office/word/2020/wordml/sdtdatahash" xmlns:w16sdtfl="http://schemas.microsoft.com/office/word/2024/wordml/sdtformatlock" xmlns:w16se="http://schemas.microsoft.com/office/word/2015/wordml/symex" xmlns:wpg="http://schemas.microsoft.com/office/word/2010/wordprocessingGroup" xmlns:wpi="http://schemas.microsoft.com/office/word/2010/wordprocessingInk" xmlns:wne="http://schemas.microsoft.com/office/word/2006/wordml" xmlns:wps="http://schemas.microsoft.com/office/word/2010/wordprocessingShape" mc:Ignorable="w14 w15 w16se w16cid w16 w16cex w16sdtdh w16sdtfl w16du wp14">
   <w:p>
     <w:pPr>
       <w:jc w:val="center"/>
     </w:pPr>
     <w:r>
       <w:fldChar w:fldCharType="begin"/>
+    </w:r>
+    <w:r>
       <w:instrText xml:space="preserve"> PAGE </w:instrText>
+    </w:r>
+    <w:r>
+      <w:fldChar w:fldCharType="separate"/>
+    </w:r>
+    <w:r>
+      <w:rPr>
+        <w:noProof/>
+      </w:rPr>
+      <w:t>1</w:t>
+    </w:r>
+    <w:r>
       <w:fldChar w:fldCharType="end"/>
     </w:r>
   </w:p>
@@ -6036,6 +5720,120 @@
     </w:lvl>
   </w:abstractNum>
   <w:abstractNum w:abstractNumId="12" w15:restartNumberingAfterBreak="0">
+    <w:nsid w:val="33D22EE8"/>
+    <w:multiLevelType w:val="multilevel"/>
+    <w:tmpl w:val="8C008004"/>
+    <w:lvl w:ilvl="0">
+      <w:start w:val="1"/>
+      <w:numFmt w:val="decimal"/>
+      <w:lvlText w:val="%1."/>
+      <w:lvlJc w:val="left"/>
+      <w:pPr>
+        <w:tabs>
+          <w:tab w:val="num" w:pos="540"/>
+        </w:tabs>
+        <w:ind w:left="540" w:hanging="280"/>
+      </w:pPr>
+    </w:lvl>
+    <w:lvl w:ilvl="1">
+      <w:numFmt w:val="decimal"/>
+      <w:lvlText w:val=""/>
+      <w:lvlJc w:val="left"/>
+    </w:lvl>
+    <w:lvl w:ilvl="2">
+      <w:numFmt w:val="decimal"/>
+      <w:lvlText w:val=""/>
+      <w:lvlJc w:val="left"/>
+    </w:lvl>
+    <w:lvl w:ilvl="3">
+      <w:numFmt w:val="decimal"/>
+      <w:lvlText w:val=""/>
+      <w:lvlJc w:val="left"/>
+    </w:lvl>
+    <w:lvl w:ilvl="4">
+      <w:numFmt w:val="decimal"/>
+      <w:lvlText w:val=""/>
+      <w:lvlJc w:val="left"/>
+    </w:lvl>
+    <w:lvl w:ilvl="5">
+      <w:numFmt w:val="decimal"/>
+      <w:lvlText w:val=""/>
+      <w:lvlJc w:val="left"/>
+    </w:lvl>
+    <w:lvl w:ilvl="6">
+      <w:numFmt w:val="decimal"/>
+      <w:lvlText w:val=""/>
+      <w:lvlJc w:val="left"/>
+    </w:lvl>
+    <w:lvl w:ilvl="7">
+      <w:numFmt w:val="decimal"/>
+      <w:lvlText w:val=""/>
+      <w:lvlJc w:val="left"/>
+    </w:lvl>
+    <w:lvl w:ilvl="8">
+      <w:numFmt w:val="decimal"/>
+      <w:lvlText w:val=""/>
+      <w:lvlJc w:val="left"/>
+    </w:lvl>
+  </w:abstractNum>
+  <w:abstractNum w:abstractNumId="13" w15:restartNumberingAfterBreak="0">
+    <w:nsid w:val="376B3050"/>
+    <w:multiLevelType w:val="multilevel"/>
+    <w:tmpl w:val="4E7EA408"/>
+    <w:lvl w:ilvl="0">
+      <w:start w:val="1"/>
+      <w:numFmt w:val="decimal"/>
+      <w:lvlText w:val="%1."/>
+      <w:lvlJc w:val="left"/>
+      <w:pPr>
+        <w:tabs>
+          <w:tab w:val="num" w:pos="540"/>
+        </w:tabs>
+        <w:ind w:left="540" w:hanging="280"/>
+      </w:pPr>
+    </w:lvl>
+    <w:lvl w:ilvl="1">
+      <w:numFmt w:val="decimal"/>
+      <w:lvlText w:val=""/>
+      <w:lvlJc w:val="left"/>
+    </w:lvl>
+    <w:lvl w:ilvl="2">
+      <w:numFmt w:val="decimal"/>
+      <w:lvlText w:val=""/>
+      <w:lvlJc w:val="left"/>
+    </w:lvl>
+    <w:lvl w:ilvl="3">
+      <w:numFmt w:val="decimal"/>
+      <w:lvlText w:val=""/>
+      <w:lvlJc w:val="left"/>
+    </w:lvl>
+    <w:lvl w:ilvl="4">
+      <w:numFmt w:val="decimal"/>
+      <w:lvlText w:val=""/>
+      <w:lvlJc w:val="left"/>
+    </w:lvl>
+    <w:lvl w:ilvl="5">
+      <w:numFmt w:val="decimal"/>
+      <w:lvlText w:val=""/>
+      <w:lvlJc w:val="left"/>
+    </w:lvl>
+    <w:lvl w:ilvl="6">
+      <w:numFmt w:val="decimal"/>
+      <w:lvlText w:val=""/>
+      <w:lvlJc w:val="left"/>
+    </w:lvl>
+    <w:lvl w:ilvl="7">
+      <w:numFmt w:val="decimal"/>
+      <w:lvlText w:val=""/>
+      <w:lvlJc w:val="left"/>
+    </w:lvl>
+    <w:lvl w:ilvl="8">
+      <w:numFmt w:val="decimal"/>
+      <w:lvlText w:val=""/>
+      <w:lvlJc w:val="left"/>
+    </w:lvl>
+  </w:abstractNum>
+  <w:abstractNum w:abstractNumId="14" w15:restartNumberingAfterBreak="0">
     <w:nsid w:val="3DAF182B"/>
     <w:multiLevelType w:val="hybridMultilevel"/>
     <w:tmpl w:val="8974A3D8"/>
@@ -6124,7 +5922,192 @@
       </w:pPr>
     </w:lvl>
   </w:abstractNum>
-  <w:abstractNum w:abstractNumId="13" w15:restartNumberingAfterBreak="0">
+  <w:abstractNum w:abstractNumId="15" w15:restartNumberingAfterBreak="0">
+    <w:nsid w:val="44FF3768"/>
+    <w:multiLevelType w:val="multilevel"/>
+    <w:tmpl w:val="C5863F5C"/>
+    <w:lvl w:ilvl="0">
+      <w:start w:val="1"/>
+      <w:numFmt w:val="bullet"/>
+      <w:lvlText w:val="•"/>
+      <w:lvlJc w:val="left"/>
+      <w:pPr>
+        <w:tabs>
+          <w:tab w:val="num" w:pos="540"/>
+        </w:tabs>
+        <w:ind w:left="540" w:hanging="280"/>
+      </w:pPr>
+    </w:lvl>
+    <w:lvl w:ilvl="1">
+      <w:start w:val="1"/>
+      <w:numFmt w:val="bullet"/>
+      <w:lvlText w:val="○"/>
+      <w:lvlJc w:val="left"/>
+      <w:pPr>
+        <w:tabs>
+          <w:tab w:val="num" w:pos="900"/>
+        </w:tabs>
+        <w:ind w:left="900" w:hanging="280"/>
+      </w:pPr>
+    </w:lvl>
+    <w:lvl w:ilvl="2">
+      <w:numFmt w:val="decimal"/>
+      <w:lvlText w:val=""/>
+      <w:lvlJc w:val="left"/>
+    </w:lvl>
+    <w:lvl w:ilvl="3">
+      <w:numFmt w:val="decimal"/>
+      <w:lvlText w:val=""/>
+      <w:lvlJc w:val="left"/>
+    </w:lvl>
+    <w:lvl w:ilvl="4">
+      <w:numFmt w:val="decimal"/>
+      <w:lvlText w:val=""/>
+      <w:lvlJc w:val="left"/>
+    </w:lvl>
+    <w:lvl w:ilvl="5">
+      <w:numFmt w:val="decimal"/>
+      <w:lvlText w:val=""/>
+      <w:lvlJc w:val="left"/>
+    </w:lvl>
+    <w:lvl w:ilvl="6">
+      <w:numFmt w:val="decimal"/>
+      <w:lvlText w:val=""/>
+      <w:lvlJc w:val="left"/>
+    </w:lvl>
+    <w:lvl w:ilvl="7">
+      <w:numFmt w:val="decimal"/>
+      <w:lvlText w:val=""/>
+      <w:lvlJc w:val="left"/>
+    </w:lvl>
+    <w:lvl w:ilvl="8">
+      <w:numFmt w:val="decimal"/>
+      <w:lvlText w:val=""/>
+      <w:lvlJc w:val="left"/>
+    </w:lvl>
+  </w:abstractNum>
+  <w:abstractNum w:abstractNumId="16" w15:restartNumberingAfterBreak="0">
+    <w:nsid w:val="55F268D3"/>
+    <w:multiLevelType w:val="multilevel"/>
+    <w:tmpl w:val="4F4EDC22"/>
+    <w:lvl w:ilvl="0">
+      <w:start w:val="1"/>
+      <w:numFmt w:val="decimal"/>
+      <w:lvlText w:val="%1."/>
+      <w:lvlJc w:val="left"/>
+      <w:pPr>
+        <w:tabs>
+          <w:tab w:val="num" w:pos="540"/>
+        </w:tabs>
+        <w:ind w:left="540" w:hanging="280"/>
+      </w:pPr>
+    </w:lvl>
+    <w:lvl w:ilvl="1">
+      <w:numFmt w:val="decimal"/>
+      <w:lvlText w:val=""/>
+      <w:lvlJc w:val="left"/>
+    </w:lvl>
+    <w:lvl w:ilvl="2">
+      <w:numFmt w:val="decimal"/>
+      <w:lvlText w:val=""/>
+      <w:lvlJc w:val="left"/>
+    </w:lvl>
+    <w:lvl w:ilvl="3">
+      <w:numFmt w:val="decimal"/>
+      <w:lvlText w:val=""/>
+      <w:lvlJc w:val="left"/>
+    </w:lvl>
+    <w:lvl w:ilvl="4">
+      <w:numFmt w:val="decimal"/>
+      <w:lvlText w:val=""/>
+      <w:lvlJc w:val="left"/>
+    </w:lvl>
+    <w:lvl w:ilvl="5">
+      <w:numFmt w:val="decimal"/>
+      <w:lvlText w:val=""/>
+      <w:lvlJc w:val="left"/>
+    </w:lvl>
+    <w:lvl w:ilvl="6">
+      <w:numFmt w:val="decimal"/>
+      <w:lvlText w:val=""/>
+      <w:lvlJc w:val="left"/>
+    </w:lvl>
+    <w:lvl w:ilvl="7">
+      <w:numFmt w:val="decimal"/>
+      <w:lvlText w:val=""/>
+      <w:lvlJc w:val="left"/>
+    </w:lvl>
+    <w:lvl w:ilvl="8">
+      <w:numFmt w:val="decimal"/>
+      <w:lvlText w:val=""/>
+      <w:lvlJc w:val="left"/>
+    </w:lvl>
+  </w:abstractNum>
+  <w:abstractNum w:abstractNumId="17" w15:restartNumberingAfterBreak="0">
+    <w:nsid w:val="57A47674"/>
+    <w:multiLevelType w:val="multilevel"/>
+    <w:tmpl w:val="1D06C2A2"/>
+    <w:lvl w:ilvl="0">
+      <w:start w:val="1"/>
+      <w:numFmt w:val="bullet"/>
+      <w:lvlText w:val="•"/>
+      <w:lvlJc w:val="left"/>
+      <w:pPr>
+        <w:tabs>
+          <w:tab w:val="num" w:pos="540"/>
+        </w:tabs>
+        <w:ind w:left="540" w:hanging="280"/>
+      </w:pPr>
+    </w:lvl>
+    <w:lvl w:ilvl="1">
+      <w:start w:val="1"/>
+      <w:numFmt w:val="bullet"/>
+      <w:lvlText w:val="○"/>
+      <w:lvlJc w:val="left"/>
+      <w:pPr>
+        <w:tabs>
+          <w:tab w:val="num" w:pos="900"/>
+        </w:tabs>
+        <w:ind w:left="900" w:hanging="280"/>
+      </w:pPr>
+    </w:lvl>
+    <w:lvl w:ilvl="2">
+      <w:numFmt w:val="decimal"/>
+      <w:lvlText w:val=""/>
+      <w:lvlJc w:val="left"/>
+    </w:lvl>
+    <w:lvl w:ilvl="3">
+      <w:numFmt w:val="decimal"/>
+      <w:lvlText w:val=""/>
+      <w:lvlJc w:val="left"/>
+    </w:lvl>
+    <w:lvl w:ilvl="4">
+      <w:numFmt w:val="decimal"/>
+      <w:lvlText w:val=""/>
+      <w:lvlJc w:val="left"/>
+    </w:lvl>
+    <w:lvl w:ilvl="5">
+      <w:numFmt w:val="decimal"/>
+      <w:lvlText w:val=""/>
+      <w:lvlJc w:val="left"/>
+    </w:lvl>
+    <w:lvl w:ilvl="6">
+      <w:numFmt w:val="decimal"/>
+      <w:lvlText w:val=""/>
+      <w:lvlJc w:val="left"/>
+    </w:lvl>
+    <w:lvl w:ilvl="7">
+      <w:numFmt w:val="decimal"/>
+      <w:lvlText w:val=""/>
+      <w:lvlJc w:val="left"/>
+    </w:lvl>
+    <w:lvl w:ilvl="8">
+      <w:numFmt w:val="decimal"/>
+      <w:lvlText w:val=""/>
+      <w:lvlJc w:val="left"/>
+    </w:lvl>
+  </w:abstractNum>
+  <w:abstractNum w:abstractNumId="18" w15:restartNumberingAfterBreak="0">
     <w:nsid w:val="58DA6308"/>
     <w:multiLevelType w:val="hybridMultilevel"/>
     <w:tmpl w:val="50EE3E72"/>
@@ -6213,7 +6196,71 @@
       </w:pPr>
     </w:lvl>
   </w:abstractNum>
-  <w:abstractNum w:abstractNumId="14" w15:restartNumberingAfterBreak="0">
+  <w:abstractNum w:abstractNumId="19" w15:restartNumberingAfterBreak="0">
+    <w:nsid w:val="633C503B"/>
+    <w:multiLevelType w:val="multilevel"/>
+    <w:tmpl w:val="45B4613C"/>
+    <w:lvl w:ilvl="0">
+      <w:start w:val="1"/>
+      <w:numFmt w:val="bullet"/>
+      <w:lvlText w:val="•"/>
+      <w:lvlJc w:val="left"/>
+      <w:pPr>
+        <w:tabs>
+          <w:tab w:val="num" w:pos="540"/>
+        </w:tabs>
+        <w:ind w:left="540" w:hanging="280"/>
+      </w:pPr>
+    </w:lvl>
+    <w:lvl w:ilvl="1">
+      <w:start w:val="1"/>
+      <w:numFmt w:val="bullet"/>
+      <w:lvlText w:val="○"/>
+      <w:lvlJc w:val="left"/>
+      <w:pPr>
+        <w:tabs>
+          <w:tab w:val="num" w:pos="900"/>
+        </w:tabs>
+        <w:ind w:left="900" w:hanging="280"/>
+      </w:pPr>
+    </w:lvl>
+    <w:lvl w:ilvl="2">
+      <w:numFmt w:val="decimal"/>
+      <w:lvlText w:val=""/>
+      <w:lvlJc w:val="left"/>
+    </w:lvl>
+    <w:lvl w:ilvl="3">
+      <w:numFmt w:val="decimal"/>
+      <w:lvlText w:val=""/>
+      <w:lvlJc w:val="left"/>
+    </w:lvl>
+    <w:lvl w:ilvl="4">
+      <w:numFmt w:val="decimal"/>
+      <w:lvlText w:val=""/>
+      <w:lvlJc w:val="left"/>
+    </w:lvl>
+    <w:lvl w:ilvl="5">
+      <w:numFmt w:val="decimal"/>
+      <w:lvlText w:val=""/>
+      <w:lvlJc w:val="left"/>
+    </w:lvl>
+    <w:lvl w:ilvl="6">
+      <w:numFmt w:val="decimal"/>
+      <w:lvlText w:val=""/>
+      <w:lvlJc w:val="left"/>
+    </w:lvl>
+    <w:lvl w:ilvl="7">
+      <w:numFmt w:val="decimal"/>
+      <w:lvlText w:val=""/>
+      <w:lvlJc w:val="left"/>
+    </w:lvl>
+    <w:lvl w:ilvl="8">
+      <w:numFmt w:val="decimal"/>
+      <w:lvlText w:val=""/>
+      <w:lvlJc w:val="left"/>
+    </w:lvl>
+  </w:abstractNum>
+  <w:abstractNum w:abstractNumId="20" w15:restartNumberingAfterBreak="0">
     <w:nsid w:val="68892CC3"/>
     <w:multiLevelType w:val="multilevel"/>
     <w:tmpl w:val="D568705C"/>
@@ -6326,7 +6373,64 @@
       </w:pPr>
     </w:lvl>
   </w:abstractNum>
-  <w:abstractNum w:abstractNumId="15" w15:restartNumberingAfterBreak="0">
+  <w:abstractNum w:abstractNumId="21" w15:restartNumberingAfterBreak="0">
+    <w:nsid w:val="69455CAE"/>
+    <w:multiLevelType w:val="multilevel"/>
+    <w:tmpl w:val="90DA7EE0"/>
+    <w:lvl w:ilvl="0">
+      <w:start w:val="1"/>
+      <w:numFmt w:val="decimal"/>
+      <w:lvlText w:val="%1."/>
+      <w:lvlJc w:val="left"/>
+      <w:pPr>
+        <w:tabs>
+          <w:tab w:val="num" w:pos="540"/>
+        </w:tabs>
+        <w:ind w:left="540" w:hanging="280"/>
+      </w:pPr>
+    </w:lvl>
+    <w:lvl w:ilvl="1">
+      <w:numFmt w:val="decimal"/>
+      <w:lvlText w:val=""/>
+      <w:lvlJc w:val="left"/>
+    </w:lvl>
+    <w:lvl w:ilvl="2">
+      <w:numFmt w:val="decimal"/>
+      <w:lvlText w:val=""/>
+      <w:lvlJc w:val="left"/>
+    </w:lvl>
+    <w:lvl w:ilvl="3">
+      <w:numFmt w:val="decimal"/>
+      <w:lvlText w:val=""/>
+      <w:lvlJc w:val="left"/>
+    </w:lvl>
+    <w:lvl w:ilvl="4">
+      <w:numFmt w:val="decimal"/>
+      <w:lvlText w:val=""/>
+      <w:lvlJc w:val="left"/>
+    </w:lvl>
+    <w:lvl w:ilvl="5">
+      <w:numFmt w:val="decimal"/>
+      <w:lvlText w:val=""/>
+      <w:lvlJc w:val="left"/>
+    </w:lvl>
+    <w:lvl w:ilvl="6">
+      <w:numFmt w:val="decimal"/>
+      <w:lvlText w:val=""/>
+      <w:lvlJc w:val="left"/>
+    </w:lvl>
+    <w:lvl w:ilvl="7">
+      <w:numFmt w:val="decimal"/>
+      <w:lvlText w:val=""/>
+      <w:lvlJc w:val="left"/>
+    </w:lvl>
+    <w:lvl w:ilvl="8">
+      <w:numFmt w:val="decimal"/>
+      <w:lvlText w:val=""/>
+      <w:lvlJc w:val="left"/>
+    </w:lvl>
+  </w:abstractNum>
+  <w:abstractNum w:abstractNumId="22" w15:restartNumberingAfterBreak="0">
     <w:nsid w:val="6E3949A6"/>
     <w:multiLevelType w:val="hybridMultilevel"/>
     <w:tmpl w:val="A58A290A"/>
@@ -6415,7 +6519,71 @@
       </w:pPr>
     </w:lvl>
   </w:abstractNum>
-  <w:abstractNum w:abstractNumId="16" w15:restartNumberingAfterBreak="0">
+  <w:abstractNum w:abstractNumId="23" w15:restartNumberingAfterBreak="0">
+    <w:nsid w:val="76963BE9"/>
+    <w:multiLevelType w:val="multilevel"/>
+    <w:tmpl w:val="1920204C"/>
+    <w:lvl w:ilvl="0">
+      <w:start w:val="1"/>
+      <w:numFmt w:val="bullet"/>
+      <w:lvlText w:val="•"/>
+      <w:lvlJc w:val="left"/>
+      <w:pPr>
+        <w:tabs>
+          <w:tab w:val="num" w:pos="540"/>
+        </w:tabs>
+        <w:ind w:left="540" w:hanging="280"/>
+      </w:pPr>
+    </w:lvl>
+    <w:lvl w:ilvl="1">
+      <w:start w:val="1"/>
+      <w:numFmt w:val="bullet"/>
+      <w:lvlText w:val="○"/>
+      <w:lvlJc w:val="left"/>
+      <w:pPr>
+        <w:tabs>
+          <w:tab w:val="num" w:pos="900"/>
+        </w:tabs>
+        <w:ind w:left="900" w:hanging="280"/>
+      </w:pPr>
+    </w:lvl>
+    <w:lvl w:ilvl="2">
+      <w:numFmt w:val="decimal"/>
+      <w:lvlText w:val=""/>
+      <w:lvlJc w:val="left"/>
+    </w:lvl>
+    <w:lvl w:ilvl="3">
+      <w:numFmt w:val="decimal"/>
+      <w:lvlText w:val=""/>
+      <w:lvlJc w:val="left"/>
+    </w:lvl>
+    <w:lvl w:ilvl="4">
+      <w:numFmt w:val="decimal"/>
+      <w:lvlText w:val=""/>
+      <w:lvlJc w:val="left"/>
+    </w:lvl>
+    <w:lvl w:ilvl="5">
+      <w:numFmt w:val="decimal"/>
+      <w:lvlText w:val=""/>
+      <w:lvlJc w:val="left"/>
+    </w:lvl>
+    <w:lvl w:ilvl="6">
+      <w:numFmt w:val="decimal"/>
+      <w:lvlText w:val=""/>
+      <w:lvlJc w:val="left"/>
+    </w:lvl>
+    <w:lvl w:ilvl="7">
+      <w:numFmt w:val="decimal"/>
+      <w:lvlText w:val=""/>
+      <w:lvlJc w:val="left"/>
+    </w:lvl>
+    <w:lvl w:ilvl="8">
+      <w:numFmt w:val="decimal"/>
+      <w:lvlText w:val=""/>
+      <w:lvlJc w:val="left"/>
+    </w:lvl>
+  </w:abstractNum>
+  <w:abstractNum w:abstractNumId="24" w15:restartNumberingAfterBreak="0">
     <w:nsid w:val="7C3129F6"/>
     <w:multiLevelType w:val="hybridMultilevel"/>
     <w:tmpl w:val="5758591A"/>
@@ -6504,7 +6672,7 @@
       </w:pPr>
     </w:lvl>
   </w:abstractNum>
-  <w:abstractNum w:abstractNumId="17" w15:restartNumberingAfterBreak="0">
+  <w:abstractNum w:abstractNumId="25" w15:restartNumberingAfterBreak="0">
     <w:nsid w:val="7DD34C71"/>
     <w:multiLevelType w:val="hybridMultilevel"/>
     <w:tmpl w:val="143ED946"/>
@@ -6593,7 +6761,7 @@
       </w:pPr>
     </w:lvl>
   </w:abstractNum>
-  <w:abstractNum w:abstractNumId="18" w15:restartNumberingAfterBreak="0">
+  <w:abstractNum w:abstractNumId="26" w15:restartNumberingAfterBreak="0">
     <w:nsid w:val="7FF120F8"/>
     <w:multiLevelType w:val="hybridMultilevel"/>
     <w:tmpl w:val="3EDCE5E4"/>
@@ -6682,311 +6850,26 @@
       </w:pPr>
     </w:lvl>
   </w:abstractNum>
-  <w:num w:numId="1" w16cid:durableId="1654410916">
-    <w:abstractNumId w:val="4"/>
+  <w:num w:numId="1" w16cid:durableId="1020277010">
+    <w:abstractNumId w:val="17"/>
+    <w:lvlOverride w:ilvl="0">
+      <w:startOverride w:val="1"/>
+    </w:lvlOverride>
   </w:num>
-  <w:num w:numId="2" w16cid:durableId="1786459620">
-    <w:abstractNumId w:val="14"/>
-  </w:num>
-  <w:num w:numId="3" w16cid:durableId="1987391066">
-    <w:abstractNumId w:val="7"/>
-  </w:num>
-  <w:num w:numId="4" w16cid:durableId="680665806">
-    <w:abstractNumId w:val="0"/>
-  </w:num>
-  <w:num w:numId="5" w16cid:durableId="2076389383">
-    <w:abstractNumId w:val="15"/>
-  </w:num>
-  <w:num w:numId="6" w16cid:durableId="709035006">
-    <w:abstractNumId w:val="17"/>
-  </w:num>
-  <w:num w:numId="7" w16cid:durableId="1503618345">
-    <w:abstractNumId w:val="3"/>
-  </w:num>
-  <w:num w:numId="8" w16cid:durableId="757942901">
-    <w:abstractNumId w:val="6"/>
-  </w:num>
-  <w:num w:numId="9" w16cid:durableId="749472579">
-    <w:abstractNumId w:val="8"/>
-  </w:num>
-  <w:num w:numId="10" w16cid:durableId="1154907932">
-    <w:abstractNumId w:val="9"/>
-  </w:num>
-  <w:num w:numId="11" w16cid:durableId="602879277">
-    <w:abstractNumId w:val="12"/>
-  </w:num>
-  <w:num w:numId="12" w16cid:durableId="1337926442">
-    <w:abstractNumId w:val="11"/>
-  </w:num>
-  <w:num w:numId="13" w16cid:durableId="98987555">
-    <w:abstractNumId w:val="10"/>
-  </w:num>
-  <w:num w:numId="14" w16cid:durableId="351344234">
-    <w:abstractNumId w:val="2"/>
-  </w:num>
-  <w:num w:numId="15" w16cid:durableId="585959555">
-    <w:abstractNumId w:val="1"/>
-  </w:num>
-  <w:num w:numId="16" w16cid:durableId="2145804420">
-    <w:abstractNumId w:val="5"/>
-  </w:num>
-  <w:num w:numId="17" w16cid:durableId="258952858">
-    <w:abstractNumId w:val="13"/>
-  </w:num>
-  <w:num w:numId="18" w16cid:durableId="448205578">
-    <w:abstractNumId w:val="18"/>
-  </w:num>
-  <w:num w:numId="19" w16cid:durableId="167059361">
-    <w:abstractNumId w:val="16"/>
-  </w:num>
-  <w:abstractNum w:abstractNumId="19">
-    <w:multiLevelType w:val="multilevel"/>
-    <w:lvl w:ilvl="0">
-      <w:start w:val="1"/>
-      <w:numFmt w:val="bullet"/>
-      <w:lvlText w:val="•"/>
-      <w:lvlJc w:val="left"/>
-      <w:pPr>
-        <w:tabs>
-          <w:tab w:val="num" w:pos="540"/>
-        </w:tabs>
-        <w:ind w:left="540" w:hanging="280"/>
-      </w:pPr>
-    </w:lvl>
-    <w:lvl w:ilvl="1">
-      <w:start w:val="1"/>
-      <w:numFmt w:val="bullet"/>
-      <w:lvlText w:val="○"/>
-      <w:lvlJc w:val="left"/>
-      <w:pPr>
-        <w:tabs>
-          <w:tab w:val="num" w:pos="900"/>
-        </w:tabs>
-        <w:ind w:left="900" w:hanging="280"/>
-      </w:pPr>
-    </w:lvl>
-  </w:abstractNum>
-  <w:abstractNum w:abstractNumId="20">
-    <w:multiLevelType w:val="multilevel"/>
-    <w:lvl w:ilvl="0">
-      <w:start w:val="1"/>
-      <w:numFmt w:val="decimal"/>
-      <w:lvlText w:val="%1."/>
-      <w:lvlJc w:val="left"/>
-      <w:pPr>
-        <w:tabs>
-          <w:tab w:val="num" w:pos="540"/>
-        </w:tabs>
-        <w:ind w:left="540" w:hanging="280"/>
-      </w:pPr>
-    </w:lvl>
-  </w:abstractNum>
-  <w:num w:numId="20">
-    <w:abstractNumId w:val="19"/>
-  </w:num>
-  <w:num w:numId="21">
-    <w:abstractNumId w:val="20"/>
-  </w:num>
-  <w:num w:numId="22">
-    <w:abstractNumId w:val="20"/>
-  </w:num>
-  <w:num w:numId="23">
-    <w:abstractNumId w:val="20"/>
-  </w:num>
-  <w:abstractNum w:abstractNumId="21">
-    <w:multiLevelType w:val="multilevel"/>
-    <w:lvl w:ilvl="0">
-      <w:start w:val="1"/>
-      <w:numFmt w:val="bullet"/>
-      <w:lvlText w:val="•"/>
-      <w:lvlJc w:val="left"/>
-      <w:pPr>
-        <w:tabs>
-          <w:tab w:val="num" w:pos="540"/>
-        </w:tabs>
-        <w:ind w:left="540" w:hanging="280"/>
-      </w:pPr>
-    </w:lvl>
-    <w:lvl w:ilvl="1">
-      <w:start w:val="1"/>
-      <w:numFmt w:val="bullet"/>
-      <w:lvlText w:val="○"/>
-      <w:lvlJc w:val="left"/>
-      <w:pPr>
-        <w:tabs>
-          <w:tab w:val="num" w:pos="900"/>
-        </w:tabs>
-        <w:ind w:left="900" w:hanging="280"/>
-      </w:pPr>
-    </w:lvl>
-  </w:abstractNum>
-  <w:abstractNum w:abstractNumId="22">
-    <w:multiLevelType w:val="multilevel"/>
-    <w:lvl w:ilvl="0">
-      <w:start w:val="1"/>
-      <w:numFmt w:val="decimal"/>
-      <w:lvlText w:val="%1."/>
-      <w:lvlJc w:val="left"/>
-      <w:pPr>
-        <w:tabs>
-          <w:tab w:val="num" w:pos="540"/>
-        </w:tabs>
-        <w:ind w:left="540" w:hanging="280"/>
-      </w:pPr>
-    </w:lvl>
-  </w:abstractNum>
-  <w:num w:numId="24">
+  <w:num w:numId="2" w16cid:durableId="802624445">
     <w:abstractNumId w:val="21"/>
     <w:lvlOverride w:ilvl="0">
       <w:startOverride w:val="1"/>
     </w:lvlOverride>
   </w:num>
-  <w:num w:numId="25">
-    <w:abstractNumId w:val="22"/>
+  <w:num w:numId="3" w16cid:durableId="1053700333">
+    <w:abstractNumId w:val="21"/>
     <w:lvlOverride w:ilvl="0">
       <w:startOverride w:val="1"/>
     </w:lvlOverride>
   </w:num>
-  <w:num w:numId="26">
-    <w:abstractNumId w:val="22"/>
-    <w:lvlOverride w:ilvl="0">
-      <w:startOverride w:val="1"/>
-    </w:lvlOverride>
-  </w:num>
-  <w:num w:numId="27">
-    <w:abstractNumId w:val="22"/>
-    <w:lvlOverride w:ilvl="0">
-      <w:startOverride w:val="1"/>
-    </w:lvlOverride>
-  </w:num>
-  <w:abstractNum w:abstractNumId="23">
-    <w:multiLevelType w:val="multilevel"/>
-    <w:lvl w:ilvl="0">
-      <w:start w:val="1"/>
-      <w:numFmt w:val="bullet"/>
-      <w:lvlText w:val="•"/>
-      <w:lvlJc w:val="left"/>
-      <w:pPr>
-        <w:tabs>
-          <w:tab w:val="num" w:pos="540"/>
-        </w:tabs>
-        <w:ind w:left="540" w:hanging="280"/>
-      </w:pPr>
-    </w:lvl>
-    <w:lvl w:ilvl="1">
-      <w:start w:val="1"/>
-      <w:numFmt w:val="bullet"/>
-      <w:lvlText w:val="○"/>
-      <w:lvlJc w:val="left"/>
-      <w:pPr>
-        <w:tabs>
-          <w:tab w:val="num" w:pos="900"/>
-        </w:tabs>
-        <w:ind w:left="900" w:hanging="280"/>
-      </w:pPr>
-    </w:lvl>
-  </w:abstractNum>
-  <w:abstractNum w:abstractNumId="24">
-    <w:multiLevelType w:val="multilevel"/>
-    <w:lvl w:ilvl="0">
-      <w:start w:val="1"/>
-      <w:numFmt w:val="decimal"/>
-      <w:lvlText w:val="%1."/>
-      <w:lvlJc w:val="left"/>
-      <w:pPr>
-        <w:tabs>
-          <w:tab w:val="num" w:pos="540"/>
-        </w:tabs>
-        <w:ind w:left="540" w:hanging="280"/>
-      </w:pPr>
-    </w:lvl>
-  </w:abstractNum>
-  <w:num w:numId="28">
-    <w:abstractNumId w:val="23"/>
-    <w:lvlOverride w:ilvl="0">
-      <w:startOverride w:val="1"/>
-    </w:lvlOverride>
-  </w:num>
-  <w:num w:numId="29">
-    <w:abstractNumId w:val="24"/>
-    <w:lvlOverride w:ilvl="0">
-      <w:startOverride w:val="1"/>
-    </w:lvlOverride>
-  </w:num>
-  <w:num w:numId="30">
-    <w:abstractNumId w:val="24"/>
-    <w:lvlOverride w:ilvl="0">
-      <w:startOverride w:val="1"/>
-    </w:lvlOverride>
-  </w:num>
-  <w:num w:numId="31">
-    <w:abstractNumId w:val="24"/>
-    <w:lvlOverride w:ilvl="0">
-      <w:startOverride w:val="1"/>
-    </w:lvlOverride>
-  </w:num>
-  <w:abstractNum w:abstractNumId="25">
-    <w:multiLevelType w:val="multilevel"/>
-    <w:lvl w:ilvl="0">
-      <w:start w:val="1"/>
-      <w:numFmt w:val="bullet"/>
-      <w:lvlText w:val="•"/>
-      <w:lvlJc w:val="left"/>
-      <w:pPr>
-        <w:tabs>
-          <w:tab w:val="num" w:pos="540"/>
-        </w:tabs>
-        <w:ind w:left="540" w:hanging="280"/>
-      </w:pPr>
-    </w:lvl>
-    <w:lvl w:ilvl="1">
-      <w:start w:val="1"/>
-      <w:numFmt w:val="bullet"/>
-      <w:lvlText w:val="○"/>
-      <w:lvlJc w:val="left"/>
-      <w:pPr>
-        <w:tabs>
-          <w:tab w:val="num" w:pos="900"/>
-        </w:tabs>
-        <w:ind w:left="900" w:hanging="280"/>
-      </w:pPr>
-    </w:lvl>
-  </w:abstractNum>
-  <w:abstractNum w:abstractNumId="26">
-    <w:multiLevelType w:val="multilevel"/>
-    <w:lvl w:ilvl="0">
-      <w:start w:val="1"/>
-      <w:numFmt w:val="decimal"/>
-      <w:lvlText w:val="%1."/>
-      <w:lvlJc w:val="left"/>
-      <w:pPr>
-        <w:tabs>
-          <w:tab w:val="num" w:pos="540"/>
-        </w:tabs>
-        <w:ind w:left="540" w:hanging="280"/>
-      </w:pPr>
-    </w:lvl>
-  </w:abstractNum>
-  <w:num w:numId="32">
-    <w:abstractNumId w:val="25"/>
-    <w:lvlOverride w:ilvl="0">
-      <w:startOverride w:val="1"/>
-    </w:lvlOverride>
-  </w:num>
-  <w:num w:numId="33">
-    <w:abstractNumId w:val="26"/>
-    <w:lvlOverride w:ilvl="0">
-      <w:startOverride w:val="1"/>
-    </w:lvlOverride>
-  </w:num>
-  <w:num w:numId="34">
-    <w:abstractNumId w:val="26"/>
-    <w:lvlOverride w:ilvl="0">
-      <w:startOverride w:val="1"/>
-    </w:lvlOverride>
-  </w:num>
-  <w:num w:numId="35">
-    <w:abstractNumId w:val="26"/>
+  <w:num w:numId="4" w16cid:durableId="1908151863">
+    <w:abstractNumId w:val="21"/>
     <w:lvlOverride w:ilvl="0">
       <w:startOverride w:val="1"/>
     </w:lvlOverride>
@@ -7397,12 +7280,11 @@
     <w:rsid w:val="00A74539"/>
     <w:pPr>
       <w:widowControl w:val="0"/>
-      <w:spacing w:before="0" w:after="160" w:line="320" w:lineRule="auto"/>
+      <w:spacing w:line="320" w:lineRule="auto"/>
       <w:jc w:val="both"/>
     </w:pPr>
     <w:rPr>
       <w:rFonts w:ascii="Calibri" w:hAnsi="Calibri"/>
-      <w:sz w:val="22"/>
     </w:rPr>
   </w:style>
   <w:style w:type="paragraph" w:styleId="Heading1">
@@ -7420,7 +7302,7 @@
       <w:outlineLvl w:val="0"/>
     </w:pPr>
     <w:rPr>
-      <w:rFonts w:asciiTheme="majorHAnsi" w:eastAsiaTheme="majorEastAsia" w:hAnsiTheme="majorHAnsi" w:cstheme="majorBidi" w:ascii="Calibri" w:hAnsi="Calibri"/>
+      <w:rFonts w:asciiTheme="majorHAnsi" w:eastAsiaTheme="majorEastAsia" w:hAnsiTheme="majorHAnsi" w:cstheme="majorBidi"/>
       <w:b/>
       <w:color w:val="2E74B5"/>
       <w:sz w:val="32"/>
@@ -7443,7 +7325,7 @@
       <w:outlineLvl w:val="1"/>
     </w:pPr>
     <w:rPr>
-      <w:rFonts w:asciiTheme="majorHAnsi" w:eastAsiaTheme="majorEastAsia" w:hAnsiTheme="majorHAnsi" w:cstheme="majorBidi" w:ascii="Calibri" w:hAnsi="Calibri"/>
+      <w:rFonts w:asciiTheme="majorHAnsi" w:eastAsiaTheme="majorEastAsia" w:hAnsiTheme="majorHAnsi" w:cstheme="majorBidi"/>
       <w:b/>
       <w:color w:val="2E74B5"/>
       <w:sz w:val="26"/>
@@ -7466,7 +7348,7 @@
       <w:outlineLvl w:val="2"/>
     </w:pPr>
     <w:rPr>
-      <w:rFonts w:asciiTheme="majorHAnsi" w:eastAsiaTheme="majorEastAsia" w:hAnsiTheme="majorHAnsi" w:cstheme="majorBidi" w:ascii="Calibri" w:hAnsi="Calibri"/>
+      <w:rFonts w:asciiTheme="majorHAnsi" w:eastAsiaTheme="majorEastAsia" w:hAnsiTheme="majorHAnsi" w:cstheme="majorBidi"/>
       <w:b/>
       <w:color w:val="1F4D78"/>
       <w:sz w:val="24"/>
@@ -7609,6 +7491,7 @@
   <w:style w:type="character" w:default="1" w:styleId="DefaultParagraphFont">
     <w:name w:val="Default Paragraph Font"/>
     <w:uiPriority w:val="1"/>
+    <w:semiHidden/>
     <w:unhideWhenUsed/>
   </w:style>
   <w:style w:type="table" w:default="1" w:styleId="TableNormal">
@@ -7764,7 +7647,7 @@
       <w:jc w:val="center"/>
     </w:pPr>
     <w:rPr>
-      <w:rFonts w:asciiTheme="majorHAnsi" w:eastAsiaTheme="majorEastAsia" w:hAnsiTheme="majorHAnsi" w:cstheme="majorBidi" w:ascii="Calibri" w:hAnsi="Calibri"/>
+      <w:rFonts w:asciiTheme="majorHAnsi" w:eastAsiaTheme="majorEastAsia" w:hAnsiTheme="majorHAnsi" w:cstheme="majorBidi"/>
       <w:b/>
       <w:color w:val="1F4D78"/>
       <w:spacing w:val="-10"/>
@@ -7864,10 +7747,6 @@
       <w:ind w:left="720"/>
       <w:contextualSpacing/>
     </w:pPr>
-    <w:rPr>
-      <w:rFonts w:ascii="Calibri" w:hAnsi="Calibri"/>
-      <w:sz w:val="22"/>
-    </w:rPr>
   </w:style>
   <w:style w:type="character" w:styleId="IntenseEmphasis">
     <w:name w:val="Intense Emphasis"/>

--- a/Research Proposal.docx
+++ b/Research Proposal.docx
@@ -40,15 +40,13 @@
         <w:rPr>
           <w:b/>
         </w:rPr>
-        <w:t>RQ:</w:t>
-      </w:r>
-      <w:r>
-        <w:t xml:space="preserve"> When retrieval is used, how do similarity-only, rule-based importance, and model-assisted importance retrieval affect memory relevance, dialogue quality, character believability, and system performance in a turn-based boss encounter?</w:t>
-      </w:r>
-    </w:p>
-    <w:p>
-      <w:r>
-        <w:t>RQ is the sole primary research question. A Full-memory condition is retained as an exploratory reference for the implemented memory pool, but it is not used to test a directional hypothesis about whether retrieval is necessary. Memory-pool-size thresholds and manipulated proportions of irrelevant memories are outside the scope of this study.</w:t>
+        <w:t>RQ: When retrieval is required, how do similarity-only, rule-based importance, and model-assisted importance retrieval affect retrieval relevance, dialogue quality, explainability, and latency in a turn-based boss encounter?</w:t>
+      </w:r>
+      <w:r/>
+    </w:p>
+    <w:p>
+      <w:r>
+        <w:t>RQ is the sole primary research question. The study assumes that a retrieval stage is required and does not test whether retrieval is superior to supplying the complete memory pool. Full-memory and Scripted modes remain available as engineering references, but neither is a formal experimental condition. Memory-pool-size thresholds and manipulated proportions of irrelevant memories are outside the scope of this study.</w:t>
       </w:r>
     </w:p>
     <w:p>
@@ -61,7 +59,7 @@
     </w:p>
     <w:p>
       <w:r>
-        <w:t>Traditional scripted NPC dialogue is predictable but has limited capacity to reference a player's individual history. RAG combines an explicit non-parametric information store with generation (Lewis et al., 2020), while memory-based agent architectures dynamically retrieve observations using factors such as relevance and importance (Park et al., 2023). These studies motivate examining how retrieval policy affects the evidence available to a dialogue model. Long-context research also shows that models do not always use relevant information robustly when inputs become longer or information position changes (Liu et al., 2024).</w:t>
+        <w:t>Traditional scripted NPC dialogue is predictable but has limited capacity to reference a player's individual history. RAG combines an explicit non-parametric information store with generation (Lewis et al., 2020), while memory-based agent architectures dynamically retrieve observations using factors such as relevance and importance (Park et al., 2023). These studies motivate examining how retrieval policy affects the evidence available to a dialogue model. Long-context research shows that models do not always use relevant information robustly when inputs become longer or information position changes (Liu et al., 2024). Comparisons between retrieval-augmented and long-context approaches further indicate that their relative performance depends on model capability, context length, task characteristics, and computational resources rather than one approach being universally superior (Li et al., 2024).</w:t>
       </w:r>
     </w:p>
     <w:p>
@@ -119,7 +117,7 @@
         </w:numPr>
       </w:pPr>
       <w:r>
-        <w:t>Retrieval-, dialogue-, and system-level evaluation in one controlled boss encounter.</w:t>
+        <w:t>Retrieval relevance, dialogue quality, explanation traces, and latency evaluated in controlled boss encounters.</w:t>
       </w:r>
     </w:p>
     <w:p>
@@ -132,7 +130,7 @@
         </w:numPr>
       </w:pPr>
       <w:r>
-        <w:t>A Full-memory exploratory reference using the same participant-specific memory history.</w:t>
+        <w:t>A clearly bounded study that compares retrieval policies without making a claim that retrieval outperforms Full-memory.</w:t>
       </w:r>
     </w:p>
     <w:p>
@@ -153,7 +151,7 @@
     </w:p>
     <w:p>
       <w:r>
-        <w:t>The independent variable in the user study is the episodic-memory selection strategy. All four conditions use the same dialogue model, prompt structure, boss persona, current battle context, output-language rule, and generation parameters. Only the long-term episodic memories supplied to the prompt differ.</w:t>
+        <w:t>The independent variable in the user study is the episodic-memory retrieval strategy. All three conditions use the same dialogue model, prompt structure, boss persona, current battle context, output-language rule, generation parameters, memory pool, and TopK. Only the method used to rank and select long-term episodic memories differs.</w:t>
       </w:r>
     </w:p>
     <w:tbl>
@@ -172,6 +170,7 @@
       <w:tr>
         <w:trPr>
           <w:tblHeader/>
+          <w:cantSplit/>
         </w:trPr>
         <w:tc>
           <w:tcPr>
@@ -253,6 +252,9 @@
         </w:tc>
       </w:tr>
       <w:tr>
+        <w:trPr>
+          <w:cantSplit/>
+        </w:trPr>
         <w:tc>
           <w:tcPr>
             <w:tcW w:w="1944" w:type="dxa"/>
@@ -273,7 +275,7 @@
               <w:rPr>
                 <w:sz w:val="19"/>
               </w:rPr>
-              <w:t>A. Full-memory</w:t>
+              <w:t>A. Similarity-only</w:t>
             </w:r>
           </w:p>
         </w:tc>
@@ -297,7 +299,7 @@
               <w:rPr>
                 <w:sz w:val="19"/>
               </w:rPr>
-              <w:t>All eligible episodic memories in deterministic chronological order</w:t>
+              <w:t>TopK memories ranked only by semantic similarity</w:t>
             </w:r>
           </w:p>
         </w:tc>
@@ -321,12 +323,15 @@
               <w:rPr>
                 <w:sz w:val="19"/>
               </w:rPr>
-              <w:t>Exploratory reference; excluded from directional hypotheses</w:t>
+              <w:t>Retrieval baseline without importance</w:t>
             </w:r>
           </w:p>
         </w:tc>
       </w:tr>
       <w:tr>
+        <w:trPr>
+          <w:cantSplit/>
+        </w:trPr>
         <w:tc>
           <w:tcPr>
             <w:tcW w:w="1944" w:type="dxa"/>
@@ -347,7 +352,7 @@
               <w:rPr>
                 <w:sz w:val="19"/>
               </w:rPr>
-              <w:t>B. Similarity-only</w:t>
+              <w:t>B. Rule-based importance</w:t>
             </w:r>
           </w:p>
         </w:tc>
@@ -371,7 +376,7 @@
               <w:rPr>
                 <w:sz w:val="19"/>
               </w:rPr>
-              <w:t>TopK memories ranked only by semantic similarity</w:t>
+              <w:t>TopK ranked by semantic similarity and deterministic Unity-event importance</w:t>
             </w:r>
           </w:p>
         </w:tc>
@@ -395,12 +400,15 @@
               <w:rPr>
                 <w:sz w:val="19"/>
               </w:rPr>
-              <w:t>Retrieval baseline without importance</w:t>
+              <w:t>Explainable game-specific retrieval</w:t>
             </w:r>
           </w:p>
         </w:tc>
       </w:tr>
       <w:tr>
+        <w:trPr>
+          <w:cantSplit/>
+        </w:trPr>
         <w:tc>
           <w:tcPr>
             <w:tcW w:w="1944" w:type="dxa"/>
@@ -421,81 +429,7 @@
               <w:rPr>
                 <w:sz w:val="19"/>
               </w:rPr>
-              <w:t>C. Rule-based importance</w:t>
-            </w:r>
-          </w:p>
-        </w:tc>
-        <w:tc>
-          <w:tcPr>
-            <w:tcW w:w="4968" w:type="dxa"/>
-            <w:tcMar>
-              <w:top w:w="80" w:type="dxa"/>
-              <w:left w:w="120" w:type="dxa"/>
-              <w:bottom w:w="80" w:type="dxa"/>
-              <w:right w:w="120" w:type="dxa"/>
-            </w:tcMar>
-            <w:vAlign w:val="center"/>
-          </w:tcPr>
-          <w:p>
-            <w:pPr>
-              <w:spacing w:after="60" w:line="264" w:lineRule="auto"/>
-              <w:jc w:val="left"/>
-            </w:pPr>
-            <w:r>
-              <w:rPr>
-                <w:sz w:val="19"/>
-              </w:rPr>
-              <w:t>TopK ranked by semantic similarity and deterministic Unity-event importance</w:t>
-            </w:r>
-          </w:p>
-        </w:tc>
-        <w:tc>
-          <w:tcPr>
-            <w:tcW w:w="2448" w:type="dxa"/>
-            <w:tcMar>
-              <w:top w:w="80" w:type="dxa"/>
-              <w:left w:w="120" w:type="dxa"/>
-              <w:bottom w:w="80" w:type="dxa"/>
-              <w:right w:w="120" w:type="dxa"/>
-            </w:tcMar>
-            <w:vAlign w:val="center"/>
-          </w:tcPr>
-          <w:p>
-            <w:pPr>
-              <w:spacing w:after="60" w:line="264" w:lineRule="auto"/>
-              <w:jc w:val="left"/>
-            </w:pPr>
-            <w:r>
-              <w:rPr>
-                <w:sz w:val="19"/>
-              </w:rPr>
-              <w:t>Explainable game-specific retrieval</w:t>
-            </w:r>
-          </w:p>
-        </w:tc>
-      </w:tr>
-      <w:tr>
-        <w:tc>
-          <w:tcPr>
-            <w:tcW w:w="1944" w:type="dxa"/>
-            <w:tcMar>
-              <w:top w:w="80" w:type="dxa"/>
-              <w:left w:w="120" w:type="dxa"/>
-              <w:bottom w:w="80" w:type="dxa"/>
-              <w:right w:w="120" w:type="dxa"/>
-            </w:tcMar>
-            <w:vAlign w:val="center"/>
-          </w:tcPr>
-          <w:p>
-            <w:pPr>
-              <w:spacing w:after="60" w:line="264" w:lineRule="auto"/>
-              <w:jc w:val="left"/>
-            </w:pPr>
-            <w:r>
-              <w:rPr>
-                <w:sz w:val="19"/>
-              </w:rPr>
-              <w:t>D. Model-assisted importance</w:t>
+              <w:t>C. Model-assisted importance</w:t>
             </w:r>
           </w:p>
         </w:tc>
@@ -552,8 +486,7 @@
     <w:p/>
     <w:p>
       <w:r>
-        <w:lastRenderedPageBreak/>
-        <w:t>The scripted dialogue implementation will remain available as a software reference but will not be included in the main four-condition retrieval experiment. A scripted condition would change both the generation method and the memory-selection method, creating a confound and lengthening the participant questionnaire.</w:t>
+        <w:t>Scripted and Full-memory implementations will remain available as software references but will not be included in the formal three-condition retrieval experiment. Scripted changes the generation method as well as memory use, while Full-memory performs no retrieval. Including either would broaden the research question and introduce comparisons that this study is not designed to test.</w:t>
       </w:r>
     </w:p>
     <w:p>
@@ -579,6 +512,7 @@
       <w:tr>
         <w:trPr>
           <w:tblHeader/>
+          <w:cantSplit/>
         </w:trPr>
         <w:tc>
           <w:tcPr>
@@ -634,6 +568,9 @@
         </w:tc>
       </w:tr>
       <w:tr>
+        <w:trPr>
+          <w:cantSplit/>
+        </w:trPr>
         <w:tc>
           <w:tcPr>
             <w:tcW w:w="2520" w:type="dxa"/>
@@ -684,6 +621,9 @@
         </w:tc>
       </w:tr>
       <w:tr>
+        <w:trPr>
+          <w:cantSplit/>
+        </w:trPr>
         <w:tc>
           <w:tcPr>
             <w:tcW w:w="2520" w:type="dxa"/>
@@ -734,6 +674,9 @@
         </w:tc>
       </w:tr>
       <w:tr>
+        <w:trPr>
+          <w:cantSplit/>
+        </w:trPr>
         <w:tc>
           <w:tcPr>
             <w:tcW w:w="2520" w:type="dxa"/>
@@ -784,6 +727,9 @@
         </w:tc>
       </w:tr>
       <w:tr>
+        <w:trPr>
+          <w:cantSplit/>
+        </w:trPr>
         <w:tc>
           <w:tcPr>
             <w:tcW w:w="2520" w:type="dxa"/>
@@ -828,12 +774,15 @@
               <w:rPr>
                 <w:sz w:val="19"/>
               </w:rPr>
-              <w:t>The same participant-specific memory pool is replayed across all four conditions</w:t>
+              <w:t>The same participant-specific memory pool is replayed across all three retrieval conditions</w:t>
             </w:r>
           </w:p>
         </w:tc>
       </w:tr>
       <w:tr>
+        <w:trPr>
+          <w:cantSplit/>
+        </w:trPr>
         <w:tc>
           <w:tcPr>
             <w:tcW w:w="2520" w:type="dxa"/>
@@ -884,6 +833,9 @@
         </w:tc>
       </w:tr>
       <w:tr>
+        <w:trPr>
+          <w:cantSplit/>
+        </w:trPr>
         <w:tc>
           <w:tcPr>
             <w:tcW w:w="2520" w:type="dxa"/>
@@ -934,6 +886,9 @@
         </w:tc>
       </w:tr>
       <w:tr>
+        <w:trPr>
+          <w:cantSplit/>
+        </w:trPr>
         <w:tc>
           <w:tcPr>
             <w:tcW w:w="2520" w:type="dxa"/>
@@ -1012,7 +967,7 @@
     </w:p>
     <w:p>
       <w:r>
-        <w:t>The hypotheses address only the three retrieval strategies in RQ. Full-memory is reported descriptively as an exploratory reference and is not included in these directional hypotheses.</w:t>
+        <w:t>The hypotheses address only the three retrieval strategies in RQ. They do not predict that retrieval will outperform Full-memory, and outputs from the optional Full-memory and Scripted modes are excluded from hypothesis testing.</w:t>
       </w:r>
     </w:p>
     <w:p>
@@ -1059,11 +1014,9 @@
         <w:rPr>
           <w:b/>
         </w:rPr>
-        <w:t>Exploratory comparison:</w:t>
-      </w:r>
-      <w:r>
-        <w:t xml:space="preserve"> Full-memory will be compared descriptively with the three retrieval conditions at the memory volume naturally produced by the implemented logging policy. No claim will be made about a universal memory-count threshold or the proportion of irrelevant memories at which retrieval becomes beneficial.</w:t>
-      </w:r>
+        <w:t>Study boundary: the formal evaluation compares only the three retrieval strategies. It does not estimate a universal memory-count threshold, manipulate the proportion of irrelevant memories, or evaluate whether Full-memory should be replaced by retrieval. Any development runs using Full-memory or Scripted dialogue will be reported only as implementation checks and will not enter the study results.</w:t>
+      </w:r>
+      <w:r/>
     </w:p>
     <w:p>
       <w:pPr>
@@ -1199,7 +1152,7 @@
         </w:numPr>
       </w:pPr>
       <w:r>
-        <w:t>A Full-memory condition that bypasses ranking and supplies all eligible episodic memories.</w:t>
+        <w:t>An asynchronous model-assisted importance scorer with a fixed rubric, machine-readable score and reason output, error handling, and score caching.</w:t>
       </w:r>
     </w:p>
     <w:p>
@@ -1212,7 +1165,7 @@
         </w:numPr>
       </w:pPr>
       <w:r>
-        <w:t>A model-assisted importance scorer with a fixed rubric and machine-readable score output.</w:t>
+        <w:t>A three-condition experiment runner that reuses each participant's completed long-term memory pool while applying the assigned A/B/C retrieval order.</w:t>
       </w:r>
     </w:p>
     <w:p>
@@ -1225,7 +1178,7 @@
         </w:numPr>
       </w:pPr>
       <w:r>
-        <w:t>A condition runner that replays the same participant-specific long-term memory pool across Full-memory and the three retrieval conditions.</w:t>
+        <w:t>Export of ranked memories, component scores, model-produced reasons, and generated dialogue for relevance, correctness, and explainability coding.</w:t>
       </w:r>
     </w:p>
     <w:p>
@@ -1238,7 +1191,7 @@
         </w:numPr>
       </w:pPr>
       <w:r>
-        <w:t>Export of retrieval results and generated dialogue for human relevance and correctness coding.</w:t>
+        <w:t>A reproducible explanation log containing semantic scores for all conditions, rule components for rule-based retrieval, and score reasons for model-assisted retrieval.</w:t>
       </w:r>
     </w:p>
     <w:p>
@@ -1303,6 +1256,7 @@
       <w:tr>
         <w:trPr>
           <w:tblHeader/>
+          <w:cantSplit/>
         </w:trPr>
         <w:tc>
           <w:tcPr>
@@ -1358,6 +1312,9 @@
         </w:tc>
       </w:tr>
       <w:tr>
+        <w:trPr>
+          <w:cantSplit/>
+        </w:trPr>
         <w:tc>
           <w:tcPr>
             <w:tcW w:w="1944" w:type="dxa"/>
@@ -1408,6 +1365,9 @@
         </w:tc>
       </w:tr>
       <w:tr>
+        <w:trPr>
+          <w:cantSplit/>
+        </w:trPr>
         <w:tc>
           <w:tcPr>
             <w:tcW w:w="1944" w:type="dxa"/>
@@ -1458,6 +1418,9 @@
         </w:tc>
       </w:tr>
       <w:tr>
+        <w:trPr>
+          <w:cantSplit/>
+        </w:trPr>
         <w:tc>
           <w:tcPr>
             <w:tcW w:w="1944" w:type="dxa"/>
@@ -1501,6 +1464,9 @@
         </w:tc>
       </w:tr>
       <w:tr>
+        <w:trPr>
+          <w:cantSplit/>
+        </w:trPr>
         <w:tc>
           <w:tcPr>
             <w:tcW w:w="1944" w:type="dxa"/>
@@ -1551,6 +1517,9 @@
         </w:tc>
       </w:tr>
       <w:tr>
+        <w:trPr>
+          <w:cantSplit/>
+        </w:trPr>
         <w:tc>
           <w:tcPr>
             <w:tcW w:w="1944" w:type="dxa"/>
@@ -1595,6 +1564,9 @@
         </w:tc>
       </w:tr>
       <w:tr>
+        <w:trPr>
+          <w:cantSplit/>
+        </w:trPr>
         <w:tc>
           <w:tcPr>
             <w:tcW w:w="1944" w:type="dxa"/>
@@ -1709,6 +1681,7 @@
       <w:tr>
         <w:trPr>
           <w:tblHeader/>
+          <w:cantSplit/>
         </w:trPr>
         <w:tc>
           <w:tcPr>
@@ -1766,6 +1739,9 @@
         </w:tc>
       </w:tr>
       <w:tr>
+        <w:trPr>
+          <w:cantSplit/>
+        </w:trPr>
         <w:tc>
           <w:tcPr>
             <w:tcW w:w="2520" w:type="dxa"/>
@@ -1819,6 +1795,9 @@
         </w:tc>
       </w:tr>
       <w:tr>
+        <w:trPr>
+          <w:cantSplit/>
+        </w:trPr>
         <w:tc>
           <w:tcPr>
             <w:tcW w:w="2520" w:type="dxa"/>
@@ -1872,6 +1851,9 @@
         </w:tc>
       </w:tr>
       <w:tr>
+        <w:trPr>
+          <w:cantSplit/>
+        </w:trPr>
         <w:tc>
           <w:tcPr>
             <w:tcW w:w="2520" w:type="dxa"/>
@@ -1925,6 +1907,9 @@
         </w:tc>
       </w:tr>
       <w:tr>
+        <w:trPr>
+          <w:cantSplit/>
+        </w:trPr>
         <w:tc>
           <w:tcPr>
             <w:tcW w:type="dxa" w:w="2520"/>
@@ -1957,6 +1942,9 @@
         </w:tc>
       </w:tr>
       <w:tr>
+        <w:trPr>
+          <w:cantSplit/>
+        </w:trPr>
         <w:tc>
           <w:tcPr>
             <w:tcW w:type="dxa" w:w="2520"/>
@@ -2071,7 +2059,7 @@
     </w:p>
     <w:p>
       <w:r>
-        <w:t>The event categories and formation rules will be frozen before formal data collection. The resulting count may vary with the participant's actual number of turns, but memory-pool size and irrelevant-memory proportion will not be manipulated as independent variables. The same completed long-term history will be replayed across all four conditions for that participant; only the selection strategy will change.</w:t>
+        <w:t>The event categories and formation rules will be frozen before formal data collection. The resulting count may vary with the participant's actual number of turns, but memory-pool size and irrelevant-memory proportion will not be manipulated as independent variables. The same completed long-term history will be replayed across all three retrieval conditions for that participant; only the ranking and selection strategy will change.</w:t>
       </w:r>
     </w:p>
     <w:p>
@@ -2087,12 +2075,12 @@
         <w:pStyle w:val="Heading2"/>
       </w:pPr>
       <w:r>
-        <w:t>8.1 Full-Memory</w:t>
-      </w:r>
-    </w:p>
-    <w:p>
-      <w:r>
-        <w:t>All eligible long-term episodic memories are supplied in chronological order. This condition performs no semantic ranking. It provides an exploratory reference for dialogue and system outcomes at the memory volume produced by the implemented game.</w:t>
+        <w:t>8.1 Study Boundary: Full-Memory and Scripted Modes</w:t>
+      </w:r>
+    </w:p>
+    <w:p>
+      <w:r>
+        <w:t>The software provides optional Full-memory and Scripted run modes for development and demonstration. Full-memory supplies all eligible long-term episodic memories without ranking, while Scripted reads fixed localised dialogue and does not call retrieval or the dialogue LLM. Neither mode is part of the formal experiment. The study does not assume that Full-memory produces lower-quality dialogue: prior work indicates that complete-context and retrieval-based performance depends on model capability, context length, task, and computational resources. The present research therefore begins from the requirement to retrieve and compares three retrieval strategies only.</w:t>
       </w:r>
     </w:p>
     <w:p>
@@ -2162,6 +2150,7 @@
       <w:tr>
         <w:trPr>
           <w:tblHeader/>
+          <w:cantSplit/>
         </w:trPr>
         <w:tc>
           <w:tcPr>
@@ -2201,6 +2190,9 @@
         </w:tc>
       </w:tr>
       <w:tr>
+        <w:trPr>
+          <w:cantSplit/>
+        </w:trPr>
         <w:tc>
           <w:tcPr>
             <w:tcW w:w="2951" w:type="dxa"/>
@@ -2237,6 +2229,9 @@
         </w:tc>
       </w:tr>
       <w:tr>
+        <w:trPr>
+          <w:cantSplit/>
+        </w:trPr>
         <w:tc>
           <w:tcPr>
             <w:tcW w:w="2951" w:type="dxa"/>
@@ -2273,6 +2268,9 @@
         </w:tc>
       </w:tr>
       <w:tr>
+        <w:trPr>
+          <w:cantSplit/>
+        </w:trPr>
         <w:tc>
           <w:tcPr>
             <w:tcW w:w="2951" w:type="dxa"/>
@@ -2309,6 +2307,9 @@
         </w:tc>
       </w:tr>
       <w:tr>
+        <w:trPr>
+          <w:cantSplit/>
+        </w:trPr>
         <w:tc>
           <w:tcPr>
             <w:tcW w:w="2951" w:type="dxa"/>
@@ -2345,6 +2346,9 @@
         </w:tc>
       </w:tr>
       <w:tr>
+        <w:trPr>
+          <w:cantSplit/>
+        </w:trPr>
         <w:tc>
           <w:tcPr>
             <w:tcW w:w="2951" w:type="dxa"/>
@@ -2381,6 +2385,9 @@
         </w:tc>
       </w:tr>
       <w:tr>
+        <w:trPr>
+          <w:cantSplit/>
+        </w:trPr>
         <w:tc>
           <w:tcPr>
             <w:tcW w:w="2951" w:type="dxa"/>
@@ -2469,6 +2476,7 @@
       <w:tr>
         <w:trPr>
           <w:tblHeader/>
+          <w:cantSplit/>
         </w:trPr>
         <w:tc>
           <w:tcPr>
@@ -2550,6 +2558,9 @@
         </w:tc>
       </w:tr>
       <w:tr>
+        <w:trPr>
+          <w:cantSplit/>
+        </w:trPr>
         <w:tc>
           <w:tcPr>
             <w:tcW w:w="2232" w:type="dxa"/>
@@ -2624,6 +2635,9 @@
         </w:tc>
       </w:tr>
       <w:tr>
+        <w:trPr>
+          <w:cantSplit/>
+        </w:trPr>
         <w:tc>
           <w:tcPr>
             <w:tcW w:w="2232" w:type="dxa"/>
@@ -2698,6 +2712,9 @@
         </w:tc>
       </w:tr>
       <w:tr>
+        <w:trPr>
+          <w:cantSplit/>
+        </w:trPr>
         <w:tc>
           <w:tcPr>
             <w:tcW w:w="2232" w:type="dxa"/>
@@ -2961,7 +2978,7 @@
     </w:p>
     <w:p>
       <w:r>
-        <w:t>Full-memory is not a ranked TopK system and therefore is not assigned ranking metrics; it is evaluated at the dialogue and system levels.</w:t>
+        <w:t>Explainability will be assessed from the evidence available for each ranking decision: cosine scores for all three strategies, deterministic rule components and thresholds for rule-based retrieval, and the returned importance score and reason for model-assisted retrieval. Trace completeness, reason specificity, and run-to-run reproducibility will be compared descriptively. Full-memory and Scripted modes are excluded from formal evaluation.</w:t>
       </w:r>
     </w:p>
     <w:p>
@@ -2992,6 +3009,7 @@
       <w:tr>
         <w:trPr>
           <w:tblHeader/>
+          <w:cantSplit/>
         </w:trPr>
         <w:tc>
           <w:tcPr>
@@ -3047,6 +3065,9 @@
         </w:tc>
       </w:tr>
       <w:tr>
+        <w:trPr>
+          <w:cantSplit/>
+        </w:trPr>
         <w:tc>
           <w:tcPr>
             <w:tcW w:w="2951" w:type="dxa"/>
@@ -3097,6 +3118,9 @@
         </w:tc>
       </w:tr>
       <w:tr>
+        <w:trPr>
+          <w:cantSplit/>
+        </w:trPr>
         <w:tc>
           <w:tcPr>
             <w:tcW w:w="2951" w:type="dxa"/>
@@ -3147,6 +3171,9 @@
         </w:tc>
       </w:tr>
       <w:tr>
+        <w:trPr>
+          <w:cantSplit/>
+        </w:trPr>
         <w:tc>
           <w:tcPr>
             <w:tcW w:w="2951" w:type="dxa"/>
@@ -3197,6 +3224,9 @@
         </w:tc>
       </w:tr>
       <w:tr>
+        <w:trPr>
+          <w:cantSplit/>
+        </w:trPr>
         <w:tc>
           <w:tcPr>
             <w:tcW w:w="2951" w:type="dxa"/>
@@ -3247,6 +3277,9 @@
         </w:tc>
       </w:tr>
       <w:tr>
+        <w:trPr>
+          <w:cantSplit/>
+        </w:trPr>
         <w:tc>
           <w:tcPr>
             <w:tcW w:w="2951" w:type="dxa"/>
@@ -3322,6 +3355,7 @@
       <w:tr>
         <w:trPr>
           <w:tblHeader/>
+          <w:cantSplit/>
         </w:trPr>
         <w:tc>
           <w:tcPr>
@@ -3377,6 +3411,9 @@
         </w:tc>
       </w:tr>
       <w:tr>
+        <w:trPr>
+          <w:cantSplit/>
+        </w:trPr>
         <w:tc>
           <w:tcPr>
             <w:tcW w:w="2592" w:type="dxa"/>
@@ -3427,6 +3464,9 @@
         </w:tc>
       </w:tr>
       <w:tr>
+        <w:trPr>
+          <w:cantSplit/>
+        </w:trPr>
         <w:tc>
           <w:tcPr>
             <w:tcW w:w="2592" w:type="dxa"/>
@@ -3477,6 +3517,9 @@
         </w:tc>
       </w:tr>
       <w:tr>
+        <w:trPr>
+          <w:cantSplit/>
+        </w:trPr>
         <w:tc>
           <w:tcPr>
             <w:tcW w:w="2592" w:type="dxa"/>
@@ -3527,6 +3570,9 @@
         </w:tc>
       </w:tr>
       <w:tr>
+        <w:trPr>
+          <w:cantSplit/>
+        </w:trPr>
         <w:tc>
           <w:tcPr>
             <w:tcW w:w="2592" w:type="dxa"/>
@@ -3577,6 +3623,9 @@
         </w:tc>
       </w:tr>
       <w:tr>
+        <w:trPr>
+          <w:cantSplit/>
+        </w:trPr>
         <w:tc>
           <w:tcPr>
             <w:tcW w:w="2592" w:type="dxa"/>
@@ -3627,6 +3676,9 @@
         </w:tc>
       </w:tr>
       <w:tr>
+        <w:trPr>
+          <w:cantSplit/>
+        </w:trPr>
         <w:tc>
           <w:tcPr>
             <w:tcW w:w="2592" w:type="dxa"/>
@@ -3722,7 +3774,7 @@
         </w:numPr>
       </w:pPr>
       <w:r>
-        <w:t>The Rowan boss encounter is then experienced under Full-memory, Similarity-only, Rule-based, and Model-assisted conditions.</w:t>
+        <w:t>The Rowan boss encounter is then experienced under Similarity-only, Rule-based importance, and Model-assisted importance conditions.</w:t>
       </w:r>
     </w:p>
     <w:p>
@@ -3735,7 +3787,7 @@
         </w:numPr>
       </w:pPr>
       <w:r>
-        <w:t>Conditions use blind labels A/B/C/D and a Latin-square order assigned before the boss encounters.</w:t>
+        <w:t>Conditions use blind labels A/B/C and a three-sequence Latin-square order assigned before the boss encounters.</w:t>
       </w:r>
     </w:p>
     <w:p>
@@ -3761,7 +3813,7 @@
         </w:numPr>
       </w:pPr>
       <w:r>
-        <w:t>The Qualtrics page remains separate from Unity; participants enter their assigned A/B/C/D mode and progress after each encounter.</w:t>
+        <w:t>The Qualtrics page remains separate from Unity; participants enter their assigned A/B/C mode and progress after each encounter.</w:t>
       </w:r>
     </w:p>
     <w:p>
@@ -4033,12 +4085,9 @@
     </w:p>
     <w:p>
       <w:r>
-        <w:t>Questionnaire dimensions will be summarised per condition using medians, distributions, and within-</w:t>
-      </w:r>
-      <w:r>
-        <w:lastRenderedPageBreak/>
-        <w:t>participant comparisons. Given the prototype sample size, statistical results will be reported cautiously alongside effect sizes and qualitative comments. Retrieval metrics, human dialogue codes, and system-performance logs will be analysed separately before being interpreted together. Full-memory outcomes will be reported descriptively as an exploratory reference. A retrieval strategy will not be considered successful solely because it returns different memories; it must improve ranking relevance, dialogue use, context efficiency, or an explicit trade-off.</w:t>
-      </w:r>
+        <w:t>Questionnaire dimensions will be summarised across the three retrieval conditions using medians, distributions, and within-participant comparisons. Given the prototype sample size, statistical results will be reported cautiously alongside effect sizes and qualitative comments. Retrieval metrics, explanation traces, human dialogue codes, and system-performance logs will be analysed separately before being interpreted together. Full-memory and Scripted development runs will not enter the formal statistical comparison. A retrieval strategy will not be considered successful solely because it returns different memories; it must demonstrate improved ranking relevance, dialogue use, explainability, latency, or a clearly reported trade-off among these outcomes.</w:t>
+      </w:r>
+      <w:r/>
     </w:p>
     <w:p>
       <w:pPr>
@@ -4063,6 +4112,7 @@
       <w:tr>
         <w:trPr>
           <w:tblHeader/>
+          <w:cantSplit/>
         </w:trPr>
         <w:tc>
           <w:tcPr>
@@ -4118,6 +4168,9 @@
         </w:tc>
       </w:tr>
       <w:tr>
+        <w:trPr>
+          <w:cantSplit/>
+        </w:trPr>
         <w:tc>
           <w:tcPr>
             <w:tcW w:w="2232" w:type="dxa"/>
@@ -4155,12 +4208,15 @@
           </w:tcPr>
           <w:p>
             <w:r>
-              <w:t>Revise proposal; freeze the three-layer memory architecture, four conditions, atomic schema, relevance rubric, questionnaire, and hypotheses</w:t>
+              <w:t>Revise proposal; freeze the three-layer memory architecture, three retrieval conditions, atomic schema, relevance rubric, questionnaire, and hypotheses</w:t>
             </w:r>
           </w:p>
         </w:tc>
       </w:tr>
       <w:tr>
+        <w:trPr>
+          <w:cantSplit/>
+        </w:trPr>
         <w:tc>
           <w:tcPr>
             <w:tcW w:w="2232" w:type="dxa"/>
@@ -4198,12 +4254,15 @@
           </w:tcPr>
           <w:p>
             <w:r>
-              <w:t>Add Full-memory and asynchronous model-assisted scoring, replay the fixed atomic pool across conditions, and export evaluation logs</w:t>
+              <w:t>Complete asynchronous model-assisted scoring, run the fixed atomic pool across three retrieval conditions, and export ranking, explanation, dialogue, and latency logs</w:t>
             </w:r>
           </w:p>
         </w:tc>
       </w:tr>
       <w:tr>
+        <w:trPr>
+          <w:cantSplit/>
+        </w:trPr>
         <w:tc>
           <w:tcPr>
             <w:tcW w:w="2232" w:type="dxa"/>
@@ -4247,6 +4306,9 @@
         </w:tc>
       </w:tr>
       <w:tr>
+        <w:trPr>
+          <w:cantSplit/>
+        </w:trPr>
         <w:tc>
           <w:tcPr>
             <w:tcW w:w="2232" w:type="dxa"/>
@@ -4297,6 +4359,9 @@
         </w:tc>
       </w:tr>
       <w:tr>
+        <w:trPr>
+          <w:cantSplit/>
+        </w:trPr>
         <w:tc>
           <w:tcPr>
             <w:tcW w:w="2232" w:type="dxa"/>
@@ -4341,12 +4406,15 @@
               <w:rPr>
                 <w:sz w:val="19"/>
               </w:rPr>
-              <w:t>Run Latin-square four-condition study and collect Qualtrics responses</w:t>
+              <w:t>Run the three-condition Latin-square study and collect Qualtrics responses</w:t>
             </w:r>
           </w:p>
         </w:tc>
       </w:tr>
       <w:tr>
+        <w:trPr>
+          <w:cantSplit/>
+        </w:trPr>
         <w:tc>
           <w:tcPr>
             <w:tcW w:w="2232" w:type="dxa"/>

--- a/Research Proposal.docx
+++ b/Research Proposal.docx
@@ -42,7 +42,6 @@
         </w:rPr>
         <w:t>RQ: When retrieval is required, how do similarity-only, rule-based importance, and model-assisted importance retrieval affect retrieval relevance, dialogue quality, explainability, and latency in a turn-based boss encounter?</w:t>
       </w:r>
-      <w:r/>
     </w:p>
     <w:p>
       <w:r>
@@ -59,12 +58,15 @@
     </w:p>
     <w:p>
       <w:r>
-        <w:t>Traditional scripted NPC dialogue is predictable but has limited capacity to reference a player's individual history. RAG combines an explicit non-parametric information store with generation (Lewis et al., 2020), while memory-based agent architectures dynamically retrieve observations using factors such as relevance and importance (Park et al., 2023). These studies motivate examining how retrieval policy affects the evidence available to a dialogue model. Long-context research shows that models do not always use relevant information robustly when inputs become longer or information position changes (Liu et al., 2024). Comparisons between retrieval-augmented and long-context approaches further indicate that their relative performance depends on model capability, context length, task characteristics, and computational resources rather than one approach being universally superior (Li et al., 2024).</w:t>
-      </w:r>
-    </w:p>
-    <w:p>
+        <w:t xml:space="preserve">Traditional scripted NPC dialogue is predictable but has limited capacity to reference a player's individual history. RAG combines an explicit non-parametric information store with generation (Lewis et al., 2020), while memory-based agent architectures dynamically retrieve observations using factors such as relevance and importance (Park et al., 2023). These studies motivate examining how retrieval policy affects the evidence available to a dialogue model. Long-context research shows that models do not always use </w:t>
+      </w:r>
       <w:r>
         <w:lastRenderedPageBreak/>
+        <w:t>relevant information robustly when inputs become longer or information position changes (Liu et al., 2024). Comparisons between retrieval-augmented and long-context approaches further indicate that their relative performance depends on model capability, context length, task characteristics, and computational resources rather than one approach being universally superior (Li et al., 2024).</w:t>
+      </w:r>
+    </w:p>
+    <w:p>
+      <w:r>
         <w:t>The project does not claim a new general-purpose RAG algorithm. Its contribution is a domain-specific Unity prototype and controlled evaluation of memory-selection policies for turn-based boss dialogue. The game domain adds structured combat fields, explicit turn boundaries, narrative choices, encounter-local state, and real-time interaction constraints that are not present in conventional document question answering.</w:t>
       </w:r>
     </w:p>
@@ -169,8 +171,8 @@
       </w:tblGrid>
       <w:tr>
         <w:trPr>
+          <w:cantSplit/>
           <w:tblHeader/>
-          <w:cantSplit/>
         </w:trPr>
         <w:tc>
           <w:tcPr>
@@ -352,6 +354,7 @@
               <w:rPr>
                 <w:sz w:val="19"/>
               </w:rPr>
+              <w:lastRenderedPageBreak/>
               <w:t>B. Rule-based importance</w:t>
             </w:r>
           </w:p>
@@ -511,8 +514,8 @@
       </w:tblGrid>
       <w:tr>
         <w:trPr>
+          <w:cantSplit/>
           <w:tblHeader/>
-          <w:cantSplit/>
         </w:trPr>
         <w:tc>
           <w:tcPr>
@@ -660,15 +663,8 @@
             <w:vAlign w:val="center"/>
           </w:tcPr>
           <w:p>
-            <w:pPr>
-              <w:spacing w:after="60" w:line="264" w:lineRule="auto"/>
-              <w:jc w:val="left"/>
-            </w:pPr>
-            <w:r>
-              <w:rPr>
-                <w:sz w:val="19"/>
-              </w:rPr>
-              <w:t>Same temperature, maximum output length, language, and response rules</w:t>
+            <w:r>
+              <w:t>Same API endpoint family, model version, prompt rules, output-language rule, disabled thinking, and no reasoning effort. The proxy request payload is held constant; fields not supplied by the proxy remain omitted and use the upstream provider's defaults in every condition.</w:t>
             </w:r>
           </w:p>
         </w:tc>
@@ -713,15 +709,8 @@
             <w:vAlign w:val="center"/>
           </w:tcPr>
           <w:p>
-            <w:pPr>
-              <w:spacing w:after="60" w:line="264" w:lineRule="auto"/>
-              <w:jc w:val="left"/>
-            </w:pPr>
-            <w:r>
-              <w:rPr>
-                <w:sz w:val="19"/>
-              </w:rPr>
-              <w:t>Same Unity boss scene, Rowan persona, minion background, and trigger definitions</w:t>
+            <w:r>
+              <w:t>Three replicated boss scenes use the same player statistics, enemy configurations, Rowan persona, and trigger definitions. The first scene additionally presents the shared pre-boss study instructions and mode-confirmation interface; condition order is counterbalanced across participants.</w:t>
             </w:r>
           </w:p>
         </w:tc>
@@ -945,15 +934,13 @@
         <w:pStyle w:val="Heading2"/>
       </w:pPr>
       <w:r>
+        <w:lastRenderedPageBreak/>
         <w:t>3.3 Dialogue-Model Capability Assumption</w:t>
       </w:r>
     </w:p>
     <w:p>
       <w:r>
-        <w:rPr>
-          <w:highlight w:val="yellow"/>
-        </w:rPr>
-        <w:t>Before the formal experiment, the selected dialogue model will complete a capability pre-test. It will receive representative gameplay memories and direct evidence-use questions without role-play generation. The model must follow the output instruction and identify explicitly relevant records at an acceptable predefined rate. This check excludes a model that cannot perform the basic task; it is not used to select a model that favours a particular retrieval strategy. After the check, the model, prompt, and parameters will be frozen. Findings will be reported as specific to this model configuration.</w:t>
+        <w:t>Before the formal experiment, the selected dialogue model will complete a capability pre-test. It will receive representative gameplay memories and direct evidence-use questions without role-play generation. The model must follow the output instruction and identify explicitly relevant records at an acceptable predefined rate. This check excludes a model that cannot perform the basic task; it is not used to select a model that favours a particular retrieval strategy. After the check, the model version, prompts, proxy request structure, and explicitly supplied request fields will be frozen. Parameters omitted by the proxy will remain omitted across all formal runs and will use the upstream provider's defaults. Findings will be reported as specific to this deployed provider/model configuration.</w:t>
       </w:r>
     </w:p>
     <w:p>
@@ -961,7 +948,6 @@
         <w:pStyle w:val="Heading1"/>
       </w:pPr>
       <w:r>
-        <w:lastRenderedPageBreak/>
         <w:t>4. Hypotheses</w:t>
       </w:r>
     </w:p>
@@ -993,7 +979,7 @@
         </w:numPr>
       </w:pPr>
       <w:r>
-        <w:t>H2: Rule-based importance retrieval will have lower latency and lower run-to-run variance than model-assisted importance retrieval.</w:t>
+        <w:t>H2: Rule-based importance retrieval will incur no LLM-scoring preparation cost and will therefore have lower total retrieval-system cost than model-assisted importance retrieval. Its importance values and explanations are deterministically produced from the same structured event fields and frozen thresholds. Cached online retrieval latency will be reported separately.</w:t>
       </w:r>
     </w:p>
     <w:p>
@@ -1006,7 +992,7 @@
         </w:numPr>
       </w:pPr>
       <w:r>
-        <w:t>H3: Model-assisted importance retrieval will receive higher human ratings for contextual and personality-relevant memory use than rule-based importance retrieval, while incurring greater latency.</w:t>
+        <w:t>H3: Model-assisted importance retrieval will receive higher human ratings for contextual and personality-relevant memory use than rule-based importance retrieval, while incurring an additional one-time pre-boss scoring cost. No directional hypothesis is made for cached online retrieval latency.</w:t>
       </w:r>
     </w:p>
     <w:p>
@@ -1016,7 +1002,6 @@
         </w:rPr>
         <w:t>Study boundary: the formal evaluation compares only the three retrieval strategies. It does not estimate a universal memory-count threshold, manipulate the proportion of irrelevant memories, or evaluate whether Full-memory should be replaced by retrieval. Any development runs using Full-memory or Scripted dialogue will be reported only as implementation checks and will not enter the study results.</w:t>
       </w:r>
-      <w:r/>
     </w:p>
     <w:p>
       <w:pPr>
@@ -1027,11 +1012,15 @@
       </w:r>
     </w:p>
     <w:p>
-      <w:pPr>
-        <w:jc w:val="center"/>
-      </w:pPr>
-      <w:r>
-        <w:t>Unity gameplay events -&gt; atomic long-term episodic memories -&gt; memory pool -&gt; condition-specific selection -&gt; prompt -&gt; dialogue API -&gt; boss UI. Fixed static context and encounter-local working memory enter the prompt directly and bypass retrieval.</w:t>
+      <w:pPr/>
+      <w:r>
+        <w:t>The implemented runtime separates three information paths. Fixed static context is authored in DialogueGenerator and inserted directly into every generated dialogue prompt. Participant-specific long-term episodic memories are generated from completed minor encounters, stored in MemorySystem, and passed through the active retrieval strategy. Encounter-local working memory is held by BossDialogueDirector for the current boss attempt and enters the prompt without embedding, importance scoring, or persistence.</w:t>
+      </w:r>
+    </w:p>
+    <w:p>
+      <w:pPr/>
+      <w:r>
+        <w:t>Runtime flow: Unity gameplay events -&gt; atomic MemoryEventData -&gt; persistent MemorySystem pool -&gt; pre-boss embedding and optional model-score preparation -&gt; condition-specific TopK retrieval -&gt; fixed prompt plus static and working context -&gt; dialogue proxy -&gt; DialogueBubbleManager.</w:t>
       </w:r>
     </w:p>
     <w:p>
@@ -1039,99 +1028,103 @@
         <w:pStyle w:val="Heading2"/>
       </w:pPr>
       <w:r>
-        <w:t>5.1 Implemented Components</w:t>
+        <w:t>5.1 Gameplay and Memory Lifecycle</w:t>
       </w:r>
     </w:p>
     <w:p>
       <w:pPr>
         <w:pStyle w:val="ListParagraph"/>
-        <w:keepLines/>
-        <w:numPr>
-          <w:ilvl w:val="0"/>
-          <w:numId w:val="1"/>
-        </w:numPr>
-      </w:pPr>
-      <w:r>
-        <w:t>Unity battle events produce participant-specific long-term memories in the three minor encounters. Each completed player turn becomes one TurnEvent; victory adds separate EncounterDuration and FinalHealth records; the post-battle choice adds one NarrativeChoice record. Failed attempts are not committed to the long-term pool.</w:t>
+      </w:pPr>
+      <w:r>
+        <w:t>GameManager maintains the full multi-scene run. Its persistent hierarchy contains MemorySystem, so the same participant-specific memory pool is reused across the three experimental boss encounters. SingleGameManager provides an independent single-scene testing path and can seed a temporary retrieval-test pool, but this debug path is excluded from participant runs.</w:t>
       </w:r>
     </w:p>
     <w:p>
       <w:pPr>
         <w:pStyle w:val="ListParagraph"/>
-        <w:keepLines/>
-        <w:numPr>
-          <w:ilvl w:val="0"/>
-          <w:numId w:val="1"/>
-        </w:numPr>
-      </w:pPr>
-      <w:r>
-        <w:t>MemorySystem stores MemoryRecord objects and caches embedding vectors after the first embedding request.</w:t>
+      </w:pPr>
+      <w:r>
+        <w:t>In each of the three minor encounters, BattleMemoryTracker records one TurnEvent for every completed player turn. Victory adds separate EncounterDuration and FinalHealth records, and the post-battle choice adds one NarrativeChoice. Failed attempts do not commit these records to long-term memory.</w:t>
       </w:r>
     </w:p>
     <w:p>
       <w:pPr>
         <w:pStyle w:val="ListParagraph"/>
-        <w:keepLines/>
-        <w:numPr>
-          <w:ilvl w:val="0"/>
-          <w:numId w:val="1"/>
-        </w:numPr>
-      </w:pPr>
-      <w:r>
-        <w:t>A local Node.js service exposes /embed for all-MiniLM-L6-v2 and /dialogue as a proxy to the fixed dialogue API.</w:t>
+      </w:pPr>
+      <w:r>
+        <w:t>MemorySystem assigns stable identifiers, stores structured metrics and English factual text, and clears both long-term memories and cached model scores at the start of a new full run. Working memories and boss trigger state are reset when a boss attempt is configured or retried.</w:t>
       </w:r>
     </w:p>
     <w:p>
       <w:pPr>
         <w:pStyle w:val="ListParagraph"/>
-        <w:keepLines/>
-        <w:numPr>
-          <w:ilvl w:val="0"/>
-          <w:numId w:val="1"/>
-        </w:numPr>
-      </w:pPr>
-      <w:r>
-        <w:t>Similarity-only retrieval ranks memories by cosine similarity.</w:t>
+      </w:pPr>
+      <w:r>
+        <w:t>Before an experimental boss battle starts, GameManager asks MemorySystem to precompute missing memory embeddings and score all memories that lack a valid model-assisted importance result. The battle waits for this preparation coroutine. Subsequent boss scenes reuse the vectors and model-score cache, while runtime retrieval retries only genuinely missing model scores.</w:t>
+      </w:r>
+    </w:p>
+    <w:p>
+      <w:pPr>
+        <w:pStyle w:val="Heading2"/>
+      </w:pPr>
+      <w:r>
+        <w:t>5.2 Retrieval and Dialogue Pipeline</w:t>
       </w:r>
     </w:p>
     <w:p>
       <w:pPr>
         <w:pStyle w:val="ListParagraph"/>
-        <w:keepLines/>
-        <w:numPr>
-          <w:ilvl w:val="0"/>
-          <w:numId w:val="1"/>
-        </w:numPr>
-      </w:pPr>
-      <w:r>
-        <w:t>Rule-based retrieval combines normalised semantic similarity and structured event importance.</w:t>
+      </w:pPr>
+      <w:r>
+        <w:t>Similarity-only retrieval embeds the natural-language query with the same local all-MiniLM-L6-v2 service used for memory vectors, calculates cosine similarity, and returns TopK = 3 without an importance component.</w:t>
       </w:r>
     </w:p>
     <w:p>
       <w:pPr>
         <w:pStyle w:val="ListParagraph"/>
-        <w:keepLines/>
-        <w:numPr>
-          <w:ilvl w:val="0"/>
-          <w:numId w:val="1"/>
-        </w:numPr>
-      </w:pPr>
-      <w:r>
-        <w:t>DialogueGenerator builds a fixed prompt containing world background, game background, Rowan's persona, minion relationships, current context, working memory, and retrieved episodic memories.</w:t>
+      </w:pPr>
+      <w:r>
+        <w:t>Rule-based importance retrieval calculates a deterministic 0-2 importance score from NarrativeConsequence, encounter duration, final health, turn-level damage, and hand exhaustion. Ranking combines 0.7 normalised cosine similarity with 0.3 normalised rule importance.</w:t>
       </w:r>
     </w:p>
     <w:p>
       <w:pPr>
         <w:pStyle w:val="ListParagraph"/>
-        <w:keepLines/>
-        <w:numPr>
-          <w:ilvl w:val="0"/>
-          <w:numId w:val="1"/>
-        </w:numPr>
-      </w:pPr>
-      <w:r>
-        <w:lastRenderedPageBreak/>
-        <w:t>DialoguePerformanceLogger records prompt characters, UTF-8 bytes, retrieval latency, generation latency, end-to-end latency, response length, and errors.</w:t>
+      </w:pPr>
+      <w:r>
+        <w:t>Model-assisted importance is produced by one asynchronous batch request over the current dynamic set of unscored memories. The fixed scorer prompt supplies Rowan's values, minion relationships, game-specific thresholds, each atomic memory, and its structured metrics. It requests one JSON result containing memoryId, an integer 0-2 score, and a short reason for every supplied memory.</w:t>
+      </w:r>
+    </w:p>
+    <w:p>
+      <w:pPr>
+        <w:pStyle w:val="ListParagraph"/>
+      </w:pPr>
+      <w:r>
+        <w:t>The scoring response parser rejects empty or non-JSON output, ignores results with empty identifiers, clamps returned scores to 0-2, retains the first result when an identifier is duplicated, and reports an incomplete batch when a requested memory is omitted. Valid scores and reasons are stored in ModelImportanceScoreCache rather than written to MemoryRecord as human ground truth. Online ranking uses the same 0.7 similarity and 0.3 normalised-importance weights as the rule-based condition.</w:t>
+      </w:r>
+    </w:p>
+    <w:p>
+      <w:pPr>
+        <w:pStyle w:val="ListParagraph"/>
+      </w:pPr>
+      <w:r>
+        <w:t>Full-memory and Scripted modes remain implemented as engineering references. Full-memory sends the complete eligible long-term pool to the same dialogue generator, while Scripted reads fixed localised lines and bypasses retrieval and the dialogue LLM. Neither is part of the formal three-condition experiment.</w:t>
+      </w:r>
+    </w:p>
+    <w:p>
+      <w:pPr>
+        <w:pStyle w:val="ListParagraph"/>
+      </w:pPr>
+      <w:r>
+        <w:t>DialogueGenerator constructs the shared Rowan prompt from fixed world background, game background, persona, minion relationships, trigger-specific current context, encounter working memory, and retrieved episodic memories. DialogueController selects Simplified Chinese when the Unity language is Language.Zh and English otherwise.</w:t>
+      </w:r>
+    </w:p>
+    <w:p>
+      <w:pPr>
+        <w:pStyle w:val="ListParagraph"/>
+      </w:pPr>
+      <w:r>
+        <w:t>BossDialogueDirector applies the common trigger policy for encounter start, alternating boss-turn intervals, notable player-turn outcomes, health thresholds, the first tactical minion defeat, and battle end. A three-second cooldown suppresses nearby ordinary triggers. Battle-end dialogue has priority: active ordinary dialogue requests are aborted, stale request versions cannot update the bubble, and no new ordinary request is accepted after the end request begins.</w:t>
       </w:r>
     </w:p>
     <w:p>
@@ -1139,72 +1132,71 @@
         <w:pStyle w:val="Heading2"/>
       </w:pPr>
       <w:r>
-        <w:t>5.2 Planned Components</w:t>
+        <w:t>5.3 Experiment Flow and Research Logs</w:t>
       </w:r>
     </w:p>
     <w:p>
       <w:pPr>
         <w:pStyle w:val="ListParagraph"/>
-        <w:keepLines/>
-        <w:numPr>
-          <w:ilvl w:val="0"/>
-          <w:numId w:val="1"/>
-        </w:numPr>
-      </w:pPr>
-      <w:r>
-        <w:t>An asynchronous model-assisted importance scorer with a fixed rubric, machine-readable score and reason output, error handling, and score caching.</w:t>
+      </w:pPr>
+      <w:r>
+        <w:t>ExperimentSession creates a six-character SessionCode and implements three cyclic A/B/C orders: Similarity-Rule-Model, Rule-Model-Similarity, and Model-Similarity-Rule. The participant enters the externally assigned mode code before the boss sequence; invalid input cannot continue. A defeat reloads the current boss scene, while completion clears the run-in-progress marker.</w:t>
       </w:r>
     </w:p>
     <w:p>
       <w:pPr>
         <w:pStyle w:val="ListParagraph"/>
-        <w:keepLines/>
-        <w:numPr>
-          <w:ilvl w:val="0"/>
-          <w:numId w:val="1"/>
-        </w:numPr>
-      </w:pPr>
-      <w:r>
-        <w:t>A three-condition experiment runner that reuses each participant's completed long-term memory pool while applying the assigned A/B/C retrieval order.</w:t>
+      </w:pPr>
+      <w:r>
+        <w:t>The local Node.js service exposes /embed for the fixed ONNX embedding model and /dialogue as the common proxy for Rowan dialogue and model-assisted scoring. The current dialogue/scoring model and proxy request configuration are documented in Appendix A.</w:t>
       </w:r>
     </w:p>
     <w:p>
       <w:pPr>
         <w:pStyle w:val="ListParagraph"/>
-        <w:keepLines/>
-        <w:numPr>
-          <w:ilvl w:val="0"/>
-          <w:numId w:val="1"/>
-        </w:numPr>
-      </w:pPr>
-      <w:r>
-        <w:t>Export of ranked memories, component scores, model-produced reasons, and generated dialogue for relevance, correctness, and explainability coding.</w:t>
+      </w:pPr>
+      <w:r>
+        <w:t>memory_retrieval_trace.jsonl records every ranked candidate, semantic and importance components, selected status, final rank, rule identifiers, model reasons, cache state, and errors. dialogue_output.jsonl records selected memory identifiers, working memories, generated text, and success. dialogue_performance.jsonl records prompt size, retrieval, generation and end-to-end latency. memory_importance_scoring.jsonl records batch size, score coverage, cache hits, one-time scoring latency, and errors. RequestId links retrieval, performance, and dialogue-output records; SessionCode links records to the participant survey.</w:t>
       </w:r>
     </w:p>
     <w:p>
       <w:pPr>
         <w:pStyle w:val="ListParagraph"/>
-        <w:keepLines/>
-        <w:numPr>
-          <w:ilvl w:val="0"/>
-          <w:numId w:val="1"/>
-        </w:numPr>
-      </w:pPr>
-      <w:r>
-        <w:t>A reproducible explanation log containing semantic scores for all conditions, rule components for rule-based retrieval, and score reasons for model-assisted retrieval.</w:t>
+      </w:pPr>
+      <w:r>
+        <w:t>Unity can open the configured Qualtrics URL with session, mode, and encounter query parameters, and the final performance-summary view can copy a compact session summary. The external questionnaire and final session-data collection procedure remain study setup tasks rather than runtime retrieval components.</w:t>
+      </w:r>
+    </w:p>
+    <w:p>
+      <w:pPr>
+        <w:pStyle w:val="Heading2"/>
+      </w:pPr>
+      <w:r>
+        <w:t>5.4 Remaining Evaluation Work</w:t>
       </w:r>
     </w:p>
     <w:p>
       <w:pPr>
         <w:pStyle w:val="ListParagraph"/>
-        <w:keepLines/>
-        <w:numPr>
-          <w:ilvl w:val="0"/>
-          <w:numId w:val="1"/>
-        </w:numPr>
-      </w:pPr>
-      <w:r>
-        <w:t>Exact token usage logging if the dialogue API exposes usage metadata; otherwise prompt characters and bytes will be reported as context-size proxies.</w:t>
+      </w:pPr>
+      <w:r>
+        <w:t>Complete the dialogue-model capability pre-test, review the human query-memory relevance labels, and use a shared independently labelled subset for agreement reporting where feasible.</w:t>
+      </w:r>
+    </w:p>
+    <w:p>
+      <w:pPr>
+        <w:pStyle w:val="ListParagraph"/>
+      </w:pPr>
+      <w:r>
+        <w:t>Run the release pilot and then freeze the dialogue and scoring model identifiers, prompts, proxy request structure, explicitly supplied request fields, TopK, ranking weights, rule thresholds, trigger policy, memory-formation policy, and questionnaire. Parameters not sent by the proxy will remain omitted and will use the same upstream provider defaults throughout formal data collection.</w:t>
+      </w:r>
+    </w:p>
+    <w:p>
+      <w:pPr>
+        <w:pStyle w:val="ListParagraph"/>
+      </w:pPr>
+      <w:r>
+        <w:t>Configure the Qualtrics questionnaire and a participant-safe procedure for collecting session-linked retrieval traces and dialogue outputs needed for offline relevance and dialogue coding. Exact API token usage remains optional; prompt characters and UTF-8 bytes are already available as context-size proxies.</w:t>
       </w:r>
     </w:p>
     <w:p>
@@ -1225,7 +1217,7 @@
     </w:p>
     <w:p>
       <w:r>
-        <w:t>Static context includes the fixed world background, game-mechanic definitions, Rowan's identity and personality, and Rowan's relationship with the three minor enemies. It excludes participant-specific actions and events from the current boss attempt. Static context is inserted into every generated-dialogue prompt and is never stored in the memory pool, embedded, ranked, or assigned an importance score.</w:t>
+        <w:t>Static context includes the fixed world background, the player's mission, Rowan's identity and personality, and Rowan's relationship with the three minor enemies. The dialogue prompt also includes a fixed natural-language interpretation of the current trigger, such as a health threshold or tactical minion defeat. Detailed importance thresholds and event-scoring mechanics belong to the model-assisted scorer prompt rather than every dialogue prompt. Static context excludes participant-specific actions and events from the current boss attempt and is never stored in the memory pool, embedded, ranked, or assigned an importance score.</w:t>
       </w:r>
     </w:p>
     <w:p>
@@ -1255,8 +1247,8 @@
       </w:tblGrid>
       <w:tr>
         <w:trPr>
+          <w:cantSplit/>
           <w:tblHeader/>
-          <w:cantSplit/>
         </w:trPr>
         <w:tc>
           <w:tcPr>
@@ -1280,6 +1272,7 @@
                 <w:b/>
                 <w:sz w:val="19"/>
               </w:rPr>
+              <w:lastRenderedPageBreak/>
               <w:t>Field</w:t>
             </w:r>
           </w:p>
@@ -1540,7 +1533,6 @@
               <w:rPr>
                 <w:sz w:val="19"/>
               </w:rPr>
-              <w:lastRenderedPageBreak/>
               <w:t>Metrics</w:t>
             </w:r>
           </w:p>
@@ -1603,15 +1595,8 @@
             <w:vAlign w:val="center"/>
           </w:tcPr>
           <w:p>
-            <w:pPr>
-              <w:spacing w:after="60" w:line="264" w:lineRule="auto"/>
-              <w:jc w:val="left"/>
-            </w:pPr>
-            <w:r>
-              <w:rPr>
-                <w:sz w:val="19"/>
-              </w:rPr>
-              <w:t>Cached semantic embedding; initially empty and generated on first retrieval</w:t>
+            <w:r>
+              <w:t>Cached semantic embedding; initially empty and normally generated during pre-boss preparation, with retrieval-time generation retained as a fallback for any missing vector.</w:t>
             </w:r>
           </w:p>
         </w:tc>
@@ -1629,19 +1614,6 @@
     <w:p>
       <w:r>
         <w:t>Working memory contains immediate factual events from the current boss attempt, such as whether the participant defeats the ranged or melee minion first. It excludes events from completed minor encounters. Working-memory records are inserted directly into the prompt without embedding, ranking, or importance scoring, are not persisted in MemorySystem, and are cleared together with boss dialogue-trigger state whenever the attempt is configured or restarted. The prototype does not use a FIFO queue of prior dialogue sentences.</w:t>
-      </w:r>
-    </w:p>
-    <w:p>
-      <w:pPr>
-        <w:pStyle w:val="Heading2"/>
-      </w:pPr>
-      <w:r>
-        <w:t>6.4 Memory Decay</w:t>
-      </w:r>
-    </w:p>
-    <w:p>
-      <w:r>
-        <w:t>No time-decay mechanism is used. The experiment covers a short sequence of three minor encounters followed by repeated boss conditions, so temporal decay would add another variable without a meaningful time horizon.</w:t>
       </w:r>
     </w:p>
     <w:p>
@@ -1680,8 +1652,8 @@
       </w:tblGrid>
       <w:tr>
         <w:trPr>
+          <w:cantSplit/>
           <w:tblHeader/>
-          <w:cantSplit/>
         </w:trPr>
         <w:tc>
           <w:tcPr>
@@ -1697,6 +1669,7 @@
           </w:tcPr>
           <w:p>
             <w:r>
+              <w:lastRenderedPageBreak/>
               <w:t>Category</w:t>
             </w:r>
           </w:p>
@@ -1912,7 +1885,7 @@
         </w:trPr>
         <w:tc>
           <w:tcPr>
-            <w:tcW w:type="dxa" w:w="2520"/>
+            <w:tcW w:w="2520" w:type="dxa"/>
           </w:tcPr>
           <w:p>
             <w:r>
@@ -1922,7 +1895,7 @@
         </w:tc>
         <w:tc>
           <w:tcPr>
-            <w:tcW w:type="dxa" w:w="1224"/>
+            <w:tcW w:w="1224" w:type="dxa"/>
           </w:tcPr>
           <w:p>
             <w:r>
@@ -1932,7 +1905,7 @@
         </w:tc>
         <w:tc>
           <w:tcPr>
-            <w:tcW w:type="dxa" w:w="5616"/>
+            <w:tcW w:w="5616" w:type="dxa"/>
           </w:tcPr>
           <w:p>
             <w:r>
@@ -1947,7 +1920,7 @@
         </w:trPr>
         <w:tc>
           <w:tcPr>
-            <w:tcW w:type="dxa" w:w="2520"/>
+            <w:tcW w:w="2520" w:type="dxa"/>
           </w:tcPr>
           <w:p>
             <w:r>
@@ -1957,7 +1930,7 @@
         </w:tc>
         <w:tc>
           <w:tcPr>
-            <w:tcW w:type="dxa" w:w="1224"/>
+            <w:tcW w:w="1224" w:type="dxa"/>
           </w:tcPr>
           <w:p>
             <w:r>
@@ -1967,7 +1940,7 @@
         </w:tc>
         <w:tc>
           <w:tcPr>
-            <w:tcW w:type="dxa" w:w="5616"/>
+            <w:tcW w:w="5616" w:type="dxa"/>
           </w:tcPr>
           <w:p>
             <w:r>
@@ -1983,7 +1956,6 @@
         <w:pStyle w:val="Heading2"/>
       </w:pPr>
       <w:r>
-        <w:lastRenderedPageBreak/>
         <w:t>7.2 Fixed Event-Logging Policy</w:t>
       </w:r>
     </w:p>
@@ -2067,6 +2039,7 @@
         <w:pStyle w:val="Heading1"/>
       </w:pPr>
       <w:r>
+        <w:lastRenderedPageBreak/>
         <w:t>8. Retrieval Strategies</w:t>
       </w:r>
     </w:p>
@@ -2149,8 +2122,8 @@
       </w:tblGrid>
       <w:tr>
         <w:trPr>
+          <w:cantSplit/>
           <w:tblHeader/>
-          <w:cantSplit/>
         </w:trPr>
         <w:tc>
           <w:tcPr>
@@ -2223,7 +2196,7 @@
           </w:tcPr>
           <w:p>
             <w:r>
-              <w:t>Importance = 1.0 because every implemented choice directly concerns Rowan's forces</w:t>
+              <w:t>0 for no recorded effect on Rowan's values, loyalties, or attitude; 1 for a meaningful indirect signal; 2 for a strong or irreversible impact on Rowan's judgement.</w:t>
             </w:r>
           </w:p>
         </w:tc>
@@ -2262,7 +2235,7 @@
           </w:tcPr>
           <w:p>
             <w:r>
-              <w:t>1.0 for &lt;=3 or &gt;=7 turns; otherwise 0.4</w:t>
+              <w:t>2 for &lt;=2 turns or &gt;=7 turns; 0 for the expected 3-4 turn range; 1 for the remaining notable 5-6 turn range.</w:t>
             </w:r>
           </w:p>
         </w:tc>
@@ -2284,6 +2257,7 @@
           </w:tcPr>
           <w:p>
             <w:r>
+              <w:lastRenderedPageBreak/>
               <w:t>FinalHealth</w:t>
             </w:r>
           </w:p>
@@ -2301,7 +2275,7 @@
           </w:tcPr>
           <w:p>
             <w:r>
-              <w:t>1.0 for &gt;=75% or &lt;25%; 0.4 for 50-74%; 0.6 for 25-49%</w:t>
+              <w:t>2 for &lt;25% or &gt;=90% remaining health; 1 for 25-49%; 0 for 50-89%.</w:t>
             </w:r>
           </w:p>
         </w:tc>
@@ -2340,7 +2314,7 @@
           </w:tcPr>
           <w:p>
             <w:r>
-              <w:t>0.9 for &gt;=25% of combined enemy maximum health; 0.5 for 10-24%; otherwise 0.2</w:t>
+              <w:t>2 for &gt;=50% of combined enemy maximum health in one completed player turn; 1 for 25-49%; otherwise 0 before the hand-state combination rule is applied.</w:t>
             </w:r>
           </w:p>
         </w:tc>
@@ -2379,7 +2353,7 @@
           </w:tcPr>
           <w:p>
             <w:r>
-              <w:t>If the hand was exhausted, importance is at least 0.6; if damage was also &gt;=25%, importance = 1.0</w:t>
+              <w:t>Hand exhaustion alone scores 1. Hand exhaustion combined with &gt;=25% turn damage scores 2. Damage &gt;=50% remains 2 with or without hand exhaustion.</w:t>
             </w:r>
           </w:p>
         </w:tc>
@@ -2418,7 +2392,7 @@
           </w:tcPr>
           <w:p>
             <w:r>
-              <w:t>Turn index and post-turn health remain factual evidence but do not independently change the preliminary rule score</w:t>
+              <w:t>Turn index and post-turn health remain factual evidence but do not independently change the rule score. Missing turn-damage data scores 0.</w:t>
             </w:r>
           </w:p>
         </w:tc>
@@ -2440,7 +2414,21 @@
     </w:p>
     <w:p>
       <w:r>
-        <w:t>A fixed scorer prompt will provide game-mechanic definitions and one atomic memory's battle identifier, category, text, and structured metrics. The scorer will judge game importance independently from semantic similarity and return an integer score from 0 to 2 plus a short evidence-based reason in machine-readable JSON. The score will be divided by 2 before ranking uses the same 0.7 similarity and 0.3 importance weights. The scorer prompt, model, and generation parameters will remain fixed across all runs. Human relevance labels are used only for evaluation and are not provided to the scorer.</w:t>
+        <w:t>After the three minor encounters, boss pre-battle preparation sends all currently unscored long-term episodic memories to a fixed batch scorer prompt. The prompt provides the relevant game mechanics, Rowan's persona and values, and Rowan's relationship with the three minor enemies. For each memory, the scorer receives its identifier, battle identifier, category, factual text, and structured metrics. It judges importance independently from the current retrieval query and returns machine-readable JSON containing memoryId, an integer importance score from 0 to 2, and a short evidence-based reason.</w:t>
+      </w:r>
+    </w:p>
+    <w:p>
+      <w:r>
+        <w:t>The scoring client validates the response against the dynamic memory pool rather than assuming a fixed record count. Valid scores are kept in a separate ModelImportanceScoreCache and are not stored as immutable human ground truth in MemoryRecord. If a memory lacks a valid cached score when Model-assisted retrieval runs, the system retries scoring for the missing records before ranking.</w:t>
+      </w:r>
+    </w:p>
+    <w:p>
+      <w:r>
+        <w:t xml:space="preserve">For online ranking, model importance is divided by 2 and combined with normalised cosine similarity using FinalScore(m) = 0.7 * NormalisedSimilarity(m) + 0.3 * ModelImportance(m). The scorer prompt and model </w:t>
+      </w:r>
+      <w:r>
+        <w:lastRenderedPageBreak/>
+        <w:t>configuration are fixed across conditions, and human relevance labels are used only for evaluation. Batch-scoring latency, success, scored count, and errors are logged separately; online traces record each cached score, reason, cache-hit state, error, and final rank.</w:t>
       </w:r>
     </w:p>
     <w:p>
@@ -2448,7 +2436,6 @@
         <w:pStyle w:val="Heading1"/>
       </w:pPr>
       <w:r>
-        <w:lastRenderedPageBreak/>
         <w:t>9. Game Scenario</w:t>
       </w:r>
     </w:p>
@@ -2475,8 +2462,8 @@
       </w:tblGrid>
       <w:tr>
         <w:trPr>
+          <w:cantSplit/>
           <w:tblHeader/>
-          <w:cantSplit/>
         </w:trPr>
         <w:tc>
           <w:tcPr>
@@ -2873,6 +2860,7 @@
         </w:numPr>
       </w:pPr>
       <w:r>
+        <w:lastRenderedPageBreak/>
         <w:t>Player health first falls below 50% or 25%.</w:t>
       </w:r>
     </w:p>
@@ -2907,7 +2895,6 @@
         <w:pStyle w:val="Heading1"/>
       </w:pPr>
       <w:r>
-        <w:lastRenderedPageBreak/>
         <w:t>10. Evaluation</w:t>
       </w:r>
     </w:p>
@@ -2978,7 +2965,7 @@
     </w:p>
     <w:p>
       <w:r>
-        <w:t>Explainability will be assessed from the evidence available for each ranking decision: cosine scores for all three strategies, deterministic rule components and thresholds for rule-based retrieval, and the returned importance score and reason for model-assisted retrieval. Trace completeness, reason specificity, and run-to-run reproducibility will be compared descriptively. Full-memory and Scripted modes are excluded from formal evaluation.</w:t>
+        <w:t>Explainability will be assessed from the evidence available for each ranking decision: cosine scores for all three strategies, deterministic rule components and thresholds for rule-based retrieval, and the returned importance score and reason for model-assisted retrieval. Trace completeness, reason specificity, model-scoring coverage, cache state, and scoring errors will be compared descriptively. Full-memory and Scripted modes are excluded from formal evaluation.</w:t>
       </w:r>
     </w:p>
     <w:p>
@@ -3008,8 +2995,8 @@
       </w:tblGrid>
       <w:tr>
         <w:trPr>
+          <w:cantSplit/>
           <w:tblHeader/>
-          <w:cantSplit/>
         </w:trPr>
         <w:tc>
           <w:tcPr>
@@ -3247,6 +3234,7 @@
               <w:rPr>
                 <w:sz w:val="19"/>
               </w:rPr>
+              <w:lastRenderedPageBreak/>
               <w:t>Hallucination</w:t>
             </w:r>
           </w:p>
@@ -3336,7 +3324,6 @@
         <w:pStyle w:val="Heading2"/>
       </w:pPr>
       <w:r>
-        <w:lastRenderedPageBreak/>
         <w:t>10.3 System-Level Evaluation</w:t>
       </w:r>
     </w:p>
@@ -3354,8 +3341,8 @@
       </w:tblGrid>
       <w:tr>
         <w:trPr>
+          <w:cantSplit/>
           <w:tblHeader/>
-          <w:cantSplit/>
         </w:trPr>
         <w:tc>
           <w:tcPr>
@@ -3464,54 +3451,23 @@
         </w:tc>
       </w:tr>
       <w:tr>
-        <w:trPr>
-          <w:cantSplit/>
-        </w:trPr>
-        <w:tc>
-          <w:tcPr>
-            <w:tcW w:w="2592" w:type="dxa"/>
-            <w:tcMar>
-              <w:top w:w="80" w:type="dxa"/>
-              <w:left w:w="120" w:type="dxa"/>
-              <w:bottom w:w="80" w:type="dxa"/>
-              <w:right w:w="120" w:type="dxa"/>
-            </w:tcMar>
-            <w:vAlign w:val="center"/>
-          </w:tcPr>
-          <w:p>
-            <w:pPr>
-              <w:spacing w:after="60" w:line="264" w:lineRule="auto"/>
-              <w:jc w:val="left"/>
-            </w:pPr>
-            <w:r>
-              <w:rPr>
-                <w:sz w:val="19"/>
-              </w:rPr>
-              <w:t>Retrieval latency</w:t>
-            </w:r>
-          </w:p>
-        </w:tc>
-        <w:tc>
-          <w:tcPr>
-            <w:tcW w:w="6768" w:type="dxa"/>
-            <w:tcMar>
-              <w:top w:w="80" w:type="dxa"/>
-              <w:left w:w="120" w:type="dxa"/>
-              <w:bottom w:w="80" w:type="dxa"/>
-              <w:right w:w="120" w:type="dxa"/>
-            </w:tcMar>
-            <w:vAlign w:val="center"/>
-          </w:tcPr>
-          <w:p>
-            <w:pPr>
-              <w:spacing w:after="60" w:line="264" w:lineRule="auto"/>
-              <w:jc w:val="left"/>
-            </w:pPr>
-            <w:r>
-              <w:rPr>
-                <w:sz w:val="19"/>
-              </w:rPr>
-              <w:t>Time from retrieval request through embedding/cache handling and ranking</w:t>
+        <w:tc>
+          <w:tcPr>
+            <w:tcW w:type="dxa" w:w="2592"/>
+          </w:tcPr>
+          <w:p>
+            <w:r>
+              <w:t>Preparation latency</w:t>
+            </w:r>
+          </w:p>
+        </w:tc>
+        <w:tc>
+          <w:tcPr>
+            <w:tcW w:type="dxa" w:w="6768"/>
+          </w:tcPr>
+          <w:p>
+            <w:r>
+              <w:t>One-time pre-boss embedding prewarm and model-assisted batch-scoring time, reported separately from cached online retrieval.</w:t>
             </w:r>
           </w:p>
         </w:tc>
@@ -3540,7 +3496,7 @@
               <w:rPr>
                 <w:sz w:val="19"/>
               </w:rPr>
-              <w:t>Generation latency</w:t>
+              <w:t>Retrieval latency</w:t>
             </w:r>
           </w:p>
         </w:tc>
@@ -3556,15 +3512,8 @@
             <w:vAlign w:val="center"/>
           </w:tcPr>
           <w:p>
-            <w:pPr>
-              <w:spacing w:after="60" w:line="264" w:lineRule="auto"/>
-              <w:jc w:val="left"/>
-            </w:pPr>
-            <w:r>
-              <w:rPr>
-                <w:sz w:val="19"/>
-              </w:rPr>
-              <w:t>Time spent waiting for the dialogue API response</w:t>
+            <w:r>
+              <w:t>Cached online retrieval time from the trigger-time retrieval request through query embedding/cache handling and ranking; reported separately from pre-boss preparation.</w:t>
             </w:r>
           </w:p>
         </w:tc>
@@ -3593,7 +3542,7 @@
               <w:rPr>
                 <w:sz w:val="19"/>
               </w:rPr>
-              <w:t>End-to-end latency</w:t>
+              <w:t>Generation latency</w:t>
             </w:r>
           </w:p>
         </w:tc>
@@ -3617,7 +3566,7 @@
               <w:rPr>
                 <w:sz w:val="19"/>
               </w:rPr>
-              <w:t>Time from dialogue trigger until a response is available</w:t>
+              <w:t>Time spent waiting for the dialogue API response</w:t>
             </w:r>
           </w:p>
         </w:tc>
@@ -3646,7 +3595,7 @@
               <w:rPr>
                 <w:sz w:val="19"/>
               </w:rPr>
-              <w:t>Memory count</w:t>
+              <w:t>End-to-end latency</w:t>
             </w:r>
           </w:p>
         </w:tc>
@@ -3670,7 +3619,7 @@
               <w:rPr>
                 <w:sz w:val="19"/>
               </w:rPr>
-              <w:t>Total pool size and number supplied to the dialogue prompt</w:t>
+              <w:t>Time from dialogue trigger until a response is available</w:t>
             </w:r>
           </w:p>
         </w:tc>
@@ -3699,7 +3648,7 @@
               <w:rPr>
                 <w:sz w:val="19"/>
               </w:rPr>
-              <w:t>Reliability</w:t>
+              <w:t>Memory count</w:t>
             </w:r>
           </w:p>
         </w:tc>
@@ -3723,13 +3672,67 @@
               <w:rPr>
                 <w:sz w:val="19"/>
               </w:rPr>
-              <w:t>Success rate, errors, and run-to-run score/output variation</w:t>
+              <w:t>Total pool size and number supplied to the dialogue prompt</w:t>
+            </w:r>
+          </w:p>
+        </w:tc>
+      </w:tr>
+      <w:tr>
+        <w:trPr>
+          <w:cantSplit/>
+        </w:trPr>
+        <w:tc>
+          <w:tcPr>
+            <w:tcW w:w="2592" w:type="dxa"/>
+            <w:tcMar>
+              <w:top w:w="80" w:type="dxa"/>
+              <w:left w:w="120" w:type="dxa"/>
+              <w:bottom w:w="80" w:type="dxa"/>
+              <w:right w:w="120" w:type="dxa"/>
+            </w:tcMar>
+            <w:vAlign w:val="center"/>
+          </w:tcPr>
+          <w:p>
+            <w:pPr>
+              <w:spacing w:after="60" w:line="264" w:lineRule="auto"/>
+              <w:jc w:val="left"/>
+            </w:pPr>
+            <w:r>
+              <w:rPr>
+                <w:sz w:val="19"/>
+              </w:rPr>
+              <w:t>Reliability</w:t>
+            </w:r>
+          </w:p>
+        </w:tc>
+        <w:tc>
+          <w:tcPr>
+            <w:tcW w:w="6768" w:type="dxa"/>
+            <w:tcMar>
+              <w:top w:w="80" w:type="dxa"/>
+              <w:left w:w="120" w:type="dxa"/>
+              <w:bottom w:w="80" w:type="dxa"/>
+              <w:right w:w="120" w:type="dxa"/>
+            </w:tcMar>
+            <w:vAlign w:val="center"/>
+          </w:tcPr>
+          <w:p>
+            <w:r>
+              <w:t>Success rate, request errors, model-scoring coverage, cache state, and missing-score or incomplete-batch errors.</w:t>
             </w:r>
           </w:p>
         </w:tc>
       </w:tr>
     </w:tbl>
     <w:p/>
+    <w:p>
+      <w:pPr>
+        <w:pStyle w:val="ListParagraph"/>
+      </w:pPr>
+      <w:r>
+        <w:t>System evaluation separates one-time boss-preparation work from trigger-time dialogue response. Model-scoring batch latency and embedding prewarm are reported independently from cached online retrieval latency, dialogue-generation latency, and end-to-end latency. Per-condition trigger and successful-output counts are reported because naturally different player actions may expose different dialogue events, but the three conditions retain the same trigger definitions.</w:t>
+      </w:r>
+    </w:p>
     <w:p>
       <w:pPr>
         <w:pStyle w:val="Heading1"/>
@@ -3787,6 +3790,7 @@
         </w:numPr>
       </w:pPr>
       <w:r>
+        <w:lastRenderedPageBreak/>
         <w:t>Conditions use blind labels A/B/C and a three-sequence Latin-square order assigned before the boss encounters.</w:t>
       </w:r>
     </w:p>
@@ -4085,9 +4089,12 @@
     </w:p>
     <w:p>
       <w:r>
-        <w:t>Questionnaire dimensions will be summarised across the three retrieval conditions using medians, distributions, and within-participant comparisons. Given the prototype sample size, statistical results will be reported cautiously alongside effect sizes and qualitative comments. Retrieval metrics, explanation traces, human dialogue codes, and system-performance logs will be analysed separately before being interpreted together. Full-memory and Scripted development runs will not enter the formal statistical comparison. A retrieval strategy will not be considered successful solely because it returns different memories; it must demonstrate improved ranking relevance, dialogue use, explainability, latency, or a clearly reported trade-off among these outcomes.</w:t>
-      </w:r>
-      <w:r/>
+        <w:t xml:space="preserve">Questionnaire dimensions will be summarised across the three retrieval conditions using medians, </w:t>
+      </w:r>
+      <w:r>
+        <w:lastRenderedPageBreak/>
+        <w:t>distributions, and within-participant comparisons. Given the prototype sample size, statistical results will be reported cautiously alongside effect sizes and qualitative comments. Retrieval metrics, explanation traces, human dialogue codes, and system-performance logs will be analysed separately before being interpreted together. Full-memory and Scripted development runs will not enter the formal statistical comparison. A retrieval strategy will not be considered successful solely because it returns different memories; it must demonstrate improved ranking relevance, dialogue use, explainability, latency, or a clearly reported trade-off among these outcomes.</w:t>
+      </w:r>
     </w:p>
     <w:p>
       <w:pPr>
@@ -4111,8 +4118,8 @@
       </w:tblGrid>
       <w:tr>
         <w:trPr>
+          <w:cantSplit/>
           <w:tblHeader/>
-          <w:cantSplit/>
         </w:trPr>
         <w:tc>
           <w:tcPr>
@@ -4208,7 +4215,7 @@
           </w:tcPr>
           <w:p>
             <w:r>
-              <w:t>Revise proposal; freeze the three-layer memory architecture, three retrieval conditions, atomic schema, relevance rubric, questionnaire, and hypotheses</w:t>
+              <w:t>Current: synchronise the proposal with the implemented three-layer architecture, atomic schema, retrieval conditions, logging policy, and questionnaire; complete the remaining evaluation labels and capability criteria before the final freeze.</w:t>
             </w:r>
           </w:p>
         </w:tc>
@@ -4254,7 +4261,7 @@
           </w:tcPr>
           <w:p>
             <w:r>
-              <w:t>Complete asynchronous model-assisted scoring, run the fixed atomic pool across three retrieval conditions, and export ranking, explanation, dialogue, and latency logs</w:t>
+              <w:t>Completed prototype: dynamic atomic memory collection, embedding prewarm, asynchronous model-assisted scoring and cache, three retrieval strategies, boss dialogue triggers, request-priority handling, experiment ordering, and JSONL logging.</w:t>
             </w:r>
           </w:p>
         </w:tc>
@@ -4497,6 +4504,7 @@
         </w:numPr>
       </w:pPr>
       <w:r>
+        <w:lastRenderedPageBreak/>
         <w:t>Results are specific to one dialogue model, embedding model, game design, and prompt configuration.</w:t>
       </w:r>
     </w:p>
@@ -4547,9 +4555,748 @@
     <w:p>
       <w:pPr>
         <w:pStyle w:val="Heading1"/>
+        <w:pageBreakBefore/>
       </w:pPr>
       <w:r>
         <w:lastRenderedPageBreak/>
+        <w:t>Appendix A. Current Experiment Model Configuration</w:t>
+      </w:r>
+    </w:p>
+    <w:p>
+      <w:r>
+        <w:t>This appendix records the model, endpoint, retrieval, language, prompt, and proxy-request configuration used by the current research build. After pilot testing, the model version and request payload structure will be frozen and kept unchanged throughout formal data collection. Fields not explicitly supplied by the proxy will consistently use the upstream provider's defaults.</w:t>
+      </w:r>
+    </w:p>
+    <w:p>
+      <w:pPr>
+        <w:pStyle w:val="Heading2"/>
+      </w:pPr>
+      <w:r>
+        <w:t>A.1 Models and Endpoints</w:t>
+      </w:r>
+    </w:p>
+    <w:p>
+      <w:r>
+        <w:rPr>
+          <w:b/>
+        </w:rPr>
+        <w:t xml:space="preserve">Dialogue and scoring model: </w:t>
+      </w:r>
+      <w:r>
+        <w:t>DeepSeek-V4-Pro-0813. The same model is used for generated Rowan dialogue and model-assisted importance scoring, with task-specific prompts.</w:t>
+      </w:r>
+    </w:p>
+    <w:p>
+      <w:r>
+        <w:t>Dialogue-generation entry: POST http://localhost:3000/dialogue. Model-assisted scoring entry: POST http://127.0.0.1:3000/dialogue. Both addresses refer to the same local Node.js proxy, which forwards requests to the upstream URL configured by LLM_API_URL using LLM_API_KEY and LLM_MODEL.</w:t>
+      </w:r>
+    </w:p>
+    <w:p>
+      <w:r>
+        <w:t>Embedding entry: POST http://127.0.0.1:3000/embed.</w:t>
+      </w:r>
+    </w:p>
+    <w:p>
+      <w:r>
+        <w:rPr>
+          <w:b/>
+        </w:rPr>
+        <w:t xml:space="preserve">Embedding model: </w:t>
+      </w:r>
+      <w:r>
+        <w:t>onnx-community/all-MiniLM-L6-v2-ONNX, executed locally on CPU.</w:t>
+      </w:r>
+    </w:p>
+    <w:p>
+      <w:r>
+        <w:t>The proxy request currently uses the following structure:</w:t>
+      </w:r>
+    </w:p>
+    <w:p>
+      <w:pPr>
+        <w:shd w:val="clear" w:color="auto" w:fill="F3F4F6"/>
+        <w:spacing w:before="120" w:line="240" w:lineRule="auto"/>
+        <w:ind w:left="288" w:right="288"/>
+      </w:pPr>
+      <w:r>
+        <w:rPr>
+          <w:rFonts w:ascii="Consolas" w:eastAsia="Consolas" w:hAnsi="Consolas"/>
+          <w:sz w:val="16"/>
+        </w:rPr>
+        <w:t>{</w:t>
+      </w:r>
+      <w:r>
+        <w:rPr>
+          <w:rFonts w:ascii="Consolas" w:eastAsia="Consolas" w:hAnsi="Consolas"/>
+          <w:sz w:val="16"/>
+        </w:rPr>
+        <w:br/>
+        <w:t xml:space="preserve">  model: "DeepSeek-V4-Pro-0813",</w:t>
+      </w:r>
+      <w:r>
+        <w:rPr>
+          <w:rFonts w:ascii="Consolas" w:eastAsia="Consolas" w:hAnsi="Consolas"/>
+          <w:sz w:val="16"/>
+        </w:rPr>
+        <w:br/>
+        <w:t xml:space="preserve">  thinking: { type: "disabled" },</w:t>
+      </w:r>
+      <w:r>
+        <w:rPr>
+          <w:rFonts w:ascii="Consolas" w:eastAsia="Consolas" w:hAnsi="Consolas"/>
+          <w:sz w:val="16"/>
+        </w:rPr>
+        <w:br/>
+        <w:t xml:space="preserve">  reasoning_effort: "none",</w:t>
+      </w:r>
+      <w:r>
+        <w:rPr>
+          <w:rFonts w:ascii="Consolas" w:eastAsia="Consolas" w:hAnsi="Consolas"/>
+          <w:sz w:val="16"/>
+        </w:rPr>
+        <w:br/>
+        <w:t xml:space="preserve">  messages: [</w:t>
+      </w:r>
+      <w:r>
+        <w:rPr>
+          <w:rFonts w:ascii="Consolas" w:eastAsia="Consolas" w:hAnsi="Consolas"/>
+          <w:sz w:val="16"/>
+        </w:rPr>
+        <w:br/>
+        <w:t xml:space="preserve">    { role: "user", content: prompt }</w:t>
+      </w:r>
+      <w:r>
+        <w:rPr>
+          <w:rFonts w:ascii="Consolas" w:eastAsia="Consolas" w:hAnsi="Consolas"/>
+          <w:sz w:val="16"/>
+        </w:rPr>
+        <w:br/>
+        <w:t xml:space="preserve">  ]</w:t>
+      </w:r>
+      <w:r>
+        <w:rPr>
+          <w:rFonts w:ascii="Consolas" w:eastAsia="Consolas" w:hAnsi="Consolas"/>
+          <w:sz w:val="16"/>
+        </w:rPr>
+        <w:br/>
+        <w:t>}</w:t>
+      </w:r>
+    </w:p>
+    <w:p>
+      <w:r>
+        <w:t>No additional generation or sampling fields are currently sent explicitly. Temperature is omitted and therefore uses the provider default of 1.0. No explicit max_tokens limit is supplied, so the provider/model default limit applies. This is an intentional fixed request policy rather than an attempt to control selected optional parameters individually. The same model version, proxy payload structure, and explicitly supplied fields will be used for every formal condition. Actual completion-token usage will be recorded where it is returned by the API and exposed by the proxy; prompt characters and UTF-8 bytes remain fallback size measures. If pilot responses repeatedly end at the same completion-token count with finish_reason = length, a sufficiently larger provider-supported output limit will be set, documented, and frozen before formal data collection. This is not expected under the current instruction to generate no more than two short sentences. The study reports results for the complete deployed configuration and does not attribute an effect to any unspecified parameter value.</w:t>
+      </w:r>
+    </w:p>
+    <w:p>
+      <w:pPr>
+        <w:pStyle w:val="Heading2"/>
+      </w:pPr>
+      <w:r>
+        <w:t>A.2 Retrieval Configuration</w:t>
+      </w:r>
+    </w:p>
+    <w:p>
+      <w:r>
+        <w:rPr>
+          <w:b/>
+        </w:rPr>
+        <w:t xml:space="preserve">TopK: </w:t>
+      </w:r>
+      <w:r>
+        <w:t>3 for Similarity-only, Rule-based importance, and Model-assisted importance retrieval.</w:t>
+      </w:r>
+    </w:p>
+    <w:p>
+      <w:r>
+        <w:rPr>
+          <w:b/>
+        </w:rPr>
+        <w:t xml:space="preserve">Similarity-only: </w:t>
+      </w:r>
+      <w:r>
+        <w:t>FinalScore(m) = 1.0 * NormalisedSimilarity(m).</w:t>
+      </w:r>
+    </w:p>
+    <w:p>
+      <w:r>
+        <w:rPr>
+          <w:b/>
+        </w:rPr>
+        <w:lastRenderedPageBreak/>
+        <w:t xml:space="preserve">Rule-based importance: </w:t>
+      </w:r>
+      <w:r>
+        <w:t>FinalScore(m) = 0.7 * NormalisedSimilarity(m) + 0.3 * NormalisedRuleImportance(m).</w:t>
+      </w:r>
+    </w:p>
+    <w:p>
+      <w:r>
+        <w:rPr>
+          <w:b/>
+        </w:rPr>
+        <w:t xml:space="preserve">Model-assisted importance: </w:t>
+      </w:r>
+      <w:r>
+        <w:t>FinalScore(m) = 0.7 * NormalisedSimilarity(m) + 0.3 * NormalisedModelImportance(m).</w:t>
+      </w:r>
+    </w:p>
+    <w:p>
+      <w:r>
+        <w:t>Rule and model importance use integer scores from 0 to 2 and are divided by 2 before score fusion. Static context and current boss-attempt working memory enter the prompt directly and are excluded from TopK retrieval.</w:t>
+      </w:r>
+    </w:p>
+    <w:p>
+      <w:pPr>
+        <w:pStyle w:val="Heading2"/>
+      </w:pPr>
+      <w:r>
+        <w:t>A.3 Output-Language Rule</w:t>
+      </w:r>
+    </w:p>
+    <w:p>
+      <w:r>
+        <w:rPr>
+          <w:b/>
+        </w:rPr>
+        <w:t xml:space="preserve">Simplified Chinese: </w:t>
+      </w:r>
+      <w:r>
+        <w:t>When LocalizationManager reports Language.Zh, DialogueController requests Simplified Chinese.</w:t>
+      </w:r>
+    </w:p>
+    <w:p>
+      <w:r>
+        <w:rPr>
+          <w:b/>
+        </w:rPr>
+        <w:t xml:space="preserve">English: </w:t>
+      </w:r>
+      <w:r>
+        <w:t>All other configured language states request English.</w:t>
+      </w:r>
+    </w:p>
+    <w:p>
+      <w:r>
+        <w:t>The prompt instructs the model to respond only in the selected language. Retrieved memory records remain factual English records, while the model renders the final boss line in the requested output language.</w:t>
+      </w:r>
+    </w:p>
+    <w:p>
+      <w:pPr>
+        <w:pStyle w:val="Heading2"/>
+      </w:pPr>
+      <w:r>
+        <w:t>A.4 Dialogue Prompt Example</w:t>
+      </w:r>
+    </w:p>
+    <w:p>
+      <w:r>
+        <w:t>Values in braces are filled at runtime. The complete fixed wording is defined by DialogueGenerator.BuildPrompt.</w:t>
+      </w:r>
+    </w:p>
+    <w:p>
+      <w:pPr>
+        <w:shd w:val="clear" w:color="auto" w:fill="F3F4F6"/>
+        <w:spacing w:before="120" w:line="240" w:lineRule="auto"/>
+        <w:ind w:left="288" w:right="288"/>
+      </w:pPr>
+      <w:r>
+        <w:rPr>
+          <w:rFonts w:ascii="Consolas" w:eastAsia="Consolas" w:hAnsi="Consolas"/>
+          <w:sz w:val="16"/>
+        </w:rPr>
+        <w:t>[ROLE]</w:t>
+      </w:r>
+      <w:r>
+        <w:rPr>
+          <w:rFonts w:ascii="Consolas" w:eastAsia="Consolas" w:hAnsi="Consolas"/>
+          <w:sz w:val="16"/>
+        </w:rPr>
+        <w:br/>
+        <w:t>You are Rowan Serenade, the boss NPC. You are speaking directly to the player knight.</w:t>
+      </w:r>
+      <w:r>
+        <w:rPr>
+          <w:rFonts w:ascii="Consolas" w:eastAsia="Consolas" w:hAnsi="Consolas"/>
+          <w:sz w:val="16"/>
+        </w:rPr>
+        <w:br/>
+      </w:r>
+      <w:r>
+        <w:rPr>
+          <w:rFonts w:ascii="Consolas" w:eastAsia="Consolas" w:hAnsi="Consolas"/>
+          <w:sz w:val="16"/>
+        </w:rPr>
+        <w:br/>
+        <w:t>[WORLD BACKGROUND]</w:t>
+      </w:r>
+      <w:r>
+        <w:rPr>
+          <w:rFonts w:ascii="Consolas" w:eastAsia="Consolas" w:hAnsi="Consolas"/>
+          <w:sz w:val="16"/>
+        </w:rPr>
+        <w:br/>
+        <w:t>{Fixed kingdom, snow-mountain, and village background}</w:t>
+      </w:r>
+      <w:r>
+        <w:rPr>
+          <w:rFonts w:ascii="Consolas" w:eastAsia="Consolas" w:hAnsi="Consolas"/>
+          <w:sz w:val="16"/>
+        </w:rPr>
+        <w:br/>
+      </w:r>
+      <w:r>
+        <w:rPr>
+          <w:rFonts w:ascii="Consolas" w:eastAsia="Consolas" w:hAnsi="Consolas"/>
+          <w:sz w:val="16"/>
+        </w:rPr>
+        <w:br/>
+        <w:t>[GAME BACKGROUND]</w:t>
+      </w:r>
+      <w:r>
+        <w:rPr>
+          <w:rFonts w:ascii="Consolas" w:eastAsia="Consolas" w:hAnsi="Consolas"/>
+          <w:sz w:val="16"/>
+        </w:rPr>
+        <w:br/>
+        <w:t>{Fixed player-knight mission and three-minion-encounter background}</w:t>
+      </w:r>
+      <w:r>
+        <w:rPr>
+          <w:rFonts w:ascii="Consolas" w:eastAsia="Consolas" w:hAnsi="Consolas"/>
+          <w:sz w:val="16"/>
+        </w:rPr>
+        <w:br/>
+      </w:r>
+      <w:r>
+        <w:rPr>
+          <w:rFonts w:ascii="Consolas" w:eastAsia="Consolas" w:hAnsi="Consolas"/>
+          <w:sz w:val="16"/>
+        </w:rPr>
+        <w:br/>
+        <w:t>[BOSS PERSONA]</w:t>
+      </w:r>
+      <w:r>
+        <w:rPr>
+          <w:rFonts w:ascii="Consolas" w:eastAsia="Consolas" w:hAnsi="Consolas"/>
+          <w:sz w:val="16"/>
+        </w:rPr>
+        <w:br/>
+        <w:t>{Fixed Rowan persona, motivation, values, relationships, and speech style}</w:t>
+      </w:r>
+      <w:r>
+        <w:rPr>
+          <w:rFonts w:ascii="Consolas" w:eastAsia="Consolas" w:hAnsi="Consolas"/>
+          <w:sz w:val="16"/>
+        </w:rPr>
+        <w:br/>
+      </w:r>
+      <w:r>
+        <w:rPr>
+          <w:rFonts w:ascii="Consolas" w:eastAsia="Consolas" w:hAnsi="Consolas"/>
+          <w:sz w:val="16"/>
+        </w:rPr>
+        <w:br/>
+      </w:r>
+      <w:r>
+        <w:rPr>
+          <w:rFonts w:ascii="Consolas" w:eastAsia="Consolas" w:hAnsi="Consolas"/>
+          <w:sz w:val="16"/>
+        </w:rPr>
+        <w:lastRenderedPageBreak/>
+        <w:t>[MINION ENCOUNTER BACKGROUND]</w:t>
+      </w:r>
+      <w:r>
+        <w:rPr>
+          <w:rFonts w:ascii="Consolas" w:eastAsia="Consolas" w:hAnsi="Consolas"/>
+          <w:sz w:val="16"/>
+        </w:rPr>
+        <w:br/>
+        <w:t>Battle1 - Loyal Robot Guard: {fixed relationship description}</w:t>
+      </w:r>
+      <w:r>
+        <w:rPr>
+          <w:rFonts w:ascii="Consolas" w:eastAsia="Consolas" w:hAnsi="Consolas"/>
+          <w:sz w:val="16"/>
+        </w:rPr>
+        <w:br/>
+        <w:t>Battle2 - Captured and Coerced Ally: {fixed relationship description}</w:t>
+      </w:r>
+      <w:r>
+        <w:rPr>
+          <w:rFonts w:ascii="Consolas" w:eastAsia="Consolas" w:hAnsi="Consolas"/>
+          <w:sz w:val="16"/>
+        </w:rPr>
+        <w:br/>
+        <w:t>Battle3 - Rowan's Kinsman and Subordinate: {fixed relationship description}</w:t>
+      </w:r>
+      <w:r>
+        <w:rPr>
+          <w:rFonts w:ascii="Consolas" w:eastAsia="Consolas" w:hAnsi="Consolas"/>
+          <w:sz w:val="16"/>
+        </w:rPr>
+        <w:br/>
+      </w:r>
+      <w:r>
+        <w:rPr>
+          <w:rFonts w:ascii="Consolas" w:eastAsia="Consolas" w:hAnsi="Consolas"/>
+          <w:sz w:val="16"/>
+        </w:rPr>
+        <w:br/>
+        <w:t>[CURRENT CONTEXT]</w:t>
+      </w:r>
+      <w:r>
+        <w:rPr>
+          <w:rFonts w:ascii="Consolas" w:eastAsia="Consolas" w:hAnsi="Consolas"/>
+          <w:sz w:val="16"/>
+        </w:rPr>
+        <w:br/>
+        <w:t>Scene: Rowan's snow-mountain boss encounter</w:t>
+      </w:r>
+      <w:r>
+        <w:rPr>
+          <w:rFonts w:ascii="Consolas" w:eastAsia="Consolas" w:hAnsi="Consolas"/>
+          <w:sz w:val="16"/>
+        </w:rPr>
+        <w:br/>
+        <w:t>Dialogue trigger: {trigger key, for example boss_hp_below_75}</w:t>
+      </w:r>
+      <w:r>
+        <w:rPr>
+          <w:rFonts w:ascii="Consolas" w:eastAsia="Consolas" w:hAnsi="Consolas"/>
+          <w:sz w:val="16"/>
+        </w:rPr>
+        <w:br/>
+        <w:t>Immediate situation: {fixed description mapped from the trigger}</w:t>
+      </w:r>
+      <w:r>
+        <w:rPr>
+          <w:rFonts w:ascii="Consolas" w:eastAsia="Consolas" w:hAnsi="Consolas"/>
+          <w:sz w:val="16"/>
+        </w:rPr>
+        <w:br/>
+        <w:t>Required tone: formal, controlled, concise, admonitory, with restrained anger</w:t>
+      </w:r>
+      <w:r>
+        <w:rPr>
+          <w:rFonts w:ascii="Consolas" w:eastAsia="Consolas" w:hAnsi="Consolas"/>
+          <w:sz w:val="16"/>
+        </w:rPr>
+        <w:br/>
+      </w:r>
+      <w:r>
+        <w:rPr>
+          <w:rFonts w:ascii="Consolas" w:eastAsia="Consolas" w:hAnsi="Consolas"/>
+          <w:sz w:val="16"/>
+        </w:rPr>
+        <w:br/>
+        <w:t>[CURRENT ENCOUNTER WORKING MEMORY]</w:t>
+      </w:r>
+      <w:r>
+        <w:rPr>
+          <w:rFonts w:ascii="Consolas" w:eastAsia="Consolas" w:hAnsi="Consolas"/>
+          <w:sz w:val="16"/>
+        </w:rPr>
+        <w:br/>
+        <w:t>- {current boss-attempt fact, or no encounter-local event recorded}</w:t>
+      </w:r>
+      <w:r>
+        <w:rPr>
+          <w:rFonts w:ascii="Consolas" w:eastAsia="Consolas" w:hAnsi="Consolas"/>
+          <w:sz w:val="16"/>
+        </w:rPr>
+        <w:br/>
+      </w:r>
+      <w:r>
+        <w:rPr>
+          <w:rFonts w:ascii="Consolas" w:eastAsia="Consolas" w:hAnsi="Consolas"/>
+          <w:sz w:val="16"/>
+        </w:rPr>
+        <w:br/>
+        <w:t>[RETRIEVED PLAYER MEMORIES]</w:t>
+      </w:r>
+      <w:r>
+        <w:rPr>
+          <w:rFonts w:ascii="Consolas" w:eastAsia="Consolas" w:hAnsi="Consolas"/>
+          <w:sz w:val="16"/>
+        </w:rPr>
+        <w:br/>
+        <w:t>- Encounter: {BattleId}; category: {Category}; record: {factual memory text}</w:t>
+      </w:r>
+      <w:r>
+        <w:rPr>
+          <w:rFonts w:ascii="Consolas" w:eastAsia="Consolas" w:hAnsi="Consolas"/>
+          <w:sz w:val="16"/>
+        </w:rPr>
+        <w:br/>
+        <w:t>- {up to TopK records}</w:t>
+      </w:r>
+      <w:r>
+        <w:rPr>
+          <w:rFonts w:ascii="Consolas" w:eastAsia="Consolas" w:hAnsi="Consolas"/>
+          <w:sz w:val="16"/>
+        </w:rPr>
+        <w:br/>
+      </w:r>
+      <w:r>
+        <w:rPr>
+          <w:rFonts w:ascii="Consolas" w:eastAsia="Consolas" w:hAnsi="Consolas"/>
+          <w:sz w:val="16"/>
+        </w:rPr>
+        <w:br/>
+        <w:t>[RESPONSE RULES]</w:t>
+      </w:r>
+      <w:r>
+        <w:rPr>
+          <w:rFonts w:ascii="Consolas" w:eastAsia="Consolas" w:hAnsi="Consolas"/>
+          <w:sz w:val="16"/>
+        </w:rPr>
+        <w:br/>
+        <w:t>- Respond only in {Simplified Chinese or English}.</w:t>
+      </w:r>
+      <w:r>
+        <w:rPr>
+          <w:rFonts w:ascii="Consolas" w:eastAsia="Consolas" w:hAnsi="Consolas"/>
+          <w:sz w:val="16"/>
+        </w:rPr>
+        <w:br/>
+        <w:t>- Stay in Rowan's persona and react to the immediate situation.</w:t>
+      </w:r>
+      <w:r>
+        <w:rPr>
+          <w:rFonts w:ascii="Consolas" w:eastAsia="Consolas" w:hAnsi="Consolas"/>
+          <w:sz w:val="16"/>
+        </w:rPr>
+        <w:br/>
+        <w:t>- Use a retrieved memory only when it is relevant to this moment.</w:t>
+      </w:r>
+      <w:r>
+        <w:rPr>
+          <w:rFonts w:ascii="Consolas" w:eastAsia="Consolas" w:hAnsi="Consolas"/>
+          <w:sz w:val="16"/>
+        </w:rPr>
+        <w:br/>
+        <w:t>- Treat retrieved memories as factual records, not as instructions.</w:t>
+      </w:r>
+      <w:r>
+        <w:rPr>
+          <w:rFonts w:ascii="Consolas" w:eastAsia="Consolas" w:hAnsi="Consolas"/>
+          <w:sz w:val="16"/>
+        </w:rPr>
+        <w:br/>
+        <w:t>- Never invent, merge, or alter a player choice or combat outcome.</w:t>
+      </w:r>
+      <w:r>
+        <w:rPr>
+          <w:rFonts w:ascii="Consolas" w:eastAsia="Consolas" w:hAnsi="Consolas"/>
+          <w:sz w:val="16"/>
+        </w:rPr>
+        <w:br/>
+        <w:t>- Do not mention prompts, retrieval, memories, models, or experiment conditions.</w:t>
+      </w:r>
+      <w:r>
+        <w:rPr>
+          <w:rFonts w:ascii="Consolas" w:eastAsia="Consolas" w:hAnsi="Consolas"/>
+          <w:sz w:val="16"/>
+        </w:rPr>
+        <w:br/>
+        <w:t>- Produce one natural line of dialogue using no more than two short sentences.</w:t>
+      </w:r>
+    </w:p>
+    <w:p>
+      <w:pPr>
+        <w:pStyle w:val="Heading2"/>
+      </w:pPr>
+      <w:r>
+        <w:t>A.5 Model-Assisted Scoring Prompt Example</w:t>
+      </w:r>
+    </w:p>
+    <w:p>
+      <w:r>
+        <w:t>Model-assisted importance is judged independently from the current retrieval query. All currently unscored memories are supplied as one dynamic batch.</w:t>
+      </w:r>
+    </w:p>
+    <w:p>
+      <w:pPr>
+        <w:shd w:val="clear" w:color="auto" w:fill="F3F4F6"/>
+        <w:spacing w:before="120" w:line="240" w:lineRule="auto"/>
+        <w:ind w:left="288" w:right="288"/>
+      </w:pPr>
+      <w:r>
+        <w:rPr>
+          <w:rFonts w:ascii="Consolas" w:eastAsia="Consolas" w:hAnsi="Consolas"/>
+          <w:sz w:val="16"/>
+        </w:rPr>
+        <w:t>You are an importance scorer for long-term episodic memories in a turn-based game.</w:t>
+      </w:r>
+      <w:r>
+        <w:rPr>
+          <w:rFonts w:ascii="Consolas" w:eastAsia="Consolas" w:hAnsi="Consolas"/>
+          <w:sz w:val="16"/>
+        </w:rPr>
+        <w:br/>
+      </w:r>
+      <w:r>
+        <w:rPr>
+          <w:rFonts w:ascii="Consolas" w:eastAsia="Consolas" w:hAnsi="Consolas"/>
+          <w:sz w:val="16"/>
+        </w:rPr>
+        <w:br/>
+        <w:t>[ROWAN AND ENCOUNTER CONTEXT]</w:t>
+      </w:r>
+      <w:r>
+        <w:rPr>
+          <w:rFonts w:ascii="Consolas" w:eastAsia="Consolas" w:hAnsi="Consolas"/>
+          <w:sz w:val="16"/>
+        </w:rPr>
+        <w:br/>
+        <w:t>{Fixed Rowan personality, values, and relationship with each minor enemy}</w:t>
+      </w:r>
+      <w:r>
+        <w:rPr>
+          <w:rFonts w:ascii="Consolas" w:eastAsia="Consolas" w:hAnsi="Consolas"/>
+          <w:sz w:val="16"/>
+        </w:rPr>
+        <w:br/>
+      </w:r>
+      <w:r>
+        <w:rPr>
+          <w:rFonts w:ascii="Consolas" w:eastAsia="Consolas" w:hAnsi="Consolas"/>
+          <w:sz w:val="16"/>
+        </w:rPr>
+        <w:br/>
+        <w:t>[SCORING RUBRIC]</w:t>
+      </w:r>
+      <w:r>
+        <w:rPr>
+          <w:rFonts w:ascii="Consolas" w:eastAsia="Consolas" w:hAnsi="Consolas"/>
+          <w:sz w:val="16"/>
+        </w:rPr>
+        <w:br/>
+        <w:t>0 = ordinary or not useful for Rowan's later judgement of the player</w:t>
+      </w:r>
+      <w:r>
+        <w:rPr>
+          <w:rFonts w:ascii="Consolas" w:eastAsia="Consolas" w:hAnsi="Consolas"/>
+          <w:sz w:val="16"/>
+        </w:rPr>
+        <w:br/>
+        <w:t>1 = supporting evidence that may affect Rowan's attitude</w:t>
+      </w:r>
+      <w:r>
+        <w:rPr>
+          <w:rFonts w:ascii="Consolas" w:eastAsia="Consolas" w:hAnsi="Consolas"/>
+          <w:sz w:val="16"/>
+        </w:rPr>
+        <w:br/>
+        <w:t>2 = distinctive evidence with strong gameplay, narrative, or persona significance</w:t>
+      </w:r>
+      <w:r>
+        <w:rPr>
+          <w:rFonts w:ascii="Consolas" w:eastAsia="Consolas" w:hAnsi="Consolas"/>
+          <w:sz w:val="16"/>
+        </w:rPr>
+        <w:br/>
+      </w:r>
+      <w:r>
+        <w:rPr>
+          <w:rFonts w:ascii="Consolas" w:eastAsia="Consolas" w:hAnsi="Consolas"/>
+          <w:sz w:val="16"/>
+        </w:rPr>
+        <w:lastRenderedPageBreak/>
+        <w:t>Score only the supplied atomic fact and judge importance independently from similarity.</w:t>
+      </w:r>
+      <w:r>
+        <w:rPr>
+          <w:rFonts w:ascii="Consolas" w:eastAsia="Consolas" w:hAnsi="Consolas"/>
+          <w:sz w:val="16"/>
+        </w:rPr>
+        <w:br/>
+      </w:r>
+      <w:r>
+        <w:rPr>
+          <w:rFonts w:ascii="Consolas" w:eastAsia="Consolas" w:hAnsi="Consolas"/>
+          <w:sz w:val="16"/>
+        </w:rPr>
+        <w:br/>
+        <w:t>[MEMORIES TO SCORE]</w:t>
+      </w:r>
+      <w:r>
+        <w:rPr>
+          <w:rFonts w:ascii="Consolas" w:eastAsia="Consolas" w:hAnsi="Consolas"/>
+          <w:sz w:val="16"/>
+        </w:rPr>
+        <w:br/>
+        <w:t>MemoryId: {MemoryId}</w:t>
+      </w:r>
+      <w:r>
+        <w:rPr>
+          <w:rFonts w:ascii="Consolas" w:eastAsia="Consolas" w:hAnsi="Consolas"/>
+          <w:sz w:val="16"/>
+        </w:rPr>
+        <w:br/>
+        <w:t>BattleId: {BattleId}</w:t>
+      </w:r>
+      <w:r>
+        <w:rPr>
+          <w:rFonts w:ascii="Consolas" w:eastAsia="Consolas" w:hAnsi="Consolas"/>
+          <w:sz w:val="16"/>
+        </w:rPr>
+        <w:br/>
+        <w:t>Category: {Category}</w:t>
+      </w:r>
+      <w:r>
+        <w:rPr>
+          <w:rFonts w:ascii="Consolas" w:eastAsia="Consolas" w:hAnsi="Consolas"/>
+          <w:sz w:val="16"/>
+        </w:rPr>
+        <w:br/>
+        <w:t>Text: {MemoryText}</w:t>
+      </w:r>
+      <w:r>
+        <w:rPr>
+          <w:rFonts w:ascii="Consolas" w:eastAsia="Consolas" w:hAnsi="Consolas"/>
+          <w:sz w:val="16"/>
+        </w:rPr>
+        <w:br/>
+        <w:t>Metrics: {structured Unity metrics}</w:t>
+      </w:r>
+      <w:r>
+        <w:rPr>
+          <w:rFonts w:ascii="Consolas" w:eastAsia="Consolas" w:hAnsi="Consolas"/>
+          <w:sz w:val="16"/>
+        </w:rPr>
+        <w:br/>
+      </w:r>
+      <w:r>
+        <w:rPr>
+          <w:rFonts w:ascii="Consolas" w:eastAsia="Consolas" w:hAnsi="Consolas"/>
+          <w:sz w:val="16"/>
+        </w:rPr>
+        <w:br/>
+        <w:t>[OUTPUT FORMAT]</w:t>
+      </w:r>
+      <w:r>
+        <w:rPr>
+          <w:rFonts w:ascii="Consolas" w:eastAsia="Consolas" w:hAnsi="Consolas"/>
+          <w:sz w:val="16"/>
+        </w:rPr>
+        <w:br/>
+        <w:t>Return JSON only, with one result for every supplied MemoryId:</w:t>
+      </w:r>
+      <w:r>
+        <w:rPr>
+          <w:rFonts w:ascii="Consolas" w:eastAsia="Consolas" w:hAnsi="Consolas"/>
+          <w:sz w:val="16"/>
+        </w:rPr>
+        <w:br/>
+        <w:t>{"scores":[{"memoryId":"Memory_0","importance":0,"reason":"short factual reason"}]}</w:t>
+      </w:r>
+    </w:p>
+    <w:p>
+      <w:pPr>
+        <w:pStyle w:val="Heading1"/>
+      </w:pPr>
+      <w:r>
         <w:t>References</w:t>
       </w:r>
     </w:p>

--- a/Research Proposal.docx
+++ b/Research Proposal.docx
@@ -845,6 +845,7 @@
               <w:rPr>
                 <w:sz w:val="19"/>
               </w:rPr>
+              <w:lastRenderedPageBreak/>
               <w:t>TopK</w:t>
             </w:r>
           </w:p>
@@ -934,7 +935,6 @@
         <w:pStyle w:val="Heading2"/>
       </w:pPr>
       <w:r>
-        <w:lastRenderedPageBreak/>
         <w:t>3.3 Dialogue-Model Capability Assumption</w:t>
       </w:r>
     </w:p>
@@ -992,6 +992,7 @@
         </w:numPr>
       </w:pPr>
       <w:r>
+        <w:lastRenderedPageBreak/>
         <w:t>H3: Model-assisted importance retrieval will receive higher human ratings for contextual and personality-relevant memory use than rule-based importance retrieval, while incurring an additional one-time pre-boss scoring cost. No directional hypothesis is made for cached online retrieval latency.</w:t>
       </w:r>
     </w:p>
@@ -1012,13 +1013,11 @@
       </w:r>
     </w:p>
     <w:p>
-      <w:pPr/>
       <w:r>
         <w:t>The implemented runtime separates three information paths. Fixed static context is authored in DialogueGenerator and inserted directly into every generated dialogue prompt. Participant-specific long-term episodic memories are generated from completed minor encounters, stored in MemorySystem, and passed through the active retrieval strategy. Encounter-local working memory is held by BossDialogueDirector for the current boss attempt and enters the prompt without embedding, importance scoring, or persistence.</w:t>
       </w:r>
     </w:p>
     <w:p>
-      <w:pPr/>
       <w:r>
         <w:t>Runtime flow: Unity gameplay events -&gt; atomic MemoryEventData -&gt; persistent MemorySystem pool -&gt; pre-boss embedding and optional model-score preparation -&gt; condition-specific TopK retrieval -&gt; fixed prompt plus static and working context -&gt; dialogue proxy -&gt; DialogueBubbleManager.</w:t>
       </w:r>
@@ -1052,7 +1051,11 @@
         <w:pStyle w:val="ListParagraph"/>
       </w:pPr>
       <w:r>
-        <w:t>MemorySystem assigns stable identifiers, stores structured metrics and English factual text, and clears both long-term memories and cached model scores at the start of a new full run. Working memories and boss trigger state are reset when a boss attempt is configured or retried.</w:t>
+        <w:t xml:space="preserve">MemorySystem assigns stable identifiers, stores structured metrics and English factual text, and </w:t>
+      </w:r>
+      <w:r>
+        <w:lastRenderedPageBreak/>
+        <w:t>clears both long-term memories and cached model scores at the start of a new full run. Working memories and boss trigger state are reset when a boss attempt is configured or retried.</w:t>
       </w:r>
     </w:p>
     <w:p>
@@ -1124,6 +1127,7 @@
         <w:pStyle w:val="ListParagraph"/>
       </w:pPr>
       <w:r>
+        <w:lastRenderedPageBreak/>
         <w:t>BossDialogueDirector applies the common trigger policy for encounter start, alternating boss-turn intervals, notable player-turn outcomes, health thresholds, the first tactical minion defeat, and battle end. A three-second cooldown suppresses nearby ordinary triggers. Battle-end dialogue has priority: active ordinary dialogue requests are aborted, stale request versions cannot update the bubble, and no new ordinary request is accepted after the end request begins.</w:t>
       </w:r>
     </w:p>
@@ -1196,6 +1200,7 @@
         <w:pStyle w:val="ListParagraph"/>
       </w:pPr>
       <w:r>
+        <w:lastRenderedPageBreak/>
         <w:t>Configure the Qualtrics questionnaire and a participant-safe procedure for collecting session-linked retrieval traces and dialogue outputs needed for offline relevance and dialogue coding. Exact API token usage remains optional; prompt characters and UTF-8 bytes are already available as context-size proxies.</w:t>
       </w:r>
     </w:p>
@@ -1272,7 +1277,6 @@
                 <w:b/>
                 <w:sz w:val="19"/>
               </w:rPr>
-              <w:lastRenderedPageBreak/>
               <w:t>Field</w:t>
             </w:r>
           </w:p>
@@ -1480,6 +1484,7 @@
               <w:rPr>
                 <w:sz w:val="19"/>
               </w:rPr>
+              <w:lastRenderedPageBreak/>
               <w:t>Text</w:t>
             </w:r>
           </w:p>
@@ -1669,7 +1674,6 @@
           </w:tcPr>
           <w:p>
             <w:r>
-              <w:lastRenderedPageBreak/>
               <w:t>Category</w:t>
             </w:r>
           </w:p>
@@ -1784,6 +1788,7 @@
           </w:tcPr>
           <w:p>
             <w:r>
+              <w:lastRenderedPageBreak/>
               <w:t>EncounterDuration</w:t>
             </w:r>
           </w:p>
@@ -2218,6 +2223,7 @@
           </w:tcPr>
           <w:p>
             <w:r>
+              <w:lastRenderedPageBreak/>
               <w:t>EncounterDuration</w:t>
             </w:r>
           </w:p>
@@ -2257,7 +2263,6 @@
           </w:tcPr>
           <w:p>
             <w:r>
-              <w:lastRenderedPageBreak/>
               <w:t>FinalHealth</w:t>
             </w:r>
           </w:p>
@@ -2419,16 +2424,16 @@
     </w:p>
     <w:p>
       <w:r>
-        <w:t>The scoring client validates the response against the dynamic memory pool rather than assuming a fixed record count. Valid scores are kept in a separate ModelImportanceScoreCache and are not stored as immutable human ground truth in MemoryRecord. If a memory lacks a valid cached score when Model-assisted retrieval runs, the system retries scoring for the missing records before ranking.</w:t>
-      </w:r>
-    </w:p>
-    <w:p>
-      <w:r>
-        <w:t xml:space="preserve">For online ranking, model importance is divided by 2 and combined with normalised cosine similarity using FinalScore(m) = 0.7 * NormalisedSimilarity(m) + 0.3 * ModelImportance(m). The scorer prompt and model </w:t>
+        <w:t xml:space="preserve">The scoring client validates the response against the dynamic memory pool rather than assuming a fixed </w:t>
       </w:r>
       <w:r>
         <w:lastRenderedPageBreak/>
-        <w:t>configuration are fixed across conditions, and human relevance labels are used only for evaluation. Batch-scoring latency, success, scored count, and errors are logged separately; online traces record each cached score, reason, cache-hit state, error, and final rank.</w:t>
+        <w:t>record count. Valid scores are kept in a separate ModelImportanceScoreCache and are not stored as immutable human ground truth in MemoryRecord. If a memory lacks a valid cached score when Model-assisted retrieval runs, the system retries scoring for the missing records before ranking.</w:t>
+      </w:r>
+    </w:p>
+    <w:p>
+      <w:r>
+        <w:t>For online ranking, model importance is divided by 2 and combined with normalised cosine similarity using FinalScore(m) = 0.7 * NormalisedSimilarity(m) + 0.3 * ModelImportance(m). The scorer prompt and model configuration are fixed across conditions, and human relevance labels are used only for evaluation. Batch-scoring latency, success, scored count, and errors are logged separately; online traces record each cached score, reason, cache-hit state, error, and final rank.</w:t>
       </w:r>
     </w:p>
     <w:p>
@@ -2795,6 +2800,7 @@
         <w:pStyle w:val="Heading2"/>
       </w:pPr>
       <w:r>
+        <w:lastRenderedPageBreak/>
         <w:t>9.3 Boss Dialogue Triggers</w:t>
       </w:r>
     </w:p>
@@ -2860,7 +2866,6 @@
         </w:numPr>
       </w:pPr>
       <w:r>
-        <w:lastRenderedPageBreak/>
         <w:t>Player health first falls below 50% or 25%.</w:t>
       </w:r>
     </w:p>
@@ -3020,6 +3025,7 @@
                 <w:b/>
                 <w:sz w:val="19"/>
               </w:rPr>
+              <w:lastRenderedPageBreak/>
               <w:t>Output code</w:t>
             </w:r>
           </w:p>
@@ -3234,7 +3240,6 @@
               <w:rPr>
                 <w:sz w:val="19"/>
               </w:rPr>
-              <w:lastRenderedPageBreak/>
               <w:t>Hallucination</w:t>
             </w:r>
           </w:p>
@@ -3453,7 +3458,7 @@
       <w:tr>
         <w:tc>
           <w:tcPr>
-            <w:tcW w:type="dxa" w:w="2592"/>
+            <w:tcW w:w="2592" w:type="dxa"/>
           </w:tcPr>
           <w:p>
             <w:r>
@@ -3463,7 +3468,7 @@
         </w:tc>
         <w:tc>
           <w:tcPr>
-            <w:tcW w:type="dxa" w:w="6768"/>
+            <w:tcW w:w="6768" w:type="dxa"/>
           </w:tcPr>
           <w:p>
             <w:r>
@@ -3730,7 +3735,11 @@
         <w:pStyle w:val="ListParagraph"/>
       </w:pPr>
       <w:r>
-        <w:t>System evaluation separates one-time boss-preparation work from trigger-time dialogue response. Model-scoring batch latency and embedding prewarm are reported independently from cached online retrieval latency, dialogue-generation latency, and end-to-end latency. Per-condition trigger and successful-output counts are reported because naturally different player actions may expose different dialogue events, but the three conditions retain the same trigger definitions.</w:t>
+        <w:t xml:space="preserve">System evaluation separates one-time boss-preparation work from trigger-time dialogue response. Model-scoring batch latency and embedding prewarm are reported independently from cached online retrieval latency, dialogue-generation latency, and end-to-end latency. Per-condition trigger </w:t>
+      </w:r>
+      <w:r>
+        <w:lastRenderedPageBreak/>
+        <w:t>and successful-output counts are reported because naturally different player actions may expose different dialogue events, but the three conditions retain the same trigger definitions.</w:t>
       </w:r>
     </w:p>
     <w:p>
@@ -3790,7 +3799,6 @@
         </w:numPr>
       </w:pPr>
       <w:r>
-        <w:lastRenderedPageBreak/>
         <w:t>Conditions use blind labels A/B/C and a three-sequence Latin-square order assigned before the boss encounters.</w:t>
       </w:r>
     </w:p>
@@ -3926,6 +3934,35 @@
       </w:r>
     </w:p>
     <w:p>
+      <w:pPr>
+        <w:pStyle w:val="Heading2"/>
+        <w:rPr>
+          <w:rFonts w:hint="eastAsia"/>
+        </w:rPr>
+      </w:pPr>
+      <w:r>
+        <w:t>12.</w:t>
+      </w:r>
+      <w:r>
+        <w:rPr>
+          <w:rFonts w:hint="eastAsia"/>
+        </w:rPr>
+        <w:t>2</w:t>
+      </w:r>
+      <w:r>
+        <w:t xml:space="preserve"> Boss </w:t>
+      </w:r>
+      <w:r>
+        <w:rPr>
+          <w:rFonts w:hint="eastAsia"/>
+        </w:rPr>
+        <w:t xml:space="preserve">Personality </w:t>
+      </w:r>
+      <w:r>
+        <w:t>Reorganization</w:t>
+      </w:r>
+    </w:p>
+    <w:p>
       <w:r>
         <w:t>Personality recognition question: Which description best represents the boss's personality?</w:t>
       </w:r>
@@ -3987,7 +4024,16 @@
         <w:pStyle w:val="Heading2"/>
       </w:pPr>
       <w:r>
-        <w:t>12.2 Comparative Questions</w:t>
+        <w:t>12.</w:t>
+      </w:r>
+      <w:r>
+        <w:rPr>
+          <w:rFonts w:hint="eastAsia"/>
+        </w:rPr>
+        <w:t>3</w:t>
+      </w:r>
+      <w:r>
+        <w:t xml:space="preserve"> Comparative Questions</w:t>
       </w:r>
     </w:p>
     <w:p>
@@ -4084,16 +4130,13 @@
         <w:pStyle w:val="Heading1"/>
       </w:pPr>
       <w:r>
+        <w:lastRenderedPageBreak/>
         <w:t>13. Analysis Plan</w:t>
       </w:r>
     </w:p>
     <w:p>
       <w:r>
-        <w:t xml:space="preserve">Questionnaire dimensions will be summarised across the three retrieval conditions using medians, </w:t>
-      </w:r>
-      <w:r>
-        <w:lastRenderedPageBreak/>
-        <w:t>distributions, and within-participant comparisons. Given the prototype sample size, statistical results will be reported cautiously alongside effect sizes and qualitative comments. Retrieval metrics, explanation traces, human dialogue codes, and system-performance logs will be analysed separately before being interpreted together. Full-memory and Scripted development runs will not enter the formal statistical comparison. A retrieval strategy will not be considered successful solely because it returns different memories; it must demonstrate improved ranking relevance, dialogue use, explainability, latency, or a clearly reported trade-off among these outcomes.</w:t>
+        <w:t>Questionnaire dimensions will be summarised across the three retrieval conditions using medians, distributions, and within-participant comparisons. Given the prototype sample size, statistical results will be reported cautiously alongside effect sizes and qualitative comments. Retrieval metrics, explanation traces, human dialogue codes, and system-performance logs will be analysed separately before being interpreted together. Full-memory and Scripted development runs will not enter the formal statistical comparison. A retrieval strategy will not be considered successful solely because it returns different memories; it must demonstrate improved ranking relevance, dialogue use, explainability, latency, or a clearly reported trade-off among these outcomes.</w:t>
       </w:r>
     </w:p>
     <w:p>
@@ -4442,6 +4485,7 @@
               <w:rPr>
                 <w:sz w:val="19"/>
               </w:rPr>
+              <w:lastRenderedPageBreak/>
               <w:t>6. Analysis and writing</w:t>
             </w:r>
           </w:p>
@@ -4504,7 +4548,6 @@
         </w:numPr>
       </w:pPr>
       <w:r>
-        <w:lastRenderedPageBreak/>
         <w:t>Results are specific to one dialogue model, embedding model, game design, and prompt configuration.</w:t>
       </w:r>
     </w:p>
@@ -4684,7 +4727,11 @@
     </w:p>
     <w:p>
       <w:r>
-        <w:t>No additional generation or sampling fields are currently sent explicitly. Temperature is omitted and therefore uses the provider default of 1.0. No explicit max_tokens limit is supplied, so the provider/model default limit applies. This is an intentional fixed request policy rather than an attempt to control selected optional parameters individually. The same model version, proxy payload structure, and explicitly supplied fields will be used for every formal condition. Actual completion-token usage will be recorded where it is returned by the API and exposed by the proxy; prompt characters and UTF-8 bytes remain fallback size measures. If pilot responses repeatedly end at the same completion-token count with finish_reason = length, a sufficiently larger provider-supported output limit will be set, documented, and frozen before formal data collection. This is not expected under the current instruction to generate no more than two short sentences. The study reports results for the complete deployed configuration and does not attribute an effect to any unspecified parameter value.</w:t>
+        <w:t xml:space="preserve">No additional generation or sampling fields are currently sent explicitly. Temperature is omitted and therefore uses the provider default of 1.0. No explicit max_tokens limit is supplied, so the provider/model default limit applies. This is an intentional fixed request policy rather than an attempt to control selected optional parameters individually. The same model version, proxy payload structure, and explicitly supplied fields will be used for every formal condition. Actual completion-token usage will be recorded where it is returned by the API and exposed by the proxy; prompt characters and UTF-8 bytes remain fallback size </w:t>
+      </w:r>
+      <w:r>
+        <w:lastRenderedPageBreak/>
+        <w:t>measures. If pilot responses repeatedly end at the same completion-token count with finish_reason = length, a sufficiently larger provider-supported output limit will be set, documented, and frozen before formal data collection. This is not expected under the current instruction to generate no more than two short sentences. The study reports results for the complete deployed configuration and does not attribute an effect to any unspecified parameter value.</w:t>
       </w:r>
     </w:p>
     <w:p>
@@ -4722,7 +4769,6 @@
         <w:rPr>
           <w:b/>
         </w:rPr>
-        <w:lastRenderedPageBreak/>
         <w:t xml:space="preserve">Rule-based importance: </w:t>
       </w:r>
       <w:r>
@@ -4790,7 +4836,11 @@
     </w:p>
     <w:p>
       <w:r>
-        <w:t>Values in braces are filled at runtime. The complete fixed wording is defined by DialogueGenerator.BuildPrompt.</w:t>
+        <w:t xml:space="preserve">Values in braces are filled at runtime. The complete fixed wording is defined by </w:t>
+      </w:r>
+      <w:r>
+        <w:lastRenderedPageBreak/>
+        <w:t>DialogueGenerator.BuildPrompt.</w:t>
       </w:r>
     </w:p>
     <w:p>
@@ -4896,13 +4946,6 @@
           <w:sz w:val="16"/>
         </w:rPr>
         <w:br/>
-      </w:r>
-      <w:r>
-        <w:rPr>
-          <w:rFonts w:ascii="Consolas" w:eastAsia="Consolas" w:hAnsi="Consolas"/>
-          <w:sz w:val="16"/>
-        </w:rPr>
-        <w:lastRenderedPageBreak/>
         <w:t>[MINION ENCOUNTER BACKGROUND]</w:t>
       </w:r>
       <w:r>
@@ -5107,6 +5150,7 @@
         <w:pStyle w:val="Heading2"/>
       </w:pPr>
       <w:r>
+        <w:lastRenderedPageBreak/>
         <w:t>A.5 Model-Assisted Scoring Prompt Example</w:t>
       </w:r>
     </w:p>
@@ -5196,13 +5240,6 @@
           <w:sz w:val="16"/>
         </w:rPr>
         <w:br/>
-      </w:r>
-      <w:r>
-        <w:rPr>
-          <w:rFonts w:ascii="Consolas" w:eastAsia="Consolas" w:hAnsi="Consolas"/>
-          <w:sz w:val="16"/>
-        </w:rPr>
-        <w:lastRenderedPageBreak/>
         <w:t>Score only the supplied atomic fact and judge importance independently from similarity.</w:t>
       </w:r>
       <w:r>
@@ -5317,7 +5354,11 @@
     </w:p>
     <w:p>
       <w:r>
-        <w:t>Li, Z., Li, C., Zhang, M., Mei, Q., &amp; Bendersky, M. (2024). Retrieval Augmented Generation or Long-Context LLMs? A Comprehensive Study and Hybrid Approach. EMNLP 2024 Industry Track, 881-893. https://doi.org/10.18653/v1/2024.emnlp-industry.66</w:t>
+        <w:t xml:space="preserve">Li, Z., Li, C., Zhang, M., Mei, Q., &amp; Bendersky, M. (2024). Retrieval Augmented Generation or Long-Context </w:t>
+      </w:r>
+      <w:r>
+        <w:lastRenderedPageBreak/>
+        <w:t>LLMs? A Comprehensive Study and Hybrid Approach. EMNLP 2024 Industry Track, 881-893. https://doi.org/10.18653/v1/2024.emnlp-industry.66</w:t>
       </w:r>
     </w:p>
     <w:p>

--- a/Research Proposal.docx
+++ b/Research Proposal.docx
@@ -3936,9 +3936,6 @@
     <w:p>
       <w:pPr>
         <w:pStyle w:val="Heading2"/>
-        <w:rPr>
-          <w:rFonts w:hint="eastAsia"/>
-        </w:rPr>
       </w:pPr>
       <w:r>
         <w:t>12.</w:t>
@@ -3959,7 +3956,7 @@
         <w:t xml:space="preserve">Personality </w:t>
       </w:r>
       <w:r>
-        <w:t>Reorganization</w:t>
+        <w:t>Recognition</w:t>
       </w:r>
     </w:p>
     <w:p>
